--- a/Project_3/Team_1_Requirement.docx
+++ b/Project_3/Team_1_Requirement.docx
@@ -1360,13 +1360,13 @@
           <w:rFonts w:ascii="Calibri" w:eastAsia="Microsoft YaHei" w:hAnsi="Calibri" w:cs="Calibri"/>
         </w:rPr>
         <w:lastRenderedPageBreak/>
-        <w:t xml:space="preserve">external actors. Our teacher </w:t>
-      </w:r>
-      <w:r>
-        <w:rPr>
-          <w:rFonts w:ascii="Calibri" w:eastAsia="Microsoft YaHei" w:hAnsi="Calibri" w:cs="Calibri"/>
-        </w:rPr>
-        <w:t>confirmed that these connections need not be direct, provided the communication is clear and consistent with the sequence diagrams.</w:t>
+        <w:t xml:space="preserve">external actors. C</w:t>
+      </w:r>
+      <w:r>
+        <w:rPr>
+          <w:rFonts w:ascii="Calibri" w:eastAsia="Microsoft YaHei" w:hAnsi="Calibri" w:cs="Calibri"/>
+        </w:rPr>
+        <w:t>ommunication through these boundaries is consistent with the sequence diagrams.</w:t>
       </w:r>
     </w:p>
     <w:p>
@@ -1512,7 +1512,7 @@
         <w:pStyle w:val="ListParagraph"/>
         <w:numPr>
           <w:ilvl w:val="0"/>
-          <w:numId w:val="4"/>
+          <w:numId w:val="24"/>
         </w:numPr>
         <w:spacing w:before="40" w:after="80"/>
       </w:pPr>
@@ -2104,7 +2104,7 @@
         <w:keepNext/>
         <w:numPr>
           <w:ilvl w:val="0"/>
-          <w:numId w:val="4"/>
+          <w:numId w:val="24"/>
         </w:numPr>
         <w:spacing w:before="40" w:after="80"/>
       </w:pPr>
@@ -2476,7 +2476,7 @@
         <w:pStyle w:val="ListParagraph"/>
         <w:numPr>
           <w:ilvl w:val="0"/>
-          <w:numId w:val="4"/>
+          <w:numId w:val="24"/>
         </w:numPr>
         <w:spacing w:before="40" w:after="80"/>
       </w:pPr>
@@ -2909,7 +2909,7 @@
         <w:pStyle w:val="ListParagraph"/>
         <w:numPr>
           <w:ilvl w:val="0"/>
-          <w:numId w:val="4"/>
+          <w:numId w:val="24"/>
         </w:numPr>
         <w:spacing w:before="40" w:after="80"/>
       </w:pPr>
@@ -3017,7 +3017,7 @@
         <w:pStyle w:val="ListParagraph"/>
         <w:numPr>
           <w:ilvl w:val="0"/>
-          <w:numId w:val="4"/>
+          <w:numId w:val="24"/>
         </w:numPr>
         <w:spacing w:before="40" w:after="80"/>
       </w:pPr>
@@ -3285,7 +3285,7 @@
         <w:pStyle w:val="ListParagraph"/>
         <w:numPr>
           <w:ilvl w:val="0"/>
-          <w:numId w:val="4"/>
+          <w:numId w:val="24"/>
         </w:numPr>
         <w:spacing w:before="40" w:after="80"/>
       </w:pPr>
@@ -3688,7 +3688,7 @@
         <w:keepNext/>
         <w:numPr>
           <w:ilvl w:val="0"/>
-          <w:numId w:val="4"/>
+          <w:numId w:val="24"/>
         </w:numPr>
         <w:spacing w:before="40" w:after="80"/>
       </w:pPr>
@@ -4104,7 +4104,7 @@
         <w:pStyle w:val="ListParagraph"/>
         <w:numPr>
           <w:ilvl w:val="0"/>
-          <w:numId w:val="4"/>
+          <w:numId w:val="24"/>
         </w:numPr>
         <w:spacing w:before="40" w:after="80"/>
       </w:pPr>
@@ -4597,7 +4597,7 @@
         <w:pStyle w:val="ListParagraph"/>
         <w:numPr>
           <w:ilvl w:val="0"/>
-          <w:numId w:val="4"/>
+          <w:numId w:val="24"/>
         </w:numPr>
         <w:spacing w:before="40" w:after="80"/>
       </w:pPr>
@@ -4620,7 +4620,7 @@
           <w:i/>
           <w:iCs/>
         </w:rPr>
-        <w:t xml:space="preserve"> (Base Class — Satisfies Inheritance Requirement)</w:t>
+        <w:t xml:space="preserve"> (Base Class)</w:t>
       </w:r>
     </w:p>
     <w:p>
@@ -4806,7 +4806,7 @@
         <w:pStyle w:val="ListParagraph"/>
         <w:numPr>
           <w:ilvl w:val="0"/>
-          <w:numId w:val="4"/>
+          <w:numId w:val="24"/>
         </w:numPr>
         <w:spacing w:before="40" w:after="80"/>
       </w:pPr>
@@ -5077,7 +5077,7 @@
         <w:pStyle w:val="ListParagraph"/>
         <w:numPr>
           <w:ilvl w:val="0"/>
-          <w:numId w:val="4"/>
+          <w:numId w:val="24"/>
         </w:numPr>
         <w:spacing w:before="40" w:after="80"/>
       </w:pPr>
@@ -5224,7 +5224,7 @@
         <w:pStyle w:val="ListParagraph"/>
         <w:numPr>
           <w:ilvl w:val="0"/>
-          <w:numId w:val="4"/>
+          <w:numId w:val="24"/>
         </w:numPr>
         <w:spacing w:before="40" w:after="80"/>
       </w:pPr>
@@ -5443,7 +5443,7 @@
         <w:pStyle w:val="ListParagraph"/>
         <w:numPr>
           <w:ilvl w:val="0"/>
-          <w:numId w:val="4"/>
+          <w:numId w:val="24"/>
         </w:numPr>
         <w:spacing w:before="40" w:after="80"/>
       </w:pPr>
@@ -5634,7 +5634,7 @@
         <w:pStyle w:val="ListParagraph"/>
         <w:numPr>
           <w:ilvl w:val="0"/>
-          <w:numId w:val="4"/>
+          <w:numId w:val="24"/>
         </w:numPr>
         <w:spacing w:before="40" w:after="80"/>
       </w:pPr>
@@ -5661,7 +5661,7 @@
           <w:i/>
           <w:iCs/>
         </w:rPr>
-        <w:t>(</w:t>
+        <w:t> (</w:t>
       </w:r>
       <w:proofErr w:type="gramEnd"/>
       <w:r>
@@ -5672,7 +5672,7 @@
           <w:i/>
           <w:iCs/>
         </w:rPr>
-        <w:t xml:space="preserve">Satisfies Composition Requirement with </w:t>
+        <w:t xml:space="preserve">Composition with </w:t>
       </w:r>
       <w:proofErr w:type="spellStart"/>
       <w:r>
@@ -5900,7 +5900,7 @@
         <w:pStyle w:val="ListParagraph"/>
         <w:numPr>
           <w:ilvl w:val="0"/>
-          <w:numId w:val="4"/>
+          <w:numId w:val="24"/>
         </w:numPr>
         <w:spacing w:before="40" w:after="80"/>
       </w:pPr>
@@ -6038,7 +6038,7 @@
         <w:pStyle w:val="ListParagraph"/>
         <w:numPr>
           <w:ilvl w:val="0"/>
-          <w:numId w:val="4"/>
+          <w:numId w:val="24"/>
         </w:numPr>
         <w:spacing w:before="40" w:after="80"/>
       </w:pPr>
@@ -6412,7 +6412,7 @@
         <w:pStyle w:val="ListParagraph"/>
         <w:numPr>
           <w:ilvl w:val="0"/>
-          <w:numId w:val="4"/>
+          <w:numId w:val="24"/>
         </w:numPr>
         <w:spacing w:before="40" w:after="80"/>
       </w:pPr>
@@ -6641,7 +6641,7 @@
         <w:pStyle w:val="ListParagraph"/>
         <w:numPr>
           <w:ilvl w:val="0"/>
-          <w:numId w:val="4"/>
+          <w:numId w:val="24"/>
         </w:numPr>
         <w:spacing w:before="40" w:after="80"/>
       </w:pPr>
@@ -8632,7 +8632,7 @@
           <w:szCs w:val="20"/>
           <w:shd w:val="clear" w:color="auto" w:fill="F1F5F9"/>
         </w:rPr>
-        <w:t xml:space="preserve">Multiplicity proposal assumes one shared </w:t>
+        <w:t xml:space="preserve">The multiplicities assume one shared </w:t>
       </w:r>
       <w:proofErr w:type="spellStart"/>
       <w:r>
@@ -8672,7 +8672,7 @@
           <w:szCs w:val="20"/>
           <w:shd w:val="clear" w:color="auto" w:fill="F1F5F9"/>
         </w:rPr>
-        <w:t xml:space="preserve">, one directory and per-terminal provider sessions; document this assumption. Associations reference existing entities; report destruction never deletes service records. Dashed dependencies show principal temporary collaborators; lookup and </w:t>
+        <w:t xml:space="preserve">, one directory and per-terminal provider sessions. Associations reference existing entities; report destruction never deletes service records. Dashed dependencies show principal temporary collaborators; lookup and </w:t>
       </w:r>
       <w:proofErr w:type="gramStart"/>
       <w:r>
@@ -8718,48 +8718,17 @@
     </w:p>
     <w:p>
       <w:pPr>
-        <w:spacing w:before="80" w:after="120" w:line="276" w:lineRule="auto"/>
-      </w:pPr>
-      <w:r>
-        <w:rPr>
-          <w:rFonts w:ascii="Calibri" w:eastAsia="Microsoft YaHei" w:hAnsi="Calibri" w:cs="Calibri"/>
-          <w:i/>
-          <w:iCs/>
-        </w:rPr>
-        <w:t xml:space="preserve">(Insert the exported PNG image of your complete </w:t>
-      </w:r>
-      <w:proofErr w:type="spellStart"/>
-      <w:r>
-        <w:rPr>
-          <w:rFonts w:ascii="Calibri" w:eastAsia="Microsoft YaHei" w:hAnsi="Calibri" w:cs="Calibri"/>
-          <w:i/>
-          <w:iCs/>
-        </w:rPr>
-        <w:t>UMLetino</w:t>
-      </w:r>
-      <w:proofErr w:type="spellEnd"/>
-      <w:r>
-        <w:rPr>
-          <w:rFonts w:ascii="Calibri" w:eastAsia="Microsoft YaHei" w:hAnsi="Calibri" w:cs="Calibri"/>
-          <w:i/>
-          <w:iCs/>
-        </w:rPr>
-        <w:t xml:space="preserve"> Class Diagram below).</w:t>
-      </w:r>
-    </w:p>
-    <w:p>
-      <w:pPr>
         <w:pStyle w:val="NormalWeb"/>
+        <w:jc w:val="center"/>
       </w:pPr>
       <w:r>
         <w:rPr>
           <w:noProof/>
         </w:rPr>
-        <w:lastRenderedPageBreak/>
         <w:drawing>
-          <wp:inline distT="0" distB="0" distL="0" distR="0" wp14:anchorId="3D40321A" wp14:editId="3F1064B2">
-            <wp:extent cx="6188710" cy="8682338"/>
-            <wp:effectExtent l="0" t="0" r="2540" b="1905"/>
+          <wp:inline distT="0" distB="0" distL="0" distR="0" wp14:anchorId="3D40321A" wp14:editId="4F91FB46">
+            <wp:extent cx="5925747" cy="8313420"/>
+            <wp:effectExtent l="0" t="0" r="0" b="0"/>
             <wp:docPr id="967983950" name="Picture 1"/>
             <wp:cNvGraphicFramePr>
               <a:graphicFrameLocks xmlns:a="http://schemas.openxmlformats.org/drawingml/2006/main" noChangeAspect="1"/>
@@ -8789,7 +8758,7 @@
                   <pic:spPr bwMode="auto">
                     <a:xfrm>
                       <a:off x="0" y="0"/>
-                      <a:ext cx="6188710" cy="8682338"/>
+                      <a:ext cx="5930743" cy="8320430"/>
                     </a:xfrm>
                     <a:prstGeom prst="rect">
                       <a:avLst/>
@@ -8808,6 +8777,36 @@
     </w:p>
     <w:p>
       <w:pPr>
+        <w:pStyle w:val="Heading3"/>
+        <w:spacing w:before="180" w:after="120"/>
+      </w:pPr>
+      <w:r>
+        <w:rPr>
+          <w:rFonts w:ascii="Calibri" w:eastAsia="Microsoft YaHei" w:hAnsi="Calibri" w:cs="Calibri"/>
+          <w:color w:val="111827"/>
+        </w:rPr>
+        <w:lastRenderedPageBreak/>
+        <w:t xml:space="preserve">1.5 </w:t>
+      </w:r>
+      <w:proofErr w:type="spellStart"/>
+      <w:r>
+        <w:rPr>
+          <w:rFonts w:ascii="Calibri" w:eastAsia="Microsoft YaHei" w:hAnsi="Calibri" w:cs="Calibri"/>
+          <w:color w:val="111827"/>
+        </w:rPr>
+        <w:t>UMLetino</w:t>
+      </w:r>
+      <w:proofErr w:type="spellEnd"/>
+      <w:r>
+        <w:rPr>
+          <w:rFonts w:ascii="Calibri" w:eastAsia="Microsoft YaHei" w:hAnsi="Calibri" w:cs="Calibri"/>
+          <w:color w:val="111827"/>
+        </w:rPr>
+        <w:t xml:space="preserve"> UXF Source Code (Class Diagram)</w:t>
+      </w:r>
+    </w:p>
+    <w:p>
+      <w:pPr>
         <w:pBdr>
           <w:top w:val="single" w:sz="1" w:space="9" w:color="D1D5DB"/>
           <w:left w:val="single" w:sz="1" w:space="9" w:color="D1D5DB"/>
@@ -8817,84 +8816,16 @@
         <w:shd w:val="clear" w:color="auto" w:fill="F8FAFC"/>
         <w:spacing w:before="160" w:after="200"/>
       </w:pPr>
-    </w:p>
-    <w:p>
-      <w:pPr>
-        <w:pStyle w:val="Heading3"/>
-        <w:spacing w:before="180" w:after="120"/>
-      </w:pPr>
-      <w:r>
-        <w:rPr>
-          <w:rFonts w:ascii="Calibri" w:eastAsia="Microsoft YaHei" w:hAnsi="Calibri" w:cs="Calibri"/>
-          <w:color w:val="111827"/>
-        </w:rPr>
-        <w:lastRenderedPageBreak/>
-        <w:t xml:space="preserve">1.5 </w:t>
-      </w:r>
-      <w:proofErr w:type="spellStart"/>
-      <w:r>
-        <w:rPr>
-          <w:rFonts w:ascii="Calibri" w:eastAsia="Microsoft YaHei" w:hAnsi="Calibri" w:cs="Calibri"/>
-          <w:color w:val="111827"/>
-        </w:rPr>
-        <w:t>UMLetino</w:t>
-      </w:r>
-      <w:proofErr w:type="spellEnd"/>
-      <w:r>
-        <w:rPr>
-          <w:rFonts w:ascii="Calibri" w:eastAsia="Microsoft YaHei" w:hAnsi="Calibri" w:cs="Calibri"/>
-          <w:color w:val="111827"/>
-        </w:rPr>
-        <w:t xml:space="preserve"> UXF Source Code (Class Diagram)</w:t>
-      </w:r>
-    </w:p>
-    <w:p>
-      <w:pPr>
-        <w:spacing w:before="80" w:after="120" w:line="276" w:lineRule="auto"/>
-      </w:pPr>
-      <w:r>
-        <w:rPr>
-          <w:rFonts w:ascii="Calibri" w:eastAsia="Microsoft YaHei" w:hAnsi="Calibri" w:cs="Calibri"/>
-          <w:i/>
-          <w:iCs/>
-        </w:rPr>
-        <w:t xml:space="preserve">(Keep the complete native </w:t>
-      </w:r>
-      <w:proofErr w:type="spellStart"/>
-      <w:r>
-        <w:rPr>
-          <w:rFonts w:ascii="Calibri" w:eastAsia="Microsoft YaHei" w:hAnsi="Calibri" w:cs="Calibri"/>
-          <w:i/>
-          <w:iCs/>
-        </w:rPr>
-        <w:t>UMLetino</w:t>
-      </w:r>
-      <w:proofErr w:type="spellEnd"/>
-      <w:r>
-        <w:rPr>
-          <w:rFonts w:ascii="Calibri" w:eastAsia="Microsoft YaHei" w:hAnsi="Calibri" w:cs="Calibri"/>
-          <w:i/>
-          <w:iCs/>
-        </w:rPr>
-        <w:t xml:space="preserve"> UXF </w:t>
-      </w:r>
-      <w:proofErr w:type="gramStart"/>
-      <w:r>
-        <w:rPr>
-          <w:rFonts w:ascii="Calibri" w:eastAsia="Microsoft YaHei" w:hAnsi="Calibri" w:cs="Calibri"/>
-          <w:i/>
-          <w:iCs/>
-        </w:rPr>
-        <w:t>datafile</w:t>
-      </w:r>
-      <w:proofErr w:type="gramEnd"/>
-      <w:r>
-        <w:rPr>
-          <w:rFonts w:ascii="Calibri" w:eastAsia="Microsoft YaHei" w:hAnsi="Calibri" w:cs="Calibri"/>
-          <w:i/>
-          <w:iCs/>
-        </w:rPr>
-        <w:t xml:space="preserve"> for submission; paste its XML below if the team chooses to include it in the report).</w:t>
+      <w:r>
+        <w:t>&lt;diagram program="</w:t>
+      </w:r>
+      <w:proofErr w:type="spellStart"/>
+      <w:r>
+        <w:t>umletino</w:t>
+      </w:r>
+      <w:proofErr w:type="spellEnd"/>
+      <w:r>
+        <w:t>" version="15.1"&gt;&lt;zoom_level&gt;10&lt;/zoom_level&gt;&lt;element&gt;&lt;id&gt;UMLGeneric&lt;/id&gt;&lt;coordinates&gt;&lt;x&gt;12&lt;/x&gt;&lt;y&gt;11&lt;/y&gt;&lt;w&gt;680&lt;/w&gt;&lt;h&gt;840&lt;/h&gt;&lt;/coordinates&gt;&lt;panel_attributes&gt;&lt;/panel_attributes&gt;&lt;additional_attributes&gt;&lt;/additional_attributes&gt;&lt;/element&gt;&lt;element&gt;&lt;id&gt;Text&lt;/id&gt;&lt;coordinates&gt;&lt;x&gt;143&lt;/x&gt;&lt;y&gt;0&lt;/y&gt;&lt;w&gt;418&lt;/w&gt;&lt;h&gt;70&lt;/h&gt;&lt;/coordinates&gt;&lt;panel_attributes&gt;ProviderTerminal</w:t>
       </w:r>
     </w:p>
     <w:p>
@@ -8909,16 +8840,13 @@
         <w:spacing w:before="160" w:after="200"/>
       </w:pPr>
       <w:r>
-        <w:t>&lt;diagram program="</w:t>
-      </w:r>
-      <w:proofErr w:type="spellStart"/>
-      <w:r>
-        <w:t>umletino</w:t>
-      </w:r>
-      <w:proofErr w:type="spellEnd"/>
-      <w:r>
-        <w:t>" version="15.1"&gt;&lt;zoom_level&gt;10&lt;/zoom_level&gt;&lt;element&gt;&lt;id&gt;UMLGeneric&lt;/id&gt;&lt;coordinates&gt;&lt;x&gt;12&lt;/x&gt;&lt;y&gt;11&lt;/y&gt;&lt;w&gt;680&lt;/w&gt;&lt;h&gt;840&lt;/h&gt;&lt;/coordinates&gt;&lt;panel_attributes&gt;&lt;/panel_attributes&gt;&lt;additional_attributes&gt;&lt;/additional_attributes&gt;&lt;/element&gt;&lt;element&gt;&lt;id&gt;Text&lt;/id&gt;&lt;coordinates&gt;&lt;x&gt;143&lt;/x&gt;&lt;y&gt;0&lt;/y&gt;&lt;w&gt;418&lt;/w&gt;&lt;h&gt;70&lt;/h&gt;&lt;/coordinates&gt;&lt;panel_attributes&gt;ProviderTerminal</w:t>
-      </w:r>
+        <w:t xml:space="preserve">fontsize=49&lt;/panel_attributes&gt;&lt;additional_attributes&gt;&lt;/additional_attributes&gt;&lt;/element&gt;&lt;element&gt;&lt;id&gt;Relation&lt;/id&gt;&lt;coordinates&gt;&lt;x&gt;2&lt;/x&gt;&lt;y&gt;61&lt;/y&gt;&lt;w&gt;710&lt;/w&gt;&lt;h&gt;30&lt;/h&gt;&lt;/coordinates&gt;&lt;panel_attributes&gt;lt=-&lt;/panel_attributes&gt;&lt;additional_attributes&gt;10;10;690;10&lt;/additional_attributes&gt;&lt;/element&gt;&lt;element&gt;&lt;id&gt;Text&lt;/id&gt;&lt;coordinates&gt;&lt;x&gt;17&lt;/x&gt;&lt;y&gt;54&lt;/y&gt;&lt;w&gt;670&lt;/w&gt;&lt;h&gt;70&lt;/h&gt;&lt;/coordinates&gt;&lt;panel_attributes&gt;- </w:t>
+      </w:r>
+      <w:proofErr w:type="spellStart"/>
+      <w:r>
+        <w:t>providerId:String</w:t>
+      </w:r>
+      <w:proofErr w:type="spellEnd"/>
     </w:p>
     <w:p>
       <w:pPr>
@@ -8932,13 +8860,23 @@
         <w:spacing w:before="160" w:after="200"/>
       </w:pPr>
       <w:r>
-        <w:t xml:space="preserve">fontsize=49&lt;/panel_attributes&gt;&lt;additional_attributes&gt;&lt;/additional_attributes&gt;&lt;/element&gt;&lt;element&gt;&lt;id&gt;Relation&lt;/id&gt;&lt;coordinates&gt;&lt;x&gt;2&lt;/x&gt;&lt;y&gt;61&lt;/y&gt;&lt;w&gt;710&lt;/w&gt;&lt;h&gt;30&lt;/h&gt;&lt;/coordinates&gt;&lt;panel_attributes&gt;lt=-&lt;/panel_attributes&gt;&lt;additional_attributes&gt;10;10;690;10&lt;/additional_attributes&gt;&lt;/element&gt;&lt;element&gt;&lt;id&gt;Text&lt;/id&gt;&lt;coordinates&gt;&lt;x&gt;17&lt;/x&gt;&lt;y&gt;54&lt;/y&gt;&lt;w&gt;670&lt;/w&gt;&lt;h&gt;70&lt;/h&gt;&lt;/coordinates&gt;&lt;panel_attributes&gt;- </w:t>
-      </w:r>
-      <w:proofErr w:type="spellStart"/>
-      <w:r>
-        <w:t>providerId:String</w:t>
-      </w:r>
-      <w:proofErr w:type="spellEnd"/>
+        <w:t>fontsize=49&lt;/panel_attributes&gt;&lt;additional_attributes&gt;&lt;/additional_attributes&gt;&lt;/element&gt;&lt;element&gt;&lt;id&gt;Text&lt;/id&gt;&lt;coordinates&gt;&lt;x&gt;17&lt;/x&gt;&lt;y&gt;104&lt;/y&gt;&lt;w&gt;670&lt;/</w:t>
+      </w:r>
+      <w:proofErr w:type="gramStart"/>
+      <w:r>
+        <w:t>w&gt;&lt;h</w:t>
+      </w:r>
+      <w:proofErr w:type="gramEnd"/>
+      <w:r>
+        <w:t xml:space="preserve">&gt;70&lt;/h&gt;&lt;/coordinates&gt;&lt;panel_attributes&gt;- </w:t>
+      </w:r>
+      <w:proofErr w:type="spellStart"/>
+      <w:proofErr w:type="gramStart"/>
+      <w:r>
+        <w:t>pendingComments:String</w:t>
+      </w:r>
+      <w:proofErr w:type="spellEnd"/>
+      <w:proofErr w:type="gramEnd"/>
     </w:p>
     <w:p>
       <w:pPr>
@@ -8952,22 +8890,17 @@
         <w:spacing w:before="160" w:after="200"/>
       </w:pPr>
       <w:r>
-        <w:t>fontsize=49&lt;/panel_attributes&gt;&lt;additional_attributes&gt;&lt;/additional_attributes&gt;&lt;/element&gt;&lt;element&gt;&lt;id&gt;Text&lt;/id&gt;&lt;coordinates&gt;&lt;x&gt;17&lt;/x&gt;&lt;y&gt;104&lt;/y&gt;&lt;w&gt;670&lt;/</w:t>
-      </w:r>
-      <w:proofErr w:type="gramStart"/>
-      <w:r>
-        <w:t>w&gt;&lt;h</w:t>
-      </w:r>
-      <w:proofErr w:type="gramEnd"/>
-      <w:r>
-        <w:t xml:space="preserve">&gt;70&lt;/h&gt;&lt;/coordinates&gt;&lt;panel_attributes&gt;- </w:t>
-      </w:r>
-      <w:proofErr w:type="spellStart"/>
-      <w:proofErr w:type="gramStart"/>
-      <w:r>
-        <w:t>pendingComments:String</w:t>
-      </w:r>
-      <w:proofErr w:type="spellEnd"/>
+        <w:t xml:space="preserve">fontsize=49&lt;/panel_attributes&gt;&lt;additional_attributes&gt;&lt;/additional_attributes&gt;&lt;/element&gt;&lt;element&gt;&lt;id&gt;Relation&lt;/id&gt;&lt;coordinates&gt;&lt;x&gt;2&lt;/x&gt;&lt;y&gt;164&lt;/y&gt;&lt;w&gt;710&lt;/w&gt;&lt;h&gt;30&lt;/h&gt;&lt;/coordinates&gt;&lt;panel_attributes&gt;lt=-&lt;/panel_attributes&gt;&lt;additional_attributes&gt;10;10;690;10&lt;/additional_attributes&gt;&lt;/element&gt;&lt;element&gt;&lt;id&gt;Text&lt;/id&gt;&lt;coordinates&gt;&lt;x&gt;17&lt;/x&gt;&lt;y&gt;181&lt;/y&gt;&lt;w&gt;670&lt;/w&gt;&lt;h&gt;70&lt;/h&gt;&lt;/coordinates&gt;&lt;panel_attributes&gt;+ </w:t>
+      </w:r>
+      <w:proofErr w:type="spellStart"/>
+      <w:proofErr w:type="gramStart"/>
+      <w:r>
+        <w:t>displayMainMenu</w:t>
+      </w:r>
+      <w:proofErr w:type="spellEnd"/>
+      <w:r>
+        <w:t>():void</w:t>
+      </w:r>
       <w:proofErr w:type="gramEnd"/>
     </w:p>
     <w:p>
@@ -8982,17 +8915,22 @@
         <w:spacing w:before="160" w:after="200"/>
       </w:pPr>
       <w:r>
-        <w:t xml:space="preserve">fontsize=49&lt;/panel_attributes&gt;&lt;additional_attributes&gt;&lt;/additional_attributes&gt;&lt;/element&gt;&lt;element&gt;&lt;id&gt;Relation&lt;/id&gt;&lt;coordinates&gt;&lt;x&gt;2&lt;/x&gt;&lt;y&gt;164&lt;/y&gt;&lt;w&gt;710&lt;/w&gt;&lt;h&gt;30&lt;/h&gt;&lt;/coordinates&gt;&lt;panel_attributes&gt;lt=-&lt;/panel_attributes&gt;&lt;additional_attributes&gt;10;10;690;10&lt;/additional_attributes&gt;&lt;/element&gt;&lt;element&gt;&lt;id&gt;Text&lt;/id&gt;&lt;coordinates&gt;&lt;x&gt;17&lt;/x&gt;&lt;y&gt;181&lt;/y&gt;&lt;w&gt;670&lt;/w&gt;&lt;h&gt;70&lt;/h&gt;&lt;/coordinates&gt;&lt;panel_attributes&gt;+ </w:t>
-      </w:r>
-      <w:proofErr w:type="spellStart"/>
-      <w:proofErr w:type="gramStart"/>
-      <w:r>
-        <w:t>displayMainMenu</w:t>
-      </w:r>
-      <w:proofErr w:type="spellEnd"/>
-      <w:r>
-        <w:t>():void</w:t>
-      </w:r>
+        <w:t>fontsize=49&lt;/panel_attributes&gt;&lt;additional_attributes&gt;&lt;/additional_attributes&gt;&lt;/element&gt;&lt;element&gt;&lt;id&gt;Text&lt;/id&gt;&lt;coordinates&gt;&lt;x&gt;17&lt;/x&gt;&lt;y&gt;231&lt;/y&gt;&lt;w&gt;670&lt;/w&gt;&lt;h&gt;70&lt;/h&gt;&lt;/coordinates&gt;&lt;panel_attributes&gt;+ verify(</w:t>
+      </w:r>
+      <w:proofErr w:type="spellStart"/>
+      <w:proofErr w:type="gramStart"/>
+      <w:r>
+        <w:t>id:String</w:t>
+      </w:r>
+      <w:proofErr w:type="spellEnd"/>
+      <w:r>
+        <w:t>):</w:t>
+      </w:r>
+      <w:proofErr w:type="spellStart"/>
+      <w:r>
+        <w:t>boolean</w:t>
+      </w:r>
+      <w:proofErr w:type="spellEnd"/>
       <w:proofErr w:type="gramEnd"/>
     </w:p>
     <w:p>
@@ -9007,23 +8945,32 @@
         <w:spacing w:before="160" w:after="200"/>
       </w:pPr>
       <w:r>
-        <w:t>fontsize=49&lt;/panel_attributes&gt;&lt;additional_attributes&gt;&lt;/additional_attributes&gt;&lt;/element&gt;&lt;element&gt;&lt;id&gt;Text&lt;/id&gt;&lt;coordinates&gt;&lt;x&gt;17&lt;/x&gt;&lt;y&gt;231&lt;/y&gt;&lt;w&gt;670&lt;/w&gt;&lt;h&gt;70&lt;/h&gt;&lt;/coordinates&gt;&lt;panel_attributes&gt;+ verify(</w:t>
-      </w:r>
-      <w:proofErr w:type="spellStart"/>
-      <w:proofErr w:type="gramStart"/>
+        <w:t>fontsize=49&lt;/panel_attributes&gt;&lt;additional_attributes&gt;&lt;/additional_attributes&gt;&lt;/element&gt;&lt;element&gt;&lt;id&gt;Text&lt;/id&gt;&lt;coordinates&gt;&lt;x&gt;17&lt;/x&gt;&lt;y&gt;281&lt;/</w:t>
+      </w:r>
+      <w:proofErr w:type="gramStart"/>
+      <w:r>
+        <w:t>y&gt;&lt;w</w:t>
+      </w:r>
+      <w:proofErr w:type="gramEnd"/>
+      <w:r>
+        <w:t xml:space="preserve">&gt;670&lt;/w&gt;&lt;h&gt;70&lt;/h&gt;&lt;/coordinates&gt;&lt;panel_attributes&gt;+ </w:t>
+      </w:r>
+      <w:proofErr w:type="spellStart"/>
+      <w:r>
+        <w:t>validateCard</w:t>
+      </w:r>
+      <w:proofErr w:type="spellEnd"/>
+      <w:r>
+        <w:t>(</w:t>
+      </w:r>
+      <w:proofErr w:type="spellStart"/>
       <w:r>
         <w:t>id:String</w:t>
       </w:r>
       <w:proofErr w:type="spellEnd"/>
       <w:r>
-        <w:t>):</w:t>
-      </w:r>
-      <w:proofErr w:type="spellStart"/>
-      <w:r>
-        <w:t>boolean</w:t>
-      </w:r>
-      <w:proofErr w:type="spellEnd"/>
-      <w:proofErr w:type="gramEnd"/>
+        <w:t>)</w:t>
+      </w:r>
     </w:p>
     <w:p>
       <w:pPr>
@@ -9037,32 +8984,29 @@
         <w:spacing w:before="160" w:after="200"/>
       </w:pPr>
       <w:r>
-        <w:t>fontsize=49&lt;/panel_attributes&gt;&lt;additional_attributes&gt;&lt;/additional_attributes&gt;&lt;/element&gt;&lt;element&gt;&lt;id&gt;Text&lt;/id&gt;&lt;coordinates&gt;&lt;x&gt;17&lt;/x&gt;&lt;y&gt;281&lt;/</w:t>
-      </w:r>
-      <w:proofErr w:type="gramStart"/>
-      <w:r>
-        <w:t>y&gt;&lt;w</w:t>
-      </w:r>
-      <w:proofErr w:type="gramEnd"/>
-      <w:r>
-        <w:t xml:space="preserve">&gt;670&lt;/w&gt;&lt;h&gt;70&lt;/h&gt;&lt;/coordinates&gt;&lt;panel_attributes&gt;+ </w:t>
-      </w:r>
-      <w:proofErr w:type="spellStart"/>
-      <w:r>
-        <w:t>validateCard</w:t>
-      </w:r>
-      <w:proofErr w:type="spellEnd"/>
-      <w:r>
-        <w:t>(</w:t>
-      </w:r>
-      <w:proofErr w:type="spellStart"/>
-      <w:r>
-        <w:t>id:String</w:t>
-      </w:r>
-      <w:proofErr w:type="spellEnd"/>
-      <w:r>
-        <w:t>)</w:t>
-      </w:r>
+        <w:t>fontsize=49&lt;/panel_attributes&gt;&lt;additional_attributes&gt;&lt;/additional_attributes&gt;&lt;/element&gt;&lt;element&gt;&lt;id&gt;Text&lt;/id&gt;&lt;coordinates&gt;&lt;x&gt;17&lt;/</w:t>
+      </w:r>
+      <w:proofErr w:type="gramStart"/>
+      <w:r>
+        <w:t>x&gt;&lt;y</w:t>
+      </w:r>
+      <w:proofErr w:type="gramEnd"/>
+      <w:r>
+        <w:t>&gt;331&lt;/y&gt;&lt;w&gt;670&lt;/</w:t>
+      </w:r>
+      <w:proofErr w:type="gramStart"/>
+      <w:r>
+        <w:t>w&gt;&lt;h</w:t>
+      </w:r>
+      <w:proofErr w:type="gramEnd"/>
+      <w:r>
+        <w:t>&gt;70&lt;/h&gt;&lt;/coordinates&gt;&lt;panel_attributes</w:t>
+      </w:r>
+      <w:proofErr w:type="gramStart"/>
+      <w:r>
+        <w:t>&gt;:String</w:t>
+      </w:r>
+      <w:proofErr w:type="gramEnd"/>
     </w:p>
     <w:p>
       <w:pPr>
@@ -9076,29 +9020,16 @@
         <w:spacing w:before="160" w:after="200"/>
       </w:pPr>
       <w:r>
-        <w:t>fontsize=49&lt;/panel_attributes&gt;&lt;additional_attributes&gt;&lt;/additional_attributes&gt;&lt;/element&gt;&lt;element&gt;&lt;id&gt;Text&lt;/id&gt;&lt;coordinates&gt;&lt;x&gt;17&lt;/</w:t>
-      </w:r>
-      <w:proofErr w:type="gramStart"/>
-      <w:r>
-        <w:t>x&gt;&lt;y</w:t>
-      </w:r>
-      <w:proofErr w:type="gramEnd"/>
-      <w:r>
-        <w:t>&gt;331&lt;/y&gt;&lt;w&gt;670&lt;/</w:t>
-      </w:r>
-      <w:proofErr w:type="gramStart"/>
-      <w:r>
-        <w:t>w&gt;&lt;h</w:t>
-      </w:r>
-      <w:proofErr w:type="gramEnd"/>
-      <w:r>
-        <w:t>&gt;70&lt;/h&gt;&lt;/coordinates&gt;&lt;panel_attributes</w:t>
-      </w:r>
-      <w:proofErr w:type="gramStart"/>
-      <w:r>
-        <w:t>&gt;:String</w:t>
-      </w:r>
-      <w:proofErr w:type="gramEnd"/>
+        <w:t>fontsize=49&lt;/panel_attributes&gt;&lt;additional_attributes&gt;&lt;/additional_attributes&gt;&lt;/element&gt;&lt;element&gt;&lt;id&gt;Text&lt;/id&gt;&lt;coordinates&gt;&lt;x&gt;17&lt;/x&gt;&lt;y&gt;381&lt;/y&gt;&lt;w&gt;670&lt;/w&gt;&lt;h&gt;70&lt;/h&gt;&lt;/coordinates&gt;&lt;panel_attributes&gt;+ bill(</w:t>
+      </w:r>
+      <w:proofErr w:type="spellStart"/>
+      <w:r>
+        <w:t>record:ServiceRecord</w:t>
+      </w:r>
+      <w:proofErr w:type="spellEnd"/>
+      <w:r>
+        <w:t>)</w:t>
+      </w:r>
     </w:p>
     <w:p>
       <w:pPr>
@@ -9112,16 +9043,13 @@
         <w:spacing w:before="160" w:after="200"/>
       </w:pPr>
       <w:r>
-        <w:t>fontsize=49&lt;/panel_attributes&gt;&lt;additional_attributes&gt;&lt;/additional_attributes&gt;&lt;/element&gt;&lt;element&gt;&lt;id&gt;Text&lt;/id&gt;&lt;coordinates&gt;&lt;x&gt;17&lt;/x&gt;&lt;y&gt;381&lt;/y&gt;&lt;w&gt;670&lt;/w&gt;&lt;h&gt;70&lt;/h&gt;&lt;/coordinates&gt;&lt;panel_attributes&gt;+ bill(</w:t>
-      </w:r>
-      <w:proofErr w:type="spellStart"/>
-      <w:r>
-        <w:t>record:ServiceRecord</w:t>
-      </w:r>
-      <w:proofErr w:type="spellEnd"/>
-      <w:r>
-        <w:t>)</w:t>
-      </w:r>
+        <w:t>fontsize=49&lt;/panel_attributes&gt;&lt;additional_attributes&gt;&lt;/additional_attributes&gt;&lt;/element&gt;&lt;element&gt;&lt;id&gt;Text&lt;/id&gt;&lt;coordinates&gt;&lt;x&gt;17&lt;/x&gt;&lt;y&gt;431&lt;/y&gt;&lt;w&gt;670&lt;/w&gt;&lt;h&gt;70&lt;/h&gt;&lt;/coordinates&gt;&lt;panel_attributes</w:t>
+      </w:r>
+      <w:proofErr w:type="gramStart"/>
+      <w:r>
+        <w:t>&gt;:boolean</w:t>
+      </w:r>
+      <w:proofErr w:type="gramEnd"/>
     </w:p>
     <w:p>
       <w:pPr>
@@ -9135,13 +9063,21 @@
         <w:spacing w:before="160" w:after="200"/>
       </w:pPr>
       <w:r>
-        <w:t>fontsize=49&lt;/panel_attributes&gt;&lt;additional_attributes&gt;&lt;/additional_attributes&gt;&lt;/element&gt;&lt;element&gt;&lt;id&gt;Text&lt;/id&gt;&lt;coordinates&gt;&lt;x&gt;17&lt;/x&gt;&lt;y&gt;431&lt;/y&gt;&lt;w&gt;670&lt;/w&gt;&lt;h&gt;70&lt;/h&gt;&lt;/coordinates&gt;&lt;panel_attributes</w:t>
-      </w:r>
-      <w:proofErr w:type="gramStart"/>
-      <w:r>
-        <w:t>&gt;:boolean</w:t>
-      </w:r>
-      <w:proofErr w:type="gramEnd"/>
+        <w:t>fontsize=49&lt;/panel_attributes&gt;&lt;additional_attributes&gt;&lt;/additional_attributes&gt;&lt;/element&gt;&lt;element&gt;&lt;id&gt;Text&lt;/id&gt;&lt;coordinates&gt;&lt;x&gt;17&lt;/x&gt;&lt;y&gt;481&lt;/y&gt;&lt;w&gt;670&lt;/</w:t>
+      </w:r>
+      <w:proofErr w:type="gramStart"/>
+      <w:r>
+        <w:t>w&gt;&lt;h</w:t>
+      </w:r>
+      <w:proofErr w:type="gramEnd"/>
+      <w:r>
+        <w:t xml:space="preserve">&gt;70&lt;/h&gt;&lt;/coordinates&gt;&lt;panel_attributes&gt;+ </w:t>
+      </w:r>
+      <w:proofErr w:type="spellStart"/>
+      <w:r>
+        <w:t>addComments</w:t>
+      </w:r>
+      <w:proofErr w:type="spellEnd"/>
     </w:p>
     <w:p>
       <w:pPr>
@@ -9155,21 +9091,8 @@
         <w:spacing w:before="160" w:after="200"/>
       </w:pPr>
       <w:r>
-        <w:t>fontsize=49&lt;/panel_attributes&gt;&lt;additional_attributes&gt;&lt;/additional_attributes&gt;&lt;/element&gt;&lt;element&gt;&lt;id&gt;Text&lt;/id&gt;&lt;coordinates&gt;&lt;x&gt;17&lt;/x&gt;&lt;y&gt;481&lt;/y&gt;&lt;w&gt;670&lt;/</w:t>
-      </w:r>
-      <w:proofErr w:type="gramStart"/>
-      <w:r>
-        <w:t>w&gt;&lt;h</w:t>
-      </w:r>
-      <w:proofErr w:type="gramEnd"/>
-      <w:r>
-        <w:t xml:space="preserve">&gt;70&lt;/h&gt;&lt;/coordinates&gt;&lt;panel_attributes&gt;+ </w:t>
-      </w:r>
-      <w:proofErr w:type="spellStart"/>
-      <w:r>
-        <w:t>addComments</w:t>
-      </w:r>
-      <w:proofErr w:type="spellEnd"/>
+        <w:t>fontsize=49&lt;/panel_attributes&gt;&lt;additional_attributes&gt;&lt;/additional_attributes&gt;&lt;/element&gt;&lt;element&gt;&lt;id&gt;Text&lt;/id&gt;&lt;coordinates&gt;&lt;x&gt;17&lt;/x&gt;&lt;y&gt;531&lt;/y&gt;&lt;w&gt;670&lt;/w&gt;&lt;h&gt;70&lt;/h&gt;&lt;/coordinates&gt;&lt;panel_attributes&gt;(text:String):boolean</w:t>
+      </w:r>
     </w:p>
     <w:p>
       <w:pPr>
@@ -9184,7 +9107,28 @@
       </w:pPr>
       <w:r>
         <w:lastRenderedPageBreak/>
-        <w:t>fontsize=49&lt;/panel_attributes&gt;&lt;additional_attributes&gt;&lt;/additional_attributes&gt;&lt;/element&gt;&lt;element&gt;&lt;id&gt;Text&lt;/id&gt;&lt;coordinates&gt;&lt;x&gt;17&lt;/x&gt;&lt;y&gt;531&lt;/y&gt;&lt;w&gt;670&lt;/w&gt;&lt;h&gt;70&lt;/h&gt;&lt;/coordinates&gt;&lt;panel_attributes&gt;(text:String):boolean</w:t>
+        <w:t>fontsize=49&lt;/panel_attributes&gt;&lt;additional_attributes&gt;&lt;/additional_attributes&gt;&lt;/element&gt;&lt;element&gt;&lt;id&gt;Text&lt;/id&gt;&lt;coordinates&gt;&lt;x&gt;17&lt;/x&gt;&lt;y&gt;581&lt;/y&gt;&lt;w&gt;670&lt;/</w:t>
+      </w:r>
+      <w:proofErr w:type="gramStart"/>
+      <w:r>
+        <w:t>w&gt;&lt;h</w:t>
+      </w:r>
+      <w:proofErr w:type="gramEnd"/>
+      <w:r>
+        <w:t xml:space="preserve">&gt;70&lt;/h&gt;&lt;/coordinates&gt;&lt;panel_attributes&gt;+ </w:t>
+      </w:r>
+      <w:proofErr w:type="spellStart"/>
+      <w:proofErr w:type="gramStart"/>
+      <w:r>
+        <w:t>requestDirectory</w:t>
+      </w:r>
+      <w:proofErr w:type="spellEnd"/>
+      <w:r>
+        <w:t>(</w:t>
+      </w:r>
+      <w:proofErr w:type="gramEnd"/>
+      <w:r>
+        <w:t>)</w:t>
       </w:r>
     </w:p>
     <w:p>
@@ -9199,29 +9143,29 @@
         <w:spacing w:before="160" w:after="200"/>
       </w:pPr>
       <w:r>
-        <w:t>fontsize=49&lt;/panel_attributes&gt;&lt;additional_attributes&gt;&lt;/additional_attributes&gt;&lt;/element&gt;&lt;element&gt;&lt;id&gt;Text&lt;/id&gt;&lt;coordinates&gt;&lt;x&gt;17&lt;/x&gt;&lt;y&gt;581&lt;/y&gt;&lt;w&gt;670&lt;/</w:t>
-      </w:r>
-      <w:proofErr w:type="gramStart"/>
-      <w:r>
-        <w:t>w&gt;&lt;h</w:t>
-      </w:r>
-      <w:proofErr w:type="gramEnd"/>
-      <w:r>
-        <w:t xml:space="preserve">&gt;70&lt;/h&gt;&lt;/coordinates&gt;&lt;panel_attributes&gt;+ </w:t>
-      </w:r>
-      <w:proofErr w:type="spellStart"/>
-      <w:proofErr w:type="gramStart"/>
-      <w:r>
-        <w:t>requestDirectory</w:t>
-      </w:r>
-      <w:proofErr w:type="spellEnd"/>
-      <w:r>
-        <w:t>(</w:t>
-      </w:r>
-      <w:proofErr w:type="gramEnd"/>
-      <w:r>
-        <w:t>)</w:t>
-      </w:r>
+        <w:t>fontsize=49&lt;/panel_attributes&gt;&lt;additional_attributes&gt;&lt;/additional_attributes&gt;&lt;/element&gt;&lt;element&gt;&lt;id&gt;Text&lt;/id&gt;&lt;coordinates&gt;&lt;x&gt;17&lt;/x&gt;&lt;y&gt;631&lt;/</w:t>
+      </w:r>
+      <w:proofErr w:type="gramStart"/>
+      <w:r>
+        <w:t>y&gt;&lt;w</w:t>
+      </w:r>
+      <w:proofErr w:type="gramEnd"/>
+      <w:r>
+        <w:t>&gt;670&lt;/w&gt;&lt;h&gt;</w:t>
+      </w:r>
+      <w:proofErr w:type="gramStart"/>
+      <w:r>
+        <w:t>70&lt;/h&gt;</w:t>
+      </w:r>
+      <w:proofErr w:type="gramEnd"/>
+      <w:r>
+        <w:t>&lt;/coordinates&gt;&lt;panel_attributes</w:t>
+      </w:r>
+      <w:proofErr w:type="gramStart"/>
+      <w:r>
+        <w:t>&gt;:boolean</w:t>
+      </w:r>
+      <w:proofErr w:type="gramEnd"/>
     </w:p>
     <w:p>
       <w:pPr>
@@ -9235,27 +9179,16 @@
         <w:spacing w:before="160" w:after="200"/>
       </w:pPr>
       <w:r>
-        <w:t>fontsize=49&lt;/panel_attributes&gt;&lt;additional_attributes&gt;&lt;/additional_attributes&gt;&lt;/element&gt;&lt;element&gt;&lt;id&gt;Text&lt;/id&gt;&lt;coordinates&gt;&lt;x&gt;17&lt;/x&gt;&lt;y&gt;631&lt;/</w:t>
-      </w:r>
-      <w:proofErr w:type="gramStart"/>
-      <w:r>
-        <w:t>y&gt;&lt;w</w:t>
-      </w:r>
-      <w:proofErr w:type="gramEnd"/>
-      <w:r>
-        <w:t>&gt;670&lt;/w&gt;&lt;h&gt;</w:t>
-      </w:r>
-      <w:proofErr w:type="gramStart"/>
-      <w:r>
-        <w:t>70&lt;/h&gt;</w:t>
-      </w:r>
-      <w:proofErr w:type="gramEnd"/>
-      <w:r>
-        <w:t>&lt;/coordinates&gt;&lt;panel_attributes</w:t>
-      </w:r>
-      <w:proofErr w:type="gramStart"/>
-      <w:r>
-        <w:t>&gt;:boolean</w:t>
+        <w:t>fontsize=49&lt;/panel_attributes&gt;&lt;additional_attributes&gt;&lt;/additional_attributes&gt;&lt;/element&gt;&lt;element&gt;&lt;id&gt;Text&lt;/id&gt;&lt;coordinates&gt;&lt;x&gt;17&lt;/x&gt;&lt;y&gt;681&lt;/y&gt;&lt;w&gt;670&lt;/w&gt;&lt;h&gt;70&lt;/h&gt;&lt;/coordinates&gt;&lt;panel_attributes&gt;+ display(</w:t>
+      </w:r>
+      <w:proofErr w:type="spellStart"/>
+      <w:proofErr w:type="gramStart"/>
+      <w:r>
+        <w:t>text:String</w:t>
+      </w:r>
+      <w:proofErr w:type="spellEnd"/>
+      <w:r>
+        <w:t>):void</w:t>
       </w:r>
       <w:proofErr w:type="gramEnd"/>
     </w:p>
@@ -9271,18 +9204,21 @@
         <w:spacing w:before="160" w:after="200"/>
       </w:pPr>
       <w:r>
-        <w:t>fontsize=49&lt;/panel_attributes&gt;&lt;additional_attributes&gt;&lt;/additional_attributes&gt;&lt;/element&gt;&lt;element&gt;&lt;id&gt;Text&lt;/id&gt;&lt;coordinates&gt;&lt;x&gt;17&lt;/x&gt;&lt;y&gt;681&lt;/y&gt;&lt;w&gt;670&lt;/w&gt;&lt;h&gt;70&lt;/h&gt;&lt;/coordinates&gt;&lt;panel_attributes&gt;+ display(</w:t>
-      </w:r>
-      <w:proofErr w:type="spellStart"/>
-      <w:proofErr w:type="gramStart"/>
-      <w:r>
-        <w:t>text:String</w:t>
-      </w:r>
-      <w:proofErr w:type="spellEnd"/>
-      <w:r>
-        <w:t>):void</w:t>
-      </w:r>
-      <w:proofErr w:type="gramEnd"/>
+        <w:t>fontsize=49&lt;/panel_attributes&gt;&lt;additional_attributes&gt;&lt;/additional_attributes&gt;&lt;/element&gt;&lt;element&gt;&lt;id&gt;Text&lt;/id&gt;&lt;coordinates&gt;&lt;x&gt;17&lt;/x&gt;&lt;y&gt;731&lt;/y&gt;&lt;w&gt;670&lt;/w&gt;&lt;h</w:t>
+      </w:r>
+      <w:proofErr w:type="gramStart"/>
+      <w:r>
+        <w:t>&gt;70</w:t>
+      </w:r>
+      <w:proofErr w:type="gramEnd"/>
+      <w:r>
+        <w:t xml:space="preserve">&lt;/h&gt;&lt;/coordinates&gt;&lt;panel_attributes&gt;+ </w:t>
+      </w:r>
+      <w:proofErr w:type="spellStart"/>
+      <w:r>
+        <w:t>confirmService</w:t>
+      </w:r>
+      <w:proofErr w:type="spellEnd"/>
     </w:p>
     <w:p>
       <w:pPr>
@@ -9296,7 +9232,7 @@
         <w:spacing w:before="160" w:after="200"/>
       </w:pPr>
       <w:r>
-        <w:t>fontsize=49&lt;/panel_attributes&gt;&lt;additional_attributes&gt;&lt;/additional_attributes&gt;&lt;/element&gt;&lt;element&gt;&lt;id&gt;Text&lt;/id&gt;&lt;coordinates&gt;&lt;x&gt;17&lt;/x&gt;&lt;y&gt;731&lt;/y&gt;&lt;w&gt;670&lt;/w&gt;&lt;h</w:t>
+        <w:t>fontsize=49&lt;/panel_attributes&gt;&lt;additional_attributes&gt;&lt;/additional_attributes&gt;&lt;/element&gt;&lt;element&gt;&lt;id&gt;Text&lt;/id&gt;&lt;coordinates&gt;&lt;x&gt;17&lt;/x&gt;&lt;y&gt;781&lt;/y&gt;&lt;w&gt;670&lt;/w&gt;&lt;h</w:t>
       </w:r>
       <w:proofErr w:type="gramStart"/>
       <w:r>
@@ -9304,13 +9240,8 @@
       </w:r>
       <w:proofErr w:type="gramEnd"/>
       <w:r>
-        <w:t xml:space="preserve">&lt;/h&gt;&lt;/coordinates&gt;&lt;panel_attributes&gt;+ </w:t>
-      </w:r>
-      <w:proofErr w:type="spellStart"/>
-      <w:r>
-        <w:t>confirmService</w:t>
-      </w:r>
-      <w:proofErr w:type="spellEnd"/>
+        <w:t>&lt;/h&gt;&lt;/coordinates&gt;&lt;panel_attributes&gt;(name:String):boolean</w:t>
+      </w:r>
     </w:p>
     <w:p>
       <w:pPr>
@@ -9324,15 +9255,7 @@
         <w:spacing w:before="160" w:after="200"/>
       </w:pPr>
       <w:r>
-        <w:t>fontsize=49&lt;/panel_attributes&gt;&lt;additional_attributes&gt;&lt;/additional_attributes&gt;&lt;/element&gt;&lt;element&gt;&lt;id&gt;Text&lt;/id&gt;&lt;coordinates&gt;&lt;x&gt;17&lt;/x&gt;&lt;y&gt;781&lt;/y&gt;&lt;w&gt;670&lt;/w&gt;&lt;h</w:t>
-      </w:r>
-      <w:proofErr w:type="gramStart"/>
-      <w:r>
-        <w:t>&gt;70</w:t>
-      </w:r>
-      <w:proofErr w:type="gramEnd"/>
-      <w:r>
-        <w:t>&lt;/h&gt;&lt;/coordinates&gt;&lt;panel_attributes&gt;(name:String):boolean</w:t>
+        <w:t>fontsize=49&lt;/panel_attributes&gt;&lt;additional_attributes&gt;&lt;/additional_attributes&gt;&lt;/element&gt;&lt;element&gt;&lt;id&gt;UMLGeneric&lt;/id&gt;&lt;coordinates&gt;&lt;x&gt;852&lt;/x&gt;&lt;y&gt;11&lt;/y&gt;&lt;w&gt;680&lt;/w&gt;&lt;h&gt;640&lt;/h&gt;&lt;/coordinates&gt;&lt;panel_attributes&gt;&lt;/panel_attributes&gt;&lt;additional_attributes&gt;&lt;/additional_attributes&gt;&lt;/element&gt;&lt;element&gt;&lt;id&gt;Text&lt;/id&gt;&lt;coordinates&gt;&lt;x&gt;982&lt;/x&gt;&lt;y&gt;0&lt;/y&gt;&lt;w&gt;420&lt;/w&gt;&lt;h&gt;70&lt;/h&gt;&lt;/coordinates&gt;&lt;panel_attributes&gt;OperatorConsole</w:t>
       </w:r>
     </w:p>
     <w:p>
@@ -9347,8 +9270,15 @@
         <w:spacing w:before="160" w:after="200"/>
       </w:pPr>
       <w:r>
-        <w:t>fontsize=49&lt;/panel_attributes&gt;&lt;additional_attributes&gt;&lt;/additional_attributes&gt;&lt;/element&gt;&lt;element&gt;&lt;id&gt;UMLGeneric&lt;/id&gt;&lt;coordinates&gt;&lt;x&gt;852&lt;/x&gt;&lt;y&gt;11&lt;/y&gt;&lt;w&gt;680&lt;/w&gt;&lt;h&gt;640&lt;/h&gt;&lt;/coordinates&gt;&lt;panel_attributes&gt;&lt;/panel_attributes&gt;&lt;additional_attributes&gt;&lt;/additional_attributes&gt;&lt;/element&gt;&lt;element&gt;&lt;id&gt;Text&lt;/id&gt;&lt;coordinates&gt;&lt;x&gt;982&lt;/x&gt;&lt;y&gt;0&lt;/y&gt;&lt;w&gt;420&lt;/w&gt;&lt;h&gt;70&lt;/h&gt;&lt;/coordinates&gt;&lt;panel_attributes&gt;OperatorConsole</w:t>
-      </w:r>
+        <w:t xml:space="preserve">fontsize=49&lt;/panel_attributes&gt;&lt;additional_attributes&gt;&lt;/additional_attributes&gt;&lt;/element&gt;&lt;element&gt;&lt;id&gt;Relation&lt;/id&gt;&lt;coordinates&gt;&lt;x&gt;842&lt;/x&gt;&lt;y&gt;61&lt;/y&gt;&lt;w&gt;710&lt;/w&gt;&lt;h&gt;30&lt;/h&gt;&lt;/coordinates&gt;&lt;panel_attributes&gt;lt=-&lt;/panel_attributes&gt;&lt;additional_attributes&gt;10;10;690;10&lt;/additional_attributes&gt;&lt;/element&gt;&lt;element&gt;&lt;id&gt;Text&lt;/id&gt;&lt;coordinates&gt;&lt;x&gt;857&lt;/x&gt;&lt;y&gt;54&lt;/y&gt;&lt;w&gt;670&lt;/w&gt;&lt;h&gt;70&lt;/h&gt;&lt;/coordinates&gt;&lt;panel_attributes&gt;- </w:t>
+      </w:r>
+      <w:proofErr w:type="spellStart"/>
+      <w:proofErr w:type="gramStart"/>
+      <w:r>
+        <w:t>loginId:String</w:t>
+      </w:r>
+      <w:proofErr w:type="spellEnd"/>
+      <w:proofErr w:type="gramEnd"/>
     </w:p>
     <w:p>
       <w:pPr>
@@ -9362,14 +9292,17 @@
         <w:spacing w:before="160" w:after="200"/>
       </w:pPr>
       <w:r>
-        <w:t xml:space="preserve">fontsize=49&lt;/panel_attributes&gt;&lt;additional_attributes&gt;&lt;/additional_attributes&gt;&lt;/element&gt;&lt;element&gt;&lt;id&gt;Relation&lt;/id&gt;&lt;coordinates&gt;&lt;x&gt;842&lt;/x&gt;&lt;y&gt;61&lt;/y&gt;&lt;w&gt;710&lt;/w&gt;&lt;h&gt;30&lt;/h&gt;&lt;/coordinates&gt;&lt;panel_attributes&gt;lt=-&lt;/panel_attributes&gt;&lt;additional_attributes&gt;10;10;690;10&lt;/additional_attributes&gt;&lt;/element&gt;&lt;element&gt;&lt;id&gt;Text&lt;/id&gt;&lt;coordinates&gt;&lt;x&gt;857&lt;/x&gt;&lt;y&gt;54&lt;/y&gt;&lt;w&gt;670&lt;/w&gt;&lt;h&gt;70&lt;/h&gt;&lt;/coordinates&gt;&lt;panel_attributes&gt;- </w:t>
-      </w:r>
-      <w:proofErr w:type="spellStart"/>
-      <w:proofErr w:type="gramStart"/>
-      <w:r>
-        <w:t>loginId:String</w:t>
-      </w:r>
-      <w:proofErr w:type="spellEnd"/>
+        <w:t xml:space="preserve">fontsize=49&lt;/panel_attributes&gt;&lt;additional_attributes&gt;&lt;/additional_attributes&gt;&lt;/element&gt;&lt;element&gt;&lt;id&gt;Relation&lt;/id&gt;&lt;coordinates&gt;&lt;x&gt;842&lt;/x&gt;&lt;y&gt;114&lt;/y&gt;&lt;w&gt;710&lt;/w&gt;&lt;h&gt;30&lt;/h&gt;&lt;/coordinates&gt;&lt;panel_attributes&gt;lt=-&lt;/panel_attributes&gt;&lt;additional_attributes&gt;10;10;690;10&lt;/additional_attributes&gt;&lt;/element&gt;&lt;element&gt;&lt;id&gt;Text&lt;/id&gt;&lt;coordinates&gt;&lt;x&gt;857&lt;/x&gt;&lt;y&gt;131&lt;/y&gt;&lt;w&gt;670&lt;/w&gt;&lt;h&gt;70&lt;/h&gt;&lt;/coordinates&gt;&lt;panel_attributes&gt;+ </w:t>
+      </w:r>
+      <w:proofErr w:type="spellStart"/>
+      <w:proofErr w:type="gramStart"/>
+      <w:r>
+        <w:t>displayMainMenu</w:t>
+      </w:r>
+      <w:proofErr w:type="spellEnd"/>
+      <w:r>
+        <w:t>():void</w:t>
+      </w:r>
       <w:proofErr w:type="gramEnd"/>
     </w:p>
     <w:p>
@@ -9384,18 +9317,21 @@
         <w:spacing w:before="160" w:after="200"/>
       </w:pPr>
       <w:r>
-        <w:t xml:space="preserve">fontsize=49&lt;/panel_attributes&gt;&lt;additional_attributes&gt;&lt;/additional_attributes&gt;&lt;/element&gt;&lt;element&gt;&lt;id&gt;Relation&lt;/id&gt;&lt;coordinates&gt;&lt;x&gt;842&lt;/x&gt;&lt;y&gt;114&lt;/y&gt;&lt;w&gt;710&lt;/w&gt;&lt;h&gt;30&lt;/h&gt;&lt;/coordinates&gt;&lt;panel_attributes&gt;lt=-&lt;/panel_attributes&gt;&lt;additional_attributes&gt;10;10;690;10&lt;/additional_attributes&gt;&lt;/element&gt;&lt;element&gt;&lt;id&gt;Text&lt;/id&gt;&lt;coordinates&gt;&lt;x&gt;857&lt;/x&gt;&lt;y&gt;131&lt;/y&gt;&lt;w&gt;670&lt;/w&gt;&lt;h&gt;70&lt;/h&gt;&lt;/coordinates&gt;&lt;panel_attributes&gt;+ </w:t>
-      </w:r>
-      <w:proofErr w:type="spellStart"/>
-      <w:proofErr w:type="gramStart"/>
-      <w:r>
-        <w:t>displayMainMenu</w:t>
-      </w:r>
-      <w:proofErr w:type="spellEnd"/>
-      <w:r>
-        <w:t>():void</w:t>
-      </w:r>
-      <w:proofErr w:type="gramEnd"/>
+        <w:t xml:space="preserve">fontsize=49&lt;/panel_attributes&gt;&lt;additional_attributes&gt;&lt;/additional_attributes&gt;&lt;/element&gt;&lt;element&gt;&lt;id&gt;Text&lt;/id&gt;&lt;coordinates&gt;&lt;x&gt;857&lt;/x&gt;&lt;y&gt;181&lt;/y&gt;&lt;w&gt;670&lt;/w&gt;&lt;h&gt;70&lt;/h&gt;&lt;/coordinates&gt;&lt;panel_attributes&gt;+ </w:t>
+      </w:r>
+      <w:proofErr w:type="gramStart"/>
+      <w:r>
+        <w:t>login(</w:t>
+      </w:r>
+      <w:proofErr w:type="spellStart"/>
+      <w:r>
+        <w:t>id:String</w:t>
+      </w:r>
+      <w:proofErr w:type="spellEnd"/>
+      <w:proofErr w:type="gramEnd"/>
+      <w:r>
+        <w:t>,</w:t>
+      </w:r>
     </w:p>
     <w:p>
       <w:pPr>
@@ -9409,21 +9345,21 @@
         <w:spacing w:before="160" w:after="200"/>
       </w:pPr>
       <w:r>
-        <w:t xml:space="preserve">fontsize=49&lt;/panel_attributes&gt;&lt;additional_attributes&gt;&lt;/additional_attributes&gt;&lt;/element&gt;&lt;element&gt;&lt;id&gt;Text&lt;/id&gt;&lt;coordinates&gt;&lt;x&gt;857&lt;/x&gt;&lt;y&gt;181&lt;/y&gt;&lt;w&gt;670&lt;/w&gt;&lt;h&gt;70&lt;/h&gt;&lt;/coordinates&gt;&lt;panel_attributes&gt;+ </w:t>
-      </w:r>
-      <w:proofErr w:type="gramStart"/>
-      <w:r>
-        <w:t>login(</w:t>
-      </w:r>
-      <w:proofErr w:type="spellStart"/>
-      <w:r>
-        <w:t>id:String</w:t>
-      </w:r>
-      <w:proofErr w:type="spellEnd"/>
-      <w:proofErr w:type="gramEnd"/>
-      <w:r>
-        <w:t>,</w:t>
-      </w:r>
+        <w:t>fontsize=49&lt;/panel_attributes&gt;&lt;additional_attributes&gt;&lt;/additional_attributes&gt;&lt;/element&gt;&lt;element&gt;&lt;id&gt;Text&lt;/id&gt;&lt;coordinates&gt;&lt;x&gt;857&lt;/x&gt;&lt;y&gt;231&lt;/y&gt;&lt;w&gt;670&lt;/w&gt;&lt;h</w:t>
+      </w:r>
+      <w:proofErr w:type="gramStart"/>
+      <w:r>
+        <w:t>&gt;70</w:t>
+      </w:r>
+      <w:proofErr w:type="gramEnd"/>
+      <w:r>
+        <w:t>&lt;/h&gt;&lt;/coordinates&gt;&lt;panel_attributes&gt;</w:t>
+      </w:r>
+      <w:proofErr w:type="gramStart"/>
+      <w:r>
+        <w:t>password:String):boolean</w:t>
+      </w:r>
+      <w:proofErr w:type="gramEnd"/>
     </w:p>
     <w:p>
       <w:pPr>
@@ -9437,21 +9373,13 @@
         <w:spacing w:before="160" w:after="200"/>
       </w:pPr>
       <w:r>
-        <w:t>fontsize=49&lt;/panel_attributes&gt;&lt;additional_attributes&gt;&lt;/additional_attributes&gt;&lt;/element&gt;&lt;element&gt;&lt;id&gt;Text&lt;/id&gt;&lt;coordinates&gt;&lt;x&gt;857&lt;/x&gt;&lt;y&gt;231&lt;/y&gt;&lt;w&gt;670&lt;/w&gt;&lt;h</w:t>
-      </w:r>
-      <w:proofErr w:type="gramStart"/>
-      <w:r>
-        <w:t>&gt;70</w:t>
-      </w:r>
-      <w:proofErr w:type="gramEnd"/>
-      <w:r>
-        <w:t>&lt;/h&gt;&lt;/coordinates&gt;&lt;panel_attributes&gt;</w:t>
-      </w:r>
-      <w:proofErr w:type="gramStart"/>
-      <w:r>
-        <w:t>password:String):boolean</w:t>
-      </w:r>
-      <w:proofErr w:type="gramEnd"/>
+        <w:t xml:space="preserve">fontsize=49&lt;/panel_attributes&gt;&lt;additional_attributes&gt;&lt;/additional_attributes&gt;&lt;/element&gt;&lt;element&gt;&lt;id&gt;Text&lt;/id&gt;&lt;coordinates&gt;&lt;x&gt;857&lt;/x&gt;&lt;y&gt;281&lt;/y&gt;&lt;w&gt;670&lt;/w&gt;&lt;h&gt;70&lt;/h&gt;&lt;/coordinates&gt;&lt;panel_attributes&gt;+ </w:t>
+      </w:r>
+      <w:proofErr w:type="spellStart"/>
+      <w:r>
+        <w:t>manageMembers</w:t>
+      </w:r>
+      <w:proofErr w:type="spellEnd"/>
     </w:p>
     <w:p>
       <w:pPr>
@@ -9465,13 +9393,24 @@
         <w:spacing w:before="160" w:after="200"/>
       </w:pPr>
       <w:r>
-        <w:t xml:space="preserve">fontsize=49&lt;/panel_attributes&gt;&lt;additional_attributes&gt;&lt;/additional_attributes&gt;&lt;/element&gt;&lt;element&gt;&lt;id&gt;Text&lt;/id&gt;&lt;coordinates&gt;&lt;x&gt;857&lt;/x&gt;&lt;y&gt;281&lt;/y&gt;&lt;w&gt;670&lt;/w&gt;&lt;h&gt;70&lt;/h&gt;&lt;/coordinates&gt;&lt;panel_attributes&gt;+ </w:t>
-      </w:r>
-      <w:proofErr w:type="spellStart"/>
-      <w:r>
-        <w:t>manageMembers</w:t>
-      </w:r>
-      <w:proofErr w:type="spellEnd"/>
+        <w:t>fontsize=49&lt;/panel_attributes&gt;&lt;additional_attributes&gt;&lt;/additional_attributes&gt;&lt;/element&gt;&lt;element&gt;&lt;id&gt;Text&lt;/id&gt;&lt;coordinates&gt;&lt;x&gt;857&lt;/</w:t>
+      </w:r>
+      <w:proofErr w:type="gramStart"/>
+      <w:r>
+        <w:t>x&gt;&lt;y</w:t>
+      </w:r>
+      <w:proofErr w:type="gramEnd"/>
+      <w:r>
+        <w:t>&gt;331&lt;/y&gt;&lt;w&gt;670&lt;/w&gt;&lt;h&gt;70&lt;/h&gt;&lt;/coordinates&gt;&lt;panel_attributes</w:t>
+      </w:r>
+      <w:proofErr w:type="gramStart"/>
+      <w:r>
+        <w:t>&gt;(action:String</w:t>
+      </w:r>
+      <w:proofErr w:type="gramEnd"/>
+      <w:r>
+        <w:t>,</w:t>
+      </w:r>
     </w:p>
     <w:p>
       <w:pPr>
@@ -9494,16 +9433,13 @@
       </w:r>
       <w:proofErr w:type="gramEnd"/>
       <w:r>
-        <w:t>&gt;331&lt;/y&gt;&lt;w&gt;670&lt;/w&gt;&lt;h&gt;70&lt;/h&gt;&lt;/coordinates&gt;&lt;panel_attributes</w:t>
-      </w:r>
-      <w:proofErr w:type="gramStart"/>
-      <w:r>
-        <w:t>&gt;(action:String</w:t>
-      </w:r>
-      <w:proofErr w:type="gramEnd"/>
-      <w:r>
-        <w:t>,</w:t>
-      </w:r>
+        <w:t>&gt;381&lt;/y&gt;&lt;w&gt;670&lt;/w&gt;&lt;h&gt;70&lt;/h&gt;&lt;/coordinates&gt;&lt;panel_attributes&gt;</w:t>
+      </w:r>
+      <w:proofErr w:type="gramStart"/>
+      <w:r>
+        <w:t>member:Member):boolean</w:t>
+      </w:r>
+      <w:proofErr w:type="gramEnd"/>
     </w:p>
     <w:p>
       <w:pPr>
@@ -9517,21 +9453,21 @@
         <w:spacing w:before="160" w:after="200"/>
       </w:pPr>
       <w:r>
-        <w:t>fontsize=49&lt;/panel_attributes&gt;&lt;additional_attributes&gt;&lt;/additional_attributes&gt;&lt;/element&gt;&lt;element&gt;&lt;id&gt;Text&lt;/id&gt;&lt;coordinates&gt;&lt;x&gt;857&lt;/</w:t>
-      </w:r>
-      <w:proofErr w:type="gramStart"/>
-      <w:r>
-        <w:t>x&gt;&lt;y</w:t>
-      </w:r>
-      <w:proofErr w:type="gramEnd"/>
-      <w:r>
-        <w:t>&gt;381&lt;/y&gt;&lt;w&gt;670&lt;/w&gt;&lt;h&gt;70&lt;/h&gt;&lt;/coordinates&gt;&lt;panel_attributes&gt;</w:t>
-      </w:r>
-      <w:proofErr w:type="gramStart"/>
-      <w:r>
-        <w:t>member:Member):boolean</w:t>
-      </w:r>
-      <w:proofErr w:type="gramEnd"/>
+        <w:t>fontsize=49&lt;/panel_attributes&gt;&lt;additional_attributes&gt;&lt;/additional_attributes&gt;&lt;/element&gt;&lt;element&gt;&lt;id&gt;Text&lt;/id&gt;&lt;coordinates&gt;&lt;x&gt;857&lt;/x&gt;&lt;y&gt;431&lt;/y&gt;&lt;w&gt;670&lt;/w&gt;&lt;h&gt;</w:t>
+      </w:r>
+      <w:proofErr w:type="gramStart"/>
+      <w:r>
+        <w:t>70&lt;/h&gt;</w:t>
+      </w:r>
+      <w:proofErr w:type="gramEnd"/>
+      <w:r>
+        <w:t xml:space="preserve">&lt;/coordinates&gt;&lt;panel_attributes&gt;+ </w:t>
+      </w:r>
+      <w:proofErr w:type="spellStart"/>
+      <w:r>
+        <w:t>manageProviders</w:t>
+      </w:r>
+      <w:proofErr w:type="spellEnd"/>
     </w:p>
     <w:p>
       <w:pPr>
@@ -9545,21 +9481,24 @@
         <w:spacing w:before="160" w:after="200"/>
       </w:pPr>
       <w:r>
-        <w:t>fontsize=49&lt;/panel_attributes&gt;&lt;additional_attributes&gt;&lt;/additional_attributes&gt;&lt;/element&gt;&lt;element&gt;&lt;id&gt;Text&lt;/id&gt;&lt;coordinates&gt;&lt;x&gt;857&lt;/x&gt;&lt;y&gt;431&lt;/y&gt;&lt;w&gt;670&lt;/w&gt;&lt;h&gt;</w:t>
-      </w:r>
-      <w:proofErr w:type="gramStart"/>
-      <w:r>
-        <w:t>70&lt;/h&gt;</w:t>
-      </w:r>
-      <w:proofErr w:type="gramEnd"/>
-      <w:r>
-        <w:t xml:space="preserve">&lt;/coordinates&gt;&lt;panel_attributes&gt;+ </w:t>
-      </w:r>
-      <w:proofErr w:type="spellStart"/>
-      <w:r>
-        <w:t>manageProviders</w:t>
-      </w:r>
-      <w:proofErr w:type="spellEnd"/>
+        <w:t>fontsize=49&lt;/panel_attributes&gt;&lt;additional_attributes&gt;&lt;/additional_attributes&gt;&lt;/element&gt;&lt;element&gt;&lt;id&gt;Text&lt;/id&gt;&lt;coordinates&gt;&lt;x&gt;857&lt;/x&gt;&lt;y&gt;481&lt;/y&gt;&lt;w&gt;670&lt;/</w:t>
+      </w:r>
+      <w:proofErr w:type="gramStart"/>
+      <w:r>
+        <w:t>w&gt;&lt;h</w:t>
+      </w:r>
+      <w:proofErr w:type="gramEnd"/>
+      <w:r>
+        <w:t>&gt;70&lt;/h&gt;&lt;/coordinates&gt;&lt;panel_attributes</w:t>
+      </w:r>
+      <w:proofErr w:type="gramStart"/>
+      <w:r>
+        <w:t>&gt;(action:String</w:t>
+      </w:r>
+      <w:proofErr w:type="gramEnd"/>
+      <w:r>
+        <w:t>,</w:t>
+      </w:r>
     </w:p>
     <w:p>
       <w:pPr>
@@ -9573,24 +9512,13 @@
         <w:spacing w:before="160" w:after="200"/>
       </w:pPr>
       <w:r>
-        <w:t>fontsize=49&lt;/panel_attributes&gt;&lt;additional_attributes&gt;&lt;/additional_attributes&gt;&lt;/element&gt;&lt;element&gt;&lt;id&gt;Text&lt;/id&gt;&lt;coordinates&gt;&lt;x&gt;857&lt;/x&gt;&lt;y&gt;481&lt;/y&gt;&lt;w&gt;670&lt;/</w:t>
-      </w:r>
-      <w:proofErr w:type="gramStart"/>
-      <w:r>
-        <w:t>w&gt;&lt;h</w:t>
-      </w:r>
-      <w:proofErr w:type="gramEnd"/>
-      <w:r>
-        <w:t>&gt;70&lt;/h&gt;&lt;/coordinates&gt;&lt;panel_attributes</w:t>
-      </w:r>
-      <w:proofErr w:type="gramStart"/>
-      <w:r>
-        <w:t>&gt;(action:String</w:t>
-      </w:r>
-      <w:proofErr w:type="gramEnd"/>
-      <w:r>
-        <w:t>,</w:t>
-      </w:r>
+        <w:t>fontsize=49&lt;/panel_attributes&gt;&lt;additional_attributes&gt;&lt;/additional_attributes&gt;&lt;/element&gt;&lt;element&gt;&lt;id&gt;Text&lt;/id&gt;&lt;coordinates&gt;&lt;x&gt;857&lt;/x&gt;&lt;y&gt;531&lt;/y&gt;&lt;w&gt;670&lt;/w&gt;&lt;h&gt;70&lt;/h&gt;&lt;/coordinates&gt;&lt;panel_attributes&gt;</w:t>
+      </w:r>
+      <w:proofErr w:type="gramStart"/>
+      <w:r>
+        <w:t>provider:Provider):boolean</w:t>
+      </w:r>
+      <w:proofErr w:type="gramEnd"/>
     </w:p>
     <w:p>
       <w:pPr>
@@ -9604,11 +9532,16 @@
         <w:spacing w:before="160" w:after="200"/>
       </w:pPr>
       <w:r>
-        <w:t>fontsize=49&lt;/panel_attributes&gt;&lt;additional_attributes&gt;&lt;/additional_attributes&gt;&lt;/element&gt;&lt;element&gt;&lt;id&gt;Text&lt;/id&gt;&lt;coordinates&gt;&lt;x&gt;857&lt;/x&gt;&lt;y&gt;531&lt;/y&gt;&lt;w&gt;670&lt;/w&gt;&lt;h&gt;70&lt;/h&gt;&lt;/coordinates&gt;&lt;panel_attributes&gt;</w:t>
-      </w:r>
-      <w:proofErr w:type="gramStart"/>
-      <w:r>
-        <w:t>provider:Provider):boolean</w:t>
+        <w:t>fontsize=49&lt;/panel_attributes&gt;&lt;additional_attributes&gt;&lt;/additional_attributes&gt;&lt;/element&gt;&lt;element&gt;&lt;id&gt;Text&lt;/id&gt;&lt;coordinates&gt;&lt;x&gt;857&lt;/x&gt;&lt;y&gt;581&lt;/y&gt;&lt;w&gt;670&lt;/w&gt;&lt;h&gt;70&lt;/h&gt;&lt;/coordinates&gt;&lt;panel_attributes&gt;+ display(</w:t>
+      </w:r>
+      <w:proofErr w:type="spellStart"/>
+      <w:proofErr w:type="gramStart"/>
+      <w:r>
+        <w:t>text:String</w:t>
+      </w:r>
+      <w:proofErr w:type="spellEnd"/>
+      <w:r>
+        <w:t>):void</w:t>
       </w:r>
       <w:proofErr w:type="gramEnd"/>
     </w:p>
@@ -9624,18 +9557,8 @@
         <w:spacing w:before="160" w:after="200"/>
       </w:pPr>
       <w:r>
-        <w:t>fontsize=49&lt;/panel_attributes&gt;&lt;additional_attributes&gt;&lt;/additional_attributes&gt;&lt;/element&gt;&lt;element&gt;&lt;id&gt;Text&lt;/id&gt;&lt;coordinates&gt;&lt;x&gt;857&lt;/x&gt;&lt;y&gt;581&lt;/y&gt;&lt;w&gt;670&lt;/w&gt;&lt;h&gt;70&lt;/h&gt;&lt;/coordinates&gt;&lt;panel_attributes&gt;+ display(</w:t>
-      </w:r>
-      <w:proofErr w:type="spellStart"/>
-      <w:proofErr w:type="gramStart"/>
-      <w:r>
-        <w:t>text:String</w:t>
-      </w:r>
-      <w:proofErr w:type="spellEnd"/>
-      <w:r>
-        <w:t>):void</w:t>
-      </w:r>
-      <w:proofErr w:type="gramEnd"/>
+        <w:t>fontsize=49&lt;/panel_attributes&gt;&lt;additional_attributes&gt;&lt;/additional_attributes&gt;&lt;/element&gt;&lt;element&gt;&lt;id&gt;UMLGeneric&lt;/id&gt;&lt;coordinates&gt;&lt;x&gt;1692&lt;/x&gt;&lt;y&gt;11&lt;/y&gt;&lt;w&gt;680&lt;/w&gt;&lt;h&gt;540&lt;/h&gt;&lt;/coordinates&gt;&lt;panel_attributes&gt;&lt;/panel_attributes&gt;&lt;additional_attributes&gt;&lt;/additional_attributes&gt;&lt;/element&gt;&lt;element&gt;&lt;id&gt;Text&lt;/id&gt;&lt;coordinates&gt;&lt;x&gt;1818&lt;/x&gt;&lt;y&gt;0&lt;/y&gt;&lt;w&gt;427&lt;/w&gt;&lt;h&gt;70&lt;/h&gt;&lt;/coordinates&gt;&lt;panel_attributes&gt;ManagerTerminal</w:t>
+      </w:r>
     </w:p>
     <w:p>
       <w:pPr>
@@ -9649,8 +9572,15 @@
         <w:spacing w:before="160" w:after="200"/>
       </w:pPr>
       <w:r>
-        <w:t>fontsize=49&lt;/panel_attributes&gt;&lt;additional_attributes&gt;&lt;/additional_attributes&gt;&lt;/element&gt;&lt;element&gt;&lt;id&gt;UMLGeneric&lt;/id&gt;&lt;coordinates&gt;&lt;x&gt;1692&lt;/x&gt;&lt;y&gt;11&lt;/y&gt;&lt;w&gt;680&lt;/w&gt;&lt;h&gt;540&lt;/h&gt;&lt;/coordinates&gt;&lt;panel_attributes&gt;&lt;/panel_attributes&gt;&lt;additional_attributes&gt;&lt;/additional_attributes&gt;&lt;/element&gt;&lt;element&gt;&lt;id&gt;Text&lt;/id&gt;&lt;coordinates&gt;&lt;x&gt;1818&lt;/x&gt;&lt;y&gt;0&lt;/y&gt;&lt;w&gt;427&lt;/w&gt;&lt;h&gt;70&lt;/h&gt;&lt;/coordinates&gt;&lt;panel_attributes&gt;ManagerTerminal</w:t>
-      </w:r>
+        <w:t xml:space="preserve">fontsize=49&lt;/panel_attributes&gt;&lt;additional_attributes&gt;&lt;/additional_attributes&gt;&lt;/element&gt;&lt;element&gt;&lt;id&gt;Relation&lt;/id&gt;&lt;coordinates&gt;&lt;x&gt;1682&lt;/x&gt;&lt;y&gt;61&lt;/y&gt;&lt;w&gt;710&lt;/w&gt;&lt;h&gt;30&lt;/h&gt;&lt;/coordinates&gt;&lt;panel_attributes&gt;lt=-&lt;/panel_attributes&gt;&lt;additional_attributes&gt;10;10;690;10&lt;/additional_attributes&gt;&lt;/element&gt;&lt;element&gt;&lt;id&gt;Text&lt;/id&gt;&lt;coordinates&gt;&lt;x&gt;1697&lt;/x&gt;&lt;y&gt;54&lt;/y&gt;&lt;w&gt;670&lt;/w&gt;&lt;h&gt;70&lt;/h&gt;&lt;/coordinates&gt;&lt;panel_attributes&gt;- </w:t>
+      </w:r>
+      <w:proofErr w:type="spellStart"/>
+      <w:proofErr w:type="gramStart"/>
+      <w:r>
+        <w:t>managerId:String</w:t>
+      </w:r>
+      <w:proofErr w:type="spellEnd"/>
+      <w:proofErr w:type="gramEnd"/>
     </w:p>
     <w:p>
       <w:pPr>
@@ -9664,14 +9594,17 @@
         <w:spacing w:before="160" w:after="200"/>
       </w:pPr>
       <w:r>
-        <w:t xml:space="preserve">fontsize=49&lt;/panel_attributes&gt;&lt;additional_attributes&gt;&lt;/additional_attributes&gt;&lt;/element&gt;&lt;element&gt;&lt;id&gt;Relation&lt;/id&gt;&lt;coordinates&gt;&lt;x&gt;1682&lt;/x&gt;&lt;y&gt;61&lt;/y&gt;&lt;w&gt;710&lt;/w&gt;&lt;h&gt;30&lt;/h&gt;&lt;/coordinates&gt;&lt;panel_attributes&gt;lt=-&lt;/panel_attributes&gt;&lt;additional_attributes&gt;10;10;690;10&lt;/additional_attributes&gt;&lt;/element&gt;&lt;element&gt;&lt;id&gt;Text&lt;/id&gt;&lt;coordinates&gt;&lt;x&gt;1697&lt;/x&gt;&lt;y&gt;54&lt;/y&gt;&lt;w&gt;670&lt;/w&gt;&lt;h&gt;70&lt;/h&gt;&lt;/coordinates&gt;&lt;panel_attributes&gt;- </w:t>
-      </w:r>
-      <w:proofErr w:type="spellStart"/>
-      <w:proofErr w:type="gramStart"/>
-      <w:r>
-        <w:t>managerId:String</w:t>
-      </w:r>
-      <w:proofErr w:type="spellEnd"/>
+        <w:t xml:space="preserve">fontsize=49&lt;/panel_attributes&gt;&lt;additional_attributes&gt;&lt;/additional_attributes&gt;&lt;/element&gt;&lt;element&gt;&lt;id&gt;Relation&lt;/id&gt;&lt;coordinates&gt;&lt;x&gt;1682&lt;/x&gt;&lt;y&gt;114&lt;/y&gt;&lt;w&gt;710&lt;/w&gt;&lt;h&gt;30&lt;/h&gt;&lt;/coordinates&gt;&lt;panel_attributes&gt;lt=-&lt;/panel_attributes&gt;&lt;additional_attributes&gt;10;10;690;10&lt;/additional_attributes&gt;&lt;/element&gt;&lt;element&gt;&lt;id&gt;Text&lt;/id&gt;&lt;coordinates&gt;&lt;x&gt;1697&lt;/x&gt;&lt;y&gt;131&lt;/y&gt;&lt;w&gt;670&lt;/w&gt;&lt;h&gt;70&lt;/h&gt;&lt;/coordinates&gt;&lt;panel_attributes&gt;+ </w:t>
+      </w:r>
+      <w:proofErr w:type="spellStart"/>
+      <w:proofErr w:type="gramStart"/>
+      <w:r>
+        <w:t>displayMainMenu</w:t>
+      </w:r>
+      <w:proofErr w:type="spellEnd"/>
+      <w:r>
+        <w:t>():void</w:t>
+      </w:r>
       <w:proofErr w:type="gramEnd"/>
     </w:p>
     <w:p>
@@ -9686,17 +9619,22 @@
         <w:spacing w:before="160" w:after="200"/>
       </w:pPr>
       <w:r>
-        <w:t xml:space="preserve">fontsize=49&lt;/panel_attributes&gt;&lt;additional_attributes&gt;&lt;/additional_attributes&gt;&lt;/element&gt;&lt;element&gt;&lt;id&gt;Relation&lt;/id&gt;&lt;coordinates&gt;&lt;x&gt;1682&lt;/x&gt;&lt;y&gt;114&lt;/y&gt;&lt;w&gt;710&lt;/w&gt;&lt;h&gt;30&lt;/h&gt;&lt;/coordinates&gt;&lt;panel_attributes&gt;lt=-&lt;/panel_attributes&gt;&lt;additional_attributes&gt;10;10;690;10&lt;/additional_attributes&gt;&lt;/element&gt;&lt;element&gt;&lt;id&gt;Text&lt;/id&gt;&lt;coordinates&gt;&lt;x&gt;1697&lt;/x&gt;&lt;y&gt;131&lt;/y&gt;&lt;w&gt;670&lt;/w&gt;&lt;h&gt;70&lt;/h&gt;&lt;/coordinates&gt;&lt;panel_attributes&gt;+ </w:t>
-      </w:r>
-      <w:proofErr w:type="spellStart"/>
-      <w:proofErr w:type="gramStart"/>
-      <w:r>
-        <w:t>displayMainMenu</w:t>
-      </w:r>
-      <w:proofErr w:type="spellEnd"/>
-      <w:r>
-        <w:t>():void</w:t>
-      </w:r>
+        <w:t>fontsize=49&lt;/panel_attributes&gt;&lt;additional_attributes&gt;&lt;/additional_attributes&gt;&lt;/element&gt;&lt;element&gt;&lt;id&gt;Text&lt;/id&gt;&lt;coordinates&gt;&lt;x&gt;1697&lt;/x&gt;&lt;y&gt;181&lt;/y&gt;&lt;w&gt;670&lt;/w&gt;&lt;h&gt;70&lt;/h&gt;&lt;/coordinates&gt;&lt;panel_attributes&gt;+ login(</w:t>
+      </w:r>
+      <w:proofErr w:type="spellStart"/>
+      <w:proofErr w:type="gramStart"/>
+      <w:r>
+        <w:t>id:String</w:t>
+      </w:r>
+      <w:proofErr w:type="spellEnd"/>
+      <w:r>
+        <w:t>):</w:t>
+      </w:r>
+      <w:proofErr w:type="spellStart"/>
+      <w:r>
+        <w:t>boolean</w:t>
+      </w:r>
+      <w:proofErr w:type="spellEnd"/>
       <w:proofErr w:type="gramEnd"/>
     </w:p>
     <w:p>
@@ -9711,7 +9649,23 @@
         <w:spacing w:before="160" w:after="200"/>
       </w:pPr>
       <w:r>
-        <w:t>fontsize=49&lt;/panel_attributes&gt;&lt;additional_attributes&gt;&lt;/additional_attributes&gt;&lt;/element&gt;&lt;element&gt;&lt;id&gt;Text&lt;/id&gt;&lt;coordinates&gt;&lt;x&gt;1697&lt;/x&gt;&lt;y&gt;181&lt;/y&gt;&lt;w&gt;670&lt;/w&gt;&lt;h&gt;70&lt;/h&gt;&lt;/coordinates&gt;&lt;panel_attributes&gt;+ login(</w:t>
+        <w:t>fontsize=49&lt;/panel_attributes&gt;&lt;additional_attributes&gt;&lt;/additional_attributes&gt;&lt;/element&gt;&lt;element&gt;&lt;id&gt;Text&lt;/id&gt;&lt;coordinates&gt;&lt;x&gt;1697&lt;/x&gt;&lt;y&gt;231&lt;/</w:t>
+      </w:r>
+      <w:proofErr w:type="gramStart"/>
+      <w:r>
+        <w:t>y&gt;&lt;w</w:t>
+      </w:r>
+      <w:proofErr w:type="gramEnd"/>
+      <w:r>
+        <w:t xml:space="preserve">&gt;670&lt;/w&gt;&lt;h&gt;70&lt;/h&gt;&lt;/coordinates&gt;&lt;panel_attributes&gt;+ </w:t>
+      </w:r>
+      <w:proofErr w:type="spellStart"/>
+      <w:r>
+        <w:t>memberReport</w:t>
+      </w:r>
+      <w:proofErr w:type="spellEnd"/>
+      <w:r>
+        <w:t>(</w:t>
       </w:r>
       <w:proofErr w:type="spellStart"/>
       <w:proofErr w:type="gramStart"/>
@@ -9719,15 +9673,10 @@
         <w:t>id:String</w:t>
       </w:r>
       <w:proofErr w:type="spellEnd"/>
-      <w:r>
-        <w:t>):</w:t>
-      </w:r>
-      <w:proofErr w:type="spellStart"/>
-      <w:r>
-        <w:t>boolean</w:t>
-      </w:r>
-      <w:proofErr w:type="spellEnd"/>
-      <w:proofErr w:type="gramEnd"/>
+      <w:proofErr w:type="gramEnd"/>
+      <w:r>
+        <w:t>)</w:t>
+      </w:r>
     </w:p>
     <w:p>
       <w:pPr>
@@ -9741,34 +9690,29 @@
         <w:spacing w:before="160" w:after="200"/>
       </w:pPr>
       <w:r>
-        <w:t>fontsize=49&lt;/panel_attributes&gt;&lt;additional_attributes&gt;&lt;/additional_attributes&gt;&lt;/element&gt;&lt;element&gt;&lt;id&gt;Text&lt;/id&gt;&lt;coordinates&gt;&lt;x&gt;1697&lt;/x&gt;&lt;y&gt;231&lt;/</w:t>
-      </w:r>
-      <w:proofErr w:type="gramStart"/>
-      <w:r>
-        <w:t>y&gt;&lt;w</w:t>
-      </w:r>
-      <w:proofErr w:type="gramEnd"/>
-      <w:r>
-        <w:t xml:space="preserve">&gt;670&lt;/w&gt;&lt;h&gt;70&lt;/h&gt;&lt;/coordinates&gt;&lt;panel_attributes&gt;+ </w:t>
-      </w:r>
-      <w:proofErr w:type="spellStart"/>
-      <w:r>
-        <w:t>memberReport</w:t>
-      </w:r>
-      <w:proofErr w:type="spellEnd"/>
-      <w:r>
-        <w:t>(</w:t>
-      </w:r>
-      <w:proofErr w:type="spellStart"/>
-      <w:proofErr w:type="gramStart"/>
-      <w:r>
-        <w:t>id:String</w:t>
-      </w:r>
-      <w:proofErr w:type="spellEnd"/>
-      <w:proofErr w:type="gramEnd"/>
-      <w:r>
-        <w:t>)</w:t>
-      </w:r>
+        <w:t>fontsize=49&lt;/panel_attributes&gt;&lt;additional_attributes&gt;&lt;/additional_attributes&gt;&lt;/element&gt;&lt;element&gt;&lt;id&gt;Text&lt;/id&gt;&lt;coordinates&gt;&lt;x&gt;1697&lt;/x&gt;&lt;y&gt;281&lt;/y&gt;&lt;w&gt;670&lt;</w:t>
+      </w:r>
+      <w:proofErr w:type="gramStart"/>
+      <w:r>
+        <w:t>/w&gt;&lt;</w:t>
+      </w:r>
+      <w:proofErr w:type="gramEnd"/>
+      <w:r>
+        <w:t>h</w:t>
+      </w:r>
+      <w:proofErr w:type="gramStart"/>
+      <w:r>
+        <w:t>&gt;70</w:t>
+      </w:r>
+      <w:proofErr w:type="gramEnd"/>
+      <w:r>
+        <w:t>&lt;/h&gt;&lt;/coordinates&gt;&lt;panel_attributes</w:t>
+      </w:r>
+      <w:proofErr w:type="gramStart"/>
+      <w:r>
+        <w:t>&gt;:boolean</w:t>
+      </w:r>
+      <w:proofErr w:type="gramEnd"/>
     </w:p>
     <w:p>
       <w:pPr>
@@ -9782,29 +9726,26 @@
         <w:spacing w:before="160" w:after="200"/>
       </w:pPr>
       <w:r>
-        <w:t>fontsize=49&lt;/panel_attributes&gt;&lt;additional_attributes&gt;&lt;/additional_attributes&gt;&lt;/element&gt;&lt;element&gt;&lt;id&gt;Text&lt;/id&gt;&lt;coordinates&gt;&lt;x&gt;1697&lt;/x&gt;&lt;y&gt;281&lt;/y&gt;&lt;w&gt;670&lt;</w:t>
-      </w:r>
-      <w:proofErr w:type="gramStart"/>
-      <w:r>
-        <w:t>/w&gt;&lt;</w:t>
-      </w:r>
-      <w:proofErr w:type="gramEnd"/>
-      <w:r>
-        <w:t>h</w:t>
-      </w:r>
-      <w:proofErr w:type="gramStart"/>
-      <w:r>
-        <w:t>&gt;70</w:t>
-      </w:r>
-      <w:proofErr w:type="gramEnd"/>
-      <w:r>
-        <w:t>&lt;/h&gt;&lt;/coordinates&gt;&lt;panel_attributes</w:t>
-      </w:r>
-      <w:proofErr w:type="gramStart"/>
-      <w:r>
-        <w:t>&gt;:boolean</w:t>
-      </w:r>
-      <w:proofErr w:type="gramEnd"/>
+        <w:t xml:space="preserve">fontsize=49&lt;/panel_attributes&gt;&lt;additional_attributes&gt;&lt;/additional_attributes&gt;&lt;/element&gt;&lt;element&gt;&lt;id&gt;Text&lt;/id&gt;&lt;coordinates&gt;&lt;x&gt;1697&lt;/x&gt;&lt;y&gt;331&lt;/y&gt;&lt;w&gt;670&lt;/w&gt;&lt;h&gt;70&lt;/h&gt;&lt;/coordinates&gt;&lt;panel_attributes&gt;+ </w:t>
+      </w:r>
+      <w:proofErr w:type="spellStart"/>
+      <w:r>
+        <w:t>providerReport</w:t>
+      </w:r>
+      <w:proofErr w:type="spellEnd"/>
+      <w:r>
+        <w:t>(</w:t>
+      </w:r>
+      <w:proofErr w:type="spellStart"/>
+      <w:proofErr w:type="gramStart"/>
+      <w:r>
+        <w:t>id:String</w:t>
+      </w:r>
+      <w:proofErr w:type="spellEnd"/>
+      <w:proofErr w:type="gramEnd"/>
+      <w:r>
+        <w:t>)</w:t>
+      </w:r>
     </w:p>
     <w:p>
       <w:pPr>
@@ -9819,26 +9760,13 @@
       </w:pPr>
       <w:r>
         <w:lastRenderedPageBreak/>
-        <w:t xml:space="preserve">fontsize=49&lt;/panel_attributes&gt;&lt;additional_attributes&gt;&lt;/additional_attributes&gt;&lt;/element&gt;&lt;element&gt;&lt;id&gt;Text&lt;/id&gt;&lt;coordinates&gt;&lt;x&gt;1697&lt;/x&gt;&lt;y&gt;331&lt;/y&gt;&lt;w&gt;670&lt;/w&gt;&lt;h&gt;70&lt;/h&gt;&lt;/coordinates&gt;&lt;panel_attributes&gt;+ </w:t>
-      </w:r>
-      <w:proofErr w:type="spellStart"/>
-      <w:r>
-        <w:t>providerReport</w:t>
-      </w:r>
-      <w:proofErr w:type="spellEnd"/>
-      <w:r>
-        <w:t>(</w:t>
-      </w:r>
-      <w:proofErr w:type="spellStart"/>
-      <w:proofErr w:type="gramStart"/>
-      <w:r>
-        <w:t>id:String</w:t>
-      </w:r>
-      <w:proofErr w:type="spellEnd"/>
-      <w:proofErr w:type="gramEnd"/>
-      <w:r>
-        <w:t>)</w:t>
-      </w:r>
+        <w:t>fontsize=49&lt;/panel_attributes&gt;&lt;additional_attributes&gt;&lt;/additional_attributes&gt;&lt;/element&gt;&lt;element&gt;&lt;id&gt;Text&lt;/id&gt;&lt;coordinates&gt;&lt;x&gt;1697&lt;/x&gt;&lt;y&gt;381&lt;/y&gt;&lt;w&gt;670&lt;/w&gt;&lt;h&gt;70&lt;/h&gt;&lt;/coordinates&gt;&lt;panel_attributes</w:t>
+      </w:r>
+      <w:proofErr w:type="gramStart"/>
+      <w:r>
+        <w:t>&gt;:boolean</w:t>
+      </w:r>
+      <w:proofErr w:type="gramEnd"/>
     </w:p>
     <w:p>
       <w:pPr>
@@ -9852,12 +9780,22 @@
         <w:spacing w:before="160" w:after="200"/>
       </w:pPr>
       <w:r>
-        <w:t>fontsize=49&lt;/panel_attributes&gt;&lt;additional_attributes&gt;&lt;/additional_attributes&gt;&lt;/element&gt;&lt;element&gt;&lt;id&gt;Text&lt;/id&gt;&lt;coordinates&gt;&lt;x&gt;1697&lt;/x&gt;&lt;y&gt;381&lt;/y&gt;&lt;w&gt;670&lt;/w&gt;&lt;h&gt;70&lt;/h&gt;&lt;/coordinates&gt;&lt;panel_attributes</w:t>
-      </w:r>
-      <w:proofErr w:type="gramStart"/>
-      <w:r>
-        <w:t>&gt;:boolean</w:t>
-      </w:r>
+        <w:t xml:space="preserve">fontsize=49&lt;/panel_attributes&gt;&lt;additional_attributes&gt;&lt;/additional_attributes&gt;&lt;/element&gt;&lt;element&gt;&lt;id&gt;Text&lt;/id&gt;&lt;coordinates&gt;&lt;x&gt;1697&lt;/x&gt;&lt;y&gt;431&lt;/y&gt;&lt;w&gt;670&lt;/w&gt;&lt;h&gt;70&lt;/h&gt;&lt;/coordinates&gt;&lt;panel_attributes&gt;+ </w:t>
+      </w:r>
+      <w:proofErr w:type="spellStart"/>
+      <w:proofErr w:type="gramStart"/>
+      <w:r>
+        <w:t>summaryReport</w:t>
+      </w:r>
+      <w:proofErr w:type="spellEnd"/>
+      <w:r>
+        <w:t>():</w:t>
+      </w:r>
+      <w:proofErr w:type="spellStart"/>
+      <w:r>
+        <w:t>boolean</w:t>
+      </w:r>
+      <w:proofErr w:type="spellEnd"/>
       <w:proofErr w:type="gramEnd"/>
     </w:p>
     <w:p>
@@ -9872,22 +9810,25 @@
         <w:spacing w:before="160" w:after="200"/>
       </w:pPr>
       <w:r>
-        <w:t xml:space="preserve">fontsize=49&lt;/panel_attributes&gt;&lt;additional_attributes&gt;&lt;/additional_attributes&gt;&lt;/element&gt;&lt;element&gt;&lt;id&gt;Text&lt;/id&gt;&lt;coordinates&gt;&lt;x&gt;1697&lt;/x&gt;&lt;y&gt;431&lt;/y&gt;&lt;w&gt;670&lt;/w&gt;&lt;h&gt;70&lt;/h&gt;&lt;/coordinates&gt;&lt;panel_attributes&gt;+ </w:t>
-      </w:r>
-      <w:proofErr w:type="spellStart"/>
-      <w:proofErr w:type="gramStart"/>
-      <w:r>
-        <w:t>summaryReport</w:t>
-      </w:r>
-      <w:proofErr w:type="spellEnd"/>
-      <w:r>
-        <w:t>():</w:t>
-      </w:r>
-      <w:proofErr w:type="spellStart"/>
-      <w:r>
-        <w:t>boolean</w:t>
-      </w:r>
-      <w:proofErr w:type="spellEnd"/>
+        <w:t>fontsize=49&lt;/panel_attributes&gt;&lt;additional_attributes&gt;&lt;/additional_attributes&gt;&lt;/element&gt;&lt;element&gt;&lt;id&gt;Text&lt;/id&gt;&lt;coordinates&gt;&lt;x&gt;1697&lt;/x&gt;&lt;y&gt;481&lt;/y&gt;&lt;w&gt;670&lt;/w&gt;&lt;h&gt;</w:t>
+      </w:r>
+      <w:proofErr w:type="gramStart"/>
+      <w:r>
+        <w:t>70&lt;/h&gt;</w:t>
+      </w:r>
+      <w:proofErr w:type="gramEnd"/>
+      <w:r>
+        <w:t>&lt;/coordinates&gt;&lt;panel_attributes&gt;+ display(</w:t>
+      </w:r>
+      <w:proofErr w:type="spellStart"/>
+      <w:proofErr w:type="gramStart"/>
+      <w:r>
+        <w:t>text:String</w:t>
+      </w:r>
+      <w:proofErr w:type="spellEnd"/>
+      <w:r>
+        <w:t>):void</w:t>
+      </w:r>
       <w:proofErr w:type="gramEnd"/>
     </w:p>
     <w:p>
@@ -9902,26 +9843,8 @@
         <w:spacing w:before="160" w:after="200"/>
       </w:pPr>
       <w:r>
-        <w:t>fontsize=49&lt;/panel_attributes&gt;&lt;additional_attributes&gt;&lt;/additional_attributes&gt;&lt;/element&gt;&lt;element&gt;&lt;id&gt;Text&lt;/id&gt;&lt;coordinates&gt;&lt;x&gt;1697&lt;/x&gt;&lt;y&gt;481&lt;/y&gt;&lt;w&gt;670&lt;/w&gt;&lt;h&gt;</w:t>
-      </w:r>
-      <w:proofErr w:type="gramStart"/>
-      <w:r>
-        <w:t>70&lt;/h&gt;</w:t>
-      </w:r>
-      <w:proofErr w:type="gramEnd"/>
-      <w:r>
-        <w:t>&lt;/coordinates&gt;&lt;panel_attributes&gt;+ display(</w:t>
-      </w:r>
-      <w:proofErr w:type="spellStart"/>
-      <w:proofErr w:type="gramStart"/>
-      <w:r>
-        <w:t>text:String</w:t>
-      </w:r>
-      <w:proofErr w:type="spellEnd"/>
-      <w:r>
-        <w:t>):void</w:t>
-      </w:r>
-      <w:proofErr w:type="gramEnd"/>
+        <w:t>fontsize=49&lt;/panel_attributes&gt;&lt;additional_attributes&gt;&lt;/additional_attributes&gt;&lt;/element&gt;&lt;element&gt;&lt;id&gt;UMLGeneric&lt;/id&gt;&lt;coordinates&gt;&lt;x&gt;12&lt;/x&gt;&lt;y&gt;1021&lt;/y&gt;&lt;w&gt;680&lt;/w&gt;&lt;h&gt;590&lt;/h&gt;&lt;/coordinates&gt;&lt;panel_attributes&gt;&lt;/panel_attributes&gt;&lt;additional_attributes&gt;&lt;/additional_attributes&gt;&lt;/element&gt;&lt;element&gt;&lt;id&gt;Text&lt;/id&gt;&lt;coordinates&gt;&lt;x&gt;159&lt;/x&gt;&lt;y&gt;1010&lt;/y&gt;&lt;w&gt;386&lt;/w&gt;&lt;h&gt;70&lt;/h&gt;&lt;/coordinates&gt;&lt;panel_attributes&gt;ProviderControl</w:t>
+      </w:r>
     </w:p>
     <w:p>
       <w:pPr>
@@ -9935,8 +9858,15 @@
         <w:spacing w:before="160" w:after="200"/>
       </w:pPr>
       <w:r>
-        <w:t>fontsize=49&lt;/panel_attributes&gt;&lt;additional_attributes&gt;&lt;/additional_attributes&gt;&lt;/element&gt;&lt;element&gt;&lt;id&gt;UMLGeneric&lt;/id&gt;&lt;coordinates&gt;&lt;x&gt;12&lt;/x&gt;&lt;y&gt;1021&lt;/y&gt;&lt;w&gt;680&lt;/w&gt;&lt;h&gt;590&lt;/h&gt;&lt;/coordinates&gt;&lt;panel_attributes&gt;&lt;/panel_attributes&gt;&lt;additional_attributes&gt;&lt;/additional_attributes&gt;&lt;/element&gt;&lt;element&gt;&lt;id&gt;Text&lt;/id&gt;&lt;coordinates&gt;&lt;x&gt;159&lt;/x&gt;&lt;y&gt;1010&lt;/y&gt;&lt;w&gt;386&lt;/w&gt;&lt;h&gt;70&lt;/h&gt;&lt;/coordinates&gt;&lt;panel_attributes&gt;ProviderControl</w:t>
-      </w:r>
+        <w:t xml:space="preserve">fontsize=49&lt;/panel_attributes&gt;&lt;additional_attributes&gt;&lt;/additional_attributes&gt;&lt;/element&gt;&lt;element&gt;&lt;id&gt;Relation&lt;/id&gt;&lt;coordinates&gt;&lt;x&gt;2&lt;/x&gt;&lt;y&gt;1071&lt;/y&gt;&lt;w&gt;710&lt;/w&gt;&lt;h&gt;30&lt;/h&gt;&lt;/coordinates&gt;&lt;panel_attributes&gt;lt=-&lt;/panel_attributes&gt;&lt;additional_attributes&gt;10;10;690;10&lt;/additional_attributes&gt;&lt;/element&gt;&lt;element&gt;&lt;id&gt;Text&lt;/id&gt;&lt;coordinates&gt;&lt;x&gt;17&lt;/x&gt;&lt;y&gt;1064&lt;/y&gt;&lt;w&gt;670&lt;/w&gt;&lt;h&gt;70&lt;/h&gt;&lt;/coordinates&gt;&lt;panel_attributes&gt;- </w:t>
+      </w:r>
+      <w:proofErr w:type="spellStart"/>
+      <w:proofErr w:type="gramStart"/>
+      <w:r>
+        <w:t>providerId:String</w:t>
+      </w:r>
+      <w:proofErr w:type="spellEnd"/>
+      <w:proofErr w:type="gramEnd"/>
     </w:p>
     <w:p>
       <w:pPr>
@@ -9950,12 +9880,20 @@
         <w:spacing w:before="160" w:after="200"/>
       </w:pPr>
       <w:r>
-        <w:t xml:space="preserve">fontsize=49&lt;/panel_attributes&gt;&lt;additional_attributes&gt;&lt;/additional_attributes&gt;&lt;/element&gt;&lt;element&gt;&lt;id&gt;Relation&lt;/id&gt;&lt;coordinates&gt;&lt;x&gt;2&lt;/x&gt;&lt;y&gt;1071&lt;/y&gt;&lt;w&gt;710&lt;/w&gt;&lt;h&gt;30&lt;/h&gt;&lt;/coordinates&gt;&lt;panel_attributes&gt;lt=-&lt;/panel_attributes&gt;&lt;additional_attributes&gt;10;10;690;10&lt;/additional_attributes&gt;&lt;/element&gt;&lt;element&gt;&lt;id&gt;Text&lt;/id&gt;&lt;coordinates&gt;&lt;x&gt;17&lt;/x&gt;&lt;y&gt;1064&lt;/y&gt;&lt;w&gt;670&lt;/w&gt;&lt;h&gt;70&lt;/h&gt;&lt;/coordinates&gt;&lt;panel_attributes&gt;- </w:t>
-      </w:r>
-      <w:proofErr w:type="spellStart"/>
-      <w:proofErr w:type="gramStart"/>
-      <w:r>
-        <w:t>providerId:String</w:t>
+        <w:t>fontsize=49&lt;/panel_attributes&gt;&lt;additional_attributes&gt;&lt;/additional_attributes&gt;&lt;/element&gt;&lt;element&gt;&lt;id&gt;Relation&lt;/id&gt;&lt;coordinates&gt;&lt;x&gt;2&lt;/x&gt;&lt;y&gt;1124&lt;/y&gt;&lt;w&gt;710&lt;/w&gt;&lt;h&gt;30&lt;/h&gt;&lt;/coordinates&gt;&lt;panel_attributes&gt;lt=-&lt;/panel_attributes&gt;&lt;additional_attributes&gt;10;10;690;10&lt;/additional_attributes&gt;&lt;/element&gt;&lt;element&gt;&lt;id&gt;Text&lt;/id&gt;&lt;coordinates&gt;&lt;x&gt;17&lt;/x&gt;&lt;y&gt;1141&lt;/y&gt;&lt;w&gt;670&lt;/w&gt;&lt;h&gt;70&lt;/h&gt;&lt;/coordinates&gt;&lt;panel_attributes&gt;+ verify(</w:t>
+      </w:r>
+      <w:proofErr w:type="spellStart"/>
+      <w:proofErr w:type="gramStart"/>
+      <w:r>
+        <w:t>id:String</w:t>
+      </w:r>
+      <w:proofErr w:type="spellEnd"/>
+      <w:r>
+        <w:t>):</w:t>
+      </w:r>
+      <w:proofErr w:type="spellStart"/>
+      <w:r>
+        <w:t>boolean</w:t>
       </w:r>
       <w:proofErr w:type="spellEnd"/>
       <w:proofErr w:type="gramEnd"/>
@@ -9972,23 +9910,24 @@
         <w:spacing w:before="160" w:after="200"/>
       </w:pPr>
       <w:r>
-        <w:t>fontsize=49&lt;/panel_attributes&gt;&lt;additional_attributes&gt;&lt;/additional_attributes&gt;&lt;/element&gt;&lt;element&gt;&lt;id&gt;Relation&lt;/id&gt;&lt;coordinates&gt;&lt;x&gt;2&lt;/x&gt;&lt;y&gt;1124&lt;/y&gt;&lt;w&gt;710&lt;/w&gt;&lt;h&gt;30&lt;/h&gt;&lt;/coordinates&gt;&lt;panel_attributes&gt;lt=-&lt;/panel_attributes&gt;&lt;additional_attributes&gt;10;10;690;10&lt;/additional_attributes&gt;&lt;/element&gt;&lt;element&gt;&lt;id&gt;Text&lt;/id&gt;&lt;coordinates&gt;&lt;x&gt;17&lt;/x&gt;&lt;y&gt;1141&lt;/y&gt;&lt;w&gt;670&lt;/w&gt;&lt;h&gt;70&lt;/h&gt;&lt;/coordinates&gt;&lt;panel_attributes&gt;+ verify(</w:t>
-      </w:r>
-      <w:proofErr w:type="spellStart"/>
-      <w:proofErr w:type="gramStart"/>
+        <w:t xml:space="preserve">fontsize=49&lt;/panel_attributes&gt;&lt;additional_attributes&gt;&lt;/additional_attributes&gt;&lt;/element&gt;&lt;element&gt;&lt;id&gt;Text&lt;/id&gt;&lt;coordinates&gt;&lt;x&gt;17&lt;/x&gt;&lt;y&gt;1191&lt;/y&gt;&lt;w&gt;670&lt;/w&gt;&lt;h&gt;70&lt;/h&gt;&lt;/coordinates&gt;&lt;panel_attributes&gt;+ </w:t>
+      </w:r>
+      <w:proofErr w:type="spellStart"/>
+      <w:r>
+        <w:t>validateCard</w:t>
+      </w:r>
+      <w:proofErr w:type="spellEnd"/>
+      <w:r>
+        <w:t>(</w:t>
+      </w:r>
+      <w:proofErr w:type="spellStart"/>
       <w:r>
         <w:t>id:String</w:t>
       </w:r>
       <w:proofErr w:type="spellEnd"/>
       <w:r>
-        <w:t>):</w:t>
-      </w:r>
-      <w:proofErr w:type="spellStart"/>
-      <w:r>
-        <w:t>boolean</w:t>
-      </w:r>
-      <w:proofErr w:type="spellEnd"/>
-      <w:proofErr w:type="gramEnd"/>
+        <w:t>)</w:t>
+      </w:r>
     </w:p>
     <w:p>
       <w:pPr>
@@ -10002,24 +9941,13 @@
         <w:spacing w:before="160" w:after="200"/>
       </w:pPr>
       <w:r>
-        <w:t xml:space="preserve">fontsize=49&lt;/panel_attributes&gt;&lt;additional_attributes&gt;&lt;/additional_attributes&gt;&lt;/element&gt;&lt;element&gt;&lt;id&gt;Text&lt;/id&gt;&lt;coordinates&gt;&lt;x&gt;17&lt;/x&gt;&lt;y&gt;1191&lt;/y&gt;&lt;w&gt;670&lt;/w&gt;&lt;h&gt;70&lt;/h&gt;&lt;/coordinates&gt;&lt;panel_attributes&gt;+ </w:t>
-      </w:r>
-      <w:proofErr w:type="spellStart"/>
-      <w:r>
-        <w:t>validateCard</w:t>
-      </w:r>
-      <w:proofErr w:type="spellEnd"/>
-      <w:r>
-        <w:t>(</w:t>
-      </w:r>
-      <w:proofErr w:type="spellStart"/>
-      <w:r>
-        <w:t>id:String</w:t>
-      </w:r>
-      <w:proofErr w:type="spellEnd"/>
-      <w:r>
-        <w:t>)</w:t>
-      </w:r>
+        <w:t>fontsize=49&lt;/panel_attributes&gt;&lt;additional_attributes&gt;&lt;/additional_attributes&gt;&lt;/element&gt;&lt;element&gt;&lt;id&gt;Text&lt;/id&gt;&lt;coordinates&gt;&lt;x&gt;17&lt;/x&gt;&lt;y&gt;1241&lt;/y&gt;&lt;w&gt;670&lt;/w&gt;&lt;h&gt;70&lt;/h&gt;&lt;/coordinates&gt;&lt;panel_attributes</w:t>
+      </w:r>
+      <w:proofErr w:type="gramStart"/>
+      <w:r>
+        <w:t>&gt;:String</w:t>
+      </w:r>
+      <w:proofErr w:type="gramEnd"/>
     </w:p>
     <w:p>
       <w:pPr>
@@ -10033,13 +9961,16 @@
         <w:spacing w:before="160" w:after="200"/>
       </w:pPr>
       <w:r>
-        <w:t>fontsize=49&lt;/panel_attributes&gt;&lt;additional_attributes&gt;&lt;/additional_attributes&gt;&lt;/element&gt;&lt;element&gt;&lt;id&gt;Text&lt;/id&gt;&lt;coordinates&gt;&lt;x&gt;17&lt;/x&gt;&lt;y&gt;1241&lt;/y&gt;&lt;w&gt;670&lt;/w&gt;&lt;h&gt;70&lt;/h&gt;&lt;/coordinates&gt;&lt;panel_attributes</w:t>
-      </w:r>
-      <w:proofErr w:type="gramStart"/>
-      <w:r>
-        <w:t>&gt;:String</w:t>
-      </w:r>
-      <w:proofErr w:type="gramEnd"/>
+        <w:t>fontsize=49&lt;/panel_attributes&gt;&lt;additional_attributes&gt;&lt;/additional_attributes&gt;&lt;/element&gt;&lt;element&gt;&lt;id&gt;Text&lt;/id&gt;&lt;coordinates&gt;&lt;x&gt;17&lt;/x&gt;&lt;y&gt;1291&lt;/y&gt;&lt;w&gt;670&lt;/w&gt;&lt;h&gt;70&lt;/h&gt;&lt;/coordinates&gt;&lt;panel_attributes&gt;+ bill(</w:t>
+      </w:r>
+      <w:proofErr w:type="spellStart"/>
+      <w:r>
+        <w:t>record:ServiceRecord</w:t>
+      </w:r>
+      <w:proofErr w:type="spellEnd"/>
+      <w:r>
+        <w:t>)</w:t>
+      </w:r>
     </w:p>
     <w:p>
       <w:pPr>
@@ -10053,16 +9984,13 @@
         <w:spacing w:before="160" w:after="200"/>
       </w:pPr>
       <w:r>
-        <w:t>fontsize=49&lt;/panel_attributes&gt;&lt;additional_attributes&gt;&lt;/additional_attributes&gt;&lt;/element&gt;&lt;element&gt;&lt;id&gt;Text&lt;/id&gt;&lt;coordinates&gt;&lt;x&gt;17&lt;/x&gt;&lt;y&gt;1291&lt;/y&gt;&lt;w&gt;670&lt;/w&gt;&lt;h&gt;70&lt;/h&gt;&lt;/coordinates&gt;&lt;panel_attributes&gt;+ bill(</w:t>
-      </w:r>
-      <w:proofErr w:type="spellStart"/>
-      <w:r>
-        <w:t>record:ServiceRecord</w:t>
-      </w:r>
-      <w:proofErr w:type="spellEnd"/>
-      <w:r>
-        <w:t>)</w:t>
-      </w:r>
+        <w:t>fontsize=49&lt;/panel_attributes&gt;&lt;additional_attributes&gt;&lt;/additional_attributes&gt;&lt;/element&gt;&lt;element&gt;&lt;id&gt;Text&lt;/id&gt;&lt;coordinates&gt;&lt;x&gt;17&lt;/x&gt;&lt;y&gt;1341&lt;/y&gt;&lt;w&gt;670&lt;/w&gt;&lt;h&gt;70&lt;/h&gt;&lt;/coordinates&gt;&lt;panel_attributes</w:t>
+      </w:r>
+      <w:proofErr w:type="gramStart"/>
+      <w:r>
+        <w:t>&gt;:boolean</w:t>
+      </w:r>
+      <w:proofErr w:type="gramEnd"/>
     </w:p>
     <w:p>
       <w:pPr>
@@ -10076,13 +10004,21 @@
         <w:spacing w:before="160" w:after="200"/>
       </w:pPr>
       <w:r>
-        <w:t>fontsize=49&lt;/panel_attributes&gt;&lt;additional_attributes&gt;&lt;/additional_attributes&gt;&lt;/element&gt;&lt;element&gt;&lt;id&gt;Text&lt;/id&gt;&lt;coordinates&gt;&lt;x&gt;17&lt;/x&gt;&lt;y&gt;1341&lt;/y&gt;&lt;w&gt;670&lt;/w&gt;&lt;h&gt;70&lt;/h&gt;&lt;/coordinates&gt;&lt;panel_attributes</w:t>
-      </w:r>
-      <w:proofErr w:type="gramStart"/>
-      <w:r>
-        <w:t>&gt;:boolean</w:t>
-      </w:r>
-      <w:proofErr w:type="gramEnd"/>
+        <w:t>fontsize=49&lt;/panel_attributes&gt;&lt;additional_attributes&gt;&lt;/additional_attributes&gt;&lt;/element&gt;&lt;element&gt;&lt;id&gt;Text&lt;/id&gt;&lt;coordinates&gt;&lt;x&gt;17&lt;/x&gt;&lt;y&gt;1391&lt;/y&gt;&lt;w&gt;</w:t>
+      </w:r>
+      <w:proofErr w:type="gramStart"/>
+      <w:r>
+        <w:t>670&lt;/w&gt;</w:t>
+      </w:r>
+      <w:proofErr w:type="gramEnd"/>
+      <w:r>
+        <w:t xml:space="preserve">&lt;h&gt;70&lt;/h&gt;&lt;/coordinates&gt;&lt;panel_attributes&gt;+ </w:t>
+      </w:r>
+      <w:proofErr w:type="spellStart"/>
+      <w:r>
+        <w:t>addComments</w:t>
+      </w:r>
+      <w:proofErr w:type="spellEnd"/>
     </w:p>
     <w:p>
       <w:pPr>
@@ -10096,21 +10032,16 @@
         <w:spacing w:before="160" w:after="200"/>
       </w:pPr>
       <w:r>
-        <w:t>fontsize=49&lt;/panel_attributes&gt;&lt;additional_attributes&gt;&lt;/additional_attributes&gt;&lt;/element&gt;&lt;element&gt;&lt;id&gt;Text&lt;/id&gt;&lt;coordinates&gt;&lt;x&gt;17&lt;/x&gt;&lt;y&gt;1391&lt;/y&gt;&lt;w&gt;</w:t>
-      </w:r>
-      <w:proofErr w:type="gramStart"/>
-      <w:r>
-        <w:t>670&lt;/w&gt;</w:t>
-      </w:r>
-      <w:proofErr w:type="gramEnd"/>
-      <w:r>
-        <w:t xml:space="preserve">&lt;h&gt;70&lt;/h&gt;&lt;/coordinates&gt;&lt;panel_attributes&gt;+ </w:t>
-      </w:r>
-      <w:proofErr w:type="spellStart"/>
-      <w:r>
-        <w:t>addComments</w:t>
-      </w:r>
-      <w:proofErr w:type="spellEnd"/>
+        <w:t>fontsize=49&lt;/panel_attributes&gt;&lt;additional_attributes&gt;&lt;/additional_attributes&gt;&lt;/element&gt;&lt;element&gt;&lt;id&gt;Text&lt;/id&gt;&lt;coordinates&gt;&lt;x&gt;17&lt;/x&gt;&lt;y&gt;1441&lt;/y&gt;&lt;w&gt;670&lt;</w:t>
+      </w:r>
+      <w:proofErr w:type="gramStart"/>
+      <w:r>
+        <w:t>/w&gt;&lt;</w:t>
+      </w:r>
+      <w:proofErr w:type="gramEnd"/>
+      <w:r>
+        <w:t>h&gt;70&lt;/h&gt;&lt;/coordinates&gt;&lt;panel_attributes&gt;(text:String):boolean</w:t>
+      </w:r>
     </w:p>
     <w:p>
       <w:pPr>
@@ -10125,15 +10056,28 @@
       </w:pPr>
       <w:r>
         <w:lastRenderedPageBreak/>
-        <w:t>fontsize=49&lt;/panel_attributes&gt;&lt;additional_attributes&gt;&lt;/additional_attributes&gt;&lt;/element&gt;&lt;element&gt;&lt;id&gt;Text&lt;/id&gt;&lt;coordinates&gt;&lt;x&gt;17&lt;/x&gt;&lt;y&gt;1441&lt;/y&gt;&lt;w&gt;670&lt;</w:t>
-      </w:r>
-      <w:proofErr w:type="gramStart"/>
-      <w:r>
-        <w:t>/w&gt;&lt;</w:t>
-      </w:r>
-      <w:proofErr w:type="gramEnd"/>
-      <w:r>
-        <w:t>h&gt;70&lt;/h&gt;&lt;/coordinates&gt;&lt;panel_attributes&gt;(text:String):boolean</w:t>
+        <w:t>fontsize=49&lt;/panel_attributes&gt;&lt;additional_attributes&gt;&lt;/additional_attributes&gt;&lt;/element&gt;&lt;element&gt;&lt;id&gt;Text&lt;/id&gt;&lt;coordinates&gt;&lt;x&gt;17&lt;/x&gt;&lt;y&gt;1491&lt;/y&gt;&lt;w&gt;670&lt;/</w:t>
+      </w:r>
+      <w:proofErr w:type="gramStart"/>
+      <w:r>
+        <w:t>w&gt;&lt;h</w:t>
+      </w:r>
+      <w:proofErr w:type="gramEnd"/>
+      <w:r>
+        <w:t xml:space="preserve">&gt;70&lt;/h&gt;&lt;/coordinates&gt;&lt;panel_attributes&gt;+ </w:t>
+      </w:r>
+      <w:proofErr w:type="spellStart"/>
+      <w:proofErr w:type="gramStart"/>
+      <w:r>
+        <w:t>requestDirectory</w:t>
+      </w:r>
+      <w:proofErr w:type="spellEnd"/>
+      <w:r>
+        <w:t>(</w:t>
+      </w:r>
+      <w:proofErr w:type="gramEnd"/>
+      <w:r>
+        <w:t>)</w:t>
       </w:r>
     </w:p>
     <w:p>
@@ -10148,29 +10092,13 @@
         <w:spacing w:before="160" w:after="200"/>
       </w:pPr>
       <w:r>
-        <w:t>fontsize=49&lt;/panel_attributes&gt;&lt;additional_attributes&gt;&lt;/additional_attributes&gt;&lt;/element&gt;&lt;element&gt;&lt;id&gt;Text&lt;/id&gt;&lt;coordinates&gt;&lt;x&gt;17&lt;/x&gt;&lt;y&gt;1491&lt;/y&gt;&lt;w&gt;670&lt;/</w:t>
-      </w:r>
-      <w:proofErr w:type="gramStart"/>
-      <w:r>
-        <w:t>w&gt;&lt;h</w:t>
-      </w:r>
-      <w:proofErr w:type="gramEnd"/>
-      <w:r>
-        <w:t xml:space="preserve">&gt;70&lt;/h&gt;&lt;/coordinates&gt;&lt;panel_attributes&gt;+ </w:t>
-      </w:r>
-      <w:proofErr w:type="spellStart"/>
-      <w:proofErr w:type="gramStart"/>
-      <w:r>
-        <w:t>requestDirectory</w:t>
-      </w:r>
-      <w:proofErr w:type="spellEnd"/>
-      <w:r>
-        <w:t>(</w:t>
-      </w:r>
-      <w:proofErr w:type="gramEnd"/>
-      <w:r>
-        <w:t>)</w:t>
-      </w:r>
+        <w:t>fontsize=49&lt;/panel_attributes&gt;&lt;additional_attributes&gt;&lt;/additional_attributes&gt;&lt;/element&gt;&lt;element&gt;&lt;id&gt;Text&lt;/id&gt;&lt;coordinates&gt;&lt;x&gt;17&lt;/x&gt;&lt;y&gt;1541&lt;/y&gt;&lt;w&gt;670&lt;/w&gt;&lt;h&gt;70&lt;/h&gt;&lt;/coordinates&gt;&lt;panel_attributes</w:t>
+      </w:r>
+      <w:proofErr w:type="gramStart"/>
+      <w:r>
+        <w:t>&gt;:boolean</w:t>
+      </w:r>
+      <w:proofErr w:type="gramEnd"/>
     </w:p>
     <w:p>
       <w:pPr>
@@ -10184,13 +10112,8 @@
         <w:spacing w:before="160" w:after="200"/>
       </w:pPr>
       <w:r>
-        <w:t>fontsize=49&lt;/panel_attributes&gt;&lt;additional_attributes&gt;&lt;/additional_attributes&gt;&lt;/element&gt;&lt;element&gt;&lt;id&gt;Text&lt;/id&gt;&lt;coordinates&gt;&lt;x&gt;17&lt;/x&gt;&lt;y&gt;1541&lt;/y&gt;&lt;w&gt;670&lt;/w&gt;&lt;h&gt;70&lt;/h&gt;&lt;/coordinates&gt;&lt;panel_attributes</w:t>
-      </w:r>
-      <w:proofErr w:type="gramStart"/>
-      <w:r>
-        <w:t>&gt;:boolean</w:t>
-      </w:r>
-      <w:proofErr w:type="gramEnd"/>
+        <w:t>fontsize=49&lt;/panel_attributes&gt;&lt;additional_attributes&gt;&lt;/additional_attributes&gt;&lt;/element&gt;&lt;element&gt;&lt;id&gt;UMLGeneric&lt;/id&gt;&lt;coordinates&gt;&lt;x&gt;852&lt;/x&gt;&lt;y&gt;821&lt;/y&gt;&lt;w&gt;680&lt;/w&gt;&lt;h&gt;790&lt;/h&gt;&lt;/coordinates&gt;&lt;panel_attributes&gt;&lt;/panel_attributes&gt;&lt;additional_attributes&gt;&lt;/additional_attributes&gt;&lt;/element&gt;&lt;element&gt;&lt;id&gt;Text&lt;/id&gt;&lt;coordinates&gt;&lt;x&gt;998&lt;/x&gt;&lt;y&gt;810&lt;/y&gt;&lt;w&gt;388&lt;/w&gt;&lt;h&gt;70&lt;/h&gt;&lt;/coordinates&gt;&lt;panel_attributes&gt;RecordsControl</w:t>
+      </w:r>
     </w:p>
     <w:p>
       <w:pPr>
@@ -10204,8 +10127,15 @@
         <w:spacing w:before="160" w:after="200"/>
       </w:pPr>
       <w:r>
-        <w:t>fontsize=49&lt;/panel_attributes&gt;&lt;additional_attributes&gt;&lt;/additional_attributes&gt;&lt;/element&gt;&lt;element&gt;&lt;id&gt;UMLGeneric&lt;/id&gt;&lt;coordinates&gt;&lt;x&gt;852&lt;/x&gt;&lt;y&gt;821&lt;/y&gt;&lt;w&gt;680&lt;/w&gt;&lt;h&gt;790&lt;/h&gt;&lt;/coordinates&gt;&lt;panel_attributes&gt;&lt;/panel_attributes&gt;&lt;additional_attributes&gt;&lt;/additional_attributes&gt;&lt;/element&gt;&lt;element&gt;&lt;id&gt;Text&lt;/id&gt;&lt;coordinates&gt;&lt;x&gt;998&lt;/x&gt;&lt;y&gt;810&lt;/y&gt;&lt;w&gt;388&lt;/w&gt;&lt;h&gt;70&lt;/h&gt;&lt;/coordinates&gt;&lt;panel_attributes&gt;RecordsControl</w:t>
-      </w:r>
+        <w:t xml:space="preserve">fontsize=49&lt;/panel_attributes&gt;&lt;additional_attributes&gt;&lt;/additional_attributes&gt;&lt;/element&gt;&lt;element&gt;&lt;id&gt;Relation&lt;/id&gt;&lt;coordinates&gt;&lt;x&gt;842&lt;/x&gt;&lt;y&gt;871&lt;/y&gt;&lt;w&gt;710&lt;/w&gt;&lt;h&gt;30&lt;/h&gt;&lt;/coordinates&gt;&lt;panel_attributes&gt;lt=-&lt;/panel_attributes&gt;&lt;additional_attributes&gt;10;10;690;10&lt;/additional_attributes&gt;&lt;/element&gt;&lt;element&gt;&lt;id&gt;Text&lt;/id&gt;&lt;coordinates&gt;&lt;x&gt;857&lt;/x&gt;&lt;y&gt;864&lt;/y&gt;&lt;w&gt;670&lt;/w&gt;&lt;h&gt;70&lt;/h&gt;&lt;/coordinates&gt;&lt;panel_attributes&gt;- </w:t>
+      </w:r>
+      <w:proofErr w:type="spellStart"/>
+      <w:proofErr w:type="gramStart"/>
+      <w:r>
+        <w:t>authenticatedStaff:Person</w:t>
+      </w:r>
+      <w:proofErr w:type="spellEnd"/>
+      <w:proofErr w:type="gramEnd"/>
     </w:p>
     <w:p>
       <w:pPr>
@@ -10219,15 +10149,26 @@
         <w:spacing w:before="160" w:after="200"/>
       </w:pPr>
       <w:r>
-        <w:t xml:space="preserve">fontsize=49&lt;/panel_attributes&gt;&lt;additional_attributes&gt;&lt;/additional_attributes&gt;&lt;/element&gt;&lt;element&gt;&lt;id&gt;Relation&lt;/id&gt;&lt;coordinates&gt;&lt;x&gt;842&lt;/x&gt;&lt;y&gt;871&lt;/y&gt;&lt;w&gt;710&lt;/w&gt;&lt;h&gt;30&lt;/h&gt;&lt;/coordinates&gt;&lt;panel_attributes&gt;lt=-&lt;/panel_attributes&gt;&lt;additional_attributes&gt;10;10;690;10&lt;/additional_attributes&gt;&lt;/element&gt;&lt;element&gt;&lt;id&gt;Text&lt;/id&gt;&lt;coordinates&gt;&lt;x&gt;857&lt;/x&gt;&lt;y&gt;864&lt;/y&gt;&lt;w&gt;670&lt;/w&gt;&lt;h&gt;70&lt;/h&gt;&lt;/coordinates&gt;&lt;panel_attributes&gt;- </w:t>
-      </w:r>
-      <w:proofErr w:type="spellStart"/>
-      <w:proofErr w:type="gramStart"/>
-      <w:r>
-        <w:t>authenticatedStaff:Person</w:t>
-      </w:r>
-      <w:proofErr w:type="spellEnd"/>
-      <w:proofErr w:type="gramEnd"/>
+        <w:t xml:space="preserve">fontsize=49&lt;/panel_attributes&gt;&lt;additional_attributes&gt;&lt;/additional_attributes&gt;&lt;/element&gt;&lt;element&gt;&lt;id&gt;Relation&lt;/id&gt;&lt;coordinates&gt;&lt;x&gt;842&lt;/x&gt;&lt;y&gt;924&lt;/y&gt;&lt;w&gt;710&lt;/w&gt;&lt;h&gt;30&lt;/h&gt;&lt;/coordinates&gt;&lt;panel_attributes&gt;lt=-&lt;/panel_attributes&gt;&lt;additional_attributes&gt;10;10;690;10&lt;/additional_attributes&gt;&lt;/element&gt;&lt;element&gt;&lt;id&gt;Text&lt;/id&gt;&lt;coordinates&gt;&lt;x&gt;857&lt;/x&gt;&lt;y&gt;941&lt;/y&gt;&lt;w&gt;670&lt;/w&gt;&lt;h&gt;70&lt;/h&gt;&lt;/coordinates&gt;&lt;panel_attributes&gt;+ </w:t>
+      </w:r>
+      <w:proofErr w:type="spellStart"/>
+      <w:proofErr w:type="gramStart"/>
+      <w:r>
+        <w:t>verifyOperator</w:t>
+      </w:r>
+      <w:proofErr w:type="spellEnd"/>
+      <w:r>
+        <w:t>(</w:t>
+      </w:r>
+      <w:proofErr w:type="spellStart"/>
+      <w:r>
+        <w:t>id:String</w:t>
+      </w:r>
+      <w:proofErr w:type="spellEnd"/>
+      <w:proofErr w:type="gramEnd"/>
+      <w:r>
+        <w:t>,</w:t>
+      </w:r>
     </w:p>
     <w:p>
       <w:pPr>
@@ -10241,26 +10182,21 @@
         <w:spacing w:before="160" w:after="200"/>
       </w:pPr>
       <w:r>
-        <w:t xml:space="preserve">fontsize=49&lt;/panel_attributes&gt;&lt;additional_attributes&gt;&lt;/additional_attributes&gt;&lt;/element&gt;&lt;element&gt;&lt;id&gt;Relation&lt;/id&gt;&lt;coordinates&gt;&lt;x&gt;842&lt;/x&gt;&lt;y&gt;924&lt;/y&gt;&lt;w&gt;710&lt;/w&gt;&lt;h&gt;30&lt;/h&gt;&lt;/coordinates&gt;&lt;panel_attributes&gt;lt=-&lt;/panel_attributes&gt;&lt;additional_attributes&gt;10;10;690;10&lt;/additional_attributes&gt;&lt;/element&gt;&lt;element&gt;&lt;id&gt;Text&lt;/id&gt;&lt;coordinates&gt;&lt;x&gt;857&lt;/x&gt;&lt;y&gt;941&lt;/y&gt;&lt;w&gt;670&lt;/w&gt;&lt;h&gt;70&lt;/h&gt;&lt;/coordinates&gt;&lt;panel_attributes&gt;+ </w:t>
-      </w:r>
-      <w:proofErr w:type="spellStart"/>
-      <w:proofErr w:type="gramStart"/>
-      <w:r>
-        <w:t>verifyOperator</w:t>
-      </w:r>
-      <w:proofErr w:type="spellEnd"/>
-      <w:r>
-        <w:t>(</w:t>
-      </w:r>
-      <w:proofErr w:type="spellStart"/>
-      <w:r>
-        <w:t>id:String</w:t>
-      </w:r>
-      <w:proofErr w:type="spellEnd"/>
-      <w:proofErr w:type="gramEnd"/>
-      <w:r>
-        <w:t>,</w:t>
-      </w:r>
+        <w:t>fontsize=49&lt;/panel_attributes&gt;&lt;additional_attributes&gt;&lt;/additional_attributes&gt;&lt;/element&gt;&lt;element&gt;&lt;id&gt;Text&lt;/id&gt;&lt;coordinates&gt;&lt;x&gt;857&lt;/x&gt;&lt;y&gt;991&lt;/y&gt;&lt;w&gt;</w:t>
+      </w:r>
+      <w:proofErr w:type="gramStart"/>
+      <w:r>
+        <w:t>670&lt;/w&gt;</w:t>
+      </w:r>
+      <w:proofErr w:type="gramEnd"/>
+      <w:r>
+        <w:t>&lt;h&gt;70&lt;/h&gt;&lt;/coordinates&gt;&lt;panel_attributes&gt;</w:t>
+      </w:r>
+      <w:proofErr w:type="gramStart"/>
+      <w:r>
+        <w:t>password:String):boolean</w:t>
+      </w:r>
+      <w:proofErr w:type="gramEnd"/>
     </w:p>
     <w:p>
       <w:pPr>
@@ -10274,7 +10210,7 @@
         <w:spacing w:before="160" w:after="200"/>
       </w:pPr>
       <w:r>
-        <w:t>fontsize=49&lt;/panel_attributes&gt;&lt;additional_attributes&gt;&lt;/additional_attributes&gt;&lt;/element&gt;&lt;element&gt;&lt;id&gt;Text&lt;/id&gt;&lt;coordinates&gt;&lt;x&gt;857&lt;/x&gt;&lt;y&gt;991&lt;/y&gt;&lt;w&gt;</w:t>
+        <w:t>fontsize=49&lt;/panel_attributes&gt;&lt;additional_attributes&gt;&lt;/additional_attributes&gt;&lt;/element&gt;&lt;element&gt;&lt;id&gt;Text&lt;/id&gt;&lt;coordinates&gt;&lt;x&gt;857&lt;/x&gt;&lt;y&gt;1041&lt;/y&gt;&lt;w&gt;</w:t>
       </w:r>
       <w:proofErr w:type="gramStart"/>
       <w:r>
@@ -10282,13 +10218,32 @@
       </w:r>
       <w:proofErr w:type="gramEnd"/>
       <w:r>
-        <w:t>&lt;h&gt;70&lt;/h&gt;&lt;/coordinates&gt;&lt;panel_attributes&gt;</w:t>
-      </w:r>
-      <w:proofErr w:type="gramStart"/>
-      <w:r>
-        <w:t>password:String):boolean</w:t>
-      </w:r>
-      <w:proofErr w:type="gramEnd"/>
+        <w:t>&lt;h</w:t>
+      </w:r>
+      <w:proofErr w:type="gramStart"/>
+      <w:r>
+        <w:t>&gt;70</w:t>
+      </w:r>
+      <w:proofErr w:type="gramEnd"/>
+      <w:r>
+        <w:t xml:space="preserve">&lt;/h&gt;&lt;/coordinates&gt;&lt;panel_attributes&gt;+ </w:t>
+      </w:r>
+      <w:proofErr w:type="spellStart"/>
+      <w:r>
+        <w:t>verifyManager</w:t>
+      </w:r>
+      <w:proofErr w:type="spellEnd"/>
+      <w:r>
+        <w:t>(</w:t>
+      </w:r>
+      <w:proofErr w:type="spellStart"/>
+      <w:r>
+        <w:t>id:String</w:t>
+      </w:r>
+      <w:proofErr w:type="spellEnd"/>
+      <w:r>
+        <w:t>)</w:t>
+      </w:r>
     </w:p>
     <w:p>
       <w:pPr>
@@ -10302,40 +10257,13 @@
         <w:spacing w:before="160" w:after="200"/>
       </w:pPr>
       <w:r>
-        <w:t>fontsize=49&lt;/panel_attributes&gt;&lt;additional_attributes&gt;&lt;/additional_attributes&gt;&lt;/element&gt;&lt;element&gt;&lt;id&gt;Text&lt;/id&gt;&lt;coordinates&gt;&lt;x&gt;857&lt;/x&gt;&lt;y&gt;1041&lt;/y&gt;&lt;w&gt;</w:t>
-      </w:r>
-      <w:proofErr w:type="gramStart"/>
-      <w:r>
-        <w:t>670&lt;/w&gt;</w:t>
-      </w:r>
-      <w:proofErr w:type="gramEnd"/>
-      <w:r>
-        <w:t>&lt;h</w:t>
-      </w:r>
-      <w:proofErr w:type="gramStart"/>
-      <w:r>
-        <w:t>&gt;70</w:t>
-      </w:r>
-      <w:proofErr w:type="gramEnd"/>
-      <w:r>
-        <w:t xml:space="preserve">&lt;/h&gt;&lt;/coordinates&gt;&lt;panel_attributes&gt;+ </w:t>
-      </w:r>
-      <w:proofErr w:type="spellStart"/>
-      <w:r>
-        <w:t>verifyManager</w:t>
-      </w:r>
-      <w:proofErr w:type="spellEnd"/>
-      <w:r>
-        <w:t>(</w:t>
-      </w:r>
-      <w:proofErr w:type="spellStart"/>
-      <w:r>
-        <w:t>id:String</w:t>
-      </w:r>
-      <w:proofErr w:type="spellEnd"/>
-      <w:r>
-        <w:t>)</w:t>
-      </w:r>
+        <w:t>fontsize=49&lt;/panel_attributes&gt;&lt;additional_attributes&gt;&lt;/additional_attributes&gt;&lt;/element&gt;&lt;element&gt;&lt;id&gt;Text&lt;/id&gt;&lt;coordinates&gt;&lt;x&gt;857&lt;/x&gt;&lt;y&gt;1091&lt;/y&gt;&lt;w&gt;670&lt;/w&gt;&lt;h&gt;70&lt;/h&gt;&lt;/coordinates&gt;&lt;panel_attributes</w:t>
+      </w:r>
+      <w:proofErr w:type="gramStart"/>
+      <w:r>
+        <w:t>&gt;:boolean</w:t>
+      </w:r>
+      <w:proofErr w:type="gramEnd"/>
     </w:p>
     <w:p>
       <w:pPr>
@@ -10349,13 +10277,13 @@
         <w:spacing w:before="160" w:after="200"/>
       </w:pPr>
       <w:r>
-        <w:t>fontsize=49&lt;/panel_attributes&gt;&lt;additional_attributes&gt;&lt;/additional_attributes&gt;&lt;/element&gt;&lt;element&gt;&lt;id&gt;Text&lt;/id&gt;&lt;coordinates&gt;&lt;x&gt;857&lt;/x&gt;&lt;y&gt;1091&lt;/y&gt;&lt;w&gt;670&lt;/w&gt;&lt;h&gt;70&lt;/h&gt;&lt;/coordinates&gt;&lt;panel_attributes</w:t>
-      </w:r>
-      <w:proofErr w:type="gramStart"/>
-      <w:r>
-        <w:t>&gt;:boolean</w:t>
-      </w:r>
-      <w:proofErr w:type="gramEnd"/>
+        <w:t xml:space="preserve">fontsize=49&lt;/panel_attributes&gt;&lt;additional_attributes&gt;&lt;/additional_attributes&gt;&lt;/element&gt;&lt;element&gt;&lt;id&gt;Text&lt;/id&gt;&lt;coordinates&gt;&lt;x&gt;857&lt;/x&gt;&lt;y&gt;1141&lt;/y&gt;&lt;w&gt;670&lt;/w&gt;&lt;h&gt;70&lt;/h&gt;&lt;/coordinates&gt;&lt;panel_attributes&gt;+ </w:t>
+      </w:r>
+      <w:proofErr w:type="spellStart"/>
+      <w:r>
+        <w:t>manageMembers</w:t>
+      </w:r>
+      <w:proofErr w:type="spellEnd"/>
     </w:p>
     <w:p>
       <w:pPr>
@@ -10369,13 +10297,24 @@
         <w:spacing w:before="160" w:after="200"/>
       </w:pPr>
       <w:r>
-        <w:t xml:space="preserve">fontsize=49&lt;/panel_attributes&gt;&lt;additional_attributes&gt;&lt;/additional_attributes&gt;&lt;/element&gt;&lt;element&gt;&lt;id&gt;Text&lt;/id&gt;&lt;coordinates&gt;&lt;x&gt;857&lt;/x&gt;&lt;y&gt;1141&lt;/y&gt;&lt;w&gt;670&lt;/w&gt;&lt;h&gt;70&lt;/h&gt;&lt;/coordinates&gt;&lt;panel_attributes&gt;+ </w:t>
-      </w:r>
-      <w:proofErr w:type="spellStart"/>
-      <w:r>
-        <w:t>manageMembers</w:t>
-      </w:r>
-      <w:proofErr w:type="spellEnd"/>
+        <w:t>fontsize=49&lt;/panel_attributes&gt;&lt;additional_attributes&gt;&lt;/additional_attributes&gt;&lt;/element&gt;&lt;element&gt;&lt;id&gt;Text&lt;/id&gt;&lt;coordinates&gt;&lt;x&gt;857&lt;/x&gt;&lt;y&gt;1191&lt;/y&gt;&lt;w&gt;670&lt;/w&gt;&lt;h</w:t>
+      </w:r>
+      <w:proofErr w:type="gramStart"/>
+      <w:r>
+        <w:t>&gt;70</w:t>
+      </w:r>
+      <w:proofErr w:type="gramEnd"/>
+      <w:r>
+        <w:t>&lt;/h&gt;&lt;/coordinates&gt;&lt;panel_attributes</w:t>
+      </w:r>
+      <w:proofErr w:type="gramStart"/>
+      <w:r>
+        <w:t>&gt;(action:String</w:t>
+      </w:r>
+      <w:proofErr w:type="gramEnd"/>
+      <w:r>
+        <w:t>,</w:t>
+      </w:r>
     </w:p>
     <w:p>
       <w:pPr>
@@ -10389,24 +10328,21 @@
         <w:spacing w:before="160" w:after="200"/>
       </w:pPr>
       <w:r>
-        <w:t>fontsize=49&lt;/panel_attributes&gt;&lt;additional_attributes&gt;&lt;/additional_attributes&gt;&lt;/element&gt;&lt;element&gt;&lt;id&gt;Text&lt;/id&gt;&lt;coordinates&gt;&lt;x&gt;857&lt;/x&gt;&lt;y&gt;1191&lt;/y&gt;&lt;w&gt;670&lt;/w&gt;&lt;h</w:t>
-      </w:r>
-      <w:proofErr w:type="gramStart"/>
-      <w:r>
-        <w:t>&gt;70</w:t>
-      </w:r>
-      <w:proofErr w:type="gramEnd"/>
-      <w:r>
-        <w:t>&lt;/h&gt;&lt;/coordinates&gt;&lt;panel_attributes</w:t>
-      </w:r>
-      <w:proofErr w:type="gramStart"/>
-      <w:r>
-        <w:t>&gt;(action:String</w:t>
-      </w:r>
-      <w:proofErr w:type="gramEnd"/>
-      <w:r>
-        <w:t>,</w:t>
-      </w:r>
+        <w:t>fontsize=49&lt;/panel_attributes&gt;&lt;additional_attributes&gt;&lt;/additional_attributes&gt;&lt;/element&gt;&lt;element&gt;&lt;id&gt;Text&lt;/id&gt;&lt;coordinates&gt;&lt;x&gt;857&lt;/x&gt;&lt;y&gt;1241&lt;/y&gt;&lt;w&gt;</w:t>
+      </w:r>
+      <w:proofErr w:type="gramStart"/>
+      <w:r>
+        <w:t>670&lt;/w&gt;</w:t>
+      </w:r>
+      <w:proofErr w:type="gramEnd"/>
+      <w:r>
+        <w:t>&lt;h&gt;70&lt;/h&gt;&lt;/coordinates&gt;&lt;panel_attributes&gt;</w:t>
+      </w:r>
+      <w:proofErr w:type="gramStart"/>
+      <w:r>
+        <w:t>member:Member):boolean</w:t>
+      </w:r>
+      <w:proofErr w:type="gramEnd"/>
     </w:p>
     <w:p>
       <w:pPr>
@@ -10420,21 +10356,13 @@
         <w:spacing w:before="160" w:after="200"/>
       </w:pPr>
       <w:r>
-        <w:t>fontsize=49&lt;/panel_attributes&gt;&lt;additional_attributes&gt;&lt;/additional_attributes&gt;&lt;/element&gt;&lt;element&gt;&lt;id&gt;Text&lt;/id&gt;&lt;coordinates&gt;&lt;x&gt;857&lt;/x&gt;&lt;y&gt;1241&lt;/y&gt;&lt;w&gt;</w:t>
-      </w:r>
-      <w:proofErr w:type="gramStart"/>
-      <w:r>
-        <w:t>670&lt;/w&gt;</w:t>
-      </w:r>
-      <w:proofErr w:type="gramEnd"/>
-      <w:r>
-        <w:t>&lt;h&gt;70&lt;/h&gt;&lt;/coordinates&gt;&lt;panel_attributes&gt;</w:t>
-      </w:r>
-      <w:proofErr w:type="gramStart"/>
-      <w:r>
-        <w:t>member:Member):boolean</w:t>
-      </w:r>
-      <w:proofErr w:type="gramEnd"/>
+        <w:t xml:space="preserve">fontsize=49&lt;/panel_attributes&gt;&lt;additional_attributes&gt;&lt;/additional_attributes&gt;&lt;/element&gt;&lt;element&gt;&lt;id&gt;Text&lt;/id&gt;&lt;coordinates&gt;&lt;x&gt;857&lt;/x&gt;&lt;y&gt;1291&lt;/y&gt;&lt;w&gt;670&lt;/w&gt;&lt;h&gt;70&lt;/h&gt;&lt;/coordinates&gt;&lt;panel_attributes&gt;+ </w:t>
+      </w:r>
+      <w:proofErr w:type="spellStart"/>
+      <w:r>
+        <w:t>manageProviders</w:t>
+      </w:r>
+      <w:proofErr w:type="spellEnd"/>
     </w:p>
     <w:p>
       <w:pPr>
@@ -10449,13 +10377,16 @@
       </w:pPr>
       <w:r>
         <w:lastRenderedPageBreak/>
-        <w:t xml:space="preserve">fontsize=49&lt;/panel_attributes&gt;&lt;additional_attributes&gt;&lt;/additional_attributes&gt;&lt;/element&gt;&lt;element&gt;&lt;id&gt;Text&lt;/id&gt;&lt;coordinates&gt;&lt;x&gt;857&lt;/x&gt;&lt;y&gt;1291&lt;/y&gt;&lt;w&gt;670&lt;/w&gt;&lt;h&gt;70&lt;/h&gt;&lt;/coordinates&gt;&lt;panel_attributes&gt;+ </w:t>
-      </w:r>
-      <w:proofErr w:type="spellStart"/>
-      <w:r>
-        <w:t>manageProviders</w:t>
-      </w:r>
-      <w:proofErr w:type="spellEnd"/>
+        <w:t>fontsize=49&lt;/panel_attributes&gt;&lt;additional_attributes&gt;&lt;/additional_attributes&gt;&lt;/element&gt;&lt;element&gt;&lt;id&gt;Text&lt;/id&gt;&lt;coordinates&gt;&lt;x&gt;857&lt;/x&gt;&lt;y&gt;1341&lt;/y&gt;&lt;w&gt;670&lt;/w&gt;&lt;h&gt;70&lt;/h&gt;&lt;/coordinates&gt;&lt;panel_attributes</w:t>
+      </w:r>
+      <w:proofErr w:type="gramStart"/>
+      <w:r>
+        <w:t>&gt;(action:String</w:t>
+      </w:r>
+      <w:proofErr w:type="gramEnd"/>
+      <w:r>
+        <w:t>,</w:t>
+      </w:r>
     </w:p>
     <w:p>
       <w:pPr>
@@ -10469,16 +10400,13 @@
         <w:spacing w:before="160" w:after="200"/>
       </w:pPr>
       <w:r>
-        <w:t>fontsize=49&lt;/panel_attributes&gt;&lt;additional_attributes&gt;&lt;/additional_attributes&gt;&lt;/element&gt;&lt;element&gt;&lt;id&gt;Text&lt;/id&gt;&lt;coordinates&gt;&lt;x&gt;857&lt;/x&gt;&lt;y&gt;1341&lt;/y&gt;&lt;w&gt;670&lt;/w&gt;&lt;h&gt;70&lt;/h&gt;&lt;/coordinates&gt;&lt;panel_attributes</w:t>
-      </w:r>
-      <w:proofErr w:type="gramStart"/>
-      <w:r>
-        <w:t>&gt;(action:String</w:t>
-      </w:r>
-      <w:proofErr w:type="gramEnd"/>
-      <w:r>
-        <w:t>,</w:t>
-      </w:r>
+        <w:t>fontsize=49&lt;/panel_attributes&gt;&lt;additional_attributes&gt;&lt;/additional_attributes&gt;&lt;/element&gt;&lt;element&gt;&lt;id&gt;Text&lt;/id&gt;&lt;coordinates&gt;&lt;x&gt;857&lt;/x&gt;&lt;y&gt;1391&lt;/y&gt;&lt;w&gt;670&lt;/w&gt;&lt;h&gt;70&lt;/h&gt;&lt;/coordinates&gt;&lt;panel_attributes&gt;</w:t>
+      </w:r>
+      <w:proofErr w:type="gramStart"/>
+      <w:r>
+        <w:t>provider:Provider):boolean</w:t>
+      </w:r>
+      <w:proofErr w:type="gramEnd"/>
     </w:p>
     <w:p>
       <w:pPr>
@@ -10492,13 +10420,13 @@
         <w:spacing w:before="160" w:after="200"/>
       </w:pPr>
       <w:r>
-        <w:t>fontsize=49&lt;/panel_attributes&gt;&lt;additional_attributes&gt;&lt;/additional_attributes&gt;&lt;/element&gt;&lt;element&gt;&lt;id&gt;Text&lt;/id&gt;&lt;coordinates&gt;&lt;x&gt;857&lt;/x&gt;&lt;y&gt;1391&lt;/y&gt;&lt;w&gt;670&lt;/w&gt;&lt;h&gt;70&lt;/h&gt;&lt;/coordinates&gt;&lt;panel_attributes&gt;</w:t>
-      </w:r>
-      <w:proofErr w:type="gramStart"/>
-      <w:r>
-        <w:t>provider:Provider):boolean</w:t>
-      </w:r>
-      <w:proofErr w:type="gramEnd"/>
+        <w:t xml:space="preserve">fontsize=49&lt;/panel_attributes&gt;&lt;additional_attributes&gt;&lt;/additional_attributes&gt;&lt;/element&gt;&lt;element&gt;&lt;id&gt;Text&lt;/id&gt;&lt;coordinates&gt;&lt;x&gt;857&lt;/x&gt;&lt;y&gt;1441&lt;/y&gt;&lt;w&gt;670&lt;/w&gt;&lt;h&gt;70&lt;/h&gt;&lt;/coordinates&gt;&lt;panel_attributes&gt;+ </w:t>
+      </w:r>
+      <w:proofErr w:type="spellStart"/>
+      <w:r>
+        <w:t>syncAccounts</w:t>
+      </w:r>
+      <w:proofErr w:type="spellEnd"/>
     </w:p>
     <w:p>
       <w:pPr>
@@ -10512,13 +10440,24 @@
         <w:spacing w:before="160" w:after="200"/>
       </w:pPr>
       <w:r>
-        <w:t xml:space="preserve">fontsize=49&lt;/panel_attributes&gt;&lt;additional_attributes&gt;&lt;/additional_attributes&gt;&lt;/element&gt;&lt;element&gt;&lt;id&gt;Text&lt;/id&gt;&lt;coordinates&gt;&lt;x&gt;857&lt;/x&gt;&lt;y&gt;1441&lt;/y&gt;&lt;w&gt;670&lt;/w&gt;&lt;h&gt;70&lt;/h&gt;&lt;/coordinates&gt;&lt;panel_attributes&gt;+ </w:t>
-      </w:r>
-      <w:proofErr w:type="spellStart"/>
-      <w:r>
-        <w:t>syncAccounts</w:t>
-      </w:r>
-      <w:proofErr w:type="spellEnd"/>
+        <w:t>fontsize=49&lt;/panel_attributes&gt;&lt;additional_attributes&gt;&lt;/additional_attributes&gt;&lt;/element&gt;&lt;element&gt;&lt;id&gt;Text&lt;/id&gt;&lt;coordinates&gt;&lt;x&gt;857&lt;/x&gt;&lt;y&gt;1491&lt;/y&gt;&lt;w&gt;670&lt;/w&gt;&lt;h&gt;70&lt;/h&gt;&lt;/coordinates&gt;&lt;panel_attributes</w:t>
+      </w:r>
+      <w:proofErr w:type="gramStart"/>
+      <w:r>
+        <w:t>&gt;(updates:List</w:t>
+      </w:r>
+      <w:proofErr w:type="gramEnd"/>
+      <w:r>
+        <w:t>&amp;</w:t>
+      </w:r>
+      <w:proofErr w:type="gramStart"/>
+      <w:r>
+        <w:t>lt;Member</w:t>
+      </w:r>
+      <w:proofErr w:type="gramEnd"/>
+      <w:r>
+        <w:t>&amp;gt;)</w:t>
+      </w:r>
     </w:p>
     <w:p>
       <w:pPr>
@@ -10532,24 +10471,13 @@
         <w:spacing w:before="160" w:after="200"/>
       </w:pPr>
       <w:r>
-        <w:t>fontsize=49&lt;/panel_attributes&gt;&lt;additional_attributes&gt;&lt;/additional_attributes&gt;&lt;/element&gt;&lt;element&gt;&lt;id&gt;Text&lt;/id&gt;&lt;coordinates&gt;&lt;x&gt;857&lt;/x&gt;&lt;y&gt;1491&lt;/y&gt;&lt;w&gt;670&lt;/w&gt;&lt;h&gt;70&lt;/h&gt;&lt;/coordinates&gt;&lt;panel_attributes</w:t>
-      </w:r>
-      <w:proofErr w:type="gramStart"/>
-      <w:r>
-        <w:t>&gt;(updates:List</w:t>
-      </w:r>
-      <w:proofErr w:type="gramEnd"/>
-      <w:r>
-        <w:t>&amp;</w:t>
-      </w:r>
-      <w:proofErr w:type="gramStart"/>
-      <w:r>
-        <w:t>lt;Member</w:t>
-      </w:r>
-      <w:proofErr w:type="gramEnd"/>
-      <w:r>
-        <w:t>&amp;gt;)</w:t>
-      </w:r>
+        <w:t>fontsize=49&lt;/panel_attributes&gt;&lt;additional_attributes&gt;&lt;/additional_attributes&gt;&lt;/element&gt;&lt;element&gt;&lt;id&gt;Text&lt;/id&gt;&lt;coordinates&gt;&lt;x&gt;857&lt;/x&gt;&lt;y&gt;1541&lt;/y&gt;&lt;w&gt;670&lt;/w&gt;&lt;h&gt;70&lt;/h&gt;&lt;/coordinates&gt;&lt;panel_attributes</w:t>
+      </w:r>
+      <w:proofErr w:type="gramStart"/>
+      <w:r>
+        <w:t>&gt;:boolean</w:t>
+      </w:r>
+      <w:proofErr w:type="gramEnd"/>
     </w:p>
     <w:p>
       <w:pPr>
@@ -10563,13 +10491,8 @@
         <w:spacing w:before="160" w:after="200"/>
       </w:pPr>
       <w:r>
-        <w:t>fontsize=49&lt;/panel_attributes&gt;&lt;additional_attributes&gt;&lt;/additional_attributes&gt;&lt;/element&gt;&lt;element&gt;&lt;id&gt;Text&lt;/id&gt;&lt;coordinates&gt;&lt;x&gt;857&lt;/x&gt;&lt;y&gt;1541&lt;/y&gt;&lt;w&gt;670&lt;/w&gt;&lt;h&gt;70&lt;/h&gt;&lt;/coordinates&gt;&lt;panel_attributes</w:t>
-      </w:r>
-      <w:proofErr w:type="gramStart"/>
-      <w:r>
-        <w:t>&gt;:boolean</w:t>
-      </w:r>
-      <w:proofErr w:type="gramEnd"/>
+        <w:t>fontsize=49&lt;/panel_attributes&gt;&lt;additional_attributes&gt;&lt;/additional_attributes&gt;&lt;/element&gt;&lt;element&gt;&lt;id&gt;UMLGeneric&lt;/id&gt;&lt;coordinates&gt;&lt;x&gt;1692&lt;/x&gt;&lt;y&gt;721&lt;/y&gt;&lt;w&gt;680&lt;/w&gt;&lt;h&gt;590&lt;/h&gt;&lt;/coordinates&gt;&lt;panel_attributes&gt;&lt;/panel_attributes&gt;&lt;additional_attributes&gt;&lt;/additional_attributes&gt;&lt;/element&gt;&lt;element&gt;&lt;id&gt;Text&lt;/id&gt;&lt;coordinates&gt;&lt;x&gt;1807&lt;/x&gt;&lt;y&gt;710&lt;/y&gt;&lt;w&gt;450&lt;/w&gt;&lt;h&gt;70&lt;/h&gt;&lt;/coordinates&gt;&lt;panel_attributes&gt;AccountingControl</w:t>
+      </w:r>
     </w:p>
     <w:p>
       <w:pPr>
@@ -10583,8 +10506,15 @@
         <w:spacing w:before="160" w:after="200"/>
       </w:pPr>
       <w:r>
-        <w:t>fontsize=49&lt;/panel_attributes&gt;&lt;additional_attributes&gt;&lt;/additional_attributes&gt;&lt;/element&gt;&lt;element&gt;&lt;id&gt;UMLGeneric&lt;/id&gt;&lt;coordinates&gt;&lt;x&gt;1692&lt;/x&gt;&lt;y&gt;721&lt;/y&gt;&lt;w&gt;680&lt;/w&gt;&lt;h&gt;590&lt;/h&gt;&lt;/coordinates&gt;&lt;panel_attributes&gt;&lt;/panel_attributes&gt;&lt;additional_attributes&gt;&lt;/additional_attributes&gt;&lt;/element&gt;&lt;element&gt;&lt;id&gt;Text&lt;/id&gt;&lt;coordinates&gt;&lt;x&gt;1807&lt;/x&gt;&lt;y&gt;710&lt;/y&gt;&lt;w&gt;450&lt;/w&gt;&lt;h&gt;70&lt;/h&gt;&lt;/coordinates&gt;&lt;panel_attributes&gt;AccountingControl</w:t>
-      </w:r>
+        <w:t xml:space="preserve">fontsize=49&lt;/panel_attributes&gt;&lt;additional_attributes&gt;&lt;/additional_attributes&gt;&lt;/element&gt;&lt;element&gt;&lt;id&gt;Relation&lt;/id&gt;&lt;coordinates&gt;&lt;x&gt;1682&lt;/x&gt;&lt;y&gt;771&lt;/y&gt;&lt;w&gt;710&lt;/w&gt;&lt;h&gt;30&lt;/h&gt;&lt;/coordinates&gt;&lt;panel_attributes&gt;lt=-&lt;/panel_attributes&gt;&lt;additional_attributes&gt;10;10;690;10&lt;/additional_attributes&gt;&lt;/element&gt;&lt;element&gt;&lt;id&gt;Text&lt;/id&gt;&lt;coordinates&gt;&lt;x&gt;1697&lt;/x&gt;&lt;y&gt;764&lt;/y&gt;&lt;w&gt;670&lt;/w&gt;&lt;h&gt;70&lt;/h&gt;&lt;/coordinates&gt;&lt;panel_attributes&gt;- </w:t>
+      </w:r>
+      <w:proofErr w:type="spellStart"/>
+      <w:proofErr w:type="gramStart"/>
+      <w:r>
+        <w:t>weekStart:Date</w:t>
+      </w:r>
+      <w:proofErr w:type="spellEnd"/>
+      <w:proofErr w:type="gramEnd"/>
     </w:p>
     <w:p>
       <w:pPr>
@@ -10598,12 +10528,20 @@
         <w:spacing w:before="160" w:after="200"/>
       </w:pPr>
       <w:r>
-        <w:t xml:space="preserve">fontsize=49&lt;/panel_attributes&gt;&lt;additional_attributes&gt;&lt;/additional_attributes&gt;&lt;/element&gt;&lt;element&gt;&lt;id&gt;Relation&lt;/id&gt;&lt;coordinates&gt;&lt;x&gt;1682&lt;/x&gt;&lt;y&gt;771&lt;/y&gt;&lt;w&gt;710&lt;/w&gt;&lt;h&gt;30&lt;/h&gt;&lt;/coordinates&gt;&lt;panel_attributes&gt;lt=-&lt;/panel_attributes&gt;&lt;additional_attributes&gt;10;10;690;10&lt;/additional_attributes&gt;&lt;/element&gt;&lt;element&gt;&lt;id&gt;Text&lt;/id&gt;&lt;coordinates&gt;&lt;x&gt;1697&lt;/x&gt;&lt;y&gt;764&lt;/y&gt;&lt;w&gt;670&lt;/w&gt;&lt;h&gt;70&lt;/h&gt;&lt;/coordinates&gt;&lt;panel_attributes&gt;- </w:t>
-      </w:r>
-      <w:proofErr w:type="spellStart"/>
-      <w:proofErr w:type="gramStart"/>
-      <w:r>
-        <w:t>weekStart:Date</w:t>
+        <w:t>fontsize=49&lt;/panel_attributes&gt;&lt;additional_attributes&gt;&lt;/additional_attributes&gt;&lt;/element&gt;&lt;element&gt;&lt;id&gt;Text&lt;/id&gt;&lt;coordinates&gt;&lt;x&gt;1697&lt;/x&gt;&lt;y&gt;814&lt;/y&gt;&lt;w&gt;670&lt;/w&gt;&lt;h</w:t>
+      </w:r>
+      <w:proofErr w:type="gramStart"/>
+      <w:r>
+        <w:t>&gt;70</w:t>
+      </w:r>
+      <w:proofErr w:type="gramEnd"/>
+      <w:r>
+        <w:t xml:space="preserve">&lt;/h&gt;&lt;/coordinates&gt;&lt;panel_attributes&gt;- </w:t>
+      </w:r>
+      <w:proofErr w:type="spellStart"/>
+      <w:proofErr w:type="gramStart"/>
+      <w:r>
+        <w:t>weekEnd:Date</w:t>
       </w:r>
       <w:proofErr w:type="spellEnd"/>
       <w:proofErr w:type="gramEnd"/>
@@ -10620,23 +10558,21 @@
         <w:spacing w:before="160" w:after="200"/>
       </w:pPr>
       <w:r>
-        <w:t>fontsize=49&lt;/panel_attributes&gt;&lt;additional_attributes&gt;&lt;/additional_attributes&gt;&lt;/element&gt;&lt;element&gt;&lt;id&gt;Text&lt;/id&gt;&lt;coordinates&gt;&lt;x&gt;1697&lt;/x&gt;&lt;y&gt;814&lt;/y&gt;&lt;w&gt;670&lt;/w&gt;&lt;h</w:t>
-      </w:r>
-      <w:proofErr w:type="gramStart"/>
-      <w:r>
-        <w:t>&gt;70</w:t>
-      </w:r>
-      <w:proofErr w:type="gramEnd"/>
-      <w:r>
-        <w:t xml:space="preserve">&lt;/h&gt;&lt;/coordinates&gt;&lt;panel_attributes&gt;- </w:t>
-      </w:r>
-      <w:proofErr w:type="spellStart"/>
-      <w:proofErr w:type="gramStart"/>
-      <w:r>
-        <w:t>weekEnd:Date</w:t>
-      </w:r>
-      <w:proofErr w:type="spellEnd"/>
-      <w:proofErr w:type="gramEnd"/>
+        <w:t xml:space="preserve">fontsize=49&lt;/panel_attributes&gt;&lt;additional_attributes&gt;&lt;/additional_attributes&gt;&lt;/element&gt;&lt;element&gt;&lt;id&gt;Relation&lt;/id&gt;&lt;coordinates&gt;&lt;x&gt;1682&lt;/x&gt;&lt;y&gt;874&lt;/y&gt;&lt;w&gt;710&lt;/w&gt;&lt;h&gt;30&lt;/h&gt;&lt;/coordinates&gt;&lt;panel_attributes&gt;lt=-&lt;/panel_attributes&gt;&lt;additional_attributes&gt;10;10;690;10&lt;/additional_attributes&gt;&lt;/element&gt;&lt;element&gt;&lt;id&gt;Text&lt;/id&gt;&lt;coordinates&gt;&lt;x&gt;1697&lt;/x&gt;&lt;y&gt;891&lt;/y&gt;&lt;w&gt;670&lt;/w&gt;&lt;h&gt;70&lt;/h&gt;&lt;/coordinates&gt;&lt;panel_attributes&gt;+ </w:t>
+      </w:r>
+      <w:proofErr w:type="spellStart"/>
+      <w:proofErr w:type="gramStart"/>
+      <w:r>
+        <w:t>weeklyAccounting</w:t>
+      </w:r>
+      <w:proofErr w:type="spellEnd"/>
+      <w:r>
+        <w:t>(</w:t>
+      </w:r>
+      <w:proofErr w:type="gramEnd"/>
+      <w:r>
+        <w:t>)</w:t>
+      </w:r>
     </w:p>
     <w:p>
       <w:pPr>
@@ -10650,21 +10586,13 @@
         <w:spacing w:before="160" w:after="200"/>
       </w:pPr>
       <w:r>
-        <w:t xml:space="preserve">fontsize=49&lt;/panel_attributes&gt;&lt;additional_attributes&gt;&lt;/additional_attributes&gt;&lt;/element&gt;&lt;element&gt;&lt;id&gt;Relation&lt;/id&gt;&lt;coordinates&gt;&lt;x&gt;1682&lt;/x&gt;&lt;y&gt;874&lt;/y&gt;&lt;w&gt;710&lt;/w&gt;&lt;h&gt;30&lt;/h&gt;&lt;/coordinates&gt;&lt;panel_attributes&gt;lt=-&lt;/panel_attributes&gt;&lt;additional_attributes&gt;10;10;690;10&lt;/additional_attributes&gt;&lt;/element&gt;&lt;element&gt;&lt;id&gt;Text&lt;/id&gt;&lt;coordinates&gt;&lt;x&gt;1697&lt;/x&gt;&lt;y&gt;891&lt;/y&gt;&lt;w&gt;670&lt;/w&gt;&lt;h&gt;70&lt;/h&gt;&lt;/coordinates&gt;&lt;panel_attributes&gt;+ </w:t>
-      </w:r>
-      <w:proofErr w:type="spellStart"/>
-      <w:proofErr w:type="gramStart"/>
-      <w:r>
-        <w:t>weeklyAccounting</w:t>
-      </w:r>
-      <w:proofErr w:type="spellEnd"/>
-      <w:r>
-        <w:t>(</w:t>
-      </w:r>
-      <w:proofErr w:type="gramEnd"/>
-      <w:r>
-        <w:t>)</w:t>
-      </w:r>
+        <w:t>fontsize=49&lt;/panel_attributes&gt;&lt;additional_attributes&gt;&lt;/additional_attributes&gt;&lt;/element&gt;&lt;element&gt;&lt;id&gt;Text&lt;/id&gt;&lt;coordinates&gt;&lt;x&gt;1697&lt;/x&gt;&lt;y&gt;941&lt;/y&gt;&lt;w&gt;670&lt;/w&gt;&lt;h&gt;70&lt;/h&gt;&lt;/coordinates&gt;&lt;panel_attributes</w:t>
+      </w:r>
+      <w:proofErr w:type="gramStart"/>
+      <w:r>
+        <w:t>&gt;:boolean</w:t>
+      </w:r>
+      <w:proofErr w:type="gramEnd"/>
     </w:p>
     <w:p>
       <w:pPr>
@@ -10678,13 +10606,26 @@
         <w:spacing w:before="160" w:after="200"/>
       </w:pPr>
       <w:r>
-        <w:t>fontsize=49&lt;/panel_attributes&gt;&lt;additional_attributes&gt;&lt;/additional_attributes&gt;&lt;/element&gt;&lt;element&gt;&lt;id&gt;Text&lt;/id&gt;&lt;coordinates&gt;&lt;x&gt;1697&lt;/x&gt;&lt;y&gt;941&lt;/y&gt;&lt;w&gt;670&lt;/w&gt;&lt;h&gt;70&lt;/h&gt;&lt;/coordinates&gt;&lt;panel_attributes</w:t>
-      </w:r>
-      <w:proofErr w:type="gramStart"/>
-      <w:r>
-        <w:t>&gt;:boolean</w:t>
-      </w:r>
-      <w:proofErr w:type="gramEnd"/>
+        <w:t xml:space="preserve">fontsize=49&lt;/panel_attributes&gt;&lt;additional_attributes&gt;&lt;/additional_attributes&gt;&lt;/element&gt;&lt;element&gt;&lt;id&gt;Text&lt;/id&gt;&lt;coordinates&gt;&lt;x&gt;1697&lt;/x&gt;&lt;y&gt;991&lt;/y&gt;&lt;w&gt;670&lt;/w&gt;&lt;h&gt;70&lt;/h&gt;&lt;/coordinates&gt;&lt;panel_attributes&gt;+ </w:t>
+      </w:r>
+      <w:proofErr w:type="spellStart"/>
+      <w:r>
+        <w:t>memberReport</w:t>
+      </w:r>
+      <w:proofErr w:type="spellEnd"/>
+      <w:r>
+        <w:t>(</w:t>
+      </w:r>
+      <w:proofErr w:type="spellStart"/>
+      <w:proofErr w:type="gramStart"/>
+      <w:r>
+        <w:t>id:String</w:t>
+      </w:r>
+      <w:proofErr w:type="spellEnd"/>
+      <w:proofErr w:type="gramEnd"/>
+      <w:r>
+        <w:t>)</w:t>
+      </w:r>
     </w:p>
     <w:p>
       <w:pPr>
@@ -10698,26 +10639,21 @@
         <w:spacing w:before="160" w:after="200"/>
       </w:pPr>
       <w:r>
-        <w:t xml:space="preserve">fontsize=49&lt;/panel_attributes&gt;&lt;additional_attributes&gt;&lt;/additional_attributes&gt;&lt;/element&gt;&lt;element&gt;&lt;id&gt;Text&lt;/id&gt;&lt;coordinates&gt;&lt;x&gt;1697&lt;/x&gt;&lt;y&gt;991&lt;/y&gt;&lt;w&gt;670&lt;/w&gt;&lt;h&gt;70&lt;/h&gt;&lt;/coordinates&gt;&lt;panel_attributes&gt;+ </w:t>
-      </w:r>
-      <w:proofErr w:type="spellStart"/>
-      <w:r>
-        <w:t>memberReport</w:t>
-      </w:r>
-      <w:proofErr w:type="spellEnd"/>
-      <w:r>
-        <w:t>(</w:t>
-      </w:r>
-      <w:proofErr w:type="spellStart"/>
-      <w:proofErr w:type="gramStart"/>
-      <w:r>
-        <w:t>id:String</w:t>
-      </w:r>
-      <w:proofErr w:type="spellEnd"/>
-      <w:proofErr w:type="gramEnd"/>
-      <w:r>
-        <w:t>)</w:t>
-      </w:r>
+        <w:t>fontsize=49&lt;/panel_attributes&gt;&lt;additional_attributes&gt;&lt;/additional_attributes&gt;&lt;/element&gt;&lt;element&gt;&lt;id&gt;Text&lt;/id&gt;&lt;coordinates&gt;&lt;x&gt;1697&lt;/x&gt;&lt;y&gt;1041&lt;/y&gt;&lt;w&gt;670&lt;/w&gt;&lt;h</w:t>
+      </w:r>
+      <w:proofErr w:type="gramStart"/>
+      <w:r>
+        <w:t>&gt;70</w:t>
+      </w:r>
+      <w:proofErr w:type="gramEnd"/>
+      <w:r>
+        <w:t>&lt;/h&gt;&lt;/coordinates&gt;&lt;panel_attributes</w:t>
+      </w:r>
+      <w:proofErr w:type="gramStart"/>
+      <w:r>
+        <w:t>&gt;:boolean</w:t>
+      </w:r>
+      <w:proofErr w:type="gramEnd"/>
     </w:p>
     <w:p>
       <w:pPr>
@@ -10732,21 +10668,26 @@
       </w:pPr>
       <w:r>
         <w:lastRenderedPageBreak/>
-        <w:t>fontsize=49&lt;/panel_attributes&gt;&lt;additional_attributes&gt;&lt;/additional_attributes&gt;&lt;/element&gt;&lt;element&gt;&lt;id&gt;Text&lt;/id&gt;&lt;coordinates&gt;&lt;x&gt;1697&lt;/x&gt;&lt;y&gt;1041&lt;/y&gt;&lt;w&gt;670&lt;/w&gt;&lt;h</w:t>
-      </w:r>
-      <w:proofErr w:type="gramStart"/>
-      <w:r>
-        <w:t>&gt;70</w:t>
-      </w:r>
-      <w:proofErr w:type="gramEnd"/>
-      <w:r>
-        <w:t>&lt;/h&gt;&lt;/coordinates&gt;&lt;panel_attributes</w:t>
-      </w:r>
-      <w:proofErr w:type="gramStart"/>
-      <w:r>
-        <w:t>&gt;:boolean</w:t>
-      </w:r>
-      <w:proofErr w:type="gramEnd"/>
+        <w:t xml:space="preserve">fontsize=49&lt;/panel_attributes&gt;&lt;additional_attributes&gt;&lt;/additional_attributes&gt;&lt;/element&gt;&lt;element&gt;&lt;id&gt;Text&lt;/id&gt;&lt;coordinates&gt;&lt;x&gt;1697&lt;/x&gt;&lt;y&gt;1091&lt;/y&gt;&lt;w&gt;670&lt;/w&gt;&lt;h&gt;70&lt;/h&gt;&lt;/coordinates&gt;&lt;panel_attributes&gt;+ </w:t>
+      </w:r>
+      <w:proofErr w:type="spellStart"/>
+      <w:r>
+        <w:t>providerReport</w:t>
+      </w:r>
+      <w:proofErr w:type="spellEnd"/>
+      <w:r>
+        <w:t>(</w:t>
+      </w:r>
+      <w:proofErr w:type="spellStart"/>
+      <w:proofErr w:type="gramStart"/>
+      <w:r>
+        <w:t>id:String</w:t>
+      </w:r>
+      <w:proofErr w:type="spellEnd"/>
+      <w:proofErr w:type="gramEnd"/>
+      <w:r>
+        <w:t>)</w:t>
+      </w:r>
     </w:p>
     <w:p>
       <w:pPr>
@@ -10760,26 +10701,21 @@
         <w:spacing w:before="160" w:after="200"/>
       </w:pPr>
       <w:r>
-        <w:t xml:space="preserve">fontsize=49&lt;/panel_attributes&gt;&lt;additional_attributes&gt;&lt;/additional_attributes&gt;&lt;/element&gt;&lt;element&gt;&lt;id&gt;Text&lt;/id&gt;&lt;coordinates&gt;&lt;x&gt;1697&lt;/x&gt;&lt;y&gt;1091&lt;/y&gt;&lt;w&gt;670&lt;/w&gt;&lt;h&gt;70&lt;/h&gt;&lt;/coordinates&gt;&lt;panel_attributes&gt;+ </w:t>
-      </w:r>
-      <w:proofErr w:type="spellStart"/>
-      <w:r>
-        <w:t>providerReport</w:t>
-      </w:r>
-      <w:proofErr w:type="spellEnd"/>
-      <w:r>
-        <w:t>(</w:t>
-      </w:r>
-      <w:proofErr w:type="spellStart"/>
-      <w:proofErr w:type="gramStart"/>
-      <w:r>
-        <w:t>id:String</w:t>
-      </w:r>
-      <w:proofErr w:type="spellEnd"/>
-      <w:proofErr w:type="gramEnd"/>
-      <w:r>
-        <w:t>)</w:t>
-      </w:r>
+        <w:t>fontsize=49&lt;/panel_attributes&gt;&lt;additional_attributes&gt;&lt;/additional_attributes&gt;&lt;/element&gt;&lt;element&gt;&lt;id&gt;Text&lt;/id&gt;&lt;coordinates&gt;&lt;x&gt;1697&lt;/x&gt;&lt;y&gt;1141&lt;/y&gt;&lt;w&gt;670&lt;</w:t>
+      </w:r>
+      <w:proofErr w:type="gramStart"/>
+      <w:r>
+        <w:t>/w&gt;&lt;</w:t>
+      </w:r>
+      <w:proofErr w:type="gramEnd"/>
+      <w:r>
+        <w:t>h&gt;70&lt;/h&gt;&lt;/coordinates&gt;&lt;panel_attributes</w:t>
+      </w:r>
+      <w:proofErr w:type="gramStart"/>
+      <w:r>
+        <w:t>&gt;:boolean</w:t>
+      </w:r>
+      <w:proofErr w:type="gramEnd"/>
     </w:p>
     <w:p>
       <w:pPr>
@@ -10793,20 +10729,30 @@
         <w:spacing w:before="160" w:after="200"/>
       </w:pPr>
       <w:r>
-        <w:t>fontsize=49&lt;/panel_attributes&gt;&lt;additional_attributes&gt;&lt;/additional_attributes&gt;&lt;/element&gt;&lt;element&gt;&lt;id&gt;Text&lt;/id&gt;&lt;coordinates&gt;&lt;x&gt;1697&lt;/x&gt;&lt;y&gt;1141&lt;/y&gt;&lt;w&gt;670&lt;</w:t>
-      </w:r>
-      <w:proofErr w:type="gramStart"/>
-      <w:r>
-        <w:t>/w&gt;&lt;</w:t>
-      </w:r>
-      <w:proofErr w:type="gramEnd"/>
-      <w:r>
-        <w:t>h&gt;70&lt;/h&gt;&lt;/coordinates&gt;&lt;panel_attributes</w:t>
-      </w:r>
-      <w:proofErr w:type="gramStart"/>
-      <w:r>
-        <w:t>&gt;:boolean</w:t>
-      </w:r>
+        <w:t>fontsize=49&lt;/panel_attributes&gt;&lt;additional_attributes&gt;&lt;/additional_attributes&gt;&lt;/element&gt;&lt;element&gt;&lt;id&gt;Text&lt;/id&gt;&lt;coordinates&gt;&lt;x&gt;1697&lt;/</w:t>
+      </w:r>
+      <w:proofErr w:type="gramStart"/>
+      <w:r>
+        <w:t>x&gt;&lt;y</w:t>
+      </w:r>
+      <w:proofErr w:type="gramEnd"/>
+      <w:r>
+        <w:t xml:space="preserve">&gt;1191&lt;/y&gt;&lt;w&gt;670&lt;/w&gt;&lt;h&gt;70&lt;/h&gt;&lt;/coordinates&gt;&lt;panel_attributes&gt;+ </w:t>
+      </w:r>
+      <w:proofErr w:type="spellStart"/>
+      <w:proofErr w:type="gramStart"/>
+      <w:r>
+        <w:t>summaryReport</w:t>
+      </w:r>
+      <w:proofErr w:type="spellEnd"/>
+      <w:r>
+        <w:t>():</w:t>
+      </w:r>
+      <w:proofErr w:type="spellStart"/>
+      <w:r>
+        <w:t>boolean</w:t>
+      </w:r>
+      <w:proofErr w:type="spellEnd"/>
       <w:proofErr w:type="gramEnd"/>
     </w:p>
     <w:p>
@@ -10821,20 +10767,12 @@
         <w:spacing w:before="160" w:after="200"/>
       </w:pPr>
       <w:r>
-        <w:t>fontsize=49&lt;/panel_attributes&gt;&lt;additional_attributes&gt;&lt;/additional_attributes&gt;&lt;/element&gt;&lt;element&gt;&lt;id&gt;Text&lt;/id&gt;&lt;coordinates&gt;&lt;x&gt;1697&lt;/</w:t>
-      </w:r>
-      <w:proofErr w:type="gramStart"/>
-      <w:r>
-        <w:t>x&gt;&lt;y</w:t>
-      </w:r>
-      <w:proofErr w:type="gramEnd"/>
-      <w:r>
-        <w:t xml:space="preserve">&gt;1191&lt;/y&gt;&lt;w&gt;670&lt;/w&gt;&lt;h&gt;70&lt;/h&gt;&lt;/coordinates&gt;&lt;panel_attributes&gt;+ </w:t>
-      </w:r>
-      <w:proofErr w:type="spellStart"/>
-      <w:proofErr w:type="gramStart"/>
-      <w:r>
-        <w:t>summaryReport</w:t>
+        <w:t xml:space="preserve">fontsize=49&lt;/panel_attributes&gt;&lt;additional_attributes&gt;&lt;/additional_attributes&gt;&lt;/element&gt;&lt;element&gt;&lt;id&gt;Text&lt;/id&gt;&lt;coordinates&gt;&lt;x&gt;1697&lt;/x&gt;&lt;y&gt;1241&lt;/y&gt;&lt;w&gt;670&lt;/w&gt;&lt;h&gt;70&lt;/h&gt;&lt;/coordinates&gt;&lt;panel_attributes&gt;+ </w:t>
+      </w:r>
+      <w:proofErr w:type="spellStart"/>
+      <w:proofErr w:type="gramStart"/>
+      <w:r>
+        <w:t>eftData</w:t>
       </w:r>
       <w:proofErr w:type="spellEnd"/>
       <w:r>
@@ -10859,23 +10797,8 @@
         <w:spacing w:before="160" w:after="200"/>
       </w:pPr>
       <w:r>
-        <w:t xml:space="preserve">fontsize=49&lt;/panel_attributes&gt;&lt;additional_attributes&gt;&lt;/additional_attributes&gt;&lt;/element&gt;&lt;element&gt;&lt;id&gt;Text&lt;/id&gt;&lt;coordinates&gt;&lt;x&gt;1697&lt;/x&gt;&lt;y&gt;1241&lt;/y&gt;&lt;w&gt;670&lt;/w&gt;&lt;h&gt;70&lt;/h&gt;&lt;/coordinates&gt;&lt;panel_attributes&gt;+ </w:t>
-      </w:r>
-      <w:proofErr w:type="spellStart"/>
-      <w:proofErr w:type="gramStart"/>
-      <w:r>
-        <w:t>eftData</w:t>
-      </w:r>
-      <w:proofErr w:type="spellEnd"/>
-      <w:r>
-        <w:t>():</w:t>
-      </w:r>
-      <w:proofErr w:type="spellStart"/>
-      <w:r>
-        <w:t>boolean</w:t>
-      </w:r>
-      <w:proofErr w:type="spellEnd"/>
-      <w:proofErr w:type="gramEnd"/>
+        <w:t>fontsize=49&lt;/panel_attributes&gt;&lt;additional_attributes&gt;&lt;/additional_attributes&gt;&lt;/element&gt;&lt;element&gt;&lt;id&gt;UMLGeneric&lt;/id&gt;&lt;coordinates&gt;&lt;x&gt;852&lt;/x&gt;&lt;y&gt;1791&lt;/y&gt;&lt;w&gt;680&lt;/w&gt;&lt;h&gt;240&lt;/h&gt;&lt;/coordinates&gt;&lt;panel_attributes&gt;&lt;/panel_attributes&gt;&lt;additional_attributes&gt;&lt;/additional_attributes&gt;&lt;/element&gt;&lt;element&gt;&lt;id&gt;Text&lt;/id&gt;&lt;coordinates&gt;&lt;x&gt;1011&lt;/x&gt;&lt;y&gt;1780&lt;/y&gt;&lt;w&gt;361&lt;/w&gt;&lt;h&gt;70&lt;/h&gt;&lt;/coordinates&gt;&lt;panel_attributes&gt;AcmeInterface</w:t>
+      </w:r>
     </w:p>
     <w:p>
       <w:pPr>
@@ -10889,8 +10812,13 @@
         <w:spacing w:before="160" w:after="200"/>
       </w:pPr>
       <w:r>
-        <w:t>fontsize=49&lt;/panel_attributes&gt;&lt;additional_attributes&gt;&lt;/additional_attributes&gt;&lt;/element&gt;&lt;element&gt;&lt;id&gt;UMLGeneric&lt;/id&gt;&lt;coordinates&gt;&lt;x&gt;852&lt;/x&gt;&lt;y&gt;1791&lt;/y&gt;&lt;w&gt;680&lt;/w&gt;&lt;h&gt;240&lt;/h&gt;&lt;/coordinates&gt;&lt;panel_attributes&gt;&lt;/panel_attributes&gt;&lt;additional_attributes&gt;&lt;/additional_attributes&gt;&lt;/element&gt;&lt;element&gt;&lt;id&gt;Text&lt;/id&gt;&lt;coordinates&gt;&lt;x&gt;1011&lt;/x&gt;&lt;y&gt;1780&lt;/y&gt;&lt;w&gt;361&lt;/w&gt;&lt;h&gt;70&lt;/h&gt;&lt;/coordinates&gt;&lt;panel_attributes&gt;AcmeInterface</w:t>
-      </w:r>
+        <w:t xml:space="preserve">fontsize=49&lt;/panel_attributes&gt;&lt;additional_attributes&gt;&lt;/additional_attributes&gt;&lt;/element&gt;&lt;element&gt;&lt;id&gt;Relation&lt;/id&gt;&lt;coordinates&gt;&lt;x&gt;842&lt;/x&gt;&lt;y&gt;1841&lt;/y&gt;&lt;w&gt;710&lt;/w&gt;&lt;h&gt;30&lt;/h&gt;&lt;/coordinates&gt;&lt;panel_attributes&gt;lt=-&lt;/panel_attributes&gt;&lt;additional_attributes&gt;10;10;690;10&lt;/additional_attributes&gt;&lt;/element&gt;&lt;element&gt;&lt;id&gt;Relation&lt;/id&gt;&lt;coordinates&gt;&lt;x&gt;842&lt;/x&gt;&lt;y&gt;1844&lt;/y&gt;&lt;w&gt;710&lt;/w&gt;&lt;h&gt;30&lt;/h&gt;&lt;/coordinates&gt;&lt;panel_attributes&gt;lt=-&lt;/panel_attributes&gt;&lt;additional_attributes&gt;10;10;690;10&lt;/additional_attributes&gt;&lt;/element&gt;&lt;element&gt;&lt;id&gt;Text&lt;/id&gt;&lt;coordinates&gt;&lt;x&gt;857&lt;/x&gt;&lt;y&gt;1861&lt;/y&gt;&lt;w&gt;670&lt;/w&gt;&lt;h&gt;70&lt;/h&gt;&lt;/coordinates&gt;&lt;panel_attributes&gt;+ </w:t>
+      </w:r>
+      <w:proofErr w:type="spellStart"/>
+      <w:r>
+        <w:t>syncAccounts</w:t>
+      </w:r>
+      <w:proofErr w:type="spellEnd"/>
     </w:p>
     <w:p>
       <w:pPr>
@@ -10904,13 +10832,24 @@
         <w:spacing w:before="160" w:after="200"/>
       </w:pPr>
       <w:r>
-        <w:t xml:space="preserve">fontsize=49&lt;/panel_attributes&gt;&lt;additional_attributes&gt;&lt;/additional_attributes&gt;&lt;/element&gt;&lt;element&gt;&lt;id&gt;Relation&lt;/id&gt;&lt;coordinates&gt;&lt;x&gt;842&lt;/x&gt;&lt;y&gt;1841&lt;/y&gt;&lt;w&gt;710&lt;/w&gt;&lt;h&gt;30&lt;/h&gt;&lt;/coordinates&gt;&lt;panel_attributes&gt;lt=-&lt;/panel_attributes&gt;&lt;additional_attributes&gt;10;10;690;10&lt;/additional_attributes&gt;&lt;/element&gt;&lt;element&gt;&lt;id&gt;Relation&lt;/id&gt;&lt;coordinates&gt;&lt;x&gt;842&lt;/x&gt;&lt;y&gt;1844&lt;/y&gt;&lt;w&gt;710&lt;/w&gt;&lt;h&gt;30&lt;/h&gt;&lt;/coordinates&gt;&lt;panel_attributes&gt;lt=-&lt;/panel_attributes&gt;&lt;additional_attributes&gt;10;10;690;10&lt;/additional_attributes&gt;&lt;/element&gt;&lt;element&gt;&lt;id&gt;Text&lt;/id&gt;&lt;coordinates&gt;&lt;x&gt;857&lt;/x&gt;&lt;y&gt;1861&lt;/y&gt;&lt;w&gt;670&lt;/w&gt;&lt;h&gt;70&lt;/h&gt;&lt;/coordinates&gt;&lt;panel_attributes&gt;+ </w:t>
-      </w:r>
-      <w:proofErr w:type="spellStart"/>
-      <w:r>
-        <w:t>syncAccounts</w:t>
-      </w:r>
-      <w:proofErr w:type="spellEnd"/>
+        <w:t>fontsize=49&lt;/panel_attributes&gt;&lt;additional_attributes&gt;&lt;/additional_attributes&gt;&lt;/element&gt;&lt;element&gt;&lt;id&gt;Text&lt;/id&gt;&lt;coordinates&gt;&lt;x&gt;857&lt;/x&gt;&lt;y&gt;1911&lt;/y&gt;&lt;w&gt;670&lt;/w&gt;&lt;h&gt;70&lt;/h&gt;&lt;/coordinates&gt;&lt;panel_attributes</w:t>
+      </w:r>
+      <w:proofErr w:type="gramStart"/>
+      <w:r>
+        <w:t>&gt;(updates:List</w:t>
+      </w:r>
+      <w:proofErr w:type="gramEnd"/>
+      <w:r>
+        <w:t>&amp;</w:t>
+      </w:r>
+      <w:proofErr w:type="gramStart"/>
+      <w:r>
+        <w:t>lt;Member</w:t>
+      </w:r>
+      <w:proofErr w:type="gramEnd"/>
+      <w:r>
+        <w:t>&amp;gt;)</w:t>
+      </w:r>
     </w:p>
     <w:p>
       <w:pPr>
@@ -10924,24 +10863,13 @@
         <w:spacing w:before="160" w:after="200"/>
       </w:pPr>
       <w:r>
-        <w:t>fontsize=49&lt;/panel_attributes&gt;&lt;additional_attributes&gt;&lt;/additional_attributes&gt;&lt;/element&gt;&lt;element&gt;&lt;id&gt;Text&lt;/id&gt;&lt;coordinates&gt;&lt;x&gt;857&lt;/x&gt;&lt;y&gt;1911&lt;/y&gt;&lt;w&gt;670&lt;/w&gt;&lt;h&gt;70&lt;/h&gt;&lt;/coordinates&gt;&lt;panel_attributes</w:t>
-      </w:r>
-      <w:proofErr w:type="gramStart"/>
-      <w:r>
-        <w:t>&gt;(updates:List</w:t>
-      </w:r>
-      <w:proofErr w:type="gramEnd"/>
-      <w:r>
-        <w:t>&amp;</w:t>
-      </w:r>
-      <w:proofErr w:type="gramStart"/>
-      <w:r>
-        <w:t>lt;Member</w:t>
-      </w:r>
-      <w:proofErr w:type="gramEnd"/>
-      <w:r>
-        <w:t>&amp;gt;)</w:t>
-      </w:r>
+        <w:t>fontsize=49&lt;/panel_attributes&gt;&lt;additional_attributes&gt;&lt;/additional_attributes&gt;&lt;/element&gt;&lt;element&gt;&lt;id&gt;Text&lt;/id&gt;&lt;coordinates&gt;&lt;x&gt;857&lt;/x&gt;&lt;y&gt;1961&lt;/y&gt;&lt;w&gt;670&lt;/w&gt;&lt;h&gt;70&lt;/h&gt;&lt;/coordinates&gt;&lt;panel_attributes</w:t>
+      </w:r>
+      <w:proofErr w:type="gramStart"/>
+      <w:r>
+        <w:t>&gt;:boolean</w:t>
+      </w:r>
+      <w:proofErr w:type="gramEnd"/>
     </w:p>
     <w:p>
       <w:pPr>
@@ -10955,13 +10883,8 @@
         <w:spacing w:before="160" w:after="200"/>
       </w:pPr>
       <w:r>
-        <w:t>fontsize=49&lt;/panel_attributes&gt;&lt;additional_attributes&gt;&lt;/additional_attributes&gt;&lt;/element&gt;&lt;element&gt;&lt;id&gt;Text&lt;/id&gt;&lt;coordinates&gt;&lt;x&gt;857&lt;/x&gt;&lt;y&gt;1961&lt;/y&gt;&lt;w&gt;670&lt;/w&gt;&lt;h&gt;70&lt;/h&gt;&lt;/coordinates&gt;&lt;panel_attributes</w:t>
-      </w:r>
-      <w:proofErr w:type="gramStart"/>
-      <w:r>
-        <w:t>&gt;:boolean</w:t>
-      </w:r>
-      <w:proofErr w:type="gramEnd"/>
+        <w:t>fontsize=49&lt;/panel_attributes&gt;&lt;additional_attributes&gt;&lt;/additional_attributes&gt;&lt;/element&gt;&lt;element&gt;&lt;id&gt;UMLGeneric&lt;/id&gt;&lt;coordinates&gt;&lt;x&gt;1692&lt;/x&gt;&lt;y&gt;1421&lt;/y&gt;&lt;w&gt;680&lt;/w&gt;&lt;h&gt;290&lt;/h&gt;&lt;/coordinates&gt;&lt;panel_attributes&gt;&lt;/panel_attributes&gt;&lt;additional_attributes&gt;&lt;/additional_attributes&gt;&lt;/element&gt;&lt;element&gt;&lt;id&gt;Text&lt;/id&gt;&lt;coordinates&gt;&lt;x&gt;1856&lt;/x&gt;&lt;y&gt;1410&lt;/y&gt;&lt;w&gt;352&lt;/w&gt;&lt;h&gt;70&lt;/h&gt;&lt;/coordinates&gt;&lt;panel_attributes&gt;TimerDaemon</w:t>
+      </w:r>
     </w:p>
     <w:p>
       <w:pPr>
@@ -10975,8 +10898,15 @@
         <w:spacing w:before="160" w:after="200"/>
       </w:pPr>
       <w:r>
-        <w:t>fontsize=49&lt;/panel_attributes&gt;&lt;additional_attributes&gt;&lt;/additional_attributes&gt;&lt;/element&gt;&lt;element&gt;&lt;id&gt;UMLGeneric&lt;/id&gt;&lt;coordinates&gt;&lt;x&gt;1692&lt;/x&gt;&lt;y&gt;1421&lt;/y&gt;&lt;w&gt;680&lt;/w&gt;&lt;h&gt;290&lt;/h&gt;&lt;/coordinates&gt;&lt;panel_attributes&gt;&lt;/panel_attributes&gt;&lt;additional_attributes&gt;&lt;/additional_attributes&gt;&lt;/element&gt;&lt;element&gt;&lt;id&gt;Text&lt;/id&gt;&lt;coordinates&gt;&lt;x&gt;1856&lt;/x&gt;&lt;y&gt;1410&lt;/y&gt;&lt;w&gt;352&lt;/w&gt;&lt;h&gt;70&lt;/h&gt;&lt;/coordinates&gt;&lt;panel_attributes&gt;TimerDaemon</w:t>
-      </w:r>
+        <w:t xml:space="preserve">fontsize=49&lt;/panel_attributes&gt;&lt;additional_attributes&gt;&lt;/additional_attributes&gt;&lt;/element&gt;&lt;element&gt;&lt;id&gt;Relation&lt;/id&gt;&lt;coordinates&gt;&lt;x&gt;1682&lt;/x&gt;&lt;y&gt;1471&lt;/y&gt;&lt;w&gt;710&lt;/w&gt;&lt;h&gt;30&lt;/h&gt;&lt;/coordinates&gt;&lt;panel_attributes&gt;lt=-&lt;/panel_attributes&gt;&lt;additional_attributes&gt;10;10;690;10&lt;/additional_attributes&gt;&lt;/element&gt;&lt;element&gt;&lt;id&gt;Text&lt;/id&gt;&lt;coordinates&gt;&lt;x&gt;1697&lt;/x&gt;&lt;y&gt;1464&lt;/y&gt;&lt;w&gt;670&lt;/w&gt;&lt;h&gt;70&lt;/h&gt;&lt;/coordinates&gt;&lt;panel_attributes&gt;- </w:t>
+      </w:r>
+      <w:proofErr w:type="spellStart"/>
+      <w:proofErr w:type="gramStart"/>
+      <w:r>
+        <w:t>weeklyTime:Date</w:t>
+      </w:r>
+      <w:proofErr w:type="spellEnd"/>
+      <w:proofErr w:type="gramEnd"/>
     </w:p>
     <w:p>
       <w:pPr>
@@ -10990,19 +10920,25 @@
         <w:spacing w:before="160" w:after="200"/>
       </w:pPr>
       <w:r>
-        <w:t>fontsize=49&lt;/panel_attributes&gt;&lt;additional_attributes&gt;&lt;/additional_attributes&gt;&lt;/element&gt;&lt;element&gt;&lt;id&gt;Relation&lt;/id&gt;&lt;coordinates&gt;&lt;x&gt;1682&lt;/x&gt;&lt;y&gt;1471&lt;/y&gt;&lt;w&gt;710&lt;/w&gt;&lt;h&gt;30&lt;/h&gt;&lt;/coordinates&gt;&lt;panel_attributes&gt;lt=-&lt;/panel_attributes&gt;&lt;additional_attributes&gt;10;10;690;10&lt;/additional_attributes&gt;&lt;/element&gt;&lt;element</w:t>
+        <w:t>fontsize=49&lt;/panel_attributes&gt;&lt;additional_attributes&gt;&lt;/additional_attributes&gt;&lt;/element&gt;&lt;element&gt;&lt;id&gt;Relation&lt;/id&gt;&lt;coordinates&gt;&lt;x&gt;1682&lt;/x&gt;&lt;y&gt;1524&lt;/y&gt;&lt;w&gt;710&lt;/w&gt;&lt;h&gt;30&lt;/h&gt;&lt;/coordinates&gt;</w:t>
       </w:r>
       <w:r>
         <w:lastRenderedPageBreak/>
-        <w:t xml:space="preserve">&gt;&lt;id&gt;Text&lt;/id&gt;&lt;coordinates&gt;&lt;x&gt;1697&lt;/x&gt;&lt;y&gt;1464&lt;/y&gt;&lt;w&gt;670&lt;/w&gt;&lt;h&gt;70&lt;/h&gt;&lt;/coordinates&gt;&lt;panel_attributes&gt;- </w:t>
-      </w:r>
-      <w:proofErr w:type="spellStart"/>
-      <w:proofErr w:type="gramStart"/>
-      <w:r>
-        <w:t>weeklyTime:Date</w:t>
-      </w:r>
-      <w:proofErr w:type="spellEnd"/>
-      <w:proofErr w:type="gramEnd"/>
+        <w:t xml:space="preserve">&lt;panel_attributes&gt;lt=-&lt;/panel_attributes&gt;&lt;additional_attributes&gt;10;10;690;10&lt;/additional_attributes&gt;&lt;/element&gt;&lt;element&gt;&lt;id&gt;Text&lt;/id&gt;&lt;coordinates&gt;&lt;x&gt;1697&lt;/x&gt;&lt;y&gt;1541&lt;/y&gt;&lt;w&gt;670&lt;/w&gt;&lt;h&gt;70&lt;/h&gt;&lt;/coordinates&gt;&lt;panel_attributes&gt;+ </w:t>
+      </w:r>
+      <w:proofErr w:type="spellStart"/>
+      <w:proofErr w:type="gramStart"/>
+      <w:r>
+        <w:t>weeklyAccounting</w:t>
+      </w:r>
+      <w:proofErr w:type="spellEnd"/>
+      <w:r>
+        <w:t>(</w:t>
+      </w:r>
+      <w:proofErr w:type="gramEnd"/>
+      <w:r>
+        <w:t>)</w:t>
+      </w:r>
     </w:p>
     <w:p>
       <w:pPr>
@@ -11016,21 +10952,21 @@
         <w:spacing w:before="160" w:after="200"/>
       </w:pPr>
       <w:r>
-        <w:t xml:space="preserve">fontsize=49&lt;/panel_attributes&gt;&lt;additional_attributes&gt;&lt;/additional_attributes&gt;&lt;/element&gt;&lt;element&gt;&lt;id&gt;Relation&lt;/id&gt;&lt;coordinates&gt;&lt;x&gt;1682&lt;/x&gt;&lt;y&gt;1524&lt;/y&gt;&lt;w&gt;710&lt;/w&gt;&lt;h&gt;30&lt;/h&gt;&lt;/coordinates&gt;&lt;panel_attributes&gt;lt=-&lt;/panel_attributes&gt;&lt;additional_attributes&gt;10;10;690;10&lt;/additional_attributes&gt;&lt;/element&gt;&lt;element&gt;&lt;id&gt;Text&lt;/id&gt;&lt;coordinates&gt;&lt;x&gt;1697&lt;/x&gt;&lt;y&gt;1541&lt;/y&gt;&lt;w&gt;670&lt;/w&gt;&lt;h&gt;70&lt;/h&gt;&lt;/coordinates&gt;&lt;panel_attributes&gt;+ </w:t>
-      </w:r>
-      <w:proofErr w:type="spellStart"/>
-      <w:proofErr w:type="gramStart"/>
-      <w:r>
-        <w:t>weeklyAccounting</w:t>
-      </w:r>
-      <w:proofErr w:type="spellEnd"/>
-      <w:r>
-        <w:t>(</w:t>
-      </w:r>
-      <w:proofErr w:type="gramEnd"/>
-      <w:r>
-        <w:t>)</w:t>
-      </w:r>
+        <w:t>fontsize=49&lt;/panel_attributes&gt;&lt;additional_attributes&gt;&lt;/additional_attributes&gt;&lt;/element&gt;&lt;element&gt;&lt;id&gt;Text&lt;/id&gt;&lt;coordinates&gt;&lt;x&gt;1697&lt;/x&gt;&lt;y&gt;1591&lt;/y&gt;&lt;w&gt;670&lt;/w</w:t>
+      </w:r>
+      <w:proofErr w:type="gramStart"/>
+      <w:r>
+        <w:t>&gt;&lt;h&gt;70</w:t>
+      </w:r>
+      <w:proofErr w:type="gramEnd"/>
+      <w:r>
+        <w:t>&lt;/h&gt;&lt;/coordinates&gt;&lt;panel_attributes</w:t>
+      </w:r>
+      <w:proofErr w:type="gramStart"/>
+      <w:r>
+        <w:t>&gt;:boolean</w:t>
+      </w:r>
+      <w:proofErr w:type="gramEnd"/>
     </w:p>
     <w:p>
       <w:pPr>
@@ -11044,20 +10980,22 @@
         <w:spacing w:before="160" w:after="200"/>
       </w:pPr>
       <w:r>
-        <w:t>fontsize=49&lt;/panel_attributes&gt;&lt;additional_attributes&gt;&lt;/additional_attributes&gt;&lt;/element&gt;&lt;element&gt;&lt;id&gt;Text&lt;/id&gt;&lt;coordinates&gt;&lt;x&gt;1697&lt;/x&gt;&lt;y&gt;1591&lt;/y&gt;&lt;w&gt;670&lt;/w</w:t>
-      </w:r>
-      <w:proofErr w:type="gramStart"/>
-      <w:r>
-        <w:t>&gt;&lt;h&gt;70</w:t>
-      </w:r>
-      <w:proofErr w:type="gramEnd"/>
-      <w:r>
-        <w:t>&lt;/h&gt;&lt;/coordinates&gt;&lt;panel_attributes</w:t>
-      </w:r>
-      <w:proofErr w:type="gramStart"/>
-      <w:r>
-        <w:t>&gt;:boolean</w:t>
-      </w:r>
+        <w:t xml:space="preserve">fontsize=49&lt;/panel_attributes&gt;&lt;additional_attributes&gt;&lt;/additional_attributes&gt;&lt;/element&gt;&lt;element&gt;&lt;id&gt;Text&lt;/id&gt;&lt;coordinates&gt;&lt;x&gt;1697&lt;/x&gt;&lt;y&gt;1641&lt;/y&gt;&lt;w&gt;670&lt;/w&gt;&lt;h&gt;70&lt;/h&gt;&lt;/coordinates&gt;&lt;panel_attributes&gt;+ </w:t>
+      </w:r>
+      <w:proofErr w:type="spellStart"/>
+      <w:proofErr w:type="gramStart"/>
+      <w:r>
+        <w:t>eftData</w:t>
+      </w:r>
+      <w:proofErr w:type="spellEnd"/>
+      <w:r>
+        <w:t>():</w:t>
+      </w:r>
+      <w:proofErr w:type="spellStart"/>
+      <w:r>
+        <w:t>boolean</w:t>
+      </w:r>
+      <w:proofErr w:type="spellEnd"/>
       <w:proofErr w:type="gramEnd"/>
     </w:p>
     <w:p>
@@ -11072,23 +11010,8 @@
         <w:spacing w:before="160" w:after="200"/>
       </w:pPr>
       <w:r>
-        <w:t xml:space="preserve">fontsize=49&lt;/panel_attributes&gt;&lt;additional_attributes&gt;&lt;/additional_attributes&gt;&lt;/element&gt;&lt;element&gt;&lt;id&gt;Text&lt;/id&gt;&lt;coordinates&gt;&lt;x&gt;1697&lt;/x&gt;&lt;y&gt;1641&lt;/y&gt;&lt;w&gt;670&lt;/w&gt;&lt;h&gt;70&lt;/h&gt;&lt;/coordinates&gt;&lt;panel_attributes&gt;+ </w:t>
-      </w:r>
-      <w:proofErr w:type="spellStart"/>
-      <w:proofErr w:type="gramStart"/>
-      <w:r>
-        <w:t>eftData</w:t>
-      </w:r>
-      <w:proofErr w:type="spellEnd"/>
-      <w:r>
-        <w:t>():</w:t>
-      </w:r>
-      <w:proofErr w:type="spellStart"/>
-      <w:r>
-        <w:t>boolean</w:t>
-      </w:r>
-      <w:proofErr w:type="spellEnd"/>
-      <w:proofErr w:type="gramEnd"/>
+        <w:t>fontsize=49&lt;/panel_attributes&gt;&lt;additional_attributes&gt;&lt;/additional_attributes&gt;&lt;/element&gt;&lt;element&gt;&lt;id&gt;UMLGeneric&lt;/id&gt;&lt;coordinates&gt;&lt;x&gt;852&lt;/x&gt;&lt;y&gt;2691&lt;/y&gt;&lt;w&gt;680&lt;/w&gt;&lt;h&gt;360&lt;/h&gt;&lt;/coordinates&gt;&lt;panel_attributes&gt;&lt;/panel_attributes&gt;&lt;additional_attributes&gt;&lt;/additional_attributes&gt;&lt;/element&gt;&lt;element&gt;&lt;id&gt;Text&lt;/id&gt;&lt;coordinates&gt;&lt;x&gt;1096&lt;/x&gt;&lt;y&gt;2680&lt;/y&gt;&lt;w&gt;192&lt;/w&gt;&lt;h&gt;70&lt;/h&gt;&lt;/coordinates&gt;&lt;panel_attributes&gt;Person</w:t>
+      </w:r>
     </w:p>
     <w:p>
       <w:pPr>
@@ -11102,8 +11025,15 @@
         <w:spacing w:before="160" w:after="200"/>
       </w:pPr>
       <w:r>
-        <w:t>fontsize=49&lt;/panel_attributes&gt;&lt;additional_attributes&gt;&lt;/additional_attributes&gt;&lt;/element&gt;&lt;element&gt;&lt;id&gt;UMLGeneric&lt;/id&gt;&lt;coordinates&gt;&lt;x&gt;852&lt;/x&gt;&lt;y&gt;2691&lt;/y&gt;&lt;w&gt;680&lt;/w&gt;&lt;h&gt;360&lt;/h&gt;&lt;/coordinates&gt;&lt;panel_attributes&gt;&lt;/panel_attributes&gt;&lt;additional_attributes&gt;&lt;/additional_attributes&gt;&lt;/element&gt;&lt;element&gt;&lt;id&gt;Text&lt;/id&gt;&lt;coordinates&gt;&lt;x&gt;1096&lt;/x&gt;&lt;y&gt;2680&lt;/y&gt;&lt;w&gt;192&lt;/w&gt;&lt;h&gt;70&lt;/h&gt;&lt;/coordinates&gt;&lt;panel_attributes&gt;Person</w:t>
-      </w:r>
+        <w:t xml:space="preserve">fontsize=49&lt;/panel_attributes&gt;&lt;additional_attributes&gt;&lt;/additional_attributes&gt;&lt;/element&gt;&lt;element&gt;&lt;id&gt;Relation&lt;/id&gt;&lt;coordinates&gt;&lt;x&gt;842&lt;/x&gt;&lt;y&gt;2741&lt;/y&gt;&lt;w&gt;710&lt;/w&gt;&lt;h&gt;30&lt;/h&gt;&lt;/coordinates&gt;&lt;panel_attributes&gt;lt=-&lt;/panel_attributes&gt;&lt;additional_attributes&gt;10;10;690;10&lt;/additional_attributes&gt;&lt;/element&gt;&lt;element&gt;&lt;id&gt;Text&lt;/id&gt;&lt;coordinates&gt;&lt;x&gt;857&lt;/x&gt;&lt;y&gt;2734&lt;/y&gt;&lt;w&gt;670&lt;/w&gt;&lt;h&gt;70&lt;/h&gt;&lt;/coordinates&gt;&lt;panel_attributes&gt;+ </w:t>
+      </w:r>
+      <w:proofErr w:type="spellStart"/>
+      <w:proofErr w:type="gramStart"/>
+      <w:r>
+        <w:t>name:String</w:t>
+      </w:r>
+      <w:proofErr w:type="spellEnd"/>
+      <w:proofErr w:type="gramEnd"/>
     </w:p>
     <w:p>
       <w:pPr>
@@ -11117,12 +11047,20 @@
         <w:spacing w:before="160" w:after="200"/>
       </w:pPr>
       <w:r>
-        <w:t xml:space="preserve">fontsize=49&lt;/panel_attributes&gt;&lt;additional_attributes&gt;&lt;/additional_attributes&gt;&lt;/element&gt;&lt;element&gt;&lt;id&gt;Relation&lt;/id&gt;&lt;coordinates&gt;&lt;x&gt;842&lt;/x&gt;&lt;y&gt;2741&lt;/y&gt;&lt;w&gt;710&lt;/w&gt;&lt;h&gt;30&lt;/h&gt;&lt;/coordinates&gt;&lt;panel_attributes&gt;lt=-&lt;/panel_attributes&gt;&lt;additional_attributes&gt;10;10;690;10&lt;/additional_attributes&gt;&lt;/element&gt;&lt;element&gt;&lt;id&gt;Text&lt;/id&gt;&lt;coordinates&gt;&lt;x&gt;857&lt;/x&gt;&lt;y&gt;2734&lt;/y&gt;&lt;w&gt;670&lt;/w&gt;&lt;h&gt;70&lt;/h&gt;&lt;/coordinates&gt;&lt;panel_attributes&gt;+ </w:t>
-      </w:r>
-      <w:proofErr w:type="spellStart"/>
-      <w:proofErr w:type="gramStart"/>
-      <w:r>
-        <w:t>name:String</w:t>
+        <w:t>fontsize=49&lt;/panel_attributes&gt;&lt;additional_attributes&gt;&lt;/additional_attributes&gt;&lt;/element&gt;&lt;element&gt;&lt;id&gt;Text&lt;/id&gt;&lt;coordinates&gt;&lt;x&gt;857&lt;/x&gt;&lt;y&gt;2784&lt;/y&gt;&lt;w&gt;</w:t>
+      </w:r>
+      <w:proofErr w:type="gramStart"/>
+      <w:r>
+        <w:t>670&lt;/w&gt;</w:t>
+      </w:r>
+      <w:proofErr w:type="gramEnd"/>
+      <w:r>
+        <w:t xml:space="preserve">&lt;h&gt;70&lt;/h&gt;&lt;/coordinates&gt;&lt;panel_attributes&gt;+ </w:t>
+      </w:r>
+      <w:proofErr w:type="spellStart"/>
+      <w:proofErr w:type="gramStart"/>
+      <w:r>
+        <w:t>number:String</w:t>
       </w:r>
       <w:proofErr w:type="spellEnd"/>
       <w:proofErr w:type="gramEnd"/>
@@ -11139,20 +11077,28 @@
         <w:spacing w:before="160" w:after="200"/>
       </w:pPr>
       <w:r>
-        <w:t>fontsize=49&lt;/panel_attributes&gt;&lt;additional_attributes&gt;&lt;/additional_attributes&gt;&lt;/element&gt;&lt;element&gt;&lt;id&gt;Text&lt;/id&gt;&lt;coordinates&gt;&lt;x&gt;857&lt;/x&gt;&lt;y&gt;2784&lt;/y&gt;&lt;w&gt;</w:t>
-      </w:r>
-      <w:proofErr w:type="gramStart"/>
-      <w:r>
-        <w:t>670&lt;/w&gt;</w:t>
-      </w:r>
-      <w:proofErr w:type="gramEnd"/>
-      <w:r>
-        <w:t xml:space="preserve">&lt;h&gt;70&lt;/h&gt;&lt;/coordinates&gt;&lt;panel_attributes&gt;+ </w:t>
-      </w:r>
-      <w:proofErr w:type="spellStart"/>
-      <w:proofErr w:type="gramStart"/>
-      <w:r>
-        <w:t>number:String</w:t>
+        <w:t>fontsize=49&lt;/panel_attributes&gt;&lt;additional_attributes&gt;&lt;/additional_attributes&gt;&lt;/element&gt;&lt;element&gt;&lt;id&gt;Text&lt;/id&gt;&lt;coordinates&gt;&lt;x&gt;857&lt;/</w:t>
+      </w:r>
+      <w:proofErr w:type="gramStart"/>
+      <w:r>
+        <w:t>x&gt;&lt;y</w:t>
+      </w:r>
+      <w:proofErr w:type="gramEnd"/>
+      <w:r>
+        <w:t>&gt;2834&lt;/y&gt;&lt;w&gt;670&lt;/w&gt;&lt;h</w:t>
+      </w:r>
+      <w:proofErr w:type="gramStart"/>
+      <w:r>
+        <w:t>&gt;70</w:t>
+      </w:r>
+      <w:proofErr w:type="gramEnd"/>
+      <w:r>
+        <w:t xml:space="preserve">&lt;/h&gt;&lt;/coordinates&gt;&lt;panel_attributes&gt;+ </w:t>
+      </w:r>
+      <w:proofErr w:type="spellStart"/>
+      <w:proofErr w:type="gramStart"/>
+      <w:r>
+        <w:t>streetAddress:String</w:t>
       </w:r>
       <w:proofErr w:type="spellEnd"/>
       <w:proofErr w:type="gramEnd"/>
@@ -11169,28 +11115,12 @@
         <w:spacing w:before="160" w:after="200"/>
       </w:pPr>
       <w:r>
-        <w:t>fontsize=49&lt;/panel_attributes&gt;&lt;additional_attributes&gt;&lt;/additional_attributes&gt;&lt;/element&gt;&lt;element&gt;&lt;id&gt;Text&lt;/id&gt;&lt;coordinates&gt;&lt;x&gt;857&lt;/</w:t>
-      </w:r>
-      <w:proofErr w:type="gramStart"/>
-      <w:r>
-        <w:t>x&gt;&lt;y</w:t>
-      </w:r>
-      <w:proofErr w:type="gramEnd"/>
-      <w:r>
-        <w:t>&gt;2834&lt;/y&gt;&lt;w&gt;670&lt;/w&gt;&lt;h</w:t>
-      </w:r>
-      <w:proofErr w:type="gramStart"/>
-      <w:r>
-        <w:t>&gt;70</w:t>
-      </w:r>
-      <w:proofErr w:type="gramEnd"/>
-      <w:r>
-        <w:t xml:space="preserve">&lt;/h&gt;&lt;/coordinates&gt;&lt;panel_attributes&gt;+ </w:t>
-      </w:r>
-      <w:proofErr w:type="spellStart"/>
-      <w:proofErr w:type="gramStart"/>
-      <w:r>
-        <w:t>streetAddress:String</w:t>
+        <w:t xml:space="preserve">fontsize=49&lt;/panel_attributes&gt;&lt;additional_attributes&gt;&lt;/additional_attributes&gt;&lt;/element&gt;&lt;element&gt;&lt;id&gt;Text&lt;/id&gt;&lt;coordinates&gt;&lt;x&gt;857&lt;/x&gt;&lt;y&gt;2884&lt;/y&gt;&lt;w&gt;670&lt;/w&gt;&lt;h&gt;70&lt;/h&gt;&lt;/coordinates&gt;&lt;panel_attributes&gt;+ </w:t>
+      </w:r>
+      <w:proofErr w:type="spellStart"/>
+      <w:proofErr w:type="gramStart"/>
+      <w:r>
+        <w:t>city:String</w:t>
       </w:r>
       <w:proofErr w:type="spellEnd"/>
       <w:proofErr w:type="gramEnd"/>
@@ -11207,12 +11137,28 @@
         <w:spacing w:before="160" w:after="200"/>
       </w:pPr>
       <w:r>
-        <w:t xml:space="preserve">fontsize=49&lt;/panel_attributes&gt;&lt;additional_attributes&gt;&lt;/additional_attributes&gt;&lt;/element&gt;&lt;element&gt;&lt;id&gt;Text&lt;/id&gt;&lt;coordinates&gt;&lt;x&gt;857&lt;/x&gt;&lt;y&gt;2884&lt;/y&gt;&lt;w&gt;670&lt;/w&gt;&lt;h&gt;70&lt;/h&gt;&lt;/coordinates&gt;&lt;panel_attributes&gt;+ </w:t>
-      </w:r>
-      <w:proofErr w:type="spellStart"/>
-      <w:proofErr w:type="gramStart"/>
-      <w:r>
-        <w:t>city:String</w:t>
+        <w:t>fontsize=49&lt;/panel_attributes&gt;&lt;additional_attributes&gt;&lt;/additional_attributes&gt;&lt;/element&gt;&lt;element&gt;&lt;id&gt;Text&lt;/id&gt;&lt;coordinates&gt;&lt;x&gt;857&lt;/</w:t>
+      </w:r>
+      <w:proofErr w:type="gramStart"/>
+      <w:r>
+        <w:t>x&gt;&lt;y</w:t>
+      </w:r>
+      <w:proofErr w:type="gramEnd"/>
+      <w:r>
+        <w:t>&gt;2934&lt;/y&gt;&lt;w&gt;670&lt;/w&gt;&lt;h</w:t>
+      </w:r>
+      <w:proofErr w:type="gramStart"/>
+      <w:r>
+        <w:t>&gt;70</w:t>
+      </w:r>
+      <w:proofErr w:type="gramEnd"/>
+      <w:r>
+        <w:t xml:space="preserve">&lt;/h&gt;&lt;/coordinates&gt;&lt;panel_attributes&gt;+ </w:t>
+      </w:r>
+      <w:proofErr w:type="spellStart"/>
+      <w:proofErr w:type="gramStart"/>
+      <w:r>
+        <w:t>state:String</w:t>
       </w:r>
       <w:proofErr w:type="spellEnd"/>
       <w:proofErr w:type="gramEnd"/>
@@ -11237,20 +11183,12 @@
       </w:r>
       <w:proofErr w:type="gramEnd"/>
       <w:r>
-        <w:t>&gt;2934&lt;/y&gt;&lt;w&gt;670&lt;/w&gt;&lt;h</w:t>
-      </w:r>
-      <w:proofErr w:type="gramStart"/>
-      <w:r>
-        <w:t>&gt;70</w:t>
-      </w:r>
-      <w:proofErr w:type="gramEnd"/>
-      <w:r>
-        <w:t xml:space="preserve">&lt;/h&gt;&lt;/coordinates&gt;&lt;panel_attributes&gt;+ </w:t>
-      </w:r>
-      <w:proofErr w:type="spellStart"/>
-      <w:proofErr w:type="gramStart"/>
-      <w:r>
-        <w:t>state:String</w:t>
+        <w:t xml:space="preserve">&gt;2984&lt;/y&gt;&lt;w&gt;670&lt;/w&gt;&lt;h&gt;70&lt;/h&gt;&lt;/coordinates&gt;&lt;panel_attributes&gt;+ </w:t>
+      </w:r>
+      <w:proofErr w:type="spellStart"/>
+      <w:proofErr w:type="gramStart"/>
+      <w:r>
+        <w:t>zipCode:String</w:t>
       </w:r>
       <w:proofErr w:type="spellEnd"/>
       <w:proofErr w:type="gramEnd"/>
@@ -11267,23 +11205,8 @@
         <w:spacing w:before="160" w:after="200"/>
       </w:pPr>
       <w:r>
-        <w:t>fontsize=49&lt;/panel_attributes&gt;&lt;additional_attributes&gt;&lt;/additional_attributes&gt;&lt;/element&gt;&lt;element&gt;&lt;id&gt;Text&lt;/id&gt;&lt;coordinates&gt;&lt;x&gt;857&lt;/</w:t>
-      </w:r>
-      <w:proofErr w:type="gramStart"/>
-      <w:r>
-        <w:t>x&gt;&lt;y</w:t>
-      </w:r>
-      <w:proofErr w:type="gramEnd"/>
-      <w:r>
-        <w:t xml:space="preserve">&gt;2984&lt;/y&gt;&lt;w&gt;670&lt;/w&gt;&lt;h&gt;70&lt;/h&gt;&lt;/coordinates&gt;&lt;panel_attributes&gt;+ </w:t>
-      </w:r>
-      <w:proofErr w:type="spellStart"/>
-      <w:proofErr w:type="gramStart"/>
-      <w:r>
-        <w:t>zipCode:String</w:t>
-      </w:r>
-      <w:proofErr w:type="spellEnd"/>
-      <w:proofErr w:type="gramEnd"/>
+        <w:t>fontsize=49&lt;/panel_attributes&gt;&lt;additional_attributes&gt;&lt;/additional_attributes&gt;&lt;/element&gt;&lt;element&gt;&lt;id&gt;UMLGeneric&lt;/id&gt;&lt;coordinates&gt;&lt;x&gt;617&lt;/x&gt;&lt;y&gt;3141&lt;/y&gt;&lt;w&gt;500&lt;/w&gt;&lt;h&gt;340&lt;/h&gt;&lt;/coordinates&gt;&lt;panel_attributes&gt;&lt;/panel_attributes&gt;&lt;additional_attributes&gt;&lt;/additional_attributes&gt;&lt;/element&gt;&lt;element&gt;&lt;id&gt;Text&lt;/id&gt;&lt;coordinates&gt;&lt;x&gt;759&lt;/x&gt;&lt;y&gt;3130&lt;/y&gt;&lt;w&gt;215&lt;/w&gt;&lt;h&gt;70&lt;/h&gt;&lt;/coordinates&gt;&lt;panel_attributes&gt;Member</w:t>
+      </w:r>
     </w:p>
     <w:p>
       <w:pPr>
@@ -11297,8 +11220,19 @@
         <w:spacing w:before="160" w:after="200"/>
       </w:pPr>
       <w:r>
-        <w:t>fontsize=49&lt;/panel_attributes&gt;&lt;additional_attributes&gt;&lt;/additional_attributes&gt;&lt;/element&gt;&lt;element&gt;&lt;id&gt;UMLGeneric&lt;/id&gt;&lt;coordinates&gt;&lt;x&gt;617&lt;/x&gt;&lt;y&gt;3141&lt;/y&gt;&lt;w&gt;500&lt;/w&gt;&lt;h&gt;340&lt;/h&gt;&lt;/coordinates&gt;&lt;panel_attributes&gt;&lt;/panel_attributes&gt;&lt;additional_attributes&gt;&lt;/additional_attributes&gt;&lt;/element&gt;&lt;element&gt;&lt;id&gt;Text&lt;/id&gt;&lt;coordinates&gt;&lt;x&gt;759&lt;/x&gt;&lt;y&gt;3130&lt;/y&gt;&lt;w&gt;215&lt;/w&gt;&lt;h&gt;70&lt;/h&gt;&lt;/coordinates&gt;&lt;panel_attributes&gt;Member</w:t>
-      </w:r>
+        <w:t>fontsize=49&lt;/panel_attributes&gt;&lt;additional_attributes&gt;&lt;/additional_attributes&gt;&lt;/element&gt;&lt;element&gt;&lt;id&gt;Relation&lt;/id&gt;&lt;coordinates&gt;&lt;x&gt;607&lt;/x&gt;&lt;y&gt;3191&lt;/y&gt;&lt;w&gt;530&lt;/w&gt;&lt;h&gt;30&lt;/h&gt;&lt;/coordinates&gt;&lt;panel_attributes&gt;lt=-&lt;/panel_attributes&gt;&lt;additional_attributes&gt;10;10;510;10&lt;/additional_attributes&gt;&lt;/element&gt;&lt;element</w:t>
+      </w:r>
+      <w:r>
+        <w:lastRenderedPageBreak/>
+        <w:t xml:space="preserve">&gt;&lt;id&gt;Text&lt;/id&gt;&lt;coordinates&gt;&lt;x&gt;622&lt;/x&gt;&lt;y&gt;3184&lt;/y&gt;&lt;w&gt;490&lt;/w&gt;&lt;h&gt;70&lt;/h&gt;&lt;/coordinates&gt;&lt;panel_attributes&gt;- </w:t>
+      </w:r>
+      <w:proofErr w:type="spellStart"/>
+      <w:proofErr w:type="gramStart"/>
+      <w:r>
+        <w:t>status:String</w:t>
+      </w:r>
+      <w:proofErr w:type="spellEnd"/>
+      <w:proofErr w:type="gramEnd"/>
     </w:p>
     <w:p>
       <w:pPr>
@@ -11312,16 +11246,21 @@
         <w:spacing w:before="160" w:after="200"/>
       </w:pPr>
       <w:r>
-        <w:lastRenderedPageBreak/>
-        <w:t xml:space="preserve">fontsize=49&lt;/panel_attributes&gt;&lt;additional_attributes&gt;&lt;/additional_attributes&gt;&lt;/element&gt;&lt;element&gt;&lt;id&gt;Relation&lt;/id&gt;&lt;coordinates&gt;&lt;x&gt;607&lt;/x&gt;&lt;y&gt;3191&lt;/y&gt;&lt;w&gt;530&lt;/w&gt;&lt;h&gt;30&lt;/h&gt;&lt;/coordinates&gt;&lt;panel_attributes&gt;lt=-&lt;/panel_attributes&gt;&lt;additional_attributes&gt;10;10;510;10&lt;/additional_attributes&gt;&lt;/element&gt;&lt;element&gt;&lt;id&gt;Text&lt;/id&gt;&lt;coordinates&gt;&lt;x&gt;622&lt;/x&gt;&lt;y&gt;3184&lt;/y&gt;&lt;w&gt;490&lt;/w&gt;&lt;h&gt;70&lt;/h&gt;&lt;/coordinates&gt;&lt;panel_attributes&gt;- </w:t>
-      </w:r>
-      <w:proofErr w:type="spellStart"/>
-      <w:proofErr w:type="gramStart"/>
-      <w:r>
-        <w:t>status:String</w:t>
-      </w:r>
-      <w:proofErr w:type="spellEnd"/>
-      <w:proofErr w:type="gramEnd"/>
+        <w:t xml:space="preserve">fontsize=49&lt;/panel_attributes&gt;&lt;additional_attributes&gt;&lt;/additional_attributes&gt;&lt;/element&gt;&lt;element&gt;&lt;id&gt;Relation&lt;/id&gt;&lt;coordinates&gt;&lt;x&gt;607&lt;/x&gt;&lt;y&gt;3244&lt;/y&gt;&lt;w&gt;530&lt;/w&gt;&lt;h&gt;30&lt;/h&gt;&lt;/coordinates&gt;&lt;panel_attributes&gt;lt=-&lt;/panel_attributes&gt;&lt;additional_attributes&gt;10;10;510;10&lt;/additional_attributes&gt;&lt;/element&gt;&lt;element&gt;&lt;id&gt;Text&lt;/id&gt;&lt;coordinates&gt;&lt;x&gt;622&lt;/x&gt;&lt;y&gt;3261&lt;/y&gt;&lt;w&gt;490&lt;/w&gt;&lt;h&gt;70&lt;/h&gt;&lt;/coordinates&gt;&lt;panel_attributes&gt;+ </w:t>
+      </w:r>
+      <w:proofErr w:type="spellStart"/>
+      <w:r>
+        <w:t>isValid</w:t>
+      </w:r>
+      <w:proofErr w:type="spellEnd"/>
+      <w:r>
+        <w:t>():</w:t>
+      </w:r>
+      <w:proofErr w:type="spellStart"/>
+      <w:r>
+        <w:t>boolean</w:t>
+      </w:r>
+      <w:proofErr w:type="spellEnd"/>
     </w:p>
     <w:p>
       <w:pPr>
@@ -11335,21 +11274,18 @@
         <w:spacing w:before="160" w:after="200"/>
       </w:pPr>
       <w:r>
-        <w:t xml:space="preserve">fontsize=49&lt;/panel_attributes&gt;&lt;additional_attributes&gt;&lt;/additional_attributes&gt;&lt;/element&gt;&lt;element&gt;&lt;id&gt;Relation&lt;/id&gt;&lt;coordinates&gt;&lt;x&gt;607&lt;/x&gt;&lt;y&gt;3244&lt;/y&gt;&lt;w&gt;530&lt;/w&gt;&lt;h&gt;30&lt;/h&gt;&lt;/coordinates&gt;&lt;panel_attributes&gt;lt=-&lt;/panel_attributes&gt;&lt;additional_attributes&gt;10;10;510;10&lt;/additional_attributes&gt;&lt;/element&gt;&lt;element&gt;&lt;id&gt;Text&lt;/id&gt;&lt;coordinates&gt;&lt;x&gt;622&lt;/x&gt;&lt;y&gt;3261&lt;/y&gt;&lt;w&gt;490&lt;/w&gt;&lt;h&gt;70&lt;/h&gt;&lt;/coordinates&gt;&lt;panel_attributes&gt;+ </w:t>
-      </w:r>
-      <w:proofErr w:type="spellStart"/>
-      <w:r>
-        <w:t>isValid</w:t>
-      </w:r>
-      <w:proofErr w:type="spellEnd"/>
-      <w:r>
-        <w:t>():</w:t>
-      </w:r>
-      <w:proofErr w:type="spellStart"/>
-      <w:r>
-        <w:t>boolean</w:t>
-      </w:r>
-      <w:proofErr w:type="spellEnd"/>
+        <w:t xml:space="preserve">fontsize=49&lt;/panel_attributes&gt;&lt;additional_attributes&gt;&lt;/additional_attributes&gt;&lt;/element&gt;&lt;element&gt;&lt;id&gt;Text&lt;/id&gt;&lt;coordinates&gt;&lt;x&gt;622&lt;/x&gt;&lt;y&gt;3311&lt;/y&gt;&lt;w&gt;490&lt;/w&gt;&lt;h&gt;70&lt;/h&gt;&lt;/coordinates&gt;&lt;panel_attributes&gt;+ </w:t>
+      </w:r>
+      <w:proofErr w:type="spellStart"/>
+      <w:proofErr w:type="gramStart"/>
+      <w:r>
+        <w:t>getStatus</w:t>
+      </w:r>
+      <w:proofErr w:type="spellEnd"/>
+      <w:r>
+        <w:t>():String</w:t>
+      </w:r>
+      <w:proofErr w:type="gramEnd"/>
     </w:p>
     <w:p>
       <w:pPr>
@@ -11363,18 +11299,13 @@
         <w:spacing w:before="160" w:after="200"/>
       </w:pPr>
       <w:r>
-        <w:t xml:space="preserve">fontsize=49&lt;/panel_attributes&gt;&lt;additional_attributes&gt;&lt;/additional_attributes&gt;&lt;/element&gt;&lt;element&gt;&lt;id&gt;Text&lt;/id&gt;&lt;coordinates&gt;&lt;x&gt;622&lt;/x&gt;&lt;y&gt;3311&lt;/y&gt;&lt;w&gt;490&lt;/w&gt;&lt;h&gt;70&lt;/h&gt;&lt;/coordinates&gt;&lt;panel_attributes&gt;+ </w:t>
-      </w:r>
-      <w:proofErr w:type="spellStart"/>
-      <w:proofErr w:type="gramStart"/>
-      <w:r>
-        <w:t>getStatus</w:t>
-      </w:r>
-      <w:proofErr w:type="spellEnd"/>
-      <w:r>
-        <w:t>():String</w:t>
-      </w:r>
-      <w:proofErr w:type="gramEnd"/>
+        <w:t xml:space="preserve">fontsize=49&lt;/panel_attributes&gt;&lt;additional_attributes&gt;&lt;/additional_attributes&gt;&lt;/element&gt;&lt;element&gt;&lt;id&gt;Text&lt;/id&gt;&lt;coordinates&gt;&lt;x&gt;622&lt;/x&gt;&lt;y&gt;3361&lt;/y&gt;&lt;w&gt;490&lt;/w&gt;&lt;h&gt;70&lt;/h&gt;&lt;/coordinates&gt;&lt;panel_attributes&gt;+ </w:t>
+      </w:r>
+      <w:proofErr w:type="spellStart"/>
+      <w:r>
+        <w:t>setStatus</w:t>
+      </w:r>
+      <w:proofErr w:type="spellEnd"/>
     </w:p>
     <w:p>
       <w:pPr>
@@ -11388,13 +11319,13 @@
         <w:spacing w:before="160" w:after="200"/>
       </w:pPr>
       <w:r>
-        <w:t xml:space="preserve">fontsize=49&lt;/panel_attributes&gt;&lt;additional_attributes&gt;&lt;/additional_attributes&gt;&lt;/element&gt;&lt;element&gt;&lt;id&gt;Text&lt;/id&gt;&lt;coordinates&gt;&lt;x&gt;622&lt;/x&gt;&lt;y&gt;3361&lt;/y&gt;&lt;w&gt;490&lt;/w&gt;&lt;h&gt;70&lt;/h&gt;&lt;/coordinates&gt;&lt;panel_attributes&gt;+ </w:t>
-      </w:r>
-      <w:proofErr w:type="spellStart"/>
-      <w:r>
-        <w:t>setStatus</w:t>
-      </w:r>
-      <w:proofErr w:type="spellEnd"/>
+        <w:t>fontsize=49&lt;/panel_attributes&gt;&lt;additional_attributes&gt;&lt;/additional_attributes&gt;&lt;/element&gt;&lt;element&gt;&lt;id&gt;Text&lt;/id&gt;&lt;coordinates&gt;&lt;x&gt;622&lt;/x&gt;&lt;y&gt;3411&lt;/y&gt;&lt;w&gt;490&lt;/w&gt;&lt;h&gt;70&lt;/h&gt;&lt;/coordinates&gt;&lt;panel_attributes&gt;(</w:t>
+      </w:r>
+      <w:proofErr w:type="gramStart"/>
+      <w:r>
+        <w:t>status:String):void</w:t>
+      </w:r>
+      <w:proofErr w:type="gramEnd"/>
     </w:p>
     <w:p>
       <w:pPr>
@@ -11408,13 +11339,8 @@
         <w:spacing w:before="160" w:after="200"/>
       </w:pPr>
       <w:r>
-        <w:t>fontsize=49&lt;/panel_attributes&gt;&lt;additional_attributes&gt;&lt;/additional_attributes&gt;&lt;/element&gt;&lt;element&gt;&lt;id&gt;Text&lt;/id&gt;&lt;coordinates&gt;&lt;x&gt;622&lt;/x&gt;&lt;y&gt;3411&lt;/y&gt;&lt;w&gt;490&lt;/w&gt;&lt;h&gt;70&lt;/h&gt;&lt;/coordinates&gt;&lt;panel_attributes&gt;(</w:t>
-      </w:r>
-      <w:proofErr w:type="gramStart"/>
-      <w:r>
-        <w:t>status:String):void</w:t>
-      </w:r>
-      <w:proofErr w:type="gramEnd"/>
+        <w:t>fontsize=49&lt;/panel_attributes&gt;&lt;additional_attributes&gt;&lt;/additional_attributes&gt;&lt;/element&gt;&lt;element&gt;&lt;id&gt;UMLGeneric&lt;/id&gt;&lt;coordinates&gt;&lt;x&gt;1247&lt;/x&gt;&lt;y&gt;3141&lt;/y&gt;&lt;w&gt;500&lt;/w&gt;&lt;h&gt;260&lt;/h&gt;&lt;/coordinates&gt;&lt;panel_attributes&gt;&lt;/panel_attributes&gt;&lt;additional_attributes&gt;&lt;/additional_attributes&gt;&lt;/element&gt;&lt;element&gt;&lt;id&gt;Text&lt;/id&gt;&lt;coordinates&gt;&lt;x&gt;1387&lt;/x&gt;&lt;y&gt;3130&lt;/y&gt;&lt;w&gt;220&lt;/w&gt;&lt;h&gt;70&lt;/h&gt;&lt;/coordinates&gt;&lt;panel_attributes&gt;Provider</w:t>
+      </w:r>
     </w:p>
     <w:p>
       <w:pPr>
@@ -11428,7 +11354,15 @@
         <w:spacing w:before="160" w:after="200"/>
       </w:pPr>
       <w:r>
-        <w:t>fontsize=49&lt;/panel_attributes&gt;&lt;additional_attributes&gt;&lt;/additional_attributes&gt;&lt;/element&gt;&lt;element&gt;&lt;id&gt;UMLGeneric&lt;/id&gt;&lt;coordinates&gt;&lt;x&gt;1247&lt;/x&gt;&lt;y&gt;3141&lt;/y&gt;&lt;w&gt;500&lt;/w&gt;&lt;h&gt;260&lt;/h&gt;&lt;/coordinates&gt;&lt;panel_attributes&gt;&lt;/panel_attributes&gt;&lt;additional_attributes&gt;&lt;/additional_attributes&gt;&lt;/element&gt;&lt;element&gt;&lt;id&gt;Text&lt;/id&gt;&lt;coordinates&gt;&lt;x&gt;1387&lt;/x&gt;&lt;y&gt;3130&lt;/y&gt;&lt;w&gt;220&lt;/w&gt;&lt;h&gt;70&lt;/h&gt;&lt;/coordinates&gt;&lt;panel_attributes&gt;Provider</w:t>
+        <w:t xml:space="preserve">fontsize=49&lt;/panel_attributes&gt;&lt;additional_attributes&gt;&lt;/additional_attributes&gt;&lt;/element&gt;&lt;element&gt;&lt;id&gt;Relation&lt;/id&gt;&lt;coordinates&gt;&lt;x&gt;1237&lt;/x&gt;&lt;y&gt;3191&lt;/y&gt;&lt;w&gt;530&lt;/w&gt;&lt;h&gt;30&lt;/h&gt;&lt;/coordinates&gt;&lt;panel_attributes&gt;lt=-&lt;/panel_attributes&gt;&lt;additional_attributes&gt;10;10;510;10&lt;/additional_attributes&gt;&lt;/element&gt;&lt;element&gt;&lt;id&gt;Text&lt;/id&gt;&lt;coordinates&gt;&lt;x&gt;1252&lt;/x&gt;&lt;y&gt;3184&lt;/y&gt;&lt;w&gt;490&lt;/w&gt;&lt;h&gt;70&lt;/h&gt;&lt;/coordinates&gt;&lt;panel_attributes&gt;+ </w:t>
+      </w:r>
+      <w:proofErr w:type="spellStart"/>
+      <w:r>
+        <w:t>totalFeeOwed</w:t>
+      </w:r>
+      <w:proofErr w:type="spellEnd"/>
+      <w:r>
+        <w:t>:</w:t>
       </w:r>
     </w:p>
     <w:p>
@@ -11443,15 +11377,7 @@
         <w:spacing w:before="160" w:after="200"/>
       </w:pPr>
       <w:r>
-        <w:t xml:space="preserve">fontsize=49&lt;/panel_attributes&gt;&lt;additional_attributes&gt;&lt;/additional_attributes&gt;&lt;/element&gt;&lt;element&gt;&lt;id&gt;Relation&lt;/id&gt;&lt;coordinates&gt;&lt;x&gt;1237&lt;/x&gt;&lt;y&gt;3191&lt;/y&gt;&lt;w&gt;530&lt;/w&gt;&lt;h&gt;30&lt;/h&gt;&lt;/coordinates&gt;&lt;panel_attributes&gt;lt=-&lt;/panel_attributes&gt;&lt;additional_attributes&gt;10;10;510;10&lt;/additional_attributes&gt;&lt;/element&gt;&lt;element&gt;&lt;id&gt;Text&lt;/id&gt;&lt;coordinates&gt;&lt;x&gt;1252&lt;/x&gt;&lt;y&gt;3184&lt;/y&gt;&lt;w&gt;490&lt;/w&gt;&lt;h&gt;70&lt;/h&gt;&lt;/coordinates&gt;&lt;panel_attributes&gt;+ </w:t>
-      </w:r>
-      <w:proofErr w:type="spellStart"/>
-      <w:r>
-        <w:t>totalFeeOwed</w:t>
-      </w:r>
-      <w:proofErr w:type="spellEnd"/>
-      <w:r>
-        <w:t>:</w:t>
+        <w:t>fontsize=49&lt;/panel_attributes&gt;&lt;additional_attributes&gt;&lt;/additional_attributes&gt;&lt;/element&gt;&lt;element&gt;&lt;id&gt;Text&lt;/id&gt;&lt;coordinates&gt;&lt;x&gt;1252&lt;/x&gt;&lt;y&gt;3234&lt;/y&gt;&lt;w&gt;490&lt;/w&gt;&lt;h&gt;70&lt;/h&gt;&lt;/coordinates&gt;&lt;panel_attributes&gt;double</w:t>
       </w:r>
     </w:p>
     <w:p>
@@ -11466,7 +11392,23 @@
         <w:spacing w:before="160" w:after="200"/>
       </w:pPr>
       <w:r>
-        <w:t>fontsize=49&lt;/panel_attributes&gt;&lt;additional_attributes&gt;&lt;/additional_attributes&gt;&lt;/element&gt;&lt;element&gt;&lt;id&gt;Text&lt;/id&gt;&lt;coordinates&gt;&lt;x&gt;1252&lt;/x&gt;&lt;y&gt;3234&lt;/y&gt;&lt;w&gt;490&lt;/w&gt;&lt;h&gt;70&lt;/h&gt;&lt;/coordinates&gt;&lt;panel_attributes&gt;double</w:t>
+        <w:t>fontsize=49&lt;/panel_attributes&gt;&lt;additional_attributes&gt;&lt;/additional_attributes&gt;&lt;/element&gt;&lt;element&gt;&lt;id&gt;Text&lt;/id&gt;&lt;coordinates&gt;&lt;x&gt;1252&lt;/</w:t>
+      </w:r>
+      <w:proofErr w:type="gramStart"/>
+      <w:r>
+        <w:t>x&gt;&lt;y</w:t>
+      </w:r>
+      <w:proofErr w:type="gramEnd"/>
+      <w:r>
+        <w:t xml:space="preserve">&gt;3284&lt;/y&gt;&lt;w&gt;490&lt;/w&gt;&lt;h&gt;70&lt;/h&gt;&lt;/coordinates&gt;&lt;panel_attributes&gt;+ </w:t>
+      </w:r>
+      <w:proofErr w:type="spellStart"/>
+      <w:r>
+        <w:t>consultationCount</w:t>
+      </w:r>
+      <w:proofErr w:type="spellEnd"/>
+      <w:r>
+        <w:t>:</w:t>
       </w:r>
     </w:p>
     <w:p>
@@ -11481,23 +11423,7 @@
         <w:spacing w:before="160" w:after="200"/>
       </w:pPr>
       <w:r>
-        <w:t>fontsize=49&lt;/panel_attributes&gt;&lt;additional_attributes&gt;&lt;/additional_attributes&gt;&lt;/element&gt;&lt;element&gt;&lt;id&gt;Text&lt;/id&gt;&lt;coordinates&gt;&lt;x&gt;1252&lt;/</w:t>
-      </w:r>
-      <w:proofErr w:type="gramStart"/>
-      <w:r>
-        <w:t>x&gt;&lt;y</w:t>
-      </w:r>
-      <w:proofErr w:type="gramEnd"/>
-      <w:r>
-        <w:t xml:space="preserve">&gt;3284&lt;/y&gt;&lt;w&gt;490&lt;/w&gt;&lt;h&gt;70&lt;/h&gt;&lt;/coordinates&gt;&lt;panel_attributes&gt;+ </w:t>
-      </w:r>
-      <w:proofErr w:type="spellStart"/>
-      <w:r>
-        <w:t>consultationCount</w:t>
-      </w:r>
-      <w:proofErr w:type="spellEnd"/>
-      <w:r>
-        <w:t>:</w:t>
+        <w:t>fontsize=49&lt;/panel_attributes&gt;&lt;additional_attributes&gt;&lt;/additional_attributes&gt;&lt;/element&gt;&lt;element&gt;&lt;id&gt;Text&lt;/id&gt;&lt;coordinates&gt;&lt;x&gt;1252&lt;/x&gt;&lt;y&gt;3334&lt;/y&gt;&lt;w&gt;490&lt;/w&gt;&lt;h&gt;70&lt;/h&gt;&lt;/coordinates&gt;&lt;panel_attributes&gt;int</w:t>
       </w:r>
     </w:p>
     <w:p>
@@ -11512,7 +11438,7 @@
         <w:spacing w:before="160" w:after="200"/>
       </w:pPr>
       <w:r>
-        <w:t>fontsize=49&lt;/panel_attributes&gt;&lt;additional_attributes&gt;&lt;/additional_attributes&gt;&lt;/element&gt;&lt;element&gt;&lt;id&gt;Text&lt;/id&gt;&lt;coordinates&gt;&lt;x&gt;1252&lt;/x&gt;&lt;y&gt;3334&lt;/y&gt;&lt;w&gt;490&lt;/w&gt;&lt;h&gt;70&lt;/h&gt;&lt;/coordinates&gt;&lt;panel_attributes&gt;int</w:t>
+        <w:t>fontsize=49&lt;/panel_attributes&gt;&lt;additional_attributes&gt;&lt;/additional_attributes&gt;&lt;/element&gt;&lt;element&gt;&lt;id&gt;UMLGeneric&lt;/id&gt;&lt;coordinates&gt;&lt;x&gt;12&lt;/x&gt;&lt;y&gt;3141&lt;/y&gt;&lt;w&gt;500&lt;/w&gt;&lt;h&gt;390&lt;/h&gt;&lt;/coordinates&gt;&lt;panel_attributes&gt;&lt;/panel_attributes&gt;&lt;additional_attributes&gt;&lt;/additional_attributes&gt;&lt;/element&gt;&lt;element&gt;&lt;id&gt;Text&lt;/id&gt;&lt;coordinates&gt;&lt;x&gt;146&lt;/x&gt;&lt;y&gt;3130&lt;/y&gt;&lt;w&gt;232&lt;/w&gt;&lt;h&gt;70&lt;/h&gt;&lt;/coordinates&gt;&lt;panel_attributes&gt;Operator</w:t>
       </w:r>
     </w:p>
     <w:p>
@@ -11527,12 +11453,19 @@
         <w:spacing w:before="160" w:after="200"/>
       </w:pPr>
       <w:r>
-        <w:t>fontsize=49&lt;/panel_attributes&gt;&lt;additional_attributes&gt;&lt;/additional_attributes&gt;&lt;/element&gt;&lt;element&gt;&lt;id&gt;UMLGeneric&lt;/id&gt;&lt;coordinates&gt;&lt;x&gt;12&lt;/x&gt;&lt;y&gt;3141&lt;/y&gt;&lt;w&gt;500&lt;/w&gt;&lt;h&gt;390&lt;/h&gt;&lt;/coordinates&gt;&lt;panel_attributes&gt;&lt;/panel_attributes&gt;&lt;additional_attributes&gt;&lt;/additional_attributes&gt;&lt;/element&gt;</w:t>
+        <w:t>fontsize=49&lt;/panel_attributes&gt;&lt;additional_attributes&gt;&lt;/additional_attributes&gt;&lt;/element&gt;&lt;element&gt;&lt;id&gt;Relation&lt;/id&gt;&lt;coordinates&gt;&lt;x&gt;2&lt;/x&gt;&lt;y&gt;3191&lt;/y&gt;&lt;w&gt;530&lt;/w&gt;&lt;h&gt;30&lt;/h&gt;&lt;/coordinates&gt;&lt;panel_attributes&gt;lt=-</w:t>
       </w:r>
       <w:r>
         <w:lastRenderedPageBreak/>
-        <w:t>&lt;element&gt;&lt;id&gt;Text&lt;/id&gt;&lt;coordinates&gt;&lt;x&gt;146&lt;/x&gt;&lt;y&gt;3130&lt;/y&gt;&lt;w&gt;232&lt;/w&gt;&lt;h&gt;70&lt;/h&gt;&lt;/coordinates&gt;&lt;panel_attributes&gt;Operator</w:t>
-      </w:r>
+        <w:t xml:space="preserve">&lt;/panel_attributes&gt;&lt;additional_attributes&gt;10;10;510;10&lt;/additional_attributes&gt;&lt;/element&gt;&lt;element&gt;&lt;id&gt;Text&lt;/id&gt;&lt;coordinates&gt;&lt;x&gt;17&lt;/x&gt;&lt;y&gt;3184&lt;/y&gt;&lt;w&gt;490&lt;/w&gt;&lt;h&gt;70&lt;/h&gt;&lt;/coordinates&gt;&lt;panel_attributes&gt;+ </w:t>
+      </w:r>
+      <w:proofErr w:type="spellStart"/>
+      <w:proofErr w:type="gramStart"/>
+      <w:r>
+        <w:t>loginId:String</w:t>
+      </w:r>
+      <w:proofErr w:type="spellEnd"/>
+      <w:proofErr w:type="gramEnd"/>
     </w:p>
     <w:p>
       <w:pPr>
@@ -11546,15 +11479,24 @@
         <w:spacing w:before="160" w:after="200"/>
       </w:pPr>
       <w:r>
-        <w:t xml:space="preserve">fontsize=49&lt;/panel_attributes&gt;&lt;additional_attributes&gt;&lt;/additional_attributes&gt;&lt;/element&gt;&lt;element&gt;&lt;id&gt;Relation&lt;/id&gt;&lt;coordinates&gt;&lt;x&gt;2&lt;/x&gt;&lt;y&gt;3191&lt;/y&gt;&lt;w&gt;530&lt;/w&gt;&lt;h&gt;30&lt;/h&gt;&lt;/coordinates&gt;&lt;panel_attributes&gt;lt=-&lt;/panel_attributes&gt;&lt;additional_attributes&gt;10;10;510;10&lt;/additional_attributes&gt;&lt;/element&gt;&lt;element&gt;&lt;id&gt;Text&lt;/id&gt;&lt;coordinates&gt;&lt;x&gt;17&lt;/x&gt;&lt;y&gt;3184&lt;/y&gt;&lt;w&gt;490&lt;/w&gt;&lt;h&gt;70&lt;/h&gt;&lt;/coordinates&gt;&lt;panel_attributes&gt;+ </w:t>
-      </w:r>
-      <w:proofErr w:type="spellStart"/>
-      <w:proofErr w:type="gramStart"/>
-      <w:r>
-        <w:t>loginId:String</w:t>
-      </w:r>
-      <w:proofErr w:type="spellEnd"/>
-      <w:proofErr w:type="gramEnd"/>
+        <w:t>fontsize=49&lt;/panel_attributes&gt;&lt;additional_attributes&gt;&lt;/additional_attributes&gt;&lt;/element&gt;&lt;element&gt;&lt;id&gt;Text&lt;/id&gt;&lt;</w:t>
+      </w:r>
+      <w:proofErr w:type="gramStart"/>
+      <w:r>
+        <w:t>coordinates&gt;&lt;x</w:t>
+      </w:r>
+      <w:proofErr w:type="gramEnd"/>
+      <w:r>
+        <w:t xml:space="preserve">&gt;17&lt;/x&gt;&lt;y&gt;3234&lt;/y&gt;&lt;w&gt;490&lt;/w&gt;&lt;h&gt;70&lt;/h&gt;&lt;/coordinates&gt;&lt;panel_attributes&gt;- </w:t>
+      </w:r>
+      <w:proofErr w:type="spellStart"/>
+      <w:r>
+        <w:t>passwordHash</w:t>
+      </w:r>
+      <w:proofErr w:type="spellEnd"/>
+      <w:r>
+        <w:t>:</w:t>
+      </w:r>
     </w:p>
     <w:p>
       <w:pPr>
@@ -11568,23 +11510,7 @@
         <w:spacing w:before="160" w:after="200"/>
       </w:pPr>
       <w:r>
-        <w:t>fontsize=49&lt;/panel_attributes&gt;&lt;additional_attributes&gt;&lt;/additional_attributes&gt;&lt;/element&gt;&lt;element&gt;&lt;id&gt;Text&lt;/id&gt;&lt;</w:t>
-      </w:r>
-      <w:proofErr w:type="gramStart"/>
-      <w:r>
-        <w:t>coordinates&gt;&lt;x</w:t>
-      </w:r>
-      <w:proofErr w:type="gramEnd"/>
-      <w:r>
-        <w:t xml:space="preserve">&gt;17&lt;/x&gt;&lt;y&gt;3234&lt;/y&gt;&lt;w&gt;490&lt;/w&gt;&lt;h&gt;70&lt;/h&gt;&lt;/coordinates&gt;&lt;panel_attributes&gt;- </w:t>
-      </w:r>
-      <w:proofErr w:type="spellStart"/>
-      <w:r>
-        <w:t>passwordHash</w:t>
-      </w:r>
-      <w:proofErr w:type="spellEnd"/>
-      <w:r>
-        <w:t>:</w:t>
+        <w:t>fontsize=49&lt;/panel_attributes&gt;&lt;additional_attributes&gt;&lt;/additional_attributes&gt;&lt;/element&gt;&lt;element&gt;&lt;id&gt;Text&lt;/id&gt;&lt;coordinates&gt;&lt;x&gt;17&lt;/x&gt;&lt;y&gt;3284&lt;/y&gt;&lt;w&gt;490&lt;/w&gt;&lt;h&gt;70&lt;/h&gt;&lt;/coordinates&gt;&lt;panel_attributes&gt;String</w:t>
       </w:r>
     </w:p>
     <w:p>
@@ -11599,7 +11525,7 @@
         <w:spacing w:before="160" w:after="200"/>
       </w:pPr>
       <w:r>
-        <w:t>fontsize=49&lt;/panel_attributes&gt;&lt;additional_attributes&gt;&lt;/additional_attributes&gt;&lt;/element&gt;&lt;element&gt;&lt;id&gt;Text&lt;/id&gt;&lt;coordinates&gt;&lt;x&gt;17&lt;/x&gt;&lt;y&gt;3284&lt;/y&gt;&lt;w&gt;490&lt;/w&gt;&lt;h&gt;70&lt;/h&gt;&lt;/coordinates&gt;&lt;panel_attributes&gt;String</w:t>
+        <w:t>fontsize=49&lt;/panel_attributes&gt;&lt;additional_attributes&gt;&lt;/additional_attributes&gt;&lt;/element&gt;&lt;element&gt;&lt;id&gt;Relation&lt;/id&gt;&lt;coordinates&gt;&lt;x&gt;2&lt;/x&gt;&lt;y&gt;3344&lt;/y&gt;&lt;w&gt;530&lt;/w&gt;&lt;h&gt;30&lt;/h&gt;&lt;/coordinates&gt;&lt;panel_attributes&gt;lt=-&lt;/panel_attributes&gt;&lt;additional_attributes&gt;10;10;510;10&lt;/additional_attributes&gt;&lt;/element&gt;&lt;element&gt;&lt;id&gt;Text&lt;/id&gt;&lt;coordinates&gt;&lt;x&gt;17&lt;/x&gt;&lt;y&gt;3361&lt;/y&gt;&lt;w&gt;490&lt;/w&gt;&lt;h&gt;70&lt;/h&gt;&lt;/coordinates&gt;&lt;panel_attributes&gt;+ authenticate</w:t>
       </w:r>
     </w:p>
     <w:p>
@@ -11614,7 +11540,15 @@
         <w:spacing w:before="160" w:after="200"/>
       </w:pPr>
       <w:r>
-        <w:t>fontsize=49&lt;/panel_attributes&gt;&lt;additional_attributes&gt;&lt;/additional_attributes&gt;&lt;/element&gt;&lt;element&gt;&lt;id&gt;Relation&lt;/id&gt;&lt;coordinates&gt;&lt;x&gt;2&lt;/x&gt;&lt;y&gt;3344&lt;/y&gt;&lt;w&gt;530&lt;/w&gt;&lt;h&gt;30&lt;/h&gt;&lt;/coordinates&gt;&lt;panel_attributes&gt;lt=-&lt;/panel_attributes&gt;&lt;additional_attributes&gt;10;10;510;10&lt;/additional_attributes&gt;&lt;/element&gt;&lt;element&gt;&lt;id&gt;Text&lt;/id&gt;&lt;coordinates&gt;&lt;x&gt;17&lt;/x&gt;&lt;y&gt;3361&lt;/y&gt;&lt;w&gt;490&lt;/w&gt;&lt;h&gt;70&lt;/h&gt;&lt;/coordinates&gt;&lt;panel_attributes&gt;+ authenticate</w:t>
+        <w:t>fontsize=49&lt;/panel_attributes&gt;&lt;additional_attributes&gt;&lt;/additional_attributes&gt;&lt;/element&gt;&lt;element&gt;&lt;id&gt;Text&lt;/id&gt;&lt;coordinates&gt;&lt;x&gt;17&lt;/x&gt;&lt;y&gt;3411&lt;/y&gt;&lt;w&gt;490&lt;/w&gt;&lt;h&gt;70&lt;/h&gt;&lt;/coordinates&gt;&lt;panel_attributes&gt;(</w:t>
+      </w:r>
+      <w:proofErr w:type="gramStart"/>
+      <w:r>
+        <w:t>password:String</w:t>
+      </w:r>
+      <w:proofErr w:type="gramEnd"/>
+      <w:r>
+        <w:t>)</w:t>
       </w:r>
     </w:p>
     <w:p>
@@ -11629,16 +11563,13 @@
         <w:spacing w:before="160" w:after="200"/>
       </w:pPr>
       <w:r>
-        <w:t>fontsize=49&lt;/panel_attributes&gt;&lt;additional_attributes&gt;&lt;/additional_attributes&gt;&lt;/element&gt;&lt;element&gt;&lt;id&gt;Text&lt;/id&gt;&lt;coordinates&gt;&lt;x&gt;17&lt;/x&gt;&lt;y&gt;3411&lt;/y&gt;&lt;w&gt;490&lt;/w&gt;&lt;h&gt;70&lt;/h&gt;&lt;/coordinates&gt;&lt;panel_attributes&gt;(</w:t>
-      </w:r>
-      <w:proofErr w:type="gramStart"/>
-      <w:r>
-        <w:t>password:String</w:t>
-      </w:r>
-      <w:proofErr w:type="gramEnd"/>
-      <w:r>
-        <w:t>)</w:t>
-      </w:r>
+        <w:t>fontsize=49&lt;/panel_attributes&gt;&lt;additional_attributes&gt;&lt;/additional_attributes&gt;&lt;/element&gt;&lt;element&gt;&lt;id&gt;Text&lt;/id&gt;&lt;coordinates&gt;&lt;x&gt;17&lt;/x&gt;&lt;y&gt;3461&lt;/y&gt;&lt;w&gt;490&lt;/w&gt;&lt;h&gt;70&lt;/h&gt;&lt;/coordinates&gt;&lt;panel_attributes</w:t>
+      </w:r>
+      <w:proofErr w:type="gramStart"/>
+      <w:r>
+        <w:t>&gt;:boolean</w:t>
+      </w:r>
+      <w:proofErr w:type="gramEnd"/>
     </w:p>
     <w:p>
       <w:pPr>
@@ -11652,13 +11583,8 @@
         <w:spacing w:before="160" w:after="200"/>
       </w:pPr>
       <w:r>
-        <w:t>fontsize=49&lt;/panel_attributes&gt;&lt;additional_attributes&gt;&lt;/additional_attributes&gt;&lt;/element&gt;&lt;element&gt;&lt;id&gt;Text&lt;/id&gt;&lt;coordinates&gt;&lt;x&gt;17&lt;/x&gt;&lt;y&gt;3461&lt;/y&gt;&lt;w&gt;490&lt;/w&gt;&lt;h&gt;70&lt;/h&gt;&lt;/coordinates&gt;&lt;panel_attributes</w:t>
-      </w:r>
-      <w:proofErr w:type="gramStart"/>
-      <w:r>
-        <w:t>&gt;:boolean</w:t>
-      </w:r>
-      <w:proofErr w:type="gramEnd"/>
+        <w:t>fontsize=49&lt;/panel_attributes&gt;&lt;additional_attributes&gt;&lt;/additional_attributes&gt;&lt;/element&gt;&lt;element&gt;&lt;id&gt;UMLGeneric&lt;/id&gt;&lt;coordinates&gt;&lt;x&gt;1852&lt;/x&gt;&lt;y&gt;3141&lt;/y&gt;&lt;w&gt;500&lt;/w&gt;&lt;h&gt;240&lt;/h&gt;&lt;/coordinates&gt;&lt;panel_attributes&gt;&lt;/panel_attributes&gt;&lt;additional_attributes&gt;&lt;/additional_attributes&gt;&lt;/element&gt;&lt;element&gt;&lt;id&gt;Text&lt;/id&gt;&lt;coordinates&gt;&lt;x&gt;1987&lt;/x&gt;&lt;y&gt;3130&lt;/y&gt;&lt;w&gt;230&lt;/w&gt;&lt;h&gt;70&lt;/h&gt;&lt;/coordinates&gt;&lt;panel_attributes&gt;Manager</w:t>
+      </w:r>
     </w:p>
     <w:p>
       <w:pPr>
@@ -11672,8 +11598,15 @@
         <w:spacing w:before="160" w:after="200"/>
       </w:pPr>
       <w:r>
-        <w:t>fontsize=49&lt;/panel_attributes&gt;&lt;additional_attributes&gt;&lt;/additional_attributes&gt;&lt;/element&gt;&lt;element&gt;&lt;id&gt;UMLGeneric&lt;/id&gt;&lt;coordinates&gt;&lt;x&gt;1852&lt;/x&gt;&lt;y&gt;3141&lt;/y&gt;&lt;w&gt;500&lt;/w&gt;&lt;h&gt;240&lt;/h&gt;&lt;/coordinates&gt;&lt;panel_attributes&gt;&lt;/panel_attributes&gt;&lt;additional_attributes&gt;&lt;/additional_attributes&gt;&lt;/element&gt;&lt;element&gt;&lt;id&gt;Text&lt;/id&gt;&lt;coordinates&gt;&lt;x&gt;1987&lt;/x&gt;&lt;y&gt;3130&lt;/y&gt;&lt;w&gt;230&lt;/w&gt;&lt;h&gt;70&lt;/h&gt;&lt;/coordinates&gt;&lt;panel_attributes&gt;Manager</w:t>
-      </w:r>
+        <w:t xml:space="preserve">fontsize=49&lt;/panel_attributes&gt;&lt;additional_attributes&gt;&lt;/additional_attributes&gt;&lt;/element&gt;&lt;element&gt;&lt;id&gt;Relation&lt;/id&gt;&lt;coordinates&gt;&lt;x&gt;1842&lt;/x&gt;&lt;y&gt;3191&lt;/y&gt;&lt;w&gt;530&lt;/w&gt;&lt;h&gt;30&lt;/h&gt;&lt;/coordinates&gt;&lt;panel_attributes&gt;lt=-&lt;/panel_attributes&gt;&lt;additional_attributes&gt;10;10;510;10&lt;/additional_attributes&gt;&lt;/element&gt;&lt;element&gt;&lt;id&gt;Text&lt;/id&gt;&lt;coordinates&gt;&lt;x&gt;1857&lt;/x&gt;&lt;y&gt;3184&lt;/y&gt;&lt;w&gt;490&lt;/w&gt;&lt;h&gt;70&lt;/h&gt;&lt;/coordinates&gt;&lt;panel_attributes&gt;+ </w:t>
+      </w:r>
+      <w:proofErr w:type="spellStart"/>
+      <w:proofErr w:type="gramStart"/>
+      <w:r>
+        <w:t>loginId:String</w:t>
+      </w:r>
+      <w:proofErr w:type="spellEnd"/>
+      <w:proofErr w:type="gramEnd"/>
     </w:p>
     <w:p>
       <w:pPr>
@@ -11687,15 +11620,13 @@
         <w:spacing w:before="160" w:after="200"/>
       </w:pPr>
       <w:r>
-        <w:t xml:space="preserve">fontsize=49&lt;/panel_attributes&gt;&lt;additional_attributes&gt;&lt;/additional_attributes&gt;&lt;/element&gt;&lt;element&gt;&lt;id&gt;Relation&lt;/id&gt;&lt;coordinates&gt;&lt;x&gt;1842&lt;/x&gt;&lt;y&gt;3191&lt;/y&gt;&lt;w&gt;530&lt;/w&gt;&lt;h&gt;30&lt;/h&gt;&lt;/coordinates&gt;&lt;panel_attributes&gt;lt=-&lt;/panel_attributes&gt;&lt;additional_attributes&gt;10;10;510;10&lt;/additional_attributes&gt;&lt;/element&gt;&lt;element&gt;&lt;id&gt;Text&lt;/id&gt;&lt;coordinates&gt;&lt;x&gt;1857&lt;/x&gt;&lt;y&gt;3184&lt;/y&gt;&lt;w&gt;490&lt;/w&gt;&lt;h&gt;70&lt;/h&gt;&lt;/coordinates&gt;&lt;panel_attributes&gt;+ </w:t>
-      </w:r>
-      <w:proofErr w:type="spellStart"/>
-      <w:proofErr w:type="gramStart"/>
-      <w:r>
-        <w:t>loginId:String</w:t>
-      </w:r>
-      <w:proofErr w:type="spellEnd"/>
-      <w:proofErr w:type="gramEnd"/>
+        <w:t xml:space="preserve">fontsize=49&lt;/panel_attributes&gt;&lt;additional_attributes&gt;&lt;/additional_attributes&gt;&lt;/element&gt;&lt;element&gt;&lt;id&gt;Relation&lt;/id&gt;&lt;coordinates&gt;&lt;x&gt;1842&lt;/x&gt;&lt;y&gt;3244&lt;/y&gt;&lt;w&gt;530&lt;/w&gt;&lt;h&gt;30&lt;/h&gt;&lt;/coordinates&gt;&lt;panel_attributes&gt;lt=-&lt;/panel_attributes&gt;&lt;additional_attributes&gt;10;10;510;10&lt;/additional_attributes&gt;&lt;/element&gt;&lt;element&gt;&lt;id&gt;Text&lt;/id&gt;&lt;coordinates&gt;&lt;x&gt;1857&lt;/x&gt;&lt;y&gt;3261&lt;/y&gt;&lt;w&gt;490&lt;/w&gt;&lt;h&gt;70&lt;/h&gt;&lt;/coordinates&gt;&lt;panel_attributes&gt;+ </w:t>
+      </w:r>
+      <w:proofErr w:type="spellStart"/>
+      <w:r>
+        <w:t>verifyAccess</w:t>
+      </w:r>
+      <w:proofErr w:type="spellEnd"/>
     </w:p>
     <w:p>
       <w:pPr>
@@ -11709,13 +11640,13 @@
         <w:spacing w:before="160" w:after="200"/>
       </w:pPr>
       <w:r>
-        <w:t xml:space="preserve">fontsize=49&lt;/panel_attributes&gt;&lt;additional_attributes&gt;&lt;/additional_attributes&gt;&lt;/element&gt;&lt;element&gt;&lt;id&gt;Relation&lt;/id&gt;&lt;coordinates&gt;&lt;x&gt;1842&lt;/x&gt;&lt;y&gt;3244&lt;/y&gt;&lt;w&gt;530&lt;/w&gt;&lt;h&gt;30&lt;/h&gt;&lt;/coordinates&gt;&lt;panel_attributes&gt;lt=-&lt;/panel_attributes&gt;&lt;additional_attributes&gt;10;10;510;10&lt;/additional_attributes&gt;&lt;/element&gt;&lt;element&gt;&lt;id&gt;Text&lt;/id&gt;&lt;coordinates&gt;&lt;x&gt;1857&lt;/x&gt;&lt;y&gt;3261&lt;/y&gt;&lt;w&gt;490&lt;/w&gt;&lt;h&gt;70&lt;/h&gt;&lt;/coordinates&gt;&lt;panel_attributes&gt;+ </w:t>
-      </w:r>
-      <w:proofErr w:type="spellStart"/>
-      <w:r>
-        <w:t>verifyAccess</w:t>
-      </w:r>
-      <w:proofErr w:type="spellEnd"/>
+        <w:t>fontsize=49&lt;/panel_attributes&gt;&lt;additional_attributes&gt;&lt;/additional_attributes&gt;&lt;/element&gt;&lt;element&gt;&lt;id&gt;Text&lt;/id&gt;&lt;coordinates&gt;&lt;x&gt;1857&lt;/x&gt;&lt;y&gt;3311&lt;/y&gt;&lt;w&gt;490&lt;/w&gt;&lt;h&gt;70&lt;/h&gt;&lt;/coordinates&gt;&lt;panel_attributes&gt;(</w:t>
+      </w:r>
+      <w:proofErr w:type="gramStart"/>
+      <w:r>
+        <w:t>id:String):boolean</w:t>
+      </w:r>
+      <w:proofErr w:type="gramEnd"/>
     </w:p>
     <w:p>
       <w:pPr>
@@ -11729,14 +11660,12 @@
         <w:spacing w:before="160" w:after="200"/>
       </w:pPr>
       <w:r>
+        <w:t>fontsize=49&lt;/panel_attributes&gt;&lt;additional_attributes&gt;&lt;/additional_attributes&gt;&lt;/element&gt;&lt;element&gt;&lt;id&gt;UMLGeneric&lt;/id&gt;&lt;coordinates&gt;&lt;x&gt;12&lt;/x&gt;&lt;y&gt;1811&lt;/y&gt;&lt;w&gt;680&lt;/w&gt;&lt;h&gt;290&lt;/h&gt;&lt;/coordinates&gt;&lt;panel_attributes&gt;&lt;/panel_attributes&gt;&lt;additional_attributes&gt;&lt;/additional_attributes&gt;&lt;/element&gt;</w:t>
+      </w:r>
+      <w:r>
         <w:lastRenderedPageBreak/>
-        <w:t>fontsize=49&lt;/panel_attributes&gt;&lt;additional_attributes&gt;&lt;/additional_attributes&gt;&lt;/element&gt;&lt;element&gt;&lt;id&gt;Text&lt;/id&gt;&lt;coordinates&gt;&lt;x&gt;1857&lt;/x&gt;&lt;y&gt;3311&lt;/y&gt;&lt;w&gt;490&lt;/w&gt;&lt;h&gt;70&lt;/h&gt;&lt;/coordinates&gt;&lt;panel_attributes&gt;(</w:t>
-      </w:r>
-      <w:proofErr w:type="gramStart"/>
-      <w:r>
-        <w:t>id:String):boolean</w:t>
-      </w:r>
-      <w:proofErr w:type="gramEnd"/>
+        <w:t>&lt;element&gt;&lt;id&gt;Text&lt;/id&gt;&lt;coordinates&gt;&lt;x&gt;138&lt;/x&gt;&lt;y&gt;1800&lt;/y&gt;&lt;w&gt;427&lt;/w&gt;&lt;h&gt;70&lt;/h&gt;&lt;/coordinates&gt;&lt;panel_attributes&gt;ProviderDirectory</w:t>
+      </w:r>
     </w:p>
     <w:p>
       <w:pPr>
@@ -11750,8 +11679,15 @@
         <w:spacing w:before="160" w:after="200"/>
       </w:pPr>
       <w:r>
-        <w:t>fontsize=49&lt;/panel_attributes&gt;&lt;additional_attributes&gt;&lt;/additional_attributes&gt;&lt;/element&gt;&lt;element&gt;&lt;id&gt;UMLGeneric&lt;/id&gt;&lt;coordinates&gt;&lt;x&gt;12&lt;/x&gt;&lt;y&gt;1811&lt;/y&gt;&lt;w&gt;680&lt;/w&gt;&lt;h&gt;290&lt;/h&gt;&lt;/coordinates&gt;&lt;panel_attributes&gt;&lt;/panel_attributes&gt;&lt;additional_attributes&gt;&lt;/additional_attributes&gt;&lt;/element&gt;&lt;element&gt;&lt;id&gt;Text&lt;/id&gt;&lt;coordinates&gt;&lt;x&gt;138&lt;/x&gt;&lt;y&gt;1800&lt;/y&gt;&lt;w&gt;427&lt;/w&gt;&lt;h&gt;70&lt;/h&gt;&lt;/coordinates&gt;&lt;panel_attributes&gt;ProviderDirectory</w:t>
-      </w:r>
+        <w:t xml:space="preserve">fontsize=49&lt;/panel_attributes&gt;&lt;additional_attributes&gt;&lt;/additional_attributes&gt;&lt;/element&gt;&lt;element&gt;&lt;id&gt;Relation&lt;/id&gt;&lt;coordinates&gt;&lt;x&gt;2&lt;/x&gt;&lt;y&gt;1861&lt;/y&gt;&lt;w&gt;710&lt;/w&gt;&lt;h&gt;30&lt;/h&gt;&lt;/coordinates&gt;&lt;panel_attributes&gt;lt=-&lt;/panel_attributes&gt;&lt;additional_attributes&gt;10;10;690;10&lt;/additional_attributes&gt;&lt;/element&gt;&lt;element&gt;&lt;id&gt;Text&lt;/id&gt;&lt;coordinates&gt;&lt;x&gt;17&lt;/x&gt;&lt;y&gt;1854&lt;/y&gt;&lt;w&gt;670&lt;/w&gt;&lt;h&gt;70&lt;/h&gt;&lt;/coordinates&gt;&lt;panel_attributes&gt;- </w:t>
+      </w:r>
+      <w:proofErr w:type="spellStart"/>
+      <w:proofErr w:type="gramStart"/>
+      <w:r>
+        <w:t>fileName:String</w:t>
+      </w:r>
+      <w:proofErr w:type="spellEnd"/>
+      <w:proofErr w:type="gramEnd"/>
     </w:p>
     <w:p>
       <w:pPr>
@@ -11765,15 +11701,26 @@
         <w:spacing w:before="160" w:after="200"/>
       </w:pPr>
       <w:r>
-        <w:t xml:space="preserve">fontsize=49&lt;/panel_attributes&gt;&lt;additional_attributes&gt;&lt;/additional_attributes&gt;&lt;/element&gt;&lt;element&gt;&lt;id&gt;Relation&lt;/id&gt;&lt;coordinates&gt;&lt;x&gt;2&lt;/x&gt;&lt;y&gt;1861&lt;/y&gt;&lt;w&gt;710&lt;/w&gt;&lt;h&gt;30&lt;/h&gt;&lt;/coordinates&gt;&lt;panel_attributes&gt;lt=-&lt;/panel_attributes&gt;&lt;additional_attributes&gt;10;10;690;10&lt;/additional_attributes&gt;&lt;/element&gt;&lt;element&gt;&lt;id&gt;Text&lt;/id&gt;&lt;coordinates&gt;&lt;x&gt;17&lt;/x&gt;&lt;y&gt;1854&lt;/y&gt;&lt;w&gt;670&lt;/w&gt;&lt;h&gt;70&lt;/h&gt;&lt;/coordinates&gt;&lt;panel_attributes&gt;- </w:t>
-      </w:r>
-      <w:proofErr w:type="spellStart"/>
-      <w:proofErr w:type="gramStart"/>
-      <w:r>
-        <w:t>fileName:String</w:t>
-      </w:r>
-      <w:proofErr w:type="spellEnd"/>
-      <w:proofErr w:type="gramEnd"/>
+        <w:t xml:space="preserve">fontsize=49&lt;/panel_attributes&gt;&lt;additional_attributes&gt;&lt;/additional_attributes&gt;&lt;/element&gt;&lt;element&gt;&lt;id&gt;Relation&lt;/id&gt;&lt;coordinates&gt;&lt;x&gt;2&lt;/x&gt;&lt;y&gt;1914&lt;/y&gt;&lt;w&gt;710&lt;/w&gt;&lt;h&gt;30&lt;/h&gt;&lt;/coordinates&gt;&lt;panel_attributes&gt;lt=-&lt;/panel_attributes&gt;&lt;additional_attributes&gt;10;10;690;10&lt;/additional_attributes&gt;&lt;/element&gt;&lt;element&gt;&lt;id&gt;Text&lt;/id&gt;&lt;coordinates&gt;&lt;x&gt;17&lt;/x&gt;&lt;y&gt;1931&lt;/y&gt;&lt;w&gt;670&lt;/w&gt;&lt;h&gt;70&lt;/h&gt;&lt;/coordinates&gt;&lt;panel_attributes&gt;+ </w:t>
+      </w:r>
+      <w:proofErr w:type="spellStart"/>
+      <w:r>
+        <w:t>findOffering</w:t>
+      </w:r>
+      <w:proofErr w:type="spellEnd"/>
+      <w:r>
+        <w:t>(</w:t>
+      </w:r>
+      <w:proofErr w:type="spellStart"/>
+      <w:proofErr w:type="gramStart"/>
+      <w:r>
+        <w:t>code:String</w:t>
+      </w:r>
+      <w:proofErr w:type="spellEnd"/>
+      <w:proofErr w:type="gramEnd"/>
+      <w:r>
+        <w:t>)</w:t>
+      </w:r>
     </w:p>
     <w:p>
       <w:pPr>
@@ -11787,26 +11734,21 @@
         <w:spacing w:before="160" w:after="200"/>
       </w:pPr>
       <w:r>
-        <w:t xml:space="preserve">fontsize=49&lt;/panel_attributes&gt;&lt;additional_attributes&gt;&lt;/additional_attributes&gt;&lt;/element&gt;&lt;element&gt;&lt;id&gt;Relation&lt;/id&gt;&lt;coordinates&gt;&lt;x&gt;2&lt;/x&gt;&lt;y&gt;1914&lt;/y&gt;&lt;w&gt;710&lt;/w&gt;&lt;h&gt;30&lt;/h&gt;&lt;/coordinates&gt;&lt;panel_attributes&gt;lt=-&lt;/panel_attributes&gt;&lt;additional_attributes&gt;10;10;690;10&lt;/additional_attributes&gt;&lt;/element&gt;&lt;element&gt;&lt;id&gt;Text&lt;/id&gt;&lt;coordinates&gt;&lt;x&gt;17&lt;/x&gt;&lt;y&gt;1931&lt;/y&gt;&lt;w&gt;670&lt;/w&gt;&lt;h&gt;70&lt;/h&gt;&lt;/coordinates&gt;&lt;panel_attributes&gt;+ </w:t>
-      </w:r>
-      <w:proofErr w:type="spellStart"/>
-      <w:r>
-        <w:t>findOffering</w:t>
-      </w:r>
-      <w:proofErr w:type="spellEnd"/>
-      <w:r>
-        <w:t>(</w:t>
-      </w:r>
-      <w:proofErr w:type="spellStart"/>
-      <w:proofErr w:type="gramStart"/>
-      <w:r>
-        <w:t>code:String</w:t>
-      </w:r>
-      <w:proofErr w:type="spellEnd"/>
-      <w:proofErr w:type="gramEnd"/>
-      <w:r>
-        <w:t>)</w:t>
-      </w:r>
+        <w:t>fontsize=49&lt;/panel_attributes&gt;&lt;additional_attributes&gt;&lt;/additional_attributes&gt;&lt;/element&gt;&lt;element&gt;&lt;id&gt;Text&lt;/id&gt;&lt;coordinates&gt;&lt;x&gt;17&lt;/x&gt;&lt;y&gt;1981&lt;/</w:t>
+      </w:r>
+      <w:proofErr w:type="gramStart"/>
+      <w:r>
+        <w:t>y&gt;&lt;w</w:t>
+      </w:r>
+      <w:proofErr w:type="gramEnd"/>
+      <w:r>
+        <w:t>&gt;670&lt;/w&gt;&lt;h&gt;70&lt;/h&gt;&lt;/coordinates&gt;&lt;panel_attributes</w:t>
+      </w:r>
+      <w:proofErr w:type="gramStart"/>
+      <w:r>
+        <w:t>&gt;:ServiceOffering</w:t>
+      </w:r>
+      <w:proofErr w:type="gramEnd"/>
     </w:p>
     <w:p>
       <w:pPr>
@@ -11820,20 +11762,17 @@
         <w:spacing w:before="160" w:after="200"/>
       </w:pPr>
       <w:r>
-        <w:t>fontsize=49&lt;/panel_attributes&gt;&lt;additional_attributes&gt;&lt;/additional_attributes&gt;&lt;/element&gt;&lt;element&gt;&lt;id&gt;Text&lt;/id&gt;&lt;coordinates&gt;&lt;x&gt;17&lt;/x&gt;&lt;y&gt;1981&lt;/</w:t>
-      </w:r>
-      <w:proofErr w:type="gramStart"/>
-      <w:r>
-        <w:t>y&gt;&lt;w</w:t>
-      </w:r>
-      <w:proofErr w:type="gramEnd"/>
-      <w:r>
-        <w:t>&gt;670&lt;/w&gt;&lt;h&gt;70&lt;/h&gt;&lt;/coordinates&gt;&lt;panel_attributes</w:t>
-      </w:r>
-      <w:proofErr w:type="gramStart"/>
-      <w:r>
-        <w:t>&gt;:ServiceOffering</w:t>
-      </w:r>
+        <w:t xml:space="preserve">fontsize=49&lt;/panel_attributes&gt;&lt;additional_attributes&gt;&lt;/additional_attributes&gt;&lt;/element&gt;&lt;element&gt;&lt;id&gt;Text&lt;/id&gt;&lt;coordinates&gt;&lt;x&gt;17&lt;/x&gt;&lt;y&gt;2031&lt;/y&gt;&lt;w&gt;670&lt;/w&gt;&lt;h&gt;70&lt;/h&gt;&lt;/coordinates&gt;&lt;panel_attributes&gt;+ </w:t>
+      </w:r>
+      <w:proofErr w:type="gramStart"/>
+      <w:r>
+        <w:t>export():</w:t>
+      </w:r>
+      <w:proofErr w:type="spellStart"/>
+      <w:r>
+        <w:t>boolean</w:t>
+      </w:r>
+      <w:proofErr w:type="spellEnd"/>
       <w:proofErr w:type="gramEnd"/>
     </w:p>
     <w:p>
@@ -11848,18 +11787,8 @@
         <w:spacing w:before="160" w:after="200"/>
       </w:pPr>
       <w:r>
-        <w:t xml:space="preserve">fontsize=49&lt;/panel_attributes&gt;&lt;additional_attributes&gt;&lt;/additional_attributes&gt;&lt;/element&gt;&lt;element&gt;&lt;id&gt;Text&lt;/id&gt;&lt;coordinates&gt;&lt;x&gt;17&lt;/x&gt;&lt;y&gt;2031&lt;/y&gt;&lt;w&gt;670&lt;/w&gt;&lt;h&gt;70&lt;/h&gt;&lt;/coordinates&gt;&lt;panel_attributes&gt;+ </w:t>
-      </w:r>
-      <w:proofErr w:type="gramStart"/>
-      <w:r>
-        <w:t>export():</w:t>
-      </w:r>
-      <w:proofErr w:type="spellStart"/>
-      <w:r>
-        <w:t>boolean</w:t>
-      </w:r>
-      <w:proofErr w:type="spellEnd"/>
-      <w:proofErr w:type="gramEnd"/>
+        <w:t>fontsize=49&lt;/panel_attributes&gt;&lt;additional_attributes&gt;&lt;/additional_attributes&gt;&lt;/element&gt;&lt;element&gt;&lt;id&gt;UMLGeneric&lt;/id&gt;&lt;coordinates&gt;&lt;x&gt;12&lt;/x&gt;&lt;y&gt;2271&lt;/y&gt;&lt;w&gt;680&lt;/w&gt;&lt;h&gt;210&lt;/h&gt;&lt;/coordinates&gt;&lt;panel_attributes&gt;&lt;/panel_attributes&gt;&lt;additional_attributes&gt;&lt;/additional_attributes&gt;&lt;/element&gt;&lt;element&gt;&lt;id&gt;Text&lt;/id&gt;&lt;coordinates&gt;&lt;x&gt;160&lt;/x&gt;&lt;y&gt;2260&lt;/y&gt;&lt;w&gt;384&lt;/w&gt;&lt;h&gt;70&lt;/h&gt;&lt;/coordinates&gt;&lt;panel_attributes&gt;ServiceOffering</w:t>
+      </w:r>
     </w:p>
     <w:p>
       <w:pPr>
@@ -11873,8 +11802,15 @@
         <w:spacing w:before="160" w:after="200"/>
       </w:pPr>
       <w:r>
-        <w:t>fontsize=49&lt;/panel_attributes&gt;&lt;additional_attributes&gt;&lt;/additional_attributes&gt;&lt;/element&gt;&lt;element&gt;&lt;id&gt;UMLGeneric&lt;/id&gt;&lt;coordinates&gt;&lt;x&gt;12&lt;/x&gt;&lt;y&gt;2271&lt;/y&gt;&lt;w&gt;680&lt;/w&gt;&lt;h&gt;210&lt;/h&gt;&lt;/coordinates&gt;&lt;panel_attributes&gt;&lt;/panel_attributes&gt;&lt;additional_attributes&gt;&lt;/additional_attributes&gt;&lt;/element&gt;&lt;element&gt;&lt;id&gt;Text&lt;/id&gt;&lt;coordinates&gt;&lt;x&gt;160&lt;/x&gt;&lt;y&gt;2260&lt;/y&gt;&lt;w&gt;384&lt;/w&gt;&lt;h&gt;70&lt;/h&gt;&lt;/coordinates&gt;&lt;panel_attributes&gt;ServiceOffering</w:t>
-      </w:r>
+        <w:t xml:space="preserve">fontsize=49&lt;/panel_attributes&gt;&lt;additional_attributes&gt;&lt;/additional_attributes&gt;&lt;/element&gt;&lt;element&gt;&lt;id&gt;Relation&lt;/id&gt;&lt;coordinates&gt;&lt;x&gt;2&lt;/x&gt;&lt;y&gt;2321&lt;/y&gt;&lt;w&gt;710&lt;/w&gt;&lt;h&gt;30&lt;/h&gt;&lt;/coordinates&gt;&lt;panel_attributes&gt;lt=-&lt;/panel_attributes&gt;&lt;additional_attributes&gt;10;10;690;10&lt;/additional_attributes&gt;&lt;/element&gt;&lt;element&gt;&lt;id&gt;Text&lt;/id&gt;&lt;coordinates&gt;&lt;x&gt;17&lt;/x&gt;&lt;y&gt;2314&lt;/y&gt;&lt;w&gt;670&lt;/w&gt;&lt;h&gt;70&lt;/h&gt;&lt;/coordinates&gt;&lt;panel_attributes&gt;+ </w:t>
+      </w:r>
+      <w:proofErr w:type="spellStart"/>
+      <w:proofErr w:type="gramStart"/>
+      <w:r>
+        <w:t>serviceCode:String</w:t>
+      </w:r>
+      <w:proofErr w:type="spellEnd"/>
+      <w:proofErr w:type="gramEnd"/>
     </w:p>
     <w:p>
       <w:pPr>
@@ -11888,12 +11824,20 @@
         <w:spacing w:before="160" w:after="200"/>
       </w:pPr>
       <w:r>
-        <w:t xml:space="preserve">fontsize=49&lt;/panel_attributes&gt;&lt;additional_attributes&gt;&lt;/additional_attributes&gt;&lt;/element&gt;&lt;element&gt;&lt;id&gt;Relation&lt;/id&gt;&lt;coordinates&gt;&lt;x&gt;2&lt;/x&gt;&lt;y&gt;2321&lt;/y&gt;&lt;w&gt;710&lt;/w&gt;&lt;h&gt;30&lt;/h&gt;&lt;/coordinates&gt;&lt;panel_attributes&gt;lt=-&lt;/panel_attributes&gt;&lt;additional_attributes&gt;10;10;690;10&lt;/additional_attributes&gt;&lt;/element&gt;&lt;element&gt;&lt;id&gt;Text&lt;/id&gt;&lt;coordinates&gt;&lt;x&gt;17&lt;/x&gt;&lt;y&gt;2314&lt;/y&gt;&lt;w&gt;670&lt;/w&gt;&lt;h&gt;70&lt;/h&gt;&lt;/coordinates&gt;&lt;panel_attributes&gt;+ </w:t>
-      </w:r>
-      <w:proofErr w:type="spellStart"/>
-      <w:proofErr w:type="gramStart"/>
-      <w:r>
-        <w:t>serviceCode:String</w:t>
+        <w:t>fontsize=49&lt;/panel_attributes&gt;&lt;additional_attributes&gt;&lt;/additional_attributes&gt;&lt;/element&gt;&lt;element&gt;&lt;id&gt;Text&lt;/id&gt;&lt;coordinates&gt;&lt;x&gt;17&lt;/x&gt;&lt;y&gt;2364&lt;/y&gt;&lt;w&gt;670&lt;/</w:t>
+      </w:r>
+      <w:proofErr w:type="gramStart"/>
+      <w:r>
+        <w:t>w&gt;&lt;h</w:t>
+      </w:r>
+      <w:proofErr w:type="gramEnd"/>
+      <w:r>
+        <w:t xml:space="preserve">&gt;70&lt;/h&gt;&lt;/coordinates&gt;&lt;panel_attributes&gt;+ </w:t>
+      </w:r>
+      <w:proofErr w:type="spellStart"/>
+      <w:proofErr w:type="gramStart"/>
+      <w:r>
+        <w:t>serviceName:String</w:t>
       </w:r>
       <w:proofErr w:type="spellEnd"/>
       <w:proofErr w:type="gramEnd"/>
@@ -11910,20 +11854,20 @@
         <w:spacing w:before="160" w:after="200"/>
       </w:pPr>
       <w:r>
-        <w:t>fontsize=49&lt;/panel_attributes&gt;&lt;additional_attributes&gt;&lt;/additional_attributes&gt;&lt;/element&gt;&lt;element&gt;&lt;id&gt;Text&lt;/id&gt;&lt;coordinates&gt;&lt;x&gt;17&lt;/x&gt;&lt;y&gt;2364&lt;/y&gt;&lt;w&gt;670&lt;/</w:t>
-      </w:r>
-      <w:proofErr w:type="gramStart"/>
-      <w:r>
-        <w:t>w&gt;&lt;h</w:t>
-      </w:r>
-      <w:proofErr w:type="gramEnd"/>
-      <w:r>
-        <w:t xml:space="preserve">&gt;70&lt;/h&gt;&lt;/coordinates&gt;&lt;panel_attributes&gt;+ </w:t>
-      </w:r>
-      <w:proofErr w:type="spellStart"/>
-      <w:proofErr w:type="gramStart"/>
-      <w:r>
-        <w:t>serviceName:String</w:t>
+        <w:t>fontsize=49&lt;/panel_attributes&gt;&lt;additional_attributes&gt;&lt;/additional_attributes&gt;&lt;/element&gt;&lt;element&gt;&lt;id&gt;Text&lt;/id&gt;&lt;coordinates&gt;&lt;x&gt;17&lt;/x&gt;&lt;y&gt;2414&lt;/y&gt;&lt;w&gt;670&lt;/w&gt;&lt;h</w:t>
+      </w:r>
+      <w:proofErr w:type="gramStart"/>
+      <w:r>
+        <w:t>&gt;70</w:t>
+      </w:r>
+      <w:proofErr w:type="gramEnd"/>
+      <w:r>
+        <w:t xml:space="preserve">&lt;/h&gt;&lt;/coordinates&gt;&lt;panel_attributes&gt;+ </w:t>
+      </w:r>
+      <w:proofErr w:type="spellStart"/>
+      <w:proofErr w:type="gramStart"/>
+      <w:r>
+        <w:t>fee:double</w:t>
       </w:r>
       <w:proofErr w:type="spellEnd"/>
       <w:proofErr w:type="gramEnd"/>
@@ -11940,23 +11884,8 @@
         <w:spacing w:before="160" w:after="200"/>
       </w:pPr>
       <w:r>
-        <w:t>fontsize=49&lt;/panel_attributes&gt;&lt;additional_attributes&gt;&lt;/additional_attributes&gt;&lt;/element&gt;&lt;element&gt;&lt;id&gt;Text&lt;/id&gt;&lt;coordinates&gt;&lt;x&gt;17&lt;/x&gt;&lt;y&gt;2414&lt;/y&gt;&lt;w&gt;670&lt;/w&gt;&lt;h</w:t>
-      </w:r>
-      <w:proofErr w:type="gramStart"/>
-      <w:r>
-        <w:t>&gt;70</w:t>
-      </w:r>
-      <w:proofErr w:type="gramEnd"/>
-      <w:r>
-        <w:t xml:space="preserve">&lt;/h&gt;&lt;/coordinates&gt;&lt;panel_attributes&gt;+ </w:t>
-      </w:r>
-      <w:proofErr w:type="spellStart"/>
-      <w:proofErr w:type="gramStart"/>
-      <w:r>
-        <w:t>fee:double</w:t>
-      </w:r>
-      <w:proofErr w:type="spellEnd"/>
-      <w:proofErr w:type="gramEnd"/>
+        <w:t>fontsize=49&lt;/panel_attributes&gt;&lt;additional_attributes&gt;&lt;/additional_attributes&gt;&lt;/element&gt;&lt;element&gt;&lt;id&gt;UMLGeneric&lt;/id&gt;&lt;coordinates&gt;&lt;x&gt;852&lt;/x&gt;&lt;y&gt;2111&lt;/y&gt;&lt;w&gt;680&lt;/w&gt;&lt;h&gt;490&lt;/h&gt;&lt;/coordinates&gt;&lt;panel_attributes&gt;&lt;/panel_attributes&gt;&lt;additional_attributes&gt;&lt;/additional_attributes&gt;&lt;/element&gt;&lt;element&gt;&lt;id&gt;Text&lt;/id&gt;&lt;coordinates&gt;&lt;x&gt;1008&lt;/x&gt;&lt;y&gt;2100&lt;/y&gt;&lt;w&gt;367&lt;/w&gt;&lt;h&gt;70&lt;/h&gt;&lt;/coordinates&gt;&lt;panel_attributes&gt;ServiceRecord</w:t>
+      </w:r>
     </w:p>
     <w:p>
       <w:pPr>
@@ -11970,12 +11899,19 @@
         <w:spacing w:before="160" w:after="200"/>
       </w:pPr>
       <w:r>
-        <w:t>fontsize=49&lt;/panel_attributes&gt;&lt;additional_attributes&gt;&lt;/additional_attributes&gt;&lt;/element&gt;&lt;element&gt;&lt;id&gt;UMLGeneric&lt;/id&gt;&lt;coordinates&gt;&lt;x&gt;852&lt;/x&gt;&lt;y&gt;2111&lt;/y&gt;&lt;w&gt;680&lt;/w&gt;&lt;h&gt;490&lt;/h&gt;&lt;/coordin</w:t>
+        <w:t>fontsize=49&lt;/panel_attributes&gt;&lt;additional_attributes&gt;&lt;/additional_attributes&gt;&lt;/element&gt;&lt;element&gt;&lt;id&gt;Relation&lt;/id&gt;&lt;coordinates&gt;&lt;x&gt;842&lt;/x&gt;&lt;y&gt;2161&lt;/y&gt;&lt;w&gt;710&lt;/w&gt;&lt;h&gt;30&lt;/h&gt;&lt;/coordinates&gt;&lt;panel_attributes&gt;lt=-</w:t>
       </w:r>
       <w:r>
         <w:lastRenderedPageBreak/>
-        <w:t>ates&gt;&lt;panel_attributes&gt;&lt;/panel_attributes&gt;&lt;additional_attributes&gt;&lt;/additional_attributes&gt;&lt;/element&gt;&lt;element&gt;&lt;id&gt;Text&lt;/id&gt;&lt;coordinates&gt;&lt;x&gt;1008&lt;/x&gt;&lt;y&gt;2100&lt;/y&gt;&lt;w&gt;367&lt;/w&gt;&lt;h&gt;70&lt;/h&gt;&lt;/coordinates&gt;&lt;panel_attributes&gt;ServiceRecord</w:t>
-      </w:r>
+        <w:t xml:space="preserve">&lt;/panel_attributes&gt;&lt;additional_attributes&gt;10;10;690;10&lt;/additional_attributes&gt;&lt;/element&gt;&lt;element&gt;&lt;id&gt;Text&lt;/id&gt;&lt;coordinates&gt;&lt;x&gt;857&lt;/x&gt;&lt;y&gt;2154&lt;/y&gt;&lt;w&gt;670&lt;/w&gt;&lt;h&gt;70&lt;/h&gt;&lt;/coordinates&gt;&lt;panel_attributes&gt;+ </w:t>
+      </w:r>
+      <w:proofErr w:type="spellStart"/>
+      <w:proofErr w:type="gramStart"/>
+      <w:r>
+        <w:t>recordedDateTime:Date</w:t>
+      </w:r>
+      <w:proofErr w:type="spellEnd"/>
+      <w:proofErr w:type="gramEnd"/>
     </w:p>
     <w:p>
       <w:pPr>
@@ -11989,12 +11925,28 @@
         <w:spacing w:before="160" w:after="200"/>
       </w:pPr>
       <w:r>
-        <w:t xml:space="preserve">fontsize=49&lt;/panel_attributes&gt;&lt;additional_attributes&gt;&lt;/additional_attributes&gt;&lt;/element&gt;&lt;element&gt;&lt;id&gt;Relation&lt;/id&gt;&lt;coordinates&gt;&lt;x&gt;842&lt;/x&gt;&lt;y&gt;2161&lt;/y&gt;&lt;w&gt;710&lt;/w&gt;&lt;h&gt;30&lt;/h&gt;&lt;/coordinates&gt;&lt;panel_attributes&gt;lt=-&lt;/panel_attributes&gt;&lt;additional_attributes&gt;10;10;690;10&lt;/additional_attributes&gt;&lt;/element&gt;&lt;element&gt;&lt;id&gt;Text&lt;/id&gt;&lt;coordinates&gt;&lt;x&gt;857&lt;/x&gt;&lt;y&gt;2154&lt;/y&gt;&lt;w&gt;670&lt;/w&gt;&lt;h&gt;70&lt;/h&gt;&lt;/coordinates&gt;&lt;panel_attributes&gt;+ </w:t>
-      </w:r>
-      <w:proofErr w:type="spellStart"/>
-      <w:proofErr w:type="gramStart"/>
-      <w:r>
-        <w:t>recordedDateTime:Date</w:t>
+        <w:t>fontsize=49&lt;/panel_attributes&gt;&lt;additional_attributes&gt;&lt;/additional_attributes&gt;&lt;/element&gt;&lt;element&gt;&lt;id&gt;Text&lt;/id&gt;&lt;coordinates&gt;&lt;x&gt;857&lt;/</w:t>
+      </w:r>
+      <w:proofErr w:type="gramStart"/>
+      <w:r>
+        <w:t>x&gt;&lt;y</w:t>
+      </w:r>
+      <w:proofErr w:type="gramEnd"/>
+      <w:r>
+        <w:t>&gt;2204&lt;/y&gt;&lt;w&gt;670&lt;/</w:t>
+      </w:r>
+      <w:proofErr w:type="gramStart"/>
+      <w:r>
+        <w:t>w&gt;&lt;h</w:t>
+      </w:r>
+      <w:proofErr w:type="gramEnd"/>
+      <w:r>
+        <w:t xml:space="preserve">&gt;70&lt;/h&gt;&lt;/coordinates&gt;&lt;panel_attributes&gt;+ </w:t>
+      </w:r>
+      <w:proofErr w:type="spellStart"/>
+      <w:proofErr w:type="gramStart"/>
+      <w:r>
+        <w:t>serviceDate:Date</w:t>
       </w:r>
       <w:proofErr w:type="spellEnd"/>
       <w:proofErr w:type="gramEnd"/>
@@ -12019,20 +11971,12 @@
       </w:r>
       <w:proofErr w:type="gramEnd"/>
       <w:r>
-        <w:t>&gt;2204&lt;/y&gt;&lt;w&gt;670&lt;/</w:t>
-      </w:r>
-      <w:proofErr w:type="gramStart"/>
-      <w:r>
-        <w:t>w&gt;&lt;h</w:t>
-      </w:r>
-      <w:proofErr w:type="gramEnd"/>
-      <w:r>
-        <w:t xml:space="preserve">&gt;70&lt;/h&gt;&lt;/coordinates&gt;&lt;panel_attributes&gt;+ </w:t>
-      </w:r>
-      <w:proofErr w:type="spellStart"/>
-      <w:proofErr w:type="gramStart"/>
-      <w:r>
-        <w:t>serviceDate:Date</w:t>
+        <w:t xml:space="preserve">&gt;2254&lt;/y&gt;&lt;w&gt;670&lt;/w&gt;&lt;h&gt;70&lt;/h&gt;&lt;/coordinates&gt;&lt;panel_attributes&gt;+ </w:t>
+      </w:r>
+      <w:proofErr w:type="spellStart"/>
+      <w:proofErr w:type="gramStart"/>
+      <w:r>
+        <w:t>providerNumber:String</w:t>
       </w:r>
       <w:proofErr w:type="spellEnd"/>
       <w:proofErr w:type="gramEnd"/>
@@ -12049,20 +11993,20 @@
         <w:spacing w:before="160" w:after="200"/>
       </w:pPr>
       <w:r>
-        <w:t>fontsize=49&lt;/panel_attributes&gt;&lt;additional_attributes&gt;&lt;/additional_attributes&gt;&lt;/element&gt;&lt;element&gt;&lt;id&gt;Text&lt;/id&gt;&lt;coordinates&gt;&lt;x&gt;857&lt;/</w:t>
-      </w:r>
-      <w:proofErr w:type="gramStart"/>
-      <w:r>
-        <w:t>x&gt;&lt;y</w:t>
-      </w:r>
-      <w:proofErr w:type="gramEnd"/>
-      <w:r>
-        <w:t xml:space="preserve">&gt;2254&lt;/y&gt;&lt;w&gt;670&lt;/w&gt;&lt;h&gt;70&lt;/h&gt;&lt;/coordinates&gt;&lt;panel_attributes&gt;+ </w:t>
-      </w:r>
-      <w:proofErr w:type="spellStart"/>
-      <w:proofErr w:type="gramStart"/>
-      <w:r>
-        <w:t>providerNumber:String</w:t>
+        <w:t>fontsize=49&lt;/panel_attributes&gt;&lt;additional_attributes&gt;&lt;/additional_attributes&gt;&lt;/element&gt;&lt;element&gt;&lt;id&gt;Text&lt;/id&gt;&lt;coordinates&gt;&lt;x&gt;857&lt;/x&gt;&lt;y&gt;2304&lt;/y&gt;&lt;w&gt;</w:t>
+      </w:r>
+      <w:proofErr w:type="gramStart"/>
+      <w:r>
+        <w:t>670&lt;/w&gt;</w:t>
+      </w:r>
+      <w:proofErr w:type="gramEnd"/>
+      <w:r>
+        <w:t xml:space="preserve">&lt;h&gt;70&lt;/h&gt;&lt;/coordinates&gt;&lt;panel_attributes&gt;+ </w:t>
+      </w:r>
+      <w:proofErr w:type="spellStart"/>
+      <w:proofErr w:type="gramStart"/>
+      <w:r>
+        <w:t>memberNumber:String</w:t>
       </w:r>
       <w:proofErr w:type="spellEnd"/>
       <w:proofErr w:type="gramEnd"/>
@@ -12079,20 +12023,12 @@
         <w:spacing w:before="160" w:after="200"/>
       </w:pPr>
       <w:r>
-        <w:t>fontsize=49&lt;/panel_attributes&gt;&lt;additional_attributes&gt;&lt;/additional_attributes&gt;&lt;/element&gt;&lt;element&gt;&lt;id&gt;Text&lt;/id&gt;&lt;coordinates&gt;&lt;x&gt;857&lt;/x&gt;&lt;y&gt;2304&lt;/y&gt;&lt;w&gt;</w:t>
-      </w:r>
-      <w:proofErr w:type="gramStart"/>
-      <w:r>
-        <w:t>670&lt;/w&gt;</w:t>
-      </w:r>
-      <w:proofErr w:type="gramEnd"/>
-      <w:r>
-        <w:t xml:space="preserve">&lt;h&gt;70&lt;/h&gt;&lt;/coordinates&gt;&lt;panel_attributes&gt;+ </w:t>
-      </w:r>
-      <w:proofErr w:type="spellStart"/>
-      <w:proofErr w:type="gramStart"/>
-      <w:r>
-        <w:t>memberNumber:String</w:t>
+        <w:t xml:space="preserve">fontsize=49&lt;/panel_attributes&gt;&lt;additional_attributes&gt;&lt;/additional_attributes&gt;&lt;/element&gt;&lt;element&gt;&lt;id&gt;Text&lt;/id&gt;&lt;coordinates&gt;&lt;x&gt;857&lt;/x&gt;&lt;y&gt;2354&lt;/y&gt;&lt;w&gt;670&lt;/w&gt;&lt;h&gt;70&lt;/h&gt;&lt;/coordinates&gt;&lt;panel_attributes&gt;+ </w:t>
+      </w:r>
+      <w:proofErr w:type="spellStart"/>
+      <w:proofErr w:type="gramStart"/>
+      <w:r>
+        <w:t>serviceCode:String</w:t>
       </w:r>
       <w:proofErr w:type="spellEnd"/>
       <w:proofErr w:type="gramEnd"/>
@@ -12109,12 +12045,12 @@
         <w:spacing w:before="160" w:after="200"/>
       </w:pPr>
       <w:r>
-        <w:t xml:space="preserve">fontsize=49&lt;/panel_attributes&gt;&lt;additional_attributes&gt;&lt;/additional_attributes&gt;&lt;/element&gt;&lt;element&gt;&lt;id&gt;Text&lt;/id&gt;&lt;coordinates&gt;&lt;x&gt;857&lt;/x&gt;&lt;y&gt;2354&lt;/y&gt;&lt;w&gt;670&lt;/w&gt;&lt;h&gt;70&lt;/h&gt;&lt;/coordinates&gt;&lt;panel_attributes&gt;+ </w:t>
-      </w:r>
-      <w:proofErr w:type="spellStart"/>
-      <w:proofErr w:type="gramStart"/>
-      <w:r>
-        <w:t>serviceCode:String</w:t>
+        <w:t xml:space="preserve">fontsize=49&lt;/panel_attributes&gt;&lt;additional_attributes&gt;&lt;/additional_attributes&gt;&lt;/element&gt;&lt;element&gt;&lt;id&gt;Text&lt;/id&gt;&lt;coordinates&gt;&lt;x&gt;857&lt;/x&gt;&lt;y&gt;2404&lt;/y&gt;&lt;w&gt;670&lt;/w&gt;&lt;h&gt;70&lt;/h&gt;&lt;/coordinates&gt;&lt;panel_attributes&gt;+ </w:t>
+      </w:r>
+      <w:proofErr w:type="spellStart"/>
+      <w:proofErr w:type="gramStart"/>
+      <w:r>
+        <w:t>feeToPay:double</w:t>
       </w:r>
       <w:proofErr w:type="spellEnd"/>
       <w:proofErr w:type="gramEnd"/>
@@ -12131,12 +12067,12 @@
         <w:spacing w:before="160" w:after="200"/>
       </w:pPr>
       <w:r>
-        <w:t xml:space="preserve">fontsize=49&lt;/panel_attributes&gt;&lt;additional_attributes&gt;&lt;/additional_attributes&gt;&lt;/element&gt;&lt;element&gt;&lt;id&gt;Text&lt;/id&gt;&lt;coordinates&gt;&lt;x&gt;857&lt;/x&gt;&lt;y&gt;2404&lt;/y&gt;&lt;w&gt;670&lt;/w&gt;&lt;h&gt;70&lt;/h&gt;&lt;/coordinates&gt;&lt;panel_attributes&gt;+ </w:t>
-      </w:r>
-      <w:proofErr w:type="spellStart"/>
-      <w:proofErr w:type="gramStart"/>
-      <w:r>
-        <w:t>feeToPay:double</w:t>
+        <w:t xml:space="preserve">fontsize=49&lt;/panel_attributes&gt;&lt;additional_attributes&gt;&lt;/additional_attributes&gt;&lt;/element&gt;&lt;element&gt;&lt;id&gt;Text&lt;/id&gt;&lt;coordinates&gt;&lt;x&gt;857&lt;/x&gt;&lt;y&gt;2454&lt;/y&gt;&lt;w&gt;670&lt;/w&gt;&lt;h&gt;70&lt;/h&gt;&lt;/coordinates&gt;&lt;panel_attributes&gt;+ </w:t>
+      </w:r>
+      <w:proofErr w:type="spellStart"/>
+      <w:proofErr w:type="gramStart"/>
+      <w:r>
+        <w:t>comments:String</w:t>
       </w:r>
       <w:proofErr w:type="spellEnd"/>
       <w:proofErr w:type="gramEnd"/>
@@ -12153,12 +12089,15 @@
         <w:spacing w:before="160" w:after="200"/>
       </w:pPr>
       <w:r>
-        <w:t xml:space="preserve">fontsize=49&lt;/panel_attributes&gt;&lt;additional_attributes&gt;&lt;/additional_attributes&gt;&lt;/element&gt;&lt;element&gt;&lt;id&gt;Text&lt;/id&gt;&lt;coordinates&gt;&lt;x&gt;857&lt;/x&gt;&lt;y&gt;2454&lt;/y&gt;&lt;w&gt;670&lt;/w&gt;&lt;h&gt;70&lt;/h&gt;&lt;/coordinates&gt;&lt;panel_attributes&gt;+ </w:t>
-      </w:r>
-      <w:proofErr w:type="spellStart"/>
-      <w:proofErr w:type="gramStart"/>
-      <w:r>
-        <w:t>comments:String</w:t>
+        <w:t xml:space="preserve">fontsize=49&lt;/panel_attributes&gt;&lt;additional_attributes&gt;&lt;/additional_attributes&gt;&lt;/element&gt;&lt;element&gt;&lt;id&gt;Relation&lt;/id&gt;&lt;coordinates&gt;&lt;x&gt;842&lt;/x&gt;&lt;y&gt;2514&lt;/y&gt;&lt;w&gt;710&lt;/w&gt;&lt;h&gt;30&lt;/h&gt;&lt;/coordinates&gt;&lt;panel_attributes&gt;lt=-&lt;/panel_attributes&gt;&lt;additional_attributes&gt;10;10;690;10&lt;/additional_attributes&gt;&lt;/element&gt;&lt;element&gt;&lt;id&gt;Text&lt;/id&gt;&lt;coordinates&gt;&lt;x&gt;857&lt;/x&gt;&lt;y&gt;2531&lt;/y&gt;&lt;w&gt;670&lt;/w&gt;&lt;h&gt;70&lt;/h&gt;&lt;/coordinates&gt;&lt;panel_attributes&gt;+ </w:t>
+      </w:r>
+      <w:proofErr w:type="gramStart"/>
+      <w:r>
+        <w:t>save():</w:t>
+      </w:r>
+      <w:proofErr w:type="spellStart"/>
+      <w:r>
+        <w:t>boolean</w:t>
       </w:r>
       <w:proofErr w:type="spellEnd"/>
       <w:proofErr w:type="gramEnd"/>
@@ -12175,18 +12114,8 @@
         <w:spacing w:before="160" w:after="200"/>
       </w:pPr>
       <w:r>
-        <w:t xml:space="preserve">fontsize=49&lt;/panel_attributes&gt;&lt;additional_attributes&gt;&lt;/additional_attributes&gt;&lt;/element&gt;&lt;element&gt;&lt;id&gt;Relation&lt;/id&gt;&lt;coordinates&gt;&lt;x&gt;842&lt;/x&gt;&lt;y&gt;2514&lt;/y&gt;&lt;w&gt;710&lt;/w&gt;&lt;h&gt;30&lt;/h&gt;&lt;/coordinates&gt;&lt;panel_attributes&gt;lt=-&lt;/panel_attributes&gt;&lt;additional_attributes&gt;10;10;690;10&lt;/additional_attributes&gt;&lt;/element&gt;&lt;element&gt;&lt;id&gt;Text&lt;/id&gt;&lt;coordinates&gt;&lt;x&gt;857&lt;/x&gt;&lt;y&gt;2531&lt;/y&gt;&lt;w&gt;670&lt;/w&gt;&lt;h&gt;70&lt;/h&gt;&lt;/coordinates&gt;&lt;panel_attributes&gt;+ </w:t>
-      </w:r>
-      <w:proofErr w:type="gramStart"/>
-      <w:r>
-        <w:t>save():</w:t>
-      </w:r>
-      <w:proofErr w:type="spellStart"/>
-      <w:r>
-        <w:t>boolean</w:t>
-      </w:r>
-      <w:proofErr w:type="spellEnd"/>
-      <w:proofErr w:type="gramEnd"/>
+        <w:t>fontsize=49&lt;/panel_attributes&gt;&lt;additional_attributes&gt;&lt;/additional_attributes&gt;&lt;/element&gt;&lt;element&gt;&lt;id&gt;UMLGeneric&lt;/id&gt;&lt;coordinates&gt;&lt;x&gt;1692&lt;/x&gt;&lt;y&gt;1811&lt;/y&gt;&lt;w&gt;680&lt;/w&gt;&lt;h&gt;340&lt;/h&gt;&lt;/coordinates&gt;&lt;panel_attributes&gt;&lt;/panel_attributes&gt;&lt;additional_attributes&gt;&lt;/additional_attributes&gt;&lt;/element&gt;&lt;element&gt;&lt;id&gt;Text&lt;/id&gt;&lt;coordinates&gt;&lt;x&gt;1939&lt;/x&gt;&lt;y&gt;1800&lt;/y&gt;&lt;w&gt;185&lt;/w&gt;&lt;h&gt;70&lt;/h&gt;&lt;/coordinates&gt;&lt;panel_attributes&gt;Report</w:t>
+      </w:r>
     </w:p>
     <w:p>
       <w:pPr>
@@ -12200,8 +12129,15 @@
         <w:spacing w:before="160" w:after="200"/>
       </w:pPr>
       <w:r>
-        <w:t>fontsize=49&lt;/panel_attributes&gt;&lt;additional_attributes&gt;&lt;/additional_attributes&gt;&lt;/element&gt;&lt;element&gt;&lt;id&gt;UMLGeneric&lt;/id&gt;&lt;coordinates&gt;&lt;x&gt;1692&lt;/x&gt;&lt;y&gt;1811&lt;/y&gt;&lt;w&gt;680&lt;/w&gt;&lt;h&gt;340&lt;/h&gt;&lt;/coordinates&gt;&lt;panel_attributes&gt;&lt;/panel_attributes&gt;&lt;additional_attributes&gt;&lt;/additional_attributes&gt;&lt;/element&gt;&lt;element&gt;&lt;id&gt;Text&lt;/id&gt;&lt;coordinates&gt;&lt;x&gt;1939&lt;/x&gt;&lt;y&gt;1800&lt;/y&gt;&lt;w&gt;185&lt;/w&gt;&lt;h&gt;70&lt;/h&gt;&lt;/coordinates&gt;&lt;panel_attributes&gt;Report</w:t>
-      </w:r>
+        <w:t xml:space="preserve">fontsize=49&lt;/panel_attributes&gt;&lt;additional_attributes&gt;&lt;/additional_attributes&gt;&lt;/element&gt;&lt;element&gt;&lt;id&gt;Relation&lt;/id&gt;&lt;coordinates&gt;&lt;x&gt;1682&lt;/x&gt;&lt;y&gt;1861&lt;/y&gt;&lt;w&gt;710&lt;/w&gt;&lt;h&gt;30&lt;/h&gt;&lt;/coordinates&gt;&lt;panel_attributes&gt;lt=-&lt;/panel_attributes&gt;&lt;additional_attributes&gt;10;10;690;10&lt;/additional_attributes&gt;&lt;/element&gt;&lt;element&gt;&lt;id&gt;Text&lt;/id&gt;&lt;coordinates&gt;&lt;x&gt;1697&lt;/x&gt;&lt;y&gt;1854&lt;/y&gt;&lt;w&gt;670&lt;/w&gt;&lt;h&gt;70&lt;/h&gt;&lt;/coordinates&gt;&lt;panel_attributes&gt;+ </w:t>
+      </w:r>
+      <w:proofErr w:type="spellStart"/>
+      <w:proofErr w:type="gramStart"/>
+      <w:r>
+        <w:t>kind:String</w:t>
+      </w:r>
+      <w:proofErr w:type="spellEnd"/>
+      <w:proofErr w:type="gramEnd"/>
     </w:p>
     <w:p>
       <w:pPr>
@@ -12215,12 +12151,12 @@
         <w:spacing w:before="160" w:after="200"/>
       </w:pPr>
       <w:r>
-        <w:t xml:space="preserve">fontsize=49&lt;/panel_attributes&gt;&lt;additional_attributes&gt;&lt;/additional_attributes&gt;&lt;/element&gt;&lt;element&gt;&lt;id&gt;Relation&lt;/id&gt;&lt;coordinates&gt;&lt;x&gt;1682&lt;/x&gt;&lt;y&gt;1861&lt;/y&gt;&lt;w&gt;710&lt;/w&gt;&lt;h&gt;30&lt;/h&gt;&lt;/coordinates&gt;&lt;panel_attributes&gt;lt=-&lt;/panel_attributes&gt;&lt;additional_attributes&gt;10;10;690;10&lt;/additional_attributes&gt;&lt;/element&gt;&lt;element&gt;&lt;id&gt;Text&lt;/id&gt;&lt;coordinates&gt;&lt;x&gt;1697&lt;/x&gt;&lt;y&gt;1854&lt;/y&gt;&lt;w&gt;670&lt;/w&gt;&lt;h&gt;70&lt;/h&gt;&lt;/coordinates&gt;&lt;panel_attributes&gt;+ </w:t>
-      </w:r>
-      <w:proofErr w:type="spellStart"/>
-      <w:proofErr w:type="gramStart"/>
-      <w:r>
-        <w:t>kind:String</w:t>
+        <w:t xml:space="preserve">fontsize=49&lt;/panel_attributes&gt;&lt;additional_attributes&gt;&lt;/additional_attributes&gt;&lt;/element&gt;&lt;element&gt;&lt;id&gt;Text&lt;/id&gt;&lt;coordinates&gt;&lt;x&gt;1697&lt;/x&gt;&lt;y&gt;1904&lt;/y&gt;&lt;w&gt;670&lt;/w&gt;&lt;h&gt;70&lt;/h&gt;&lt;/coordinates&gt;&lt;panel_attributes&gt;+ </w:t>
+      </w:r>
+      <w:proofErr w:type="spellStart"/>
+      <w:proofErr w:type="gramStart"/>
+      <w:r>
+        <w:t>generationDate:Date</w:t>
       </w:r>
       <w:proofErr w:type="spellEnd"/>
       <w:proofErr w:type="gramEnd"/>
@@ -12237,13 +12173,12 @@
         <w:spacing w:before="160" w:after="200"/>
       </w:pPr>
       <w:r>
-        <w:lastRenderedPageBreak/>
-        <w:t xml:space="preserve">fontsize=49&lt;/panel_attributes&gt;&lt;additional_attributes&gt;&lt;/additional_attributes&gt;&lt;/element&gt;&lt;element&gt;&lt;id&gt;Text&lt;/id&gt;&lt;coordinates&gt;&lt;x&gt;1697&lt;/x&gt;&lt;y&gt;1904&lt;/y&gt;&lt;w&gt;670&lt;/w&gt;&lt;h&gt;70&lt;/h&gt;&lt;/coordinates&gt;&lt;panel_attributes&gt;+ </w:t>
-      </w:r>
-      <w:proofErr w:type="spellStart"/>
-      <w:proofErr w:type="gramStart"/>
-      <w:r>
-        <w:t>generationDate:Date</w:t>
+        <w:t xml:space="preserve">fontsize=49&lt;/panel_attributes&gt;&lt;additional_attributes&gt;&lt;/additional_attributes&gt;&lt;/element&gt;&lt;element&gt;&lt;id&gt;Text&lt;/id&gt;&lt;coordinates&gt;&lt;x&gt;1697&lt;/x&gt;&lt;y&gt;1954&lt;/y&gt;&lt;w&gt;670&lt;/w&gt;&lt;h&gt;70&lt;/h&gt;&lt;/coordinates&gt;&lt;panel_attributes&gt;+ </w:t>
+      </w:r>
+      <w:proofErr w:type="spellStart"/>
+      <w:proofErr w:type="gramStart"/>
+      <w:r>
+        <w:t>fileName:String</w:t>
       </w:r>
       <w:proofErr w:type="spellEnd"/>
       <w:proofErr w:type="gramEnd"/>
@@ -12260,12 +12195,13 @@
         <w:spacing w:before="160" w:after="200"/>
       </w:pPr>
       <w:r>
-        <w:t xml:space="preserve">fontsize=49&lt;/panel_attributes&gt;&lt;additional_attributes&gt;&lt;/additional_attributes&gt;&lt;/element&gt;&lt;element&gt;&lt;id&gt;Text&lt;/id&gt;&lt;coordinates&gt;&lt;x&gt;1697&lt;/x&gt;&lt;y&gt;1954&lt;/y&gt;&lt;w&gt;670&lt;/w&gt;&lt;h&gt;70&lt;/h&gt;&lt;/coordinates&gt;&lt;panel_attributes&gt;+ </w:t>
-      </w:r>
-      <w:proofErr w:type="spellStart"/>
-      <w:proofErr w:type="gramStart"/>
-      <w:r>
-        <w:t>fileName:String</w:t>
+        <w:lastRenderedPageBreak/>
+        <w:t xml:space="preserve">fontsize=49&lt;/panel_attributes&gt;&lt;additional_attributes&gt;&lt;/additional_attributes&gt;&lt;/element&gt;&lt;element&gt;&lt;id&gt;Text&lt;/id&gt;&lt;coordinates&gt;&lt;x&gt;1697&lt;/x&gt;&lt;y&gt;2004&lt;/y&gt;&lt;w&gt;670&lt;/w&gt;&lt;h&gt;70&lt;/h&gt;&lt;/coordinates&gt;&lt;panel_attributes&gt;+ </w:t>
+      </w:r>
+      <w:proofErr w:type="spellStart"/>
+      <w:proofErr w:type="gramStart"/>
+      <w:r>
+        <w:t>content:String</w:t>
       </w:r>
       <w:proofErr w:type="spellEnd"/>
       <w:proofErr w:type="gramEnd"/>
@@ -12282,12 +12218,15 @@
         <w:spacing w:before="160" w:after="200"/>
       </w:pPr>
       <w:r>
-        <w:t xml:space="preserve">fontsize=49&lt;/panel_attributes&gt;&lt;additional_attributes&gt;&lt;/additional_attributes&gt;&lt;/element&gt;&lt;element&gt;&lt;id&gt;Text&lt;/id&gt;&lt;coordinates&gt;&lt;x&gt;1697&lt;/x&gt;&lt;y&gt;2004&lt;/y&gt;&lt;w&gt;670&lt;/w&gt;&lt;h&gt;70&lt;/h&gt;&lt;/coordinates&gt;&lt;panel_attributes&gt;+ </w:t>
-      </w:r>
-      <w:proofErr w:type="spellStart"/>
-      <w:proofErr w:type="gramStart"/>
-      <w:r>
-        <w:t>content:String</w:t>
+        <w:t xml:space="preserve">fontsize=49&lt;/panel_attributes&gt;&lt;additional_attributes&gt;&lt;/additional_attributes&gt;&lt;/element&gt;&lt;element&gt;&lt;id&gt;Relation&lt;/id&gt;&lt;coordinates&gt;&lt;x&gt;1682&lt;/x&gt;&lt;y&gt;2064&lt;/y&gt;&lt;w&gt;710&lt;/w&gt;&lt;h&gt;30&lt;/h&gt;&lt;/coordinates&gt;&lt;panel_attributes&gt;lt=-&lt;/panel_attributes&gt;&lt;additional_attributes&gt;10;10;690;10&lt;/additional_attributes&gt;&lt;/element&gt;&lt;element&gt;&lt;id&gt;Text&lt;/id&gt;&lt;coordinates&gt;&lt;x&gt;1697&lt;/x&gt;&lt;y&gt;2081&lt;/y&gt;&lt;w&gt;670&lt;/w&gt;&lt;h&gt;70&lt;/h&gt;&lt;/coordinates&gt;&lt;panel_attributes&gt;+ </w:t>
+      </w:r>
+      <w:proofErr w:type="gramStart"/>
+      <w:r>
+        <w:t>save():</w:t>
+      </w:r>
+      <w:proofErr w:type="spellStart"/>
+      <w:r>
+        <w:t>boolean</w:t>
       </w:r>
       <w:proofErr w:type="spellEnd"/>
       <w:proofErr w:type="gramEnd"/>
@@ -12304,18 +12243,8 @@
         <w:spacing w:before="160" w:after="200"/>
       </w:pPr>
       <w:r>
-        <w:t xml:space="preserve">fontsize=49&lt;/panel_attributes&gt;&lt;additional_attributes&gt;&lt;/additional_attributes&gt;&lt;/element&gt;&lt;element&gt;&lt;id&gt;Relation&lt;/id&gt;&lt;coordinates&gt;&lt;x&gt;1682&lt;/x&gt;&lt;y&gt;2064&lt;/y&gt;&lt;w&gt;710&lt;/w&gt;&lt;h&gt;30&lt;/h&gt;&lt;/coordinates&gt;&lt;panel_attributes&gt;lt=-&lt;/panel_attributes&gt;&lt;additional_attributes&gt;10;10;690;10&lt;/additional_attributes&gt;&lt;/element&gt;&lt;element&gt;&lt;id&gt;Text&lt;/id&gt;&lt;coordinates&gt;&lt;x&gt;1697&lt;/x&gt;&lt;y&gt;2081&lt;/y&gt;&lt;w&gt;670&lt;/w&gt;&lt;h&gt;70&lt;/h&gt;&lt;/coordinates&gt;&lt;panel_attributes&gt;+ </w:t>
-      </w:r>
-      <w:proofErr w:type="gramStart"/>
-      <w:r>
-        <w:t>save():</w:t>
-      </w:r>
-      <w:proofErr w:type="spellStart"/>
-      <w:r>
-        <w:t>boolean</w:t>
-      </w:r>
-      <w:proofErr w:type="spellEnd"/>
-      <w:proofErr w:type="gramEnd"/>
+        <w:t>fontsize=49&lt;/panel_attributes&gt;&lt;additional_attributes&gt;&lt;/additional_attributes&gt;&lt;/element&gt;&lt;element&gt;&lt;id&gt;UMLGeneric&lt;/id&gt;&lt;coordinates&gt;&lt;x&gt;1692&lt;/x&gt;&lt;y&gt;2301&lt;/y&gt;&lt;w&gt;680&lt;/w&gt;&lt;h&gt;340&lt;/h&gt;&lt;/coordinates&gt;&lt;panel_attributes&gt;&lt;/panel_attributes&gt;&lt;additional_attributes&gt;&lt;/additional_attributes&gt;&lt;/element&gt;&lt;element&gt;&lt;id&gt;Text&lt;/id&gt;&lt;coordinates&gt;&lt;x&gt;1885&lt;/x&gt;&lt;y&gt;2290&lt;/y&gt;&lt;w&gt;294&lt;/w&gt;&lt;h&gt;70&lt;/h&gt;&lt;/coordinates&gt;&lt;panel_attributes&gt;EFTRecord</w:t>
+      </w:r>
     </w:p>
     <w:p>
       <w:pPr>
@@ -12329,8 +12258,15 @@
         <w:spacing w:before="160" w:after="200"/>
       </w:pPr>
       <w:r>
-        <w:t>fontsize=49&lt;/panel_attributes&gt;&lt;additional_attributes&gt;&lt;/additional_attributes&gt;&lt;/element&gt;&lt;element&gt;&lt;id&gt;UMLGeneric&lt;/id&gt;&lt;coordinates&gt;&lt;x&gt;1692&lt;/x&gt;&lt;y&gt;2301&lt;/y&gt;&lt;w&gt;680&lt;/w&gt;&lt;h&gt;340&lt;/h&gt;&lt;/coordinates&gt;&lt;panel_attributes&gt;&lt;/panel_attributes&gt;&lt;additional_attributes&gt;&lt;/additional_attributes&gt;&lt;/element&gt;&lt;element&gt;&lt;id&gt;Text&lt;/id&gt;&lt;coordinates&gt;&lt;x&gt;1885&lt;/x&gt;&lt;y&gt;2290&lt;/y&gt;&lt;w&gt;294&lt;/w&gt;&lt;h&gt;70&lt;/h&gt;&lt;/coordinates&gt;&lt;panel_attributes&gt;EFTRecord</w:t>
-      </w:r>
+        <w:t xml:space="preserve">fontsize=49&lt;/panel_attributes&gt;&lt;additional_attributes&gt;&lt;/additional_attributes&gt;&lt;/element&gt;&lt;element&gt;&lt;id&gt;Relation&lt;/id&gt;&lt;coordinates&gt;&lt;x&gt;1682&lt;/x&gt;&lt;y&gt;2351&lt;/y&gt;&lt;w&gt;710&lt;/w&gt;&lt;h&gt;30&lt;/h&gt;&lt;/coordinates&gt;&lt;panel_attributes&gt;lt=-&lt;/panel_attributes&gt;&lt;additional_attributes&gt;10;10;690;10&lt;/additional_attributes&gt;&lt;/element&gt;&lt;element&gt;&lt;id&gt;Text&lt;/id&gt;&lt;coordinates&gt;&lt;x&gt;1697&lt;/x&gt;&lt;y&gt;2344&lt;/y&gt;&lt;w&gt;670&lt;/w&gt;&lt;h&gt;70&lt;/h&gt;&lt;/coordinates&gt;&lt;panel_attributes&gt;+ </w:t>
+      </w:r>
+      <w:proofErr w:type="spellStart"/>
+      <w:proofErr w:type="gramStart"/>
+      <w:r>
+        <w:t>providerName:String</w:t>
+      </w:r>
+      <w:proofErr w:type="spellEnd"/>
+      <w:proofErr w:type="gramEnd"/>
     </w:p>
     <w:p>
       <w:pPr>
@@ -12344,12 +12280,20 @@
         <w:spacing w:before="160" w:after="200"/>
       </w:pPr>
       <w:r>
-        <w:t xml:space="preserve">fontsize=49&lt;/panel_attributes&gt;&lt;additional_attributes&gt;&lt;/additional_attributes&gt;&lt;/element&gt;&lt;element&gt;&lt;id&gt;Relation&lt;/id&gt;&lt;coordinates&gt;&lt;x&gt;1682&lt;/x&gt;&lt;y&gt;2351&lt;/y&gt;&lt;w&gt;710&lt;/w&gt;&lt;h&gt;30&lt;/h&gt;&lt;/coordinates&gt;&lt;panel_attributes&gt;lt=-&lt;/panel_attributes&gt;&lt;additional_attributes&gt;10;10;690;10&lt;/additional_attributes&gt;&lt;/element&gt;&lt;element&gt;&lt;id&gt;Text&lt;/id&gt;&lt;coordinates&gt;&lt;x&gt;1697&lt;/x&gt;&lt;y&gt;2344&lt;/y&gt;&lt;w&gt;670&lt;/w&gt;&lt;h&gt;70&lt;/h&gt;&lt;/coordinates&gt;&lt;panel_attributes&gt;+ </w:t>
-      </w:r>
-      <w:proofErr w:type="spellStart"/>
-      <w:proofErr w:type="gramStart"/>
-      <w:r>
-        <w:t>providerName:String</w:t>
+        <w:t>fontsize=49&lt;/panel_attributes&gt;&lt;additional_attributes&gt;&lt;/additional_attributes&gt;&lt;/element&gt;&lt;element&gt;&lt;id&gt;Text&lt;/id&gt;&lt;coordinates&gt;&lt;x&gt;1697&lt;/</w:t>
+      </w:r>
+      <w:proofErr w:type="gramStart"/>
+      <w:r>
+        <w:t>x&gt;&lt;y</w:t>
+      </w:r>
+      <w:proofErr w:type="gramEnd"/>
+      <w:r>
+        <w:t xml:space="preserve">&gt;2394&lt;/y&gt;&lt;w&gt;670&lt;/w&gt;&lt;h&gt;70&lt;/h&gt;&lt;/coordinates&gt;&lt;panel_attributes&gt;+ </w:t>
+      </w:r>
+      <w:proofErr w:type="spellStart"/>
+      <w:proofErr w:type="gramStart"/>
+      <w:r>
+        <w:t>providerNumber:String</w:t>
       </w:r>
       <w:proofErr w:type="spellEnd"/>
       <w:proofErr w:type="gramEnd"/>
@@ -12366,20 +12310,20 @@
         <w:spacing w:before="160" w:after="200"/>
       </w:pPr>
       <w:r>
-        <w:t>fontsize=49&lt;/panel_attributes&gt;&lt;additional_attributes&gt;&lt;/additional_attributes&gt;&lt;/element&gt;&lt;element&gt;&lt;id&gt;Text&lt;/id&gt;&lt;coordinates&gt;&lt;x&gt;1697&lt;/</w:t>
-      </w:r>
-      <w:proofErr w:type="gramStart"/>
-      <w:r>
-        <w:t>x&gt;&lt;y</w:t>
-      </w:r>
-      <w:proofErr w:type="gramEnd"/>
-      <w:r>
-        <w:t xml:space="preserve">&gt;2394&lt;/y&gt;&lt;w&gt;670&lt;/w&gt;&lt;h&gt;70&lt;/h&gt;&lt;/coordinates&gt;&lt;panel_attributes&gt;+ </w:t>
-      </w:r>
-      <w:proofErr w:type="spellStart"/>
-      <w:proofErr w:type="gramStart"/>
-      <w:r>
-        <w:t>providerNumber:String</w:t>
+        <w:t>fontsize=49&lt;/panel_attributes&gt;&lt;additional_attributes&gt;&lt;/additional_attributes&gt;&lt;/element&gt;&lt;element&gt;&lt;id&gt;Text&lt;/id&gt;&lt;coordinates&gt;&lt;x&gt;1697&lt;/x&gt;&lt;y&gt;2444&lt;/y&gt;&lt;w&gt;</w:t>
+      </w:r>
+      <w:proofErr w:type="gramStart"/>
+      <w:r>
+        <w:t>670&lt;/w&gt;</w:t>
+      </w:r>
+      <w:proofErr w:type="gramEnd"/>
+      <w:r>
+        <w:t xml:space="preserve">&lt;h&gt;70&lt;/h&gt;&lt;/coordinates&gt;&lt;panel_attributes&gt;+ </w:t>
+      </w:r>
+      <w:proofErr w:type="spellStart"/>
+      <w:proofErr w:type="gramStart"/>
+      <w:r>
+        <w:t>transferAmount:double</w:t>
       </w:r>
       <w:proofErr w:type="spellEnd"/>
       <w:proofErr w:type="gramEnd"/>
@@ -12396,23 +12340,24 @@
         <w:spacing w:before="160" w:after="200"/>
       </w:pPr>
       <w:r>
-        <w:t>fontsize=49&lt;/panel_attributes&gt;&lt;additional_attributes&gt;&lt;/additional_attributes&gt;&lt;/element&gt;&lt;element&gt;&lt;id&gt;Text&lt;/id&gt;&lt;coordinates&gt;&lt;x&gt;1697&lt;/x&gt;&lt;y&gt;2444&lt;/y&gt;&lt;w&gt;</w:t>
-      </w:r>
-      <w:proofErr w:type="gramStart"/>
-      <w:r>
-        <w:t>670&lt;/w&gt;</w:t>
-      </w:r>
-      <w:proofErr w:type="gramEnd"/>
-      <w:r>
-        <w:t xml:space="preserve">&lt;h&gt;70&lt;/h&gt;&lt;/coordinates&gt;&lt;panel_attributes&gt;+ </w:t>
-      </w:r>
-      <w:proofErr w:type="spellStart"/>
-      <w:proofErr w:type="gramStart"/>
-      <w:r>
-        <w:t>transferAmount:double</w:t>
-      </w:r>
-      <w:proofErr w:type="spellEnd"/>
-      <w:proofErr w:type="gramEnd"/>
+        <w:t xml:space="preserve">fontsize=49&lt;/panel_attributes&gt;&lt;additional_attributes&gt;&lt;/additional_attributes&gt;&lt;/element&gt;&lt;element&gt;&lt;id&gt;Relation&lt;/id&gt;&lt;coordinates&gt;&lt;x&gt;1682&lt;/x&gt;&lt;y&gt;2504&lt;/y&gt;&lt;w&gt;710&lt;/w&gt;&lt;h&gt;30&lt;/h&gt;&lt;/coordinates&gt;&lt;panel_attributes&gt;lt=-&lt;/panel_attributes&gt;&lt;additional_attributes&gt;10;10;690;10&lt;/additional_attributes&gt;&lt;/element&gt;&lt;element&gt;&lt;id&gt;Text&lt;/id&gt;&lt;coordinates&gt;&lt;x&gt;1697&lt;/x&gt;&lt;y&gt;2521&lt;/y&gt;&lt;w&gt;670&lt;/w&gt;&lt;h&gt;70&lt;/h&gt;&lt;/coordinates&gt;&lt;panel_attributes&gt;+ </w:t>
+      </w:r>
+      <w:proofErr w:type="spellStart"/>
+      <w:r>
+        <w:t>appendTo</w:t>
+      </w:r>
+      <w:proofErr w:type="spellEnd"/>
+      <w:r>
+        <w:t>(</w:t>
+      </w:r>
+      <w:proofErr w:type="gramStart"/>
+      <w:r>
+        <w:t>file:String</w:t>
+      </w:r>
+      <w:proofErr w:type="gramEnd"/>
+      <w:r>
+        <w:t>)</w:t>
+      </w:r>
     </w:p>
     <w:p>
       <w:pPr>
@@ -12426,24 +12371,13 @@
         <w:spacing w:before="160" w:after="200"/>
       </w:pPr>
       <w:r>
-        <w:t xml:space="preserve">fontsize=49&lt;/panel_attributes&gt;&lt;additional_attributes&gt;&lt;/additional_attributes&gt;&lt;/element&gt;&lt;element&gt;&lt;id&gt;Relation&lt;/id&gt;&lt;coordinates&gt;&lt;x&gt;1682&lt;/x&gt;&lt;y&gt;2504&lt;/y&gt;&lt;w&gt;710&lt;/w&gt;&lt;h&gt;30&lt;/h&gt;&lt;/coordinates&gt;&lt;panel_attributes&gt;lt=-&lt;/panel_attributes&gt;&lt;additional_attributes&gt;10;10;690;10&lt;/additional_attributes&gt;&lt;/element&gt;&lt;element&gt;&lt;id&gt;Text&lt;/id&gt;&lt;coordinates&gt;&lt;x&gt;1697&lt;/x&gt;&lt;y&gt;2521&lt;/y&gt;&lt;w&gt;670&lt;/w&gt;&lt;h&gt;70&lt;/h&gt;&lt;/coordinates&gt;&lt;panel_attributes&gt;+ </w:t>
-      </w:r>
-      <w:proofErr w:type="spellStart"/>
-      <w:r>
-        <w:t>appendTo</w:t>
-      </w:r>
-      <w:proofErr w:type="spellEnd"/>
-      <w:r>
-        <w:t>(</w:t>
-      </w:r>
-      <w:proofErr w:type="gramStart"/>
-      <w:r>
-        <w:t>file:String</w:t>
-      </w:r>
-      <w:proofErr w:type="gramEnd"/>
-      <w:r>
-        <w:t>)</w:t>
-      </w:r>
+        <w:t>fontsize=49&lt;/panel_attributes&gt;&lt;additional_attributes&gt;&lt;/additional_attributes&gt;&lt;/element&gt;&lt;element&gt;&lt;id&gt;Text&lt;/id&gt;&lt;coordinates&gt;&lt;x&gt;1697&lt;/x&gt;&lt;y&gt;2571&lt;/y&gt;&lt;w&gt;670&lt;/w&gt;&lt;h&gt;70&lt;/h&gt;&lt;/coordinates&gt;&lt;panel_attributes</w:t>
+      </w:r>
+      <w:proofErr w:type="gramStart"/>
+      <w:r>
+        <w:t>&gt;:boolean</w:t>
+      </w:r>
+      <w:proofErr w:type="gramEnd"/>
     </w:p>
     <w:p>
       <w:pPr>
@@ -12457,13 +12391,8 @@
         <w:spacing w:before="160" w:after="200"/>
       </w:pPr>
       <w:r>
-        <w:t>fontsize=49&lt;/panel_attributes&gt;&lt;additional_attributes&gt;&lt;/additional_attributes&gt;&lt;/element&gt;&lt;element&gt;&lt;id&gt;Text&lt;/id&gt;&lt;coordinates&gt;&lt;x&gt;1697&lt;/x&gt;&lt;y&gt;2571&lt;/y&gt;&lt;w&gt;670&lt;/w&gt;&lt;h&gt;70&lt;/h&gt;&lt;/coordinates&gt;&lt;panel_attributes</w:t>
-      </w:r>
-      <w:proofErr w:type="gramStart"/>
-      <w:r>
-        <w:t>&gt;:boolean</w:t>
-      </w:r>
-      <w:proofErr w:type="gramEnd"/>
+        <w:t>fontsize=49&lt;/panel_attributes&gt;&lt;additional_attributes&gt;&lt;/additional_attributes&gt;&lt;/element&gt;&lt;element&gt;&lt;id&gt;Text&lt;/id&gt;&lt;coordinates&gt;&lt;x&gt;32&lt;/x&gt;&lt;y&gt;856&lt;/y&gt;&lt;w&gt;289&lt;/w&gt;&lt;h&gt;70&lt;/h&gt;&lt;/coordinates&gt;&lt;panel_attributes&gt;terminal [1]</w:t>
+      </w:r>
     </w:p>
     <w:p>
       <w:pPr>
@@ -12477,7 +12406,15 @@
         <w:spacing w:before="160" w:after="200"/>
       </w:pPr>
       <w:r>
-        <w:t>fontsize=49&lt;/panel_attributes&gt;&lt;additional_attributes&gt;&lt;/additional_attributes&gt;&lt;/element&gt;&lt;element&gt;&lt;id&gt;Text&lt;/id&gt;&lt;coordinates&gt;&lt;x&gt;32&lt;/x&gt;&lt;y&gt;856&lt;/y&gt;&lt;w&gt;289&lt;/w&gt;&lt;h&gt;70&lt;/h&gt;&lt;/coordinates&gt;&lt;panel_attributes&gt;terminal [1]</w:t>
+        <w:t>fontsize=49&lt;/panel_attributes&gt;&lt;additional_attributes&gt;&lt;/additional_attributes&gt;&lt;/element&gt;&lt;element&gt;&lt;id&gt;Text&lt;/id&gt;&lt;coordinates&gt;&lt;x&gt;367&lt;/x&gt;&lt;y&gt;946&lt;/</w:t>
+      </w:r>
+      <w:proofErr w:type="gramStart"/>
+      <w:r>
+        <w:t>y&gt;&lt;w</w:t>
+      </w:r>
+      <w:proofErr w:type="gramEnd"/>
+      <w:r>
+        <w:t>&gt;319&lt;/w&gt;&lt;h&gt;70&lt;/h&gt;&lt;/coordinates&gt;&lt;panel_attributes&gt;controller [1]</w:t>
       </w:r>
     </w:p>
     <w:p>
@@ -12492,16 +12429,15 @@
         <w:spacing w:before="160" w:after="200"/>
       </w:pPr>
       <w:r>
-        <w:lastRenderedPageBreak/>
-        <w:t>fontsize=49&lt;/panel_attributes&gt;&lt;additional_attributes&gt;&lt;/additional_attributes&gt;&lt;/element&gt;&lt;element&gt;&lt;id&gt;Text&lt;/id&gt;&lt;coordinates&gt;&lt;x&gt;367&lt;/x&gt;&lt;y&gt;946&lt;/</w:t>
-      </w:r>
-      <w:proofErr w:type="gramStart"/>
-      <w:r>
-        <w:t>y&gt;&lt;w</w:t>
-      </w:r>
-      <w:proofErr w:type="gramEnd"/>
-      <w:r>
-        <w:t>&gt;319&lt;/w&gt;&lt;h&gt;70&lt;/h&gt;&lt;/coordinates&gt;&lt;panel_attributes&gt;controller [1]</w:t>
+        <w:t>fontsize=49&lt;/panel_attributes&gt;&lt;additional_attributes&gt;&lt;/additional_attributes&gt;&lt;/element&gt;&lt;element&gt;&lt;id&gt;Text&lt;/id&gt;&lt;coordinates&gt;&lt;x&gt;82&lt;/</w:t>
+      </w:r>
+      <w:proofErr w:type="gramStart"/>
+      <w:r>
+        <w:t>x&gt;&lt;y</w:t>
+      </w:r>
+      <w:proofErr w:type="gramEnd"/>
+      <w:r>
+        <w:t>&gt;941&lt;/y&gt;&lt;w&gt;214&lt;/w&gt;&lt;h&gt;70&lt;/h&gt;&lt;/coordinates&gt;&lt;panel_attributes&gt;handles</w:t>
       </w:r>
     </w:p>
     <w:p>
@@ -12516,15 +12452,16 @@
         <w:spacing w:before="160" w:after="200"/>
       </w:pPr>
       <w:r>
-        <w:t>fontsize=49&lt;/panel_attributes&gt;&lt;additional_attributes&gt;&lt;/additional_attributes&gt;&lt;/element&gt;&lt;element&gt;&lt;id&gt;Text&lt;/id&gt;&lt;coordinates&gt;&lt;x&gt;82&lt;/</w:t>
-      </w:r>
-      <w:proofErr w:type="gramStart"/>
-      <w:r>
-        <w:t>x&gt;&lt;y</w:t>
-      </w:r>
-      <w:proofErr w:type="gramEnd"/>
-      <w:r>
-        <w:t>&gt;941&lt;/y&gt;&lt;w&gt;214&lt;/w&gt;&lt;h&gt;70&lt;/h&gt;&lt;/coordinates&gt;&lt;panel_attributes&gt;handles</w:t>
+        <w:lastRenderedPageBreak/>
+        <w:t>fontsize=49&lt;/panel_attributes&gt;&lt;additional_attributes&gt;&lt;/additional_attributes&gt;&lt;/element&gt;&lt;element&gt;&lt;id&gt;Relation&lt;/id&gt;&lt;coordinates&gt;&lt;x&gt;334&lt;/x&gt;&lt;y&gt;833&lt;/y&gt;&lt;w&gt;40&lt;/w&gt;&lt;h&gt;200&lt;/h&gt;&lt;/coordinates&gt;&lt;panel_attributes&gt;lt=-&lt;/panel_attributes&gt;&lt;additional_attributes&gt;28;18;18;188&lt;/additional_attributes&gt;&lt;/element&gt;&lt;element&gt;&lt;id&gt;Text&lt;/id&gt;&lt;coordinates&gt;&lt;x&gt;852&lt;/x&gt;&lt;y&gt;656&lt;/y&gt;&lt;w&gt;336&lt;/w&gt;&lt;h&gt;70&lt;/h&gt;&lt;/coordinates&gt;&lt;panel_attributes&gt;console [</w:t>
+      </w:r>
+      <w:proofErr w:type="gramStart"/>
+      <w:r>
+        <w:t>0..</w:t>
+      </w:r>
+      <w:proofErr w:type="gramEnd"/>
+      <w:r>
+        <w:t>*]</w:t>
       </w:r>
     </w:p>
     <w:p>
@@ -12539,15 +12476,23 @@
         <w:spacing w:before="160" w:after="200"/>
       </w:pPr>
       <w:r>
-        <w:t>fontsize=49&lt;/panel_attributes&gt;&lt;additional_attributes&gt;&lt;/additional_attributes&gt;&lt;/element&gt;&lt;element&gt;&lt;id&gt;Relation&lt;/id&gt;&lt;coordinates&gt;&lt;x&gt;334&lt;/x&gt;&lt;y&gt;833&lt;/y&gt;&lt;w&gt;40&lt;/w&gt;&lt;h&gt;200&lt;/h&gt;&lt;/coordinates&gt;&lt;panel_attributes&gt;lt=-&lt;/panel_attributes&gt;&lt;additional_attributes&gt;28;18;18;188&lt;/additional_attributes&gt;&lt;/element&gt;&lt;element&gt;&lt;id&gt;Text&lt;/id&gt;&lt;coordinates&gt;&lt;x&gt;852&lt;/x&gt;&lt;y&gt;656&lt;/y&gt;&lt;w&gt;336&lt;/w&gt;&lt;h&gt;70&lt;/h&gt;&lt;/coordinates&gt;&lt;panel_attributes&gt;console [</w:t>
-      </w:r>
-      <w:proofErr w:type="gramStart"/>
-      <w:r>
-        <w:t>0..</w:t>
-      </w:r>
-      <w:proofErr w:type="gramEnd"/>
-      <w:r>
-        <w:t>*]</w:t>
+        <w:t>fontsize=49&lt;/panel_attributes&gt;&lt;additional_attributes&gt;&lt;/additional_attributes&gt;&lt;/element&gt;&lt;element&gt;&lt;id&gt;Text&lt;/id&gt;&lt;coordinates&gt;&lt;x&gt;1207&lt;/x&gt;&lt;y&gt;746&lt;/</w:t>
+      </w:r>
+      <w:proofErr w:type="gramStart"/>
+      <w:r>
+        <w:t>y&gt;&lt;w</w:t>
+      </w:r>
+      <w:proofErr w:type="gramEnd"/>
+      <w:r>
+        <w:t>&gt;319&lt;/w&gt;&lt;h&gt;</w:t>
+      </w:r>
+      <w:proofErr w:type="gramStart"/>
+      <w:r>
+        <w:t>70&lt;/h&gt;</w:t>
+      </w:r>
+      <w:proofErr w:type="gramEnd"/>
+      <w:r>
+        <w:t>&lt;/coordinates&gt;&lt;panel_attributes&gt;controller [1]</w:t>
       </w:r>
     </w:p>
     <w:p>
@@ -12562,23 +12507,7 @@
         <w:spacing w:before="160" w:after="200"/>
       </w:pPr>
       <w:r>
-        <w:t>fontsize=49&lt;/panel_attributes&gt;&lt;additional_attributes&gt;&lt;/additional_attributes&gt;&lt;/element&gt;&lt;element&gt;&lt;id&gt;Text&lt;/id&gt;&lt;coordinates&gt;&lt;x&gt;1207&lt;/x&gt;&lt;y&gt;746&lt;/</w:t>
-      </w:r>
-      <w:proofErr w:type="gramStart"/>
-      <w:r>
-        <w:t>y&gt;&lt;w</w:t>
-      </w:r>
-      <w:proofErr w:type="gramEnd"/>
-      <w:r>
-        <w:t>&gt;319&lt;/w&gt;&lt;h&gt;</w:t>
-      </w:r>
-      <w:proofErr w:type="gramStart"/>
-      <w:r>
-        <w:t>70&lt;/h&gt;</w:t>
-      </w:r>
-      <w:proofErr w:type="gramEnd"/>
-      <w:r>
-        <w:t>&lt;/coordinates&gt;&lt;panel_attributes&gt;controller [1]</w:t>
+        <w:t>fontsize=49&lt;/panel_attributes&gt;&lt;additional_attributes&gt;&lt;/additional_attributes&gt;&lt;/element&gt;&lt;element&gt;&lt;id&gt;Text&lt;/id&gt;&lt;coordinates&gt;&lt;x&gt;922&lt;/x&gt;&lt;y&gt;741&lt;/y&gt;&lt;w&gt;214&lt;/w&gt;&lt;h&gt;70&lt;/h&gt;&lt;/coordinates&gt;&lt;panel_attributes&gt;handles</w:t>
       </w:r>
     </w:p>
     <w:p>
@@ -12593,7 +12522,7 @@
         <w:spacing w:before="160" w:after="200"/>
       </w:pPr>
       <w:r>
-        <w:t>fontsize=49&lt;/panel_attributes&gt;&lt;additional_attributes&gt;&lt;/additional_attributes&gt;&lt;/element&gt;&lt;element&gt;&lt;id&gt;Text&lt;/id&gt;&lt;coordinates&gt;&lt;x&gt;922&lt;/x&gt;&lt;y&gt;741&lt;/y&gt;&lt;w&gt;214&lt;/w&gt;&lt;h&gt;70&lt;/h&gt;&lt;/coordinates&gt;&lt;panel_attributes&gt;handles</w:t>
+        <w:t>fontsize=49&lt;/panel_attributes&gt;&lt;additional_attributes&gt;&lt;/additional_attributes&gt;&lt;/element&gt;&lt;element&gt;&lt;id&gt;Relation&lt;/id&gt;&lt;coordinates&gt;&lt;x&gt;1174&lt;/x&gt;&lt;y&gt;633&lt;/y&gt;&lt;w&gt;30&lt;/w&gt;&lt;h&gt;200&lt;/h&gt;&lt;/coordinates&gt;&lt;panel_attributes&gt;lt=-&lt;/panel_attributes&gt;&lt;additional_attributes&gt;18;18;18;188&lt;/additional_attributes&gt;&lt;/element&gt;&lt;element&gt;&lt;id&gt;Text&lt;/id&gt;&lt;coordinates&gt;&lt;x&gt;1682&lt;/x&gt;&lt;y&gt;556&lt;/y&gt;&lt;w&gt;340&lt;/w&gt;&lt;h&gt;70&lt;/h&gt;&lt;/coordinates&gt;&lt;panel_attributes&gt;terminal [0..*]</w:t>
       </w:r>
     </w:p>
     <w:p>
@@ -12608,7 +12537,7 @@
         <w:spacing w:before="160" w:after="200"/>
       </w:pPr>
       <w:r>
-        <w:t>fontsize=49&lt;/panel_attributes&gt;&lt;additional_attributes&gt;&lt;/additional_attributes&gt;&lt;/element&gt;&lt;element&gt;&lt;id&gt;Relation&lt;/id&gt;&lt;coordinates&gt;&lt;x&gt;1174&lt;/x&gt;&lt;y&gt;633&lt;/y&gt;&lt;w&gt;30&lt;/w&gt;&lt;h&gt;200&lt;/h&gt;&lt;/coordinates&gt;&lt;panel_attributes&gt;lt=-&lt;/panel_attributes&gt;&lt;additional_attributes&gt;18;18;18;188&lt;/additional_attributes&gt;&lt;/element&gt;&lt;element&gt;&lt;id&gt;Text&lt;/id&gt;&lt;coordinates&gt;&lt;x&gt;1682&lt;/x&gt;&lt;y&gt;556&lt;/y&gt;&lt;w&gt;340&lt;/w&gt;&lt;h&gt;70&lt;/h&gt;&lt;/coordinates&gt;&lt;panel_attributes&gt;terminal [0..*]</w:t>
+        <w:t>fontsize=49&lt;/panel_attributes&gt;&lt;additional_attributes&gt;&lt;/additional_attributes&gt;&lt;/element&gt;&lt;element&gt;&lt;id&gt;Text&lt;/id&gt;&lt;coordinates&gt;&lt;x&gt;2047&lt;/x&gt;&lt;y&gt;646&lt;/y&gt;&lt;w&gt;319&lt;/w&gt;&lt;h&gt;70&lt;/h&gt;&lt;/coordinates&gt;&lt;panel_attributes&gt;controller [1]</w:t>
       </w:r>
     </w:p>
     <w:p>
@@ -12623,7 +12552,7 @@
         <w:spacing w:before="160" w:after="200"/>
       </w:pPr>
       <w:r>
-        <w:t>fontsize=49&lt;/panel_attributes&gt;&lt;additional_attributes&gt;&lt;/additional_attributes&gt;&lt;/element&gt;&lt;element&gt;&lt;id&gt;Text&lt;/id&gt;&lt;coordinates&gt;&lt;x&gt;2047&lt;/x&gt;&lt;y&gt;646&lt;/y&gt;&lt;w&gt;319&lt;/w&gt;&lt;h&gt;70&lt;/h&gt;&lt;/coordinates&gt;&lt;panel_attributes&gt;controller [1]</w:t>
+        <w:t>fontsize=49&lt;/panel_attributes&gt;&lt;additional_attributes&gt;&lt;/additional_attributes&gt;&lt;/element&gt;&lt;element&gt;&lt;id&gt;Text&lt;/id&gt;&lt;coordinates&gt;&lt;x&gt;1762&lt;/x&gt;&lt;y&gt;641&lt;/y&gt;&lt;w&gt;233&lt;/w&gt;&lt;h&gt;70&lt;/h&gt;&lt;/coordinates&gt;&lt;panel_attributes&gt;requests</w:t>
       </w:r>
     </w:p>
     <w:p>
@@ -12638,7 +12567,15 @@
         <w:spacing w:before="160" w:after="200"/>
       </w:pPr>
       <w:r>
-        <w:t>fontsize=49&lt;/panel_attributes&gt;&lt;additional_attributes&gt;&lt;/additional_attributes&gt;&lt;/element&gt;&lt;element&gt;&lt;id&gt;Text&lt;/id&gt;&lt;coordinates&gt;&lt;x&gt;1762&lt;/x&gt;&lt;y&gt;641&lt;/y&gt;&lt;w&gt;233&lt;/w&gt;&lt;h&gt;70&lt;/h&gt;&lt;/coordinates&gt;&lt;panel_attributes&gt;requests</w:t>
+        <w:t>fontsize=49&lt;/panel_attributes&gt;&lt;additional_attributes&gt;&lt;/additional_attributes&gt;&lt;/element&gt;&lt;element&gt;&lt;id&gt;Relation&lt;/id&gt;&lt;coordinates&gt;&lt;x&gt;2014&lt;/x&gt;&lt;y&gt;533&lt;/y&gt;&lt;w&gt;30&lt;/w&gt;&lt;h&gt;200&lt;/h&gt;&lt;/coordinates&gt;&lt;panel_attributes&gt;lt=-&lt;/panel_attributes&gt;&lt;additional_attributes&gt;18;18;18;188&lt;/additional_attributes&gt;&lt;/element&gt;&lt;element&gt;&lt;id&gt;Text&lt;/id&gt;&lt;coordinates&gt;&lt;x&gt;862&lt;/x&gt;&lt;y&gt;1621&lt;/y&gt;&lt;w&gt;334&lt;/w&gt;&lt;h&gt;70&lt;/h&gt;&lt;/coordinates&gt;&lt;panel_attributes&gt;session [</w:t>
+      </w:r>
+      <w:proofErr w:type="gramStart"/>
+      <w:r>
+        <w:t>0..</w:t>
+      </w:r>
+      <w:proofErr w:type="gramEnd"/>
+      <w:r>
+        <w:t>*]</w:t>
       </w:r>
     </w:p>
     <w:p>
@@ -12653,7 +12590,7 @@
         <w:spacing w:before="160" w:after="200"/>
       </w:pPr>
       <w:r>
-        <w:t>fontsize=49&lt;/panel_attributes&gt;&lt;additional_attributes&gt;&lt;/additional_attributes&gt;&lt;/element&gt;&lt;element&gt;&lt;id&gt;Relation&lt;/id&gt;&lt;coordinates&gt;&lt;x&gt;2014&lt;/x&gt;&lt;y&gt;533&lt;/y&gt;&lt;w&gt;30&lt;/w&gt;&lt;h&gt;200&lt;/h&gt;&lt;/coordinates&gt;&lt;panel_attributes&gt;lt=-&lt;/panel_attributes&gt;&lt;additional_attributes&gt;18;18;18;188&lt;/additional_attributes&gt;&lt;/element&gt;&lt;element&gt;&lt;id&gt;Text&lt;/id&gt;&lt;coordinates&gt;&lt;x&gt;862&lt;/x&gt;&lt;y&gt;1621&lt;/y&gt;&lt;w&gt;334&lt;/w&gt;&lt;h&gt;70&lt;/h&gt;&lt;/coordinates&gt;&lt;panel_attributes&gt;session [</w:t>
+        <w:t>fontsize=49&lt;/panel_attributes&gt;&lt;additional_attributes&gt;&lt;/additional_attributes&gt;&lt;/element&gt;&lt;element&gt;&lt;id&gt;Text&lt;/id&gt;&lt;coordinates&gt;&lt;x&gt;1152&lt;/x&gt;&lt;y&gt;2616&lt;/y&gt;&lt;w&gt;267&lt;/w&gt;&lt;h&gt;70&lt;/h&gt;&lt;/coordinates&gt;&lt;panel_attributes&gt;staff [</w:t>
       </w:r>
       <w:proofErr w:type="gramStart"/>
       <w:r>
@@ -12661,7 +12598,7 @@
       </w:r>
       <w:proofErr w:type="gramEnd"/>
       <w:r>
-        <w:t>*]</w:t>
+        <w:t>1]</w:t>
       </w:r>
     </w:p>
     <w:p>
@@ -12676,15 +12613,15 @@
         <w:spacing w:before="160" w:after="200"/>
       </w:pPr>
       <w:r>
-        <w:t>fontsize=49&lt;/panel_attributes&gt;&lt;additional_attributes&gt;&lt;/additional_attributes&gt;&lt;/element&gt;&lt;element&gt;&lt;id&gt;Text&lt;/id&gt;&lt;coordinates&gt;&lt;x&gt;1152&lt;/x&gt;&lt;y&gt;2616&lt;/y&gt;&lt;w&gt;267&lt;/w&gt;&lt;h&gt;70&lt;/h&gt;&lt;/coordinates&gt;&lt;panel_attributes&gt;staff [</w:t>
-      </w:r>
-      <w:proofErr w:type="gramStart"/>
-      <w:r>
-        <w:t>0..</w:t>
-      </w:r>
-      <w:proofErr w:type="gramEnd"/>
-      <w:r>
-        <w:t>1]</w:t>
+        <w:t>fontsize=49&lt;/panel_attributes&gt;&lt;additional_attributes&gt;&lt;/additional_attributes&gt;&lt;/element&gt;&lt;element&gt;&lt;id&gt;Text&lt;/id&gt;&lt;coordinates&gt;&lt;x&gt;862&lt;/x&gt;&lt;y&gt;1681&lt;/y&gt;&lt;w&gt;</w:t>
+      </w:r>
+      <w:proofErr w:type="gramStart"/>
+      <w:r>
+        <w:t>342&lt;/w&gt;</w:t>
+      </w:r>
+      <w:proofErr w:type="gramEnd"/>
+      <w:r>
+        <w:t>&lt;h&gt;70&lt;/h&gt;&lt;/coordinates&gt;&lt;panel_attributes&gt;authenticates</w:t>
       </w:r>
     </w:p>
     <w:p>
@@ -12699,15 +12636,7 @@
         <w:spacing w:before="160" w:after="200"/>
       </w:pPr>
       <w:r>
-        <w:t>fontsize=49&lt;/panel_attributes&gt;&lt;additional_attributes&gt;&lt;/additional_attributes&gt;&lt;/element&gt;&lt;element&gt;&lt;id&gt;Text&lt;/id&gt;&lt;coordinates&gt;&lt;x&gt;862&lt;/x&gt;&lt;y&gt;1681&lt;/y&gt;&lt;w&gt;</w:t>
-      </w:r>
-      <w:proofErr w:type="gramStart"/>
-      <w:r>
-        <w:t>342&lt;/w&gt;</w:t>
-      </w:r>
-      <w:proofErr w:type="gramEnd"/>
-      <w:r>
-        <w:t>&lt;h&gt;70&lt;/h&gt;&lt;/coordinates&gt;&lt;panel_attributes&gt;authenticates</w:t>
+        <w:t>fontsize=49&lt;/panel_attributes&gt;&lt;additional_attributes&gt;&lt;/additional_attributes&gt;&lt;/element&gt;&lt;element&gt;&lt;id&gt;Relation&lt;/id&gt;&lt;coordinates&gt;&lt;x&gt;794&lt;/x&gt;&lt;y&gt;1503&lt;/y&gt;&lt;w&gt;190&lt;/w&gt;&lt;h&gt;1200&lt;/h&gt;&lt;/coordinates&gt;&lt;panel_attributes&gt;lt=-&lt;/panel_attributes&gt;&lt;additional_attributes&gt;58;18;18;18;18;1128;178;1128;178;1188&lt;/additional_attributes&gt;&lt;/element&gt;&lt;element&gt;&lt;id&gt;Text&lt;/id&gt;&lt;coordinates&gt;&lt;x&gt;32&lt;/x&gt;&lt;y&gt;2106&lt;/y&gt;&lt;w&gt;306&lt;/w&gt;&lt;h&gt;70&lt;/h&gt;&lt;/coordinates&gt;&lt;panel_attributes&gt;directory [1]</w:t>
       </w:r>
     </w:p>
     <w:p>
@@ -12722,11 +12651,23 @@
         <w:spacing w:before="160" w:after="200"/>
       </w:pPr>
       <w:r>
-        <w:t>fontsize=49&lt;/panel_attributes&gt;&lt;additional_attributes&gt;&lt;/additional_attributes&gt;&lt;/element&gt;&lt;element&gt;&lt;id&gt;Relation&lt;/id&gt;&lt;coordinates&gt;&lt;x&gt;794&lt;/x&gt;&lt;y&gt;1503&lt;/y&gt;&lt;w&gt;190&lt;/w&gt;&lt;h&gt;1200&lt;/h&gt;&lt;/coordinates&gt;&lt;panel_attributes&gt;lt=-</w:t>
-      </w:r>
-      <w:r>
-        <w:lastRenderedPageBreak/>
-        <w:t>&lt;/panel_attributes&gt;&lt;additional_attributes&gt;58;18;18;18;18;1128;178;1128;178;1188&lt;/additional_attributes&gt;&lt;/element&gt;&lt;element&gt;&lt;id&gt;Text&lt;/id&gt;&lt;coordinates&gt;&lt;x&gt;32&lt;/x&gt;&lt;y&gt;2106&lt;/y&gt;&lt;w&gt;306&lt;/w&gt;&lt;h&gt;70&lt;/h&gt;&lt;/coordinates&gt;&lt;panel_attributes&gt;directory [1]</w:t>
+        <w:t>fontsize=49&lt;/panel_attributes&gt;&lt;additional_attributes&gt;&lt;/additional_attributes&gt;&lt;/element&gt;&lt;element&gt;&lt;id&gt;Text&lt;/id&gt;&lt;coordinates&gt;&lt;x&gt;362&lt;/x&gt;&lt;y&gt;2196&lt;/y&gt;&lt;w&gt;357&lt;/w&gt;&lt;h&gt;</w:t>
+      </w:r>
+      <w:proofErr w:type="gramStart"/>
+      <w:r>
+        <w:t>70&lt;/h&gt;</w:t>
+      </w:r>
+      <w:proofErr w:type="gramEnd"/>
+      <w:r>
+        <w:t>&lt;/coordinates&gt;&lt;panel_attributes&gt;offerings [</w:t>
+      </w:r>
+      <w:proofErr w:type="gramStart"/>
+      <w:r>
+        <w:t>1..</w:t>
+      </w:r>
+      <w:proofErr w:type="gramEnd"/>
+      <w:r>
+        <w:t>*]</w:t>
       </w:r>
     </w:p>
     <w:p>
@@ -12741,23 +12682,16 @@
         <w:spacing w:before="160" w:after="200"/>
       </w:pPr>
       <w:r>
-        <w:t>fontsize=49&lt;/panel_attributes&gt;&lt;additional_attributes&gt;&lt;/additional_attributes&gt;&lt;/element&gt;&lt;element&gt;&lt;id&gt;Text&lt;/id&gt;&lt;coordinates&gt;&lt;x&gt;362&lt;/x&gt;&lt;y&gt;2196&lt;/y&gt;&lt;w&gt;357&lt;/w&gt;&lt;h&gt;</w:t>
-      </w:r>
-      <w:proofErr w:type="gramStart"/>
-      <w:r>
-        <w:t>70&lt;/h&gt;</w:t>
-      </w:r>
-      <w:proofErr w:type="gramEnd"/>
-      <w:r>
-        <w:t>&lt;/coordinates&gt;&lt;panel_attributes&gt;offerings [</w:t>
-      </w:r>
-      <w:proofErr w:type="gramStart"/>
-      <w:r>
-        <w:t>1..</w:t>
-      </w:r>
-      <w:proofErr w:type="gramEnd"/>
-      <w:r>
-        <w:t>*]</w:t>
+        <w:lastRenderedPageBreak/>
+        <w:t>fontsize=49&lt;/panel_attributes&gt;&lt;additional_attributes&gt;&lt;/additional_attributes&gt;&lt;/element&gt;&lt;element&gt;&lt;id&gt;Text&lt;/id&gt;&lt;coordinates&gt;&lt;x&gt;82&lt;/</w:t>
+      </w:r>
+      <w:proofErr w:type="gramStart"/>
+      <w:r>
+        <w:t>x&gt;&lt;y</w:t>
+      </w:r>
+      <w:proofErr w:type="gramEnd"/>
+      <w:r>
+        <w:t>&gt;2191&lt;/y&gt;&lt;w&gt;227&lt;/w&gt;&lt;h&gt;70&lt;/h&gt;&lt;/coordinates&gt;&lt;panel_attributes&gt;contains</w:t>
       </w:r>
     </w:p>
     <w:p>
@@ -12772,15 +12706,7 @@
         <w:spacing w:before="160" w:after="200"/>
       </w:pPr>
       <w:r>
-        <w:t>fontsize=49&lt;/panel_attributes&gt;&lt;additional_attributes&gt;&lt;/additional_attributes&gt;&lt;/element&gt;&lt;element&gt;&lt;id&gt;Text&lt;/id&gt;&lt;coordinates&gt;&lt;x&gt;82&lt;/</w:t>
-      </w:r>
-      <w:proofErr w:type="gramStart"/>
-      <w:r>
-        <w:t>x&gt;&lt;y</w:t>
-      </w:r>
-      <w:proofErr w:type="gramEnd"/>
-      <w:r>
-        <w:t>&gt;2191&lt;/y&gt;&lt;w&gt;227&lt;/w&gt;&lt;h&gt;70&lt;/h&gt;&lt;/coordinates&gt;&lt;panel_attributes&gt;contains</w:t>
+        <w:t>fontsize=49&lt;/panel_attributes&gt;&lt;additional_attributes&gt;&lt;/additional_attributes&gt;&lt;/element&gt;&lt;element&gt;&lt;id&gt;Relation&lt;/id&gt;&lt;coordinates&gt;&lt;x&gt;334&lt;/x&gt;&lt;y&gt;2115&lt;/y&gt;&lt;w&gt;30&lt;/w&gt;&lt;h&gt;170&lt;/h&gt;&lt;/coordinates&gt;&lt;panel_attributes&gt;lt=-&lt;/panel_attributes&gt;&lt;additional_attributes&gt;18;18;18;156&lt;/additional_attributes&gt;&lt;/element&gt;&lt;element&gt;&lt;id&gt;Text&lt;/id&gt;&lt;coordinates&gt;&lt;x&gt;477&lt;/x&gt;&lt;y&gt;2781&lt;/y&gt;&lt;w&gt;282&lt;/w&gt;&lt;h&gt;70&lt;/h&gt;&lt;/coordinates&gt;&lt;panel_attributes&gt;records for</w:t>
       </w:r>
     </w:p>
     <w:p>
@@ -12795,7 +12721,23 @@
         <w:spacing w:before="160" w:after="200"/>
       </w:pPr>
       <w:r>
-        <w:t>fontsize=49&lt;/panel_attributes&gt;&lt;additional_attributes&gt;&lt;/additional_attributes&gt;&lt;/element&gt;&lt;element&gt;&lt;id&gt;Relation&lt;/id&gt;&lt;coordinates&gt;&lt;x&gt;334&lt;/x&gt;&lt;y&gt;2115&lt;/y&gt;&lt;w&gt;30&lt;/w&gt;&lt;h&gt;170&lt;/h&gt;&lt;/coordinates&gt;&lt;panel_attributes&gt;lt=-&lt;/panel_attributes&gt;&lt;additional_attributes&gt;18;18;18;156&lt;/additional_attributes&gt;&lt;/element&gt;&lt;element&gt;&lt;id&gt;Text&lt;/id&gt;&lt;coordinates&gt;&lt;x&gt;477&lt;/x&gt;&lt;y&gt;2781&lt;/y&gt;&lt;w&gt;282&lt;/w&gt;&lt;h&gt;70&lt;/h&gt;&lt;/coordinates&gt;&lt;panel_attributes&gt;records for</w:t>
+        <w:t>fontsize=49&lt;/panel_attributes&gt;&lt;additional_attributes&gt;&lt;/additional_attributes&gt;&lt;/element&gt;&lt;element&gt;&lt;id&gt;Text&lt;/id&gt;&lt;coordinates&gt;&lt;x&gt;347&lt;/</w:t>
+      </w:r>
+      <w:proofErr w:type="gramStart"/>
+      <w:r>
+        <w:t>x&gt;&lt;y</w:t>
+      </w:r>
+      <w:proofErr w:type="gramEnd"/>
+      <w:r>
+        <w:t>&gt;2851&lt;/y&gt;&lt;w&gt;349&lt;/w&gt;&lt;h&gt;70&lt;/h&gt;&lt;/coordinates&gt;&lt;panel_attributes&gt;services [</w:t>
+      </w:r>
+      <w:proofErr w:type="gramStart"/>
+      <w:r>
+        <w:t>0..</w:t>
+      </w:r>
+      <w:proofErr w:type="gramEnd"/>
+      <w:r>
+        <w:t>*]</w:t>
       </w:r>
     </w:p>
     <w:p>
@@ -12810,23 +12752,7 @@
         <w:spacing w:before="160" w:after="200"/>
       </w:pPr>
       <w:r>
-        <w:t>fontsize=49&lt;/panel_attributes&gt;&lt;additional_attributes&gt;&lt;/additional_attributes&gt;&lt;/element&gt;&lt;element&gt;&lt;id&gt;Text&lt;/id&gt;&lt;coordinates&gt;&lt;x&gt;347&lt;/</w:t>
-      </w:r>
-      <w:proofErr w:type="gramStart"/>
-      <w:r>
-        <w:t>x&gt;&lt;y</w:t>
-      </w:r>
-      <w:proofErr w:type="gramEnd"/>
-      <w:r>
-        <w:t>&gt;2851&lt;/y&gt;&lt;w&gt;349&lt;/w&gt;&lt;h&gt;70&lt;/h&gt;&lt;/coordinates&gt;&lt;panel_attributes&gt;services [</w:t>
-      </w:r>
-      <w:proofErr w:type="gramStart"/>
-      <w:r>
-        <w:t>0..</w:t>
-      </w:r>
-      <w:proofErr w:type="gramEnd"/>
-      <w:r>
-        <w:t>*]</w:t>
+        <w:t>fontsize=49&lt;/panel_attributes&gt;&lt;additional_attributes&gt;&lt;/additional_attributes&gt;&lt;/element&gt;&lt;element&gt;&lt;id&gt;Text&lt;/id&gt;&lt;coordinates&gt;&lt;x&gt;467&lt;/x&gt;&lt;y&gt;2921&lt;/y&gt;&lt;w&gt;293&lt;/w&gt;&lt;h&gt;70&lt;/h&gt;&lt;/coordinates&gt;&lt;panel_attributes&gt;member [1]</w:t>
       </w:r>
     </w:p>
     <w:p>
@@ -12841,7 +12767,7 @@
         <w:spacing w:before="160" w:after="200"/>
       </w:pPr>
       <w:r>
-        <w:t>fontsize=49&lt;/panel_attributes&gt;&lt;additional_attributes&gt;&lt;/additional_attributes&gt;&lt;/element&gt;&lt;element&gt;&lt;id&gt;Text&lt;/id&gt;&lt;coordinates&gt;&lt;x&gt;467&lt;/x&gt;&lt;y&gt;2921&lt;/y&gt;&lt;w&gt;293&lt;/w&gt;&lt;h&gt;70&lt;/h&gt;&lt;/coordinates&gt;&lt;panel_attributes&gt;member [1]</w:t>
+        <w:t>fontsize=49&lt;/panel_attributes&gt;&lt;additional_attributes&gt;&lt;/additional_attributes&gt;&lt;/element&gt;&lt;element&gt;&lt;id&gt;Relation&lt;/id&gt;&lt;coordinates&gt;&lt;x&gt;749&lt;/x&gt;&lt;y&gt;2583&lt;/y&gt;&lt;w&gt;170&lt;/w&gt;&lt;h&gt;570&lt;/h&gt;&lt;/coordinates&gt;&lt;panel_attributes&gt;lt=-&lt;/panel_attributes&gt;&lt;additional_attributes&gt;153;18;153;88;18;88;18;558&lt;/additional_attributes&gt;&lt;/element&gt;&lt;element&gt;&lt;id&gt;Text&lt;/id&gt;&lt;coordinates&gt;&lt;x&gt;1637&lt;/x&gt;&lt;y&gt;2791&lt;/y&gt;&lt;w&gt;223&lt;/w&gt;&lt;h&gt;70&lt;/h&gt;&lt;/coordinates&gt;&lt;panel_attributes&gt;billed by</w:t>
       </w:r>
     </w:p>
     <w:p>
@@ -12856,7 +12782,23 @@
         <w:spacing w:before="160" w:after="200"/>
       </w:pPr>
       <w:r>
-        <w:t>fontsize=49&lt;/panel_attributes&gt;&lt;additional_attributes&gt;&lt;/additional_attributes&gt;&lt;/element&gt;&lt;element&gt;&lt;id&gt;Relation&lt;/id&gt;&lt;coordinates&gt;&lt;x&gt;749&lt;/x&gt;&lt;y&gt;2583&lt;/y&gt;&lt;w&gt;170&lt;/w&gt;&lt;h&gt;570&lt;/h&gt;&lt;/coordinates&gt;&lt;panel_attributes&gt;lt=-&lt;/panel_attributes&gt;&lt;additional_attributes&gt;153;18;153;88;18;88;18;558&lt;/additional_attributes&gt;&lt;/element&gt;&lt;element&gt;&lt;id&gt;Text&lt;/id&gt;&lt;coordinates&gt;&lt;x&gt;1637&lt;/x&gt;&lt;y&gt;2791&lt;/y&gt;&lt;w&gt;223&lt;/w&gt;&lt;h&gt;70&lt;/h&gt;&lt;/coordinates&gt;&lt;panel_attributes&gt;billed by</w:t>
+        <w:t>fontsize=49&lt;/panel_attributes&gt;&lt;additional_attributes&gt;&lt;/additional_attributes&gt;&lt;/element&gt;&lt;element&gt;&lt;id&gt;Text&lt;/id&gt;&lt;coordinates&gt;&lt;x&gt;1637&lt;/x&gt;&lt;y&gt;2861&lt;/y&gt;&lt;w&gt;</w:t>
+      </w:r>
+      <w:proofErr w:type="gramStart"/>
+      <w:r>
+        <w:t>349&lt;/w&gt;</w:t>
+      </w:r>
+      <w:proofErr w:type="gramEnd"/>
+      <w:r>
+        <w:t>&lt;h&gt;70&lt;/h&gt;&lt;/coordinates&gt;&lt;panel_attributes&gt;services [</w:t>
+      </w:r>
+      <w:proofErr w:type="gramStart"/>
+      <w:r>
+        <w:t>0..</w:t>
+      </w:r>
+      <w:proofErr w:type="gramEnd"/>
+      <w:r>
+        <w:t>*]</w:t>
       </w:r>
     </w:p>
     <w:p>
@@ -12871,23 +12813,7 @@
         <w:spacing w:before="160" w:after="200"/>
       </w:pPr>
       <w:r>
-        <w:t>fontsize=49&lt;/panel_attributes&gt;&lt;additional_attributes&gt;&lt;/additional_attributes&gt;&lt;/element&gt;&lt;element&gt;&lt;id&gt;Text&lt;/id&gt;&lt;coordinates&gt;&lt;x&gt;1637&lt;/x&gt;&lt;y&gt;2861&lt;/y&gt;&lt;w&gt;</w:t>
-      </w:r>
-      <w:proofErr w:type="gramStart"/>
-      <w:r>
-        <w:t>349&lt;/w&gt;</w:t>
-      </w:r>
-      <w:proofErr w:type="gramEnd"/>
-      <w:r>
-        <w:t>&lt;h&gt;70&lt;/h&gt;&lt;/coordinates&gt;&lt;panel_attributes&gt;services [</w:t>
-      </w:r>
-      <w:proofErr w:type="gramStart"/>
-      <w:r>
-        <w:t>0..</w:t>
-      </w:r>
-      <w:proofErr w:type="gramEnd"/>
-      <w:r>
-        <w:t>*]</w:t>
+        <w:t>fontsize=49&lt;/panel_attributes&gt;&lt;additional_attributes&gt;&lt;/additional_attributes&gt;&lt;/element&gt;&lt;element&gt;&lt;id&gt;Text&lt;/id&gt;&lt;coordinates&gt;&lt;x&gt;1637&lt;/x&gt;&lt;y&gt;2931&lt;/y&gt;&lt;w&gt;293&lt;/w&gt;&lt;h&gt;70&lt;/h&gt;&lt;/coordinates&gt;&lt;panel_attributes&gt;provider [1]</w:t>
       </w:r>
     </w:p>
     <w:p>
@@ -12902,7 +12828,7 @@
         <w:spacing w:before="160" w:after="200"/>
       </w:pPr>
       <w:r>
-        <w:t>fontsize=49&lt;/panel_attributes&gt;&lt;additional_attributes&gt;&lt;/additional_attributes&gt;&lt;/element&gt;&lt;element&gt;&lt;id&gt;Text&lt;/id&gt;&lt;coordinates&gt;&lt;x&gt;1637&lt;/x&gt;&lt;y&gt;2931&lt;/y&gt;&lt;w&gt;293&lt;/w&gt;&lt;h&gt;70&lt;/h&gt;&lt;/coordinates&gt;&lt;panel_attributes&gt;provider [1]</w:t>
+        <w:t>fontsize=49&lt;/panel_attributes&gt;&lt;additional_attributes&gt;&lt;/additional_attributes&gt;&lt;/element&gt;&lt;element&gt;&lt;id&gt;Relation&lt;/id&gt;&lt;coordinates&gt;&lt;x&gt;1444&lt;/x&gt;&lt;y&gt;2583&lt;/y&gt;&lt;w&gt;190&lt;/w&gt;&lt;h&gt;570&lt;/h&gt;&lt;/coordinates&gt;&lt;panel_attributes&gt;lt=-&lt;/panel_attributes&gt;&lt;additional_attributes&gt;18;18;18;88;173;88;173;558&lt;/additional_attributes&gt;&lt;/element&gt;&lt;element&gt;&lt;id&gt;Text&lt;/id&gt;&lt;coordinates&gt;&lt;x&gt;12&lt;/x&gt;&lt;y&gt;2546&lt;/y&gt;&lt;w&gt;280&lt;/w&gt;&lt;h&gt;70&lt;/h&gt;&lt;/coordinates&gt;&lt;panel_attributes&gt;offering [1]</w:t>
       </w:r>
     </w:p>
     <w:p>
@@ -12917,7 +12843,15 @@
         <w:spacing w:before="160" w:after="200"/>
       </w:pPr>
       <w:r>
-        <w:t>fontsize=49&lt;/panel_attributes&gt;&lt;additional_attributes&gt;&lt;/additional_attributes&gt;&lt;/element&gt;&lt;element&gt;&lt;id&gt;Relation&lt;/id&gt;&lt;coordinates&gt;&lt;x&gt;1444&lt;/x&gt;&lt;y&gt;2583&lt;/y&gt;&lt;w&gt;190&lt;/w&gt;&lt;h&gt;570&lt;/h&gt;&lt;/coordinates&gt;&lt;panel_attributes&gt;lt=-&lt;/panel_attributes&gt;&lt;additional_attributes&gt;18;18;18;88;173;88;173;558&lt;/additional_attributes&gt;&lt;/element&gt;&lt;element&gt;&lt;id&gt;Text&lt;/id&gt;&lt;coordinates&gt;&lt;x&gt;12&lt;/x&gt;&lt;y&gt;2546&lt;/y&gt;&lt;w&gt;280&lt;/w&gt;&lt;h&gt;70&lt;/h&gt;&lt;/coordinates&gt;&lt;panel_attributes&gt;offering [1]</w:t>
+        <w:t>fontsize=49&lt;/panel_attributes&gt;&lt;additional_attributes&gt;&lt;/additional_attributes&gt;&lt;/element&gt;&lt;element&gt;&lt;id&gt;Text&lt;/id&gt;&lt;coordinates&gt;&lt;x&gt;322&lt;/x&gt;&lt;y&gt;2551&lt;/y&gt;&lt;w&gt;331&lt;/w&gt;&lt;h&gt;70&lt;/h&gt;&lt;/coordinates&gt;&lt;panel_attributes&gt;records [</w:t>
+      </w:r>
+      <w:proofErr w:type="gramStart"/>
+      <w:r>
+        <w:t>0..</w:t>
+      </w:r>
+      <w:proofErr w:type="gramEnd"/>
+      <w:r>
+        <w:t>*]</w:t>
       </w:r>
     </w:p>
     <w:p>
@@ -12932,15 +12866,7 @@
         <w:spacing w:before="160" w:after="200"/>
       </w:pPr>
       <w:r>
-        <w:t>fontsize=49&lt;/panel_attributes&gt;&lt;additional_attributes&gt;&lt;/additional_attributes&gt;&lt;/element&gt;&lt;element&gt;&lt;id&gt;Text&lt;/id&gt;&lt;coordinates&gt;&lt;x&gt;322&lt;/x&gt;&lt;y&gt;2551&lt;/y&gt;&lt;w&gt;331&lt;/w&gt;&lt;h&gt;70&lt;/h&gt;&lt;/coordinates&gt;&lt;panel_attributes&gt;records [</w:t>
-      </w:r>
-      <w:proofErr w:type="gramStart"/>
-      <w:r>
-        <w:t>0..</w:t>
-      </w:r>
-      <w:proofErr w:type="gramEnd"/>
-      <w:r>
-        <w:t>*]</w:t>
+        <w:t>fontsize=49&lt;/panel_attributes&gt;&lt;additional_attributes&gt;&lt;/additional_attributes&gt;&lt;/element&gt;&lt;element&gt;&lt;id&gt;Text&lt;/id&gt;&lt;coordinates&gt;&lt;x&gt;462&lt;/x&gt;&lt;y&gt;2621&lt;/y&gt;&lt;w&gt;239&lt;/w&gt;&lt;h&gt;70&lt;/h&gt;&lt;/coordinates&gt;&lt;panel_attributes&gt;identifies</w:t>
       </w:r>
     </w:p>
     <w:p>
@@ -12955,7 +12881,7 @@
         <w:spacing w:before="160" w:after="200"/>
       </w:pPr>
       <w:r>
-        <w:t>fontsize=49&lt;/panel_attributes&gt;&lt;additional_attributes&gt;&lt;/additional_attributes&gt;&lt;/element&gt;&lt;element&gt;&lt;id&gt;Text&lt;/id&gt;&lt;coordinates&gt;&lt;x&gt;462&lt;/x&gt;&lt;y&gt;2621&lt;/y&gt;&lt;w&gt;239&lt;/w&gt;&lt;h&gt;70&lt;/h&gt;&lt;/coordinates&gt;&lt;panel_attributes&gt;identifies</w:t>
+        <w:t>fontsize=49&lt;/panel_attributes&gt;&lt;additional_attributes&gt;&lt;/additional_attributes&gt;&lt;/element&gt;&lt;element&gt;&lt;id&gt;Relation&lt;/id&gt;&lt;coordinates&gt;&lt;x&gt;14&lt;/x&gt;&lt;y&gt;2463&lt;/y&gt;&lt;w&gt;850&lt;/w&gt;&lt;h&gt;120&lt;/h&gt;&lt;/coordinates&gt;&lt;panel_attributes&gt;lt=-&lt;/panel_attributes&gt;&lt;additional_attributes&gt;838;108;768;108;768;68;18;68;18;18&lt;/additional_attributes&gt;&lt;/element&gt;&lt;element&gt;&lt;id&gt;Relation&lt;/id&gt;&lt;coordinates&gt;&lt;x&gt;1324&lt;/x&gt;&lt;y&gt;1593&lt;/y&gt;&lt;w&gt;30&lt;/w&gt;&lt;h&gt;210&lt;/h&gt;&lt;/coordinates&gt;&lt;panel_attributes&gt;lt=.</w:t>
       </w:r>
     </w:p>
     <w:p>
@@ -12971,7 +12897,7 @@
       </w:pPr>
       <w:r>
         <w:lastRenderedPageBreak/>
-        <w:t>fontsize=49&lt;/panel_attributes&gt;&lt;additional_attributes&gt;&lt;/additional_attributes&gt;&lt;/element&gt;&lt;element&gt;&lt;id&gt;Relation&lt;/id&gt;&lt;coordinates&gt;&lt;x&gt;14&lt;/x&gt;&lt;y&gt;2463&lt;/y&gt;&lt;w&gt;850&lt;/w&gt;&lt;h&gt;120&lt;/h&gt;&lt;/coordinates&gt;&lt;panel_attributes&gt;lt=-&lt;/panel_attributes&gt;&lt;additional_attributes&gt;838;108;768;108;768;68;18;68;18;18&lt;/additional_attributes&gt;&lt;/element&gt;&lt;element&gt;&lt;id&gt;Relation&lt;/id&gt;&lt;coordinates&gt;&lt;x&gt;1324&lt;/x&gt;&lt;y&gt;1593&lt;/y&gt;&lt;w&gt;30&lt;/w&gt;&lt;h&gt;210&lt;/h&gt;&lt;/coordinates&gt;&lt;panel_attributes&gt;lt=.</w:t>
+        <w:t>lw=2&lt;/panel_attributes&gt;&lt;additional_attributes&gt;18;198;18;18&lt;/additional_attributes&gt;&lt;/element&gt;&lt;element&gt;&lt;id&gt;Relation&lt;/id&gt;&lt;coordinates&gt;&lt;x&gt;2004&lt;/x&gt;&lt;y&gt;1293&lt;/y&gt;&lt;w&gt;30&lt;/w&gt;&lt;h&gt;140&lt;/h&gt;&lt;/coordinates&gt;&lt;panel_attributes&gt;lt=.</w:t>
       </w:r>
     </w:p>
     <w:p>
@@ -12986,7 +12912,7 @@
         <w:spacing w:before="160" w:after="200"/>
       </w:pPr>
       <w:r>
-        <w:t>lw=2&lt;/panel_attributes&gt;&lt;additional_attributes&gt;18;198;18;18&lt;/additional_attributes&gt;&lt;/element&gt;&lt;element&gt;&lt;id&gt;Relation&lt;/id&gt;&lt;coordinates&gt;&lt;x&gt;2004&lt;/x&gt;&lt;y&gt;1293&lt;/y&gt;&lt;w&gt;30&lt;/w&gt;&lt;h&gt;140&lt;/h&gt;&lt;/coordinates&gt;&lt;panel_attributes&gt;lt=.</w:t>
+        <w:t>lw=2&lt;/panel_attributes&gt;&lt;additional_attributes&gt;18;128;18;18&lt;/additional_attributes&gt;&lt;/element&gt;&lt;element&gt;&lt;id&gt;Relation&lt;/id&gt;&lt;coordinates&gt;&lt;x&gt;324&lt;/x&gt;&lt;y&gt;1593&lt;/y&gt;&lt;w&gt;30&lt;/w&gt;&lt;h&gt;230&lt;/h&gt;&lt;/coordinates&gt;&lt;panel_attributes&gt;lt=.</w:t>
       </w:r>
     </w:p>
     <w:p>
@@ -13001,7 +12927,7 @@
         <w:spacing w:before="160" w:after="200"/>
       </w:pPr>
       <w:r>
-        <w:t>lw=2&lt;/panel_attributes&gt;&lt;additional_attributes&gt;18;128;18;18&lt;/additional_attributes&gt;&lt;/element&gt;&lt;element&gt;&lt;id&gt;Relation&lt;/id&gt;&lt;coordinates&gt;&lt;x&gt;324&lt;/x&gt;&lt;y&gt;1593&lt;/y&gt;&lt;w&gt;30&lt;/w&gt;&lt;h&gt;230&lt;/h&gt;&lt;/coordinates&gt;&lt;panel_attributes&gt;lt=.</w:t>
+        <w:t>lw=2&lt;/panel_attributes&gt;&lt;additional_attributes&gt;18;18;18;218&lt;/additional_attributes&gt;&lt;/element&gt;&lt;element&gt;&lt;id&gt;Relation&lt;/id&gt;&lt;coordinates&gt;&lt;x&gt;674&lt;/x&gt;&lt;y&gt;1303&lt;/y&gt;&lt;w&gt;190&lt;/w&gt;&lt;h&gt;930&lt;/h&gt;&lt;/coordinates&gt;&lt;panel_attributes&gt;lt=.</w:t>
       </w:r>
     </w:p>
     <w:p>
@@ -13016,7 +12942,7 @@
         <w:spacing w:before="160" w:after="200"/>
       </w:pPr>
       <w:r>
-        <w:t>lw=2&lt;/panel_attributes&gt;&lt;additional_attributes&gt;18;18;18;218&lt;/additional_attributes&gt;&lt;/element&gt;&lt;element&gt;&lt;id&gt;Relation&lt;/id&gt;&lt;coordinates&gt;&lt;x&gt;674&lt;/x&gt;&lt;y&gt;1303&lt;/y&gt;&lt;w&gt;190&lt;/w&gt;&lt;h&gt;930&lt;/h&gt;&lt;/coordinates&gt;&lt;panel_attributes&gt;lt=.</w:t>
+        <w:t>lw=2&lt;/panel_attributes&gt;&lt;additional_attributes&gt;18;18;78;18;78;918;178;918&lt;/additional_attributes&gt;&lt;/element&gt;&lt;element&gt;&lt;id&gt;Relation&lt;/id&gt;&lt;coordinates&gt;&lt;x&gt;1514&lt;/x&gt;&lt;y&gt;1103&lt;/y&gt;&lt;w&gt;190&lt;/w&gt;&lt;h&gt;1130&lt;/h&gt;&lt;/coordinates&gt;&lt;panel_attributes&gt;lt=.</w:t>
       </w:r>
     </w:p>
     <w:p>
@@ -13031,7 +12957,7 @@
         <w:spacing w:before="160" w:after="200"/>
       </w:pPr>
       <w:r>
-        <w:t>lw=2&lt;/panel_attributes&gt;&lt;additional_attributes&gt;18;18;78;18;78;918;178;918&lt;/additional_attributes&gt;&lt;/element&gt;&lt;element&gt;&lt;id&gt;Relation&lt;/id&gt;&lt;coordinates&gt;&lt;x&gt;1514&lt;/x&gt;&lt;y&gt;1103&lt;/y&gt;&lt;w&gt;190&lt;/w&gt;&lt;h&gt;1130&lt;/h&gt;&lt;/coordinates&gt;&lt;panel_attributes&gt;lt=.</w:t>
+        <w:t>lw=2&lt;/panel_attributes&gt;&lt;additional_attributes&gt;178;18;138;18;138;1118;18;1118&lt;/additional_attributes&gt;&lt;/element&gt;&lt;element&gt;&lt;id&gt;Relation&lt;/id&gt;&lt;coordinates&gt;&lt;x&gt;2354&lt;/x&gt;&lt;y&gt;1153&lt;/y&gt;&lt;w&gt;90&lt;/w&gt;&lt;h&gt;730&lt;/h&gt;&lt;/coordinates&gt;&lt;panel_attributes&gt;lt=.</w:t>
       </w:r>
     </w:p>
     <w:p>
@@ -13046,7 +12972,7 @@
         <w:spacing w:before="160" w:after="200"/>
       </w:pPr>
       <w:r>
-        <w:t>lw=2&lt;/panel_attributes&gt;&lt;additional_attributes&gt;178;18;138;18;138;1118;18;1118&lt;/additional_attributes&gt;&lt;/element&gt;&lt;element&gt;&lt;id&gt;Relation&lt;/id&gt;&lt;coordinates&gt;&lt;x&gt;2354&lt;/x&gt;&lt;y&gt;1153&lt;/y&gt;&lt;w&gt;90&lt;/w&gt;&lt;h&gt;730&lt;/h&gt;&lt;/coordinates&gt;&lt;panel_attributes&gt;lt=.</w:t>
+        <w:t>lw=2&lt;/panel_attributes&gt;&lt;additional_attributes&gt;18;18;78;18;78;718;18;718&lt;/additional_attributes&gt;&lt;/element&gt;&lt;element&gt;&lt;id&gt;Relation&lt;/id&gt;&lt;coordinates&gt;&lt;x&gt;2354&lt;/x&gt;&lt;y&gt;1053&lt;/y&gt;&lt;w&gt;160&lt;/w&gt;&lt;h&gt;1330&lt;/h&gt;&lt;/coordinates&gt;&lt;panel_attributes&gt;lt=.</w:t>
       </w:r>
     </w:p>
     <w:p>
@@ -13061,7 +12987,7 @@
         <w:spacing w:before="160" w:after="200"/>
       </w:pPr>
       <w:r>
-        <w:t>lw=2&lt;/panel_attributes&gt;&lt;additional_attributes&gt;18;18;78;18;78;718;18;718&lt;/additional_attributes&gt;&lt;/element&gt;&lt;element&gt;&lt;id&gt;Relation&lt;/id&gt;&lt;coordinates&gt;&lt;x&gt;2354&lt;/x&gt;&lt;y&gt;1053&lt;/y&gt;&lt;w&gt;160&lt;/w&gt;&lt;h&gt;1330&lt;/h&gt;&lt;/coordinates&gt;&lt;panel_attributes&gt;lt=.</w:t>
+        <w:t>lw=2&lt;/panel_attributes&gt;&lt;additional_attributes&gt;18;18;148;18;148;1318;18;1318&lt;/additional_attributes&gt;&lt;/element&gt;&lt;element&gt;&lt;id&gt;Relation&lt;/id&gt;&lt;coordinates&gt;&lt;x&gt;674&lt;/x&gt;&lt;y&gt;1003&lt;/y&gt;&lt;w&gt;1030&lt;/w&gt;&lt;h&gt;1080&lt;/h&gt;&lt;/coordinates&gt;&lt;panel_attributes&gt;lt=.</w:t>
       </w:r>
     </w:p>
     <w:p>
@@ -13076,7 +13002,7 @@
         <w:spacing w:before="160" w:after="200"/>
       </w:pPr>
       <w:r>
-        <w:t>lw=2&lt;/panel_attributes&gt;&lt;additional_attributes&gt;18;18;148;18;148;1318;18;1318&lt;/additional_attributes&gt;&lt;/element&gt;&lt;element&gt;&lt;id&gt;Relation&lt;/id&gt;&lt;coordinates&gt;&lt;x&gt;674&lt;/x&gt;&lt;y&gt;1003&lt;/y&gt;&lt;w&gt;1030&lt;/w&gt;&lt;h&gt;1080&lt;/h&gt;&lt;/coordinates&gt;&lt;panel_attributes&gt;lt=.</w:t>
+        <w:t>lw=2&lt;/panel_attributes&gt;&lt;additional_attributes&gt;1018;18;918;18;918;1068;18;1068&lt;/additional_attributes&gt;&lt;/element&gt;&lt;element&gt;&lt;id&gt;Relation&lt;/id&gt;&lt;coordinates&gt;&lt;x&gt;1514&lt;/x&gt;&lt;y&gt;533&lt;/y&gt;&lt;w&gt;190&lt;/w&gt;&lt;h&gt;370&lt;/h&gt;&lt;/coordinates&gt;&lt;panel_attributes&gt;lt=.</w:t>
       </w:r>
     </w:p>
     <w:p>
@@ -13091,7 +13017,7 @@
         <w:spacing w:before="160" w:after="200"/>
       </w:pPr>
       <w:r>
-        <w:t>lw=2&lt;/panel_attributes&gt;&lt;additional_attributes&gt;1018;18;918;18;918;1068;18;1068&lt;/additional_attributes&gt;&lt;/element&gt;&lt;element&gt;&lt;id&gt;Relation&lt;/id&gt;&lt;coordinates&gt;&lt;x&gt;1514&lt;/x&gt;&lt;y&gt;533&lt;/y&gt;&lt;w&gt;190&lt;/w&gt;&lt;h&gt;370&lt;/h&gt;&lt;/coordinates&gt;&lt;panel_attributes&gt;lt=.</w:t>
+        <w:t>lw=2&lt;/panel_attributes&gt;&lt;additional_attributes&gt;178;18;118;18;118;358;18;358&lt;/additional_attributes&gt;&lt;/element&gt;&lt;element&gt;&lt;id&gt;Relation&lt;/id&gt;&lt;coordinates&gt;&lt;x&gt;849&lt;/x&gt;&lt;y&gt;3043&lt;/y&gt;&lt;w&gt;250&lt;/w&gt;&lt;h&gt;110&lt;/h&gt;&lt;/coordinates&gt;&lt;panel_attributes&gt;lt=-&lt;/panel_attributes&gt;&lt;additional_attributes&gt;18;98;236.717;17.655&lt;/additional_attributes&gt;&lt;/element&gt;&lt;element&gt;&lt;id&gt;Relation&lt;/id&gt;&lt;coordinates&gt;&lt;x&gt;1280&lt;/x&gt;&lt;y&gt;3044&lt;/y&gt;&lt;w&gt;230&lt;/w&gt;&lt;h&gt;110&lt;/h&gt;&lt;/coordinates&gt;&lt;panel_attributes&gt;lt=-&lt;/panel_attributes&gt;&lt;additional_attributes&gt;217;97;17.997;17.399&lt;/additional_attributes&gt;&lt;/element&gt;&lt;element&gt;&lt;id&gt;Relation&lt;/id&gt;&lt;coordinates&gt;&lt;x&gt;244&lt;/x&gt;&lt;y&gt;3037&lt;/y&gt;&lt;w&gt;700&lt;/w&gt;&lt;h&gt;120&lt;/h&gt;&lt;/coordinates&gt;&lt;panel_attributes&gt;lt=-&lt;/panel_attributes&gt;&lt;additional_attributes&gt;18;104;680.235;17.621000000000002&lt;/additional_attributes&gt;&lt;/element&gt;&lt;element&gt;&lt;id&gt;Relation&lt;/id&gt;&lt;coordinates&gt;&lt;x&gt;1442&lt;/x&gt;&lt;y&gt;3037&lt;/y&gt;&lt;w&gt;680&lt;/w&gt;&lt;h&gt;120&lt;/h&gt;&lt;/coordinates&gt;&lt;panel_attributes&gt;lt=-&lt;/panel_attributes&gt;&lt;additional_attributes&gt;660;104;17.751;17.728&lt;/additional_attributes&gt;&lt;/element&gt;&lt;element&gt;&lt;id&gt;Relation&lt;/id&gt;&lt;coordinates&gt;&lt;x&gt;320&lt;/x&gt;&lt;y&gt;975&lt;/y&gt;&lt;w&gt;60&lt;/w&gt;&lt;h&gt;60&lt;/h&gt;&lt;/coordinates&gt;&lt;panel_attributes&gt;lt=-</w:t>
       </w:r>
     </w:p>
     <w:p>
@@ -13106,7 +13032,7 @@
         <w:spacing w:before="160" w:after="200"/>
       </w:pPr>
       <w:r>
-        <w:t>lw=2&lt;/panel_attributes&gt;&lt;additional_attributes&gt;178;18;118;18;118;358;18;358&lt;/additional_attributes&gt;&lt;/element&gt;&lt;element&gt;&lt;id&gt;Relation&lt;/id&gt;&lt;coordinates&gt;&lt;x&gt;849&lt;/x&gt;&lt;y&gt;3043&lt;/y&gt;&lt;w&gt;250&lt;/w&gt;&lt;h&gt;110&lt;/h&gt;&lt;/coordinates&gt;&lt;panel_attributes&gt;lt=-&lt;/panel_attributes&gt;&lt;additional_attributes&gt;18;98;236.717;17.655&lt;/additional_attributes&gt;&lt;/element&gt;&lt;element&gt;&lt;id&gt;Relation&lt;/id&gt;&lt;coordinates&gt;&lt;x&gt;1280&lt;/x&gt;&lt;y&gt;3044&lt;/y&gt;&lt;w&gt;230&lt;/w&gt;&lt;h&gt;110&lt;/h&gt;&lt;/coordinates&gt;&lt;panel_attributes&gt;lt=-&lt;/panel_attributes&gt;&lt;additional_attributes&gt;217;97;17.997;17.399&lt;/additional_attributes&gt;&lt;/element&gt;&lt;element&gt;&lt;id&gt;Relation&lt;/id&gt;&lt;coordinates&gt;&lt;x&gt;244&lt;/x&gt;&lt;y&gt;3037&lt;/y&gt;&lt;w&gt;700&lt;/w&gt;&lt;h&gt;120&lt;/h&gt;&lt;/coordinates&gt;&lt;panel_attributes&gt;lt=-&lt;/panel_attributes&gt;&lt;additional_attributes&gt;18;104;680.235;17.621000000000002&lt;/additional_attributes&gt;&lt;/element&gt;&lt;element&gt;&lt;id&gt;Relation&lt;/id&gt;&lt;coordinates&gt;&lt;x&gt;1442&lt;/x&gt;&lt;y&gt;3037&lt;/y&gt;&lt;w&gt;680&lt;/w&gt;&lt;h&gt;120&lt;/h&gt;&lt;/coordinates&gt;&lt;panel_attributes&gt;lt=-&lt;/panel_attributes&gt;&lt;additional_attributes&gt;660;104;17.751;17.728&lt;/additional_attributes&gt;&lt;/element&gt;&lt;element&gt;&lt;id&gt;Relation&lt;/id&gt;&lt;coordinates&gt;&lt;x&gt;320&lt;/x&gt;&lt;y&gt;975&lt;/y&gt;&lt;w&gt;60&lt;/w&gt;&lt;h&gt;60&lt;/h&gt;&lt;/coordinates&gt;&lt;panel_attributes&gt;lt=-</w:t>
+        <w:t>lw=3&lt;/panel_attributes&gt;&lt;additional_attributes&gt;46;18;32;46;18;18&lt;/additional_attributes&gt;&lt;/element&gt;&lt;element&gt;&lt;id&gt;Relation&lt;/id&gt;&lt;coordinates&gt;&lt;x&gt;320&lt;/x&gt;&lt;y&gt;833&lt;/y&gt;&lt;w&gt;60&lt;/w&gt;&lt;h&gt;60&lt;/h&gt;&lt;/coordinates&gt;&lt;panel_attributes&gt;lt=-</w:t>
       </w:r>
     </w:p>
     <w:p>
@@ -13121,8 +13047,7 @@
         <w:spacing w:before="160" w:after="200"/>
       </w:pPr>
       <w:r>
-        <w:lastRenderedPageBreak/>
-        <w:t>lw=3&lt;/panel_attributes&gt;&lt;additional_attributes&gt;46;18;32;46;18;18&lt;/additional_attributes&gt;&lt;/element&gt;&lt;element&gt;&lt;id&gt;Relation&lt;/id&gt;&lt;coordinates&gt;&lt;x&gt;320&lt;/x&gt;&lt;y&gt;833&lt;/y&gt;&lt;w&gt;60&lt;/w&gt;&lt;h&gt;60&lt;/h&gt;&lt;/coordinates&gt;&lt;panel_attributes&gt;lt=-</w:t>
+        <w:t>lw=3&lt;/panel_attributes&gt;&lt;additional_attributes&gt;18;46;32;18;46;46&lt;/additional_attributes&gt;&lt;/element&gt;&lt;element&gt;&lt;id&gt;Relation&lt;/id&gt;&lt;coordinates&gt;&lt;x&gt;1160&lt;/x&gt;&lt;y&gt;775&lt;/y&gt;&lt;w&gt;60&lt;/w&gt;&lt;h&gt;60&lt;/h&gt;&lt;/coordinates&gt;&lt;panel_attributes&gt;lt=-</w:t>
       </w:r>
     </w:p>
     <w:p>
@@ -13137,7 +13062,8 @@
         <w:spacing w:before="160" w:after="200"/>
       </w:pPr>
       <w:r>
-        <w:t>lw=3&lt;/panel_attributes&gt;&lt;additional_attributes&gt;18;46;32;18;46;46&lt;/additional_attributes&gt;&lt;/element&gt;&lt;element&gt;&lt;id&gt;Relation&lt;/id&gt;&lt;coordinates&gt;&lt;x&gt;1160&lt;/x&gt;&lt;y&gt;775&lt;/y&gt;&lt;w&gt;60&lt;/w&gt;&lt;h&gt;60&lt;/h&gt;&lt;/coordinates&gt;&lt;panel_attributes&gt;lt=-</w:t>
+        <w:lastRenderedPageBreak/>
+        <w:t>lw=3&lt;/panel_attributes&gt;&lt;additional_attributes&gt;46;18;32;46;18;18&lt;/additional_attributes&gt;&lt;/element&gt;&lt;element&gt;&lt;id&gt;Relation&lt;/id&gt;&lt;coordinates&gt;&lt;x&gt;2000&lt;/x&gt;&lt;y&gt;675&lt;/y&gt;&lt;w&gt;60&lt;/w&gt;&lt;h&gt;60&lt;/h&gt;&lt;/coordinates&gt;&lt;panel_attributes&gt;lt=-</w:t>
       </w:r>
     </w:p>
     <w:p>
@@ -13152,7 +13078,7 @@
         <w:spacing w:before="160" w:after="200"/>
       </w:pPr>
       <w:r>
-        <w:t>lw=3&lt;/panel_attributes&gt;&lt;additional_attributes&gt;46;18;32;46;18;18&lt;/additional_attributes&gt;&lt;/element&gt;&lt;element&gt;&lt;id&gt;Relation&lt;/id&gt;&lt;coordinates&gt;&lt;x&gt;2000&lt;/x&gt;&lt;y&gt;675&lt;/y&gt;&lt;w&gt;60&lt;/w&gt;&lt;h&gt;60&lt;/h&gt;&lt;/coordinates&gt;&lt;panel_attributes&gt;lt=-</w:t>
+        <w:t>lw=3&lt;/panel_attributes&gt;&lt;additional_attributes&gt;46;18;32;46;18;18&lt;/additional_attributes&gt;&lt;/element&gt;&lt;element&gt;&lt;id&gt;Relation&lt;/id&gt;&lt;coordinates&gt;&lt;x&gt;940&lt;/x&gt;&lt;y&gt;2645&lt;/y&gt;&lt;w&gt;60&lt;/w&gt;&lt;h&gt;60&lt;/h&gt;&lt;/coordinates&gt;&lt;panel_attributes&gt;lt=-</w:t>
       </w:r>
     </w:p>
     <w:p>
@@ -13167,7 +13093,7 @@
         <w:spacing w:before="160" w:after="200"/>
       </w:pPr>
       <w:r>
-        <w:t>lw=3&lt;/panel_attributes&gt;&lt;additional_attributes&gt;46;18;32;46;18;18&lt;/additional_attributes&gt;&lt;/element&gt;&lt;element&gt;&lt;id&gt;Relation&lt;/id&gt;&lt;coordinates&gt;&lt;x&gt;940&lt;/x&gt;&lt;y&gt;2645&lt;/y&gt;&lt;w&gt;60&lt;/w&gt;&lt;h&gt;60&lt;/h&gt;&lt;/coordinates&gt;&lt;panel_attributes&gt;lt=-</w:t>
+        <w:t>lw=3&lt;/panel_attributes&gt;&lt;additional_attributes&gt;46;18;32;46;18;18&lt;/additional_attributes&gt;&lt;/element&gt;&lt;element&gt;&lt;id&gt;Text&lt;/id&gt;&lt;coordinates&gt;&lt;x&gt;334&lt;/x&gt;&lt;y&gt;2096&lt;/y&gt;&lt;w&gt;36&lt;/w&gt;&lt;h&gt;42&lt;/h&gt;&lt;/coordinates&gt;&lt;panel_attributes&gt;customelement=</w:t>
       </w:r>
     </w:p>
     <w:p>
@@ -13181,8 +13107,34 @@
         <w:shd w:val="clear" w:color="auto" w:fill="F8FAFC"/>
         <w:spacing w:before="160" w:after="200"/>
       </w:pPr>
-      <w:r>
-        <w:t>lw=3&lt;/panel_attributes&gt;&lt;additional_attributes&gt;46;18;32;46;18;18&lt;/additional_attributes&gt;&lt;/element&gt;&lt;element&gt;&lt;id&gt;Text&lt;/id&gt;&lt;coordinates&gt;&lt;x&gt;334&lt;/x&gt;&lt;y&gt;2096&lt;/y&gt;&lt;w&gt;36&lt;/w&gt;&lt;h&gt;42&lt;/h&gt;&lt;/coordinates&gt;&lt;panel_attributes&gt;customelement=</w:t>
+      <w:proofErr w:type="spellStart"/>
+      <w:proofErr w:type="gramStart"/>
+      <w:r>
+        <w:t>drawLine</w:t>
+      </w:r>
+      <w:proofErr w:type="spellEnd"/>
+      <w:r>
+        <w:t>(</w:t>
+      </w:r>
+      <w:proofErr w:type="gramEnd"/>
+      <w:r>
+        <w:t xml:space="preserve">18.0,5.0,18.0,5.0) </w:t>
+      </w:r>
+      <w:proofErr w:type="spellStart"/>
+      <w:r>
+        <w:t>fg</w:t>
+      </w:r>
+      <w:proofErr w:type="spellEnd"/>
+      <w:r>
+        <w:t xml:space="preserve">=black </w:t>
+      </w:r>
+      <w:proofErr w:type="spellStart"/>
+      <w:r>
+        <w:t>lw</w:t>
+      </w:r>
+      <w:proofErr w:type="spellEnd"/>
+      <w:r>
+        <w:t>=2</w:t>
       </w:r>
     </w:p>
     <w:p>
@@ -13207,7 +13159,7 @@
       </w:r>
       <w:proofErr w:type="gramEnd"/>
       <w:r>
-        <w:t xml:space="preserve">18.0,5.0,18.0,5.0) </w:t>
+        <w:t xml:space="preserve">17.188,6.0,18.812,6.0) </w:t>
       </w:r>
       <w:proofErr w:type="spellStart"/>
       <w:r>
@@ -13248,7 +13200,7 @@
       </w:r>
       <w:proofErr w:type="gramEnd"/>
       <w:r>
-        <w:t xml:space="preserve">17.188,6.0,18.812,6.0) </w:t>
+        <w:t xml:space="preserve">16.375,7.0,19.625,7.0) </w:t>
       </w:r>
       <w:proofErr w:type="spellStart"/>
       <w:r>
@@ -13289,7 +13241,7 @@
       </w:r>
       <w:proofErr w:type="gramEnd"/>
       <w:r>
-        <w:t xml:space="preserve">16.375,7.0,19.625,7.0) </w:t>
+        <w:t xml:space="preserve">15.562,8.0,20.438,8.0) </w:t>
       </w:r>
       <w:proofErr w:type="spellStart"/>
       <w:r>
@@ -13330,7 +13282,7 @@
       </w:r>
       <w:proofErr w:type="gramEnd"/>
       <w:r>
-        <w:t xml:space="preserve">15.562,8.0,20.438,8.0) </w:t>
+        <w:t xml:space="preserve">14.75,9.0,21.25,9.0) </w:t>
       </w:r>
       <w:proofErr w:type="spellStart"/>
       <w:r>
@@ -13371,7 +13323,7 @@
       </w:r>
       <w:proofErr w:type="gramEnd"/>
       <w:r>
-        <w:t xml:space="preserve">14.75,9.0,21.25,9.0) </w:t>
+        <w:t xml:space="preserve">13.938,10.0,22.062,10.0) </w:t>
       </w:r>
       <w:proofErr w:type="spellStart"/>
       <w:r>
@@ -13412,7 +13364,7 @@
       </w:r>
       <w:proofErr w:type="gramEnd"/>
       <w:r>
-        <w:t xml:space="preserve">13.938,10.0,22.062,10.0) </w:t>
+        <w:t xml:space="preserve">13.125,11.0,22.875,11.0) </w:t>
       </w:r>
       <w:proofErr w:type="spellStart"/>
       <w:r>
@@ -13453,7 +13405,7 @@
       </w:r>
       <w:proofErr w:type="gramEnd"/>
       <w:r>
-        <w:t xml:space="preserve">13.125,11.0,22.875,11.0) </w:t>
+        <w:t xml:space="preserve">12.312,12.0,23.688,12.0) </w:t>
       </w:r>
       <w:proofErr w:type="spellStart"/>
       <w:r>
@@ -13494,7 +13446,7 @@
       </w:r>
       <w:proofErr w:type="gramEnd"/>
       <w:r>
-        <w:t xml:space="preserve">12.312,12.0,23.688,12.0) </w:t>
+        <w:t xml:space="preserve">11.5,13.0,24.5,13.0) </w:t>
       </w:r>
       <w:proofErr w:type="spellStart"/>
       <w:r>
@@ -13535,7 +13487,7 @@
       </w:r>
       <w:proofErr w:type="gramEnd"/>
       <w:r>
-        <w:t xml:space="preserve">11.5,13.0,24.5,13.0) </w:t>
+        <w:t xml:space="preserve">10.688,14.0,25.312,14.0) </w:t>
       </w:r>
       <w:proofErr w:type="spellStart"/>
       <w:r>
@@ -13576,7 +13528,7 @@
       </w:r>
       <w:proofErr w:type="gramEnd"/>
       <w:r>
-        <w:t xml:space="preserve">10.688,14.0,25.312,14.0) </w:t>
+        <w:t xml:space="preserve">9.875,15.0,26.125,15.0) </w:t>
       </w:r>
       <w:proofErr w:type="spellStart"/>
       <w:r>
@@ -13617,7 +13569,7 @@
       </w:r>
       <w:proofErr w:type="gramEnd"/>
       <w:r>
-        <w:t xml:space="preserve">9.875,15.0,26.125,15.0) </w:t>
+        <w:t xml:space="preserve">9.062,16.0,26.938,16.0) </w:t>
       </w:r>
       <w:proofErr w:type="spellStart"/>
       <w:r>
@@ -13658,7 +13610,7 @@
       </w:r>
       <w:proofErr w:type="gramEnd"/>
       <w:r>
-        <w:t xml:space="preserve">9.062,16.0,26.938,16.0) </w:t>
+        <w:t xml:space="preserve">8.25,17.0,27.75,17.0) </w:t>
       </w:r>
       <w:proofErr w:type="spellStart"/>
       <w:r>
@@ -13699,7 +13651,7 @@
       </w:r>
       <w:proofErr w:type="gramEnd"/>
       <w:r>
-        <w:t xml:space="preserve">8.25,17.0,27.75,17.0) </w:t>
+        <w:t xml:space="preserve">7.438,18.0,28.562,18.0) </w:t>
       </w:r>
       <w:proofErr w:type="spellStart"/>
       <w:r>
@@ -13740,7 +13692,7 @@
       </w:r>
       <w:proofErr w:type="gramEnd"/>
       <w:r>
-        <w:t xml:space="preserve">7.438,18.0,28.562,18.0) </w:t>
+        <w:t xml:space="preserve">6.625,19.0,29.375,19.0) </w:t>
       </w:r>
       <w:proofErr w:type="spellStart"/>
       <w:r>
@@ -13781,7 +13733,7 @@
       </w:r>
       <w:proofErr w:type="gramEnd"/>
       <w:r>
-        <w:t xml:space="preserve">6.625,19.0,29.375,19.0) </w:t>
+        <w:t xml:space="preserve">5.812,20.0,30.188,20.0) </w:t>
       </w:r>
       <w:proofErr w:type="spellStart"/>
       <w:r>
@@ -13822,7 +13774,7 @@
       </w:r>
       <w:proofErr w:type="gramEnd"/>
       <w:r>
-        <w:t xml:space="preserve">5.812,20.0,30.188,20.0) </w:t>
+        <w:t xml:space="preserve">5.0,21.0,31.0,21.0) </w:t>
       </w:r>
       <w:proofErr w:type="spellStart"/>
       <w:r>
@@ -13863,7 +13815,7 @@
       </w:r>
       <w:proofErr w:type="gramEnd"/>
       <w:r>
-        <w:t xml:space="preserve">5.0,21.0,31.0,21.0) </w:t>
+        <w:t xml:space="preserve">5.812,22.0,30.188,22.0) </w:t>
       </w:r>
       <w:proofErr w:type="spellStart"/>
       <w:r>
@@ -13904,7 +13856,7 @@
       </w:r>
       <w:proofErr w:type="gramEnd"/>
       <w:r>
-        <w:t xml:space="preserve">5.812,22.0,30.188,22.0) </w:t>
+        <w:t xml:space="preserve">6.625,23.0,29.375,23.0) </w:t>
       </w:r>
       <w:proofErr w:type="spellStart"/>
       <w:r>
@@ -13945,7 +13897,7 @@
       </w:r>
       <w:proofErr w:type="gramEnd"/>
       <w:r>
-        <w:t xml:space="preserve">6.625,23.0,29.375,23.0) </w:t>
+        <w:t xml:space="preserve">7.438,24.0,28.562,24.0) </w:t>
       </w:r>
       <w:proofErr w:type="spellStart"/>
       <w:r>
@@ -13986,7 +13938,7 @@
       </w:r>
       <w:proofErr w:type="gramEnd"/>
       <w:r>
-        <w:t xml:space="preserve">7.438,24.0,28.562,24.0) </w:t>
+        <w:t xml:space="preserve">8.25,25.0,27.75,25.0) </w:t>
       </w:r>
       <w:proofErr w:type="spellStart"/>
       <w:r>
@@ -14019,7 +13971,6 @@
       <w:proofErr w:type="spellStart"/>
       <w:proofErr w:type="gramStart"/>
       <w:r>
-        <w:lastRenderedPageBreak/>
         <w:t>drawLine</w:t>
       </w:r>
       <w:proofErr w:type="spellEnd"/>
@@ -14028,7 +13979,7 @@
       </w:r>
       <w:proofErr w:type="gramEnd"/>
       <w:r>
-        <w:t xml:space="preserve">8.25,25.0,27.75,25.0) </w:t>
+        <w:t xml:space="preserve">9.062,26.0,26.938,26.0) </w:t>
       </w:r>
       <w:proofErr w:type="spellStart"/>
       <w:r>
@@ -14069,7 +14020,7 @@
       </w:r>
       <w:proofErr w:type="gramEnd"/>
       <w:r>
-        <w:t xml:space="preserve">9.062,26.0,26.938,26.0) </w:t>
+        <w:t xml:space="preserve">9.875,27.0,26.125,27.0) </w:t>
       </w:r>
       <w:proofErr w:type="spellStart"/>
       <w:r>
@@ -14110,7 +14061,7 @@
       </w:r>
       <w:proofErr w:type="gramEnd"/>
       <w:r>
-        <w:t xml:space="preserve">9.875,27.0,26.125,27.0) </w:t>
+        <w:t xml:space="preserve">10.688,28.0,25.312,28.0) </w:t>
       </w:r>
       <w:proofErr w:type="spellStart"/>
       <w:r>
@@ -14143,6 +14094,7 @@
       <w:proofErr w:type="spellStart"/>
       <w:proofErr w:type="gramStart"/>
       <w:r>
+        <w:lastRenderedPageBreak/>
         <w:t>drawLine</w:t>
       </w:r>
       <w:proofErr w:type="spellEnd"/>
@@ -14151,7 +14103,7 @@
       </w:r>
       <w:proofErr w:type="gramEnd"/>
       <w:r>
-        <w:t xml:space="preserve">10.688,28.0,25.312,28.0) </w:t>
+        <w:t xml:space="preserve">11.5,29.0,24.5,29.0) </w:t>
       </w:r>
       <w:proofErr w:type="spellStart"/>
       <w:r>
@@ -14192,7 +14144,7 @@
       </w:r>
       <w:proofErr w:type="gramEnd"/>
       <w:r>
-        <w:t xml:space="preserve">11.5,29.0,24.5,29.0) </w:t>
+        <w:t xml:space="preserve">12.312,30.0,23.688,30.0) </w:t>
       </w:r>
       <w:proofErr w:type="spellStart"/>
       <w:r>
@@ -14233,7 +14185,7 @@
       </w:r>
       <w:proofErr w:type="gramEnd"/>
       <w:r>
-        <w:t xml:space="preserve">12.312,30.0,23.688,30.0) </w:t>
+        <w:t xml:space="preserve">13.125,31.0,22.875,31.0) </w:t>
       </w:r>
       <w:proofErr w:type="spellStart"/>
       <w:r>
@@ -14274,7 +14226,7 @@
       </w:r>
       <w:proofErr w:type="gramEnd"/>
       <w:r>
-        <w:t xml:space="preserve">13.125,31.0,22.875,31.0) </w:t>
+        <w:t xml:space="preserve">13.938,32.0,22.062,32.0) </w:t>
       </w:r>
       <w:proofErr w:type="spellStart"/>
       <w:r>
@@ -14315,7 +14267,7 @@
       </w:r>
       <w:proofErr w:type="gramEnd"/>
       <w:r>
-        <w:t xml:space="preserve">13.938,32.0,22.062,32.0) </w:t>
+        <w:t xml:space="preserve">14.75,33.0,21.25,33.0) </w:t>
       </w:r>
       <w:proofErr w:type="spellStart"/>
       <w:r>
@@ -14356,7 +14308,7 @@
       </w:r>
       <w:proofErr w:type="gramEnd"/>
       <w:r>
-        <w:t xml:space="preserve">14.75,33.0,21.25,33.0) </w:t>
+        <w:t xml:space="preserve">15.562,34.0,20.438,34.0) </w:t>
       </w:r>
       <w:proofErr w:type="spellStart"/>
       <w:r>
@@ -14397,7 +14349,7 @@
       </w:r>
       <w:proofErr w:type="gramEnd"/>
       <w:r>
-        <w:t xml:space="preserve">15.562,34.0,20.438,34.0) </w:t>
+        <w:t xml:space="preserve">16.375,35.0,19.625,35.0) </w:t>
       </w:r>
       <w:proofErr w:type="spellStart"/>
       <w:r>
@@ -14438,7 +14390,7 @@
       </w:r>
       <w:proofErr w:type="gramEnd"/>
       <w:r>
-        <w:t xml:space="preserve">16.375,35.0,19.625,35.0) </w:t>
+        <w:t xml:space="preserve">17.188,36.0,18.812,36.0) </w:t>
       </w:r>
       <w:proofErr w:type="spellStart"/>
       <w:r>
@@ -14479,7 +14431,7 @@
       </w:r>
       <w:proofErr w:type="gramEnd"/>
       <w:r>
-        <w:t xml:space="preserve">17.188,36.0,18.812,36.0) </w:t>
+        <w:t xml:space="preserve">18.0,37.0,18.0,37.0) </w:t>
       </w:r>
       <w:proofErr w:type="spellStart"/>
       <w:r>
@@ -14487,15 +14439,7 @@
       </w:r>
       <w:proofErr w:type="spellEnd"/>
       <w:r>
-        <w:t xml:space="preserve">=black </w:t>
-      </w:r>
-      <w:proofErr w:type="spellStart"/>
-      <w:r>
-        <w:t>lw</w:t>
-      </w:r>
-      <w:proofErr w:type="spellEnd"/>
-      <w:r>
-        <w:t>=2</w:t>
+        <w:t>=black lw=2&lt;/panel_attributes&gt;&lt;additional_attributes&gt;&lt;/additional_attributes&gt;&lt;/element&gt;&lt;element&gt;&lt;id&gt;Relation&lt;/id&gt;&lt;coordinates&gt;&lt;x&gt;320&lt;/x&gt;&lt;y&gt;2225&lt;/y&gt;&lt;w&gt;60&lt;/w&gt;&lt;h&gt;60&lt;/h&gt;&lt;/coordinates&gt;&lt;panel_attributes&gt;lt=-</w:t>
       </w:r>
     </w:p>
     <w:p>
@@ -14509,26 +14453,8 @@
         <w:shd w:val="clear" w:color="auto" w:fill="F8FAFC"/>
         <w:spacing w:before="160" w:after="200"/>
       </w:pPr>
-      <w:proofErr w:type="spellStart"/>
-      <w:proofErr w:type="gramStart"/>
-      <w:r>
-        <w:t>drawLine</w:t>
-      </w:r>
-      <w:proofErr w:type="spellEnd"/>
-      <w:r>
-        <w:t>(</w:t>
-      </w:r>
-      <w:proofErr w:type="gramEnd"/>
-      <w:r>
-        <w:t xml:space="preserve">18.0,37.0,18.0,37.0) </w:t>
-      </w:r>
-      <w:proofErr w:type="spellStart"/>
-      <w:r>
-        <w:t>fg</w:t>
-      </w:r>
-      <w:proofErr w:type="spellEnd"/>
-      <w:r>
-        <w:t>=black lw=2&lt;/panel_attributes&gt;&lt;additional_attributes&gt;&lt;/additional_attributes&gt;&lt;/element&gt;&lt;element&gt;&lt;id&gt;Relation&lt;/id&gt;&lt;coordinates&gt;&lt;x&gt;320&lt;/x&gt;&lt;y&gt;2225&lt;/y&gt;&lt;w&gt;60&lt;/w&gt;&lt;h&gt;60&lt;/h&gt;&lt;/coordinates&gt;&lt;panel_attributes&gt;lt=-</w:t>
+      <w:r>
+        <w:t>lw=3&lt;/panel_attributes&gt;&lt;additional_attributes&gt;46;18;32;46;18;18&lt;/additional_attributes&gt;&lt;/element&gt;&lt;element&gt;&lt;id&gt;Relation&lt;/id&gt;&lt;coordinates&gt;&lt;x&gt;735&lt;/x&gt;&lt;y&gt;3095&lt;/y&gt;&lt;w&gt;60&lt;/w&gt;&lt;h&gt;60&lt;/h&gt;&lt;/coordinates&gt;&lt;panel_attributes&gt;lt=-</w:t>
       </w:r>
     </w:p>
     <w:p>
@@ -14543,7 +14469,7 @@
         <w:spacing w:before="160" w:after="200"/>
       </w:pPr>
       <w:r>
-        <w:t>lw=3&lt;/panel_attributes&gt;&lt;additional_attributes&gt;46;18;32;46;18;18&lt;/additional_attributes&gt;&lt;/element&gt;&lt;element&gt;&lt;id&gt;Relation&lt;/id&gt;&lt;coordinates&gt;&lt;x&gt;735&lt;/x&gt;&lt;y&gt;3095&lt;/y&gt;&lt;w&gt;60&lt;/w&gt;&lt;h&gt;60&lt;/h&gt;&lt;/coordinates&gt;&lt;panel_attributes&gt;lt=-</w:t>
+        <w:t>lw=3&lt;/panel_attributes&gt;&lt;additional_attributes&gt;46;18;32;46;18;18&lt;/additional_attributes&gt;&lt;/element&gt;&lt;element&gt;&lt;id&gt;Relation&lt;/id&gt;&lt;coordinates&gt;&lt;x&gt;1585&lt;/x&gt;&lt;y&gt;3095&lt;/y&gt;&lt;w&gt;60&lt;/w&gt;&lt;h&gt;60&lt;/h&gt;&lt;/coordinates&gt;&lt;panel_attributes&gt;lt=-</w:t>
       </w:r>
     </w:p>
     <w:p>
@@ -14558,7 +14484,7 @@
         <w:spacing w:before="160" w:after="200"/>
       </w:pPr>
       <w:r>
-        <w:t>lw=3&lt;/panel_attributes&gt;&lt;additional_attributes&gt;46;18;32;46;18;18&lt;/additional_attributes&gt;&lt;/element&gt;&lt;element&gt;&lt;id&gt;Relation&lt;/id&gt;&lt;coordinates&gt;&lt;x&gt;1585&lt;/x&gt;&lt;y&gt;3095&lt;/y&gt;&lt;w&gt;60&lt;/w&gt;&lt;h&gt;60&lt;/h&gt;&lt;/coordinates&gt;&lt;panel_attributes&gt;lt=-</w:t>
+        <w:t>lw=3&lt;/panel_attributes&gt;&lt;additional_attributes&gt;46;18;32;46;18;18&lt;/additional_attributes&gt;&lt;/element&gt;&lt;element&gt;&lt;id&gt;Relation&lt;/id&gt;&lt;coordinates&gt;&lt;x&gt;0&lt;/x&gt;&lt;y&gt;2463&lt;/y&gt;&lt;w&gt;60&lt;/w&gt;&lt;h&gt;60&lt;/h&gt;&lt;/coordinates&gt;&lt;panel_attributes&gt;lt=-</w:t>
       </w:r>
     </w:p>
     <w:p>
@@ -14573,7 +14499,7 @@
         <w:spacing w:before="160" w:after="200"/>
       </w:pPr>
       <w:r>
-        <w:t>lw=3&lt;/panel_attributes&gt;&lt;additional_attributes&gt;46;18;32;46;18;18&lt;/additional_attributes&gt;&lt;/element&gt;&lt;element&gt;&lt;id&gt;Relation&lt;/id&gt;&lt;coordinates&gt;&lt;x&gt;0&lt;/x&gt;&lt;y&gt;2463&lt;/y&gt;&lt;w&gt;60&lt;/w&gt;&lt;h&gt;60&lt;/h&gt;&lt;/coordinates&gt;&lt;panel_attributes&gt;lt=-</w:t>
+        <w:t>lw=3&lt;/panel_attributes&gt;&lt;additional_attributes&gt;18;46;32;18;46;46&lt;/additional_attributes&gt;&lt;/element&gt;&lt;element&gt;&lt;id&gt;Relation&lt;/id&gt;&lt;coordinates&gt;&lt;x&gt;1310&lt;/x&gt;&lt;y&gt;1593&lt;/y&gt;&lt;w&gt;60&lt;/w&gt;&lt;h&gt;60&lt;/h&gt;&lt;/coordinates&gt;&lt;panel_attributes&gt;lt=-</w:t>
       </w:r>
     </w:p>
     <w:p>
@@ -14588,7 +14514,7 @@
         <w:spacing w:before="160" w:after="200"/>
       </w:pPr>
       <w:r>
-        <w:t>lw=3&lt;/panel_attributes&gt;&lt;additional_attributes&gt;18;46;32;18;46;46&lt;/additional_attributes&gt;&lt;/element&gt;&lt;element&gt;&lt;id&gt;Relation&lt;/id&gt;&lt;coordinates&gt;&lt;x&gt;1310&lt;/x&gt;&lt;y&gt;1593&lt;/y&gt;&lt;w&gt;60&lt;/w&gt;&lt;h&gt;60&lt;/h&gt;&lt;/coordinates&gt;&lt;panel_attributes&gt;lt=-</w:t>
+        <w:t>lw=3&lt;/panel_attributes&gt;&lt;additional_attributes&gt;18;46;32;18;46;46&lt;/additional_attributes&gt;&lt;/element&gt;&lt;element&gt;&lt;id&gt;Relation&lt;/id&gt;&lt;coordinates&gt;&lt;x&gt;1990&lt;/x&gt;&lt;y&gt;1293&lt;/y&gt;&lt;w&gt;60&lt;/w&gt;&lt;h&gt;60&lt;/h&gt;&lt;/coordinates&gt;&lt;panel_attributes&gt;lt=-</w:t>
       </w:r>
     </w:p>
     <w:p>
@@ -14603,7 +14529,7 @@
         <w:spacing w:before="160" w:after="200"/>
       </w:pPr>
       <w:r>
-        <w:t>lw=3&lt;/panel_attributes&gt;&lt;additional_attributes&gt;18;46;32;18;46;46&lt;/additional_attributes&gt;&lt;/element&gt;&lt;element&gt;&lt;id&gt;Relation&lt;/id&gt;&lt;coordinates&gt;&lt;x&gt;1990&lt;/x&gt;&lt;y&gt;1293&lt;/y&gt;&lt;w&gt;60&lt;/w&gt;&lt;h&gt;60&lt;/h&gt;&lt;/coordinates&gt;&lt;panel_attributes&gt;lt=-</w:t>
+        <w:t>lw=3&lt;/panel_attributes&gt;&lt;additional_attributes&gt;18;46;32;18;46;46&lt;/additional_attributes&gt;&lt;/element&gt;&lt;element&gt;&lt;id&gt;Relation&lt;/id&gt;&lt;coordinates&gt;&lt;x&gt;310&lt;/x&gt;&lt;y&gt;1765&lt;/y&gt;&lt;w&gt;60&lt;/w&gt;&lt;h&gt;60&lt;/h&gt;&lt;/coordinates&gt;&lt;panel_attributes&gt;lt=-</w:t>
       </w:r>
     </w:p>
     <w:p>
@@ -14618,7 +14544,7 @@
         <w:spacing w:before="160" w:after="200"/>
       </w:pPr>
       <w:r>
-        <w:t>lw=3&lt;/panel_attributes&gt;&lt;additional_attributes&gt;18;46;32;18;46;46&lt;/additional_attributes&gt;&lt;/element&gt;&lt;element&gt;&lt;id&gt;Relation&lt;/id&gt;&lt;coordinates&gt;&lt;x&gt;310&lt;/x&gt;&lt;y&gt;1765&lt;/y&gt;&lt;w&gt;60&lt;/w&gt;&lt;h&gt;60&lt;/h&gt;&lt;/coordinates&gt;&lt;panel_attributes&gt;lt=-</w:t>
+        <w:t>lw=3&lt;/panel_attributes&gt;&lt;additional_attributes&gt;46;18;32;46;18;18&lt;/additional_attributes&gt;&lt;/element&gt;&lt;element&gt;&lt;id&gt;Relation&lt;/id&gt;&lt;coordinates&gt;&lt;x&gt;806&lt;/x&gt;&lt;y&gt;2189&lt;/y&gt;&lt;w&gt;60&lt;/w&gt;&lt;h&gt;60&lt;/h&gt;&lt;/coordinates&gt;&lt;panel_attributes&gt;lt=-</w:t>
       </w:r>
     </w:p>
     <w:p>
@@ -14633,7 +14559,7 @@
         <w:spacing w:before="160" w:after="200"/>
       </w:pPr>
       <w:r>
-        <w:t>lw=3&lt;/panel_attributes&gt;&lt;additional_attributes&gt;46;18;32;46;18;18&lt;/additional_attributes&gt;&lt;/element&gt;&lt;element&gt;&lt;id&gt;Relation&lt;/id&gt;&lt;coordinates&gt;&lt;x&gt;806&lt;/x&gt;&lt;y&gt;2189&lt;/y&gt;&lt;w&gt;60&lt;/w&gt;&lt;h&gt;60&lt;/h&gt;&lt;/coordinates&gt;&lt;panel_attributes&gt;lt=-</w:t>
+        <w:t>lw=3&lt;/panel_attributes&gt;&lt;additional_attributes&gt;18;18;46;32;18;46&lt;/additional_attributes&gt;&lt;/element&gt;&lt;element&gt;&lt;id&gt;Relation&lt;/id&gt;&lt;coordinates&gt;&lt;x&gt;1514&lt;/x&gt;&lt;y&gt;2189&lt;/y&gt;&lt;w&gt;60&lt;/w&gt;&lt;h&gt;60&lt;/h&gt;&lt;/coordinates&gt;&lt;panel_attributes&gt;lt=-</w:t>
       </w:r>
     </w:p>
     <w:p>
@@ -14648,8 +14574,7 @@
         <w:spacing w:before="160" w:after="200"/>
       </w:pPr>
       <w:r>
-        <w:lastRenderedPageBreak/>
-        <w:t>lw=3&lt;/panel_attributes&gt;&lt;additional_attributes&gt;18;18;46;32;18;46&lt;/additional_attributes&gt;&lt;/element&gt;&lt;element&gt;&lt;id&gt;Relation&lt;/id&gt;&lt;coordinates&gt;&lt;x&gt;1514&lt;/x&gt;&lt;y&gt;2189&lt;/y&gt;&lt;w&gt;60&lt;/w&gt;&lt;h&gt;60&lt;/h&gt;&lt;/coordinates&gt;&lt;panel_attributes&gt;lt=-</w:t>
+        <w:t>lw=3&lt;/panel_attributes&gt;&lt;additional_attributes&gt;46;46;18;32;46;18&lt;/additional_attributes&gt;&lt;/element&gt;&lt;element&gt;&lt;id&gt;Relation&lt;/id&gt;&lt;coordinates&gt;&lt;x&gt;2354&lt;/x&gt;&lt;y&gt;1839&lt;/y&gt;&lt;w&gt;60&lt;/w&gt;&lt;h&gt;60&lt;/h&gt;&lt;/coordinates&gt;&lt;panel_attributes&gt;lt=-</w:t>
       </w:r>
     </w:p>
     <w:p>
@@ -14664,7 +14589,8 @@
         <w:spacing w:before="160" w:after="200"/>
       </w:pPr>
       <w:r>
-        <w:t>lw=3&lt;/panel_attributes&gt;&lt;additional_attributes&gt;46;46;18;32;46;18&lt;/additional_attributes&gt;&lt;/element&gt;&lt;element&gt;&lt;id&gt;Relation&lt;/id&gt;&lt;coordinates&gt;&lt;x&gt;2354&lt;/x&gt;&lt;y&gt;1839&lt;/y&gt;&lt;w&gt;60&lt;/w&gt;&lt;h&gt;60&lt;/h&gt;&lt;/coordinates&gt;&lt;panel_attributes&gt;lt=-</w:t>
+        <w:lastRenderedPageBreak/>
+        <w:t>lw=3&lt;/panel_attributes&gt;&lt;additional_attributes&gt;46;46;18;32;46;18&lt;/additional_attributes&gt;&lt;/element&gt;&lt;element&gt;&lt;id&gt;Relation&lt;/id&gt;&lt;coordinates&gt;&lt;x&gt;2354&lt;/x&gt;&lt;y&gt;2339&lt;/y&gt;&lt;w&gt;60&lt;/w&gt;&lt;h&gt;60&lt;/h&gt;&lt;/coordinates&gt;&lt;panel_attributes&gt;lt=-</w:t>
       </w:r>
     </w:p>
     <w:p>
@@ -14679,7 +14605,7 @@
         <w:spacing w:before="160" w:after="200"/>
       </w:pPr>
       <w:r>
-        <w:t>lw=3&lt;/panel_attributes&gt;&lt;additional_attributes&gt;46;46;18;32;46;18&lt;/additional_attributes&gt;&lt;/element&gt;&lt;element&gt;&lt;id&gt;Relation&lt;/id&gt;&lt;coordinates&gt;&lt;x&gt;2354&lt;/x&gt;&lt;y&gt;2339&lt;/y&gt;&lt;w&gt;60&lt;/w&gt;&lt;h&gt;60&lt;/h&gt;&lt;/coordinates&gt;&lt;panel_attributes&gt;lt=-</w:t>
+        <w:t>lw=3&lt;/panel_attributes&gt;&lt;additional_attributes&gt;46;46;18;32;46;18&lt;/additional_attributes&gt;&lt;/element&gt;&lt;element&gt;&lt;id&gt;Relation&lt;/id&gt;&lt;coordinates&gt;&lt;x&gt;674&lt;/x&gt;&lt;y&gt;2039&lt;/y&gt;&lt;w&gt;60&lt;/w&gt;&lt;h&gt;60&lt;/h&gt;&lt;/coordinates&gt;&lt;panel_attributes&gt;lt=-</w:t>
       </w:r>
     </w:p>
     <w:p>
@@ -14694,7 +14620,7 @@
         <w:spacing w:before="160" w:after="200"/>
       </w:pPr>
       <w:r>
-        <w:t>lw=3&lt;/panel_attributes&gt;&lt;additional_attributes&gt;46;46;18;32;46;18&lt;/additional_attributes&gt;&lt;/element&gt;&lt;element&gt;&lt;id&gt;Relation&lt;/id&gt;&lt;coordinates&gt;&lt;x&gt;674&lt;/x&gt;&lt;y&gt;2039&lt;/y&gt;&lt;w&gt;60&lt;/w&gt;&lt;h&gt;60&lt;/h&gt;&lt;/coordinates&gt;&lt;panel_attributes&gt;lt=-</w:t>
+        <w:t>lw=3&lt;/panel_attributes&gt;&lt;additional_attributes&gt;46;46;18;32;46;18&lt;/additional_attributes&gt;&lt;/element&gt;&lt;element&gt;&lt;id&gt;Relation&lt;/id&gt;&lt;coordinates&gt;&lt;x&gt;1514&lt;/x&gt;&lt;y&gt;859&lt;/y&gt;&lt;w&gt;60&lt;/w&gt;&lt;h&gt;60&lt;/h&gt;&lt;/coordinates&gt;&lt;panel_attributes&gt;lt=-</w:t>
       </w:r>
     </w:p>
     <w:p>
@@ -14709,7 +14635,7 @@
         <w:spacing w:before="160" w:after="200"/>
       </w:pPr>
       <w:r>
-        <w:t>lw=3&lt;/panel_attributes&gt;&lt;additional_attributes&gt;46;46;18;32;46;18&lt;/additional_attributes&gt;&lt;/element&gt;&lt;element&gt;&lt;id&gt;Relation&lt;/id&gt;&lt;coordinates&gt;&lt;x&gt;1514&lt;/x&gt;&lt;y&gt;859&lt;/y&gt;&lt;w&gt;60&lt;/w&gt;&lt;h&gt;60&lt;/h&gt;&lt;/coordinates&gt;&lt;panel_attributes&gt;lt=-</w:t>
+        <w:t>lw=3&lt;/panel_attributes&gt;&lt;additional_attributes&gt;46;46;18;32;46;18&lt;/additional_attributes&gt;&lt;/element&gt;&lt;element&gt;&lt;id&gt;Relation&lt;/id&gt;&lt;coordinates&gt;&lt;x&gt;1063&lt;/x&gt;&lt;y&gt;3030&lt;/y&gt;&lt;w&gt;70&lt;/w&gt;&lt;h&gt;60&lt;/h&gt;&lt;/coordinates&gt;&lt;panel_attributes&gt;lt=-</w:t>
       </w:r>
     </w:p>
     <w:p>
@@ -14724,7 +14650,7 @@
         <w:spacing w:before="160" w:after="200"/>
       </w:pPr>
       <w:r>
-        <w:t>lw=3&lt;/panel_attributes&gt;&lt;additional_attributes&gt;46;46;18;32;46;18&lt;/additional_attributes&gt;&lt;/element&gt;&lt;element&gt;&lt;id&gt;Relation&lt;/id&gt;&lt;coordinates&gt;&lt;x&gt;1063&lt;/x&gt;&lt;y&gt;3030&lt;/y&gt;&lt;w&gt;70&lt;/w&gt;&lt;h&gt;60&lt;/h&gt;&lt;/coordinates&gt;&lt;panel_attributes&gt;lt=-</w:t>
+        <w:t>lw=3&lt;/panel_attributes&gt;&lt;additional_attributes&gt;49;21;17.89;17.514;27.545;43.796;49;21&lt;/additional_attributes&gt;&lt;/element&gt;&lt;element&gt;&lt;id&gt;Relation&lt;/id&gt;&lt;coordinates&gt;&lt;x&gt;1254&lt;/x&gt;&lt;y&gt;3031&lt;/y&gt;&lt;w&gt;70&lt;/w&gt;&lt;h&gt;60&lt;/h&gt;&lt;/coordinates&gt;&lt;panel_attributes&gt;lt=-</w:t>
       </w:r>
     </w:p>
     <w:p>
@@ -14739,7 +14665,7 @@
         <w:spacing w:before="160" w:after="200"/>
       </w:pPr>
       <w:r>
-        <w:t>lw=3&lt;/panel_attributes&gt;&lt;additional_attributes&gt;49;21;17.89;17.514;27.545;43.796;49;21&lt;/additional_attributes&gt;&lt;/element&gt;&lt;element&gt;&lt;id&gt;Relation&lt;/id&gt;&lt;coordinates&gt;&lt;x&gt;1254&lt;/x&gt;&lt;y&gt;3031&lt;/y&gt;&lt;w&gt;70&lt;/w&gt;&lt;h&gt;60&lt;/h&gt;&lt;/coordinates&gt;&lt;panel_attributes&gt;lt=-</w:t>
+        <w:t>lw=3&lt;/panel_attributes&gt;&lt;additional_attributes&gt;18;20;38.798;43.398;49.197;17.4;18;20&lt;/additional_attributes&gt;&lt;/element&gt;&lt;element&gt;&lt;id&gt;Relation&lt;/id&gt;&lt;coordinates&gt;&lt;x&gt;905&lt;/x&gt;&lt;y&gt;3023&lt;/y&gt;&lt;w&gt;60&lt;/w&gt;&lt;h&gt;60&lt;/h&gt;&lt;/coordinates&gt;&lt;panel_attributes&gt;lt=-</w:t>
       </w:r>
     </w:p>
     <w:p>
@@ -14754,7 +14680,7 @@
         <w:spacing w:before="160" w:after="200"/>
       </w:pPr>
       <w:r>
-        <w:t>lw=3&lt;/panel_attributes&gt;&lt;additional_attributes&gt;18;20;38.798;43.398;49.197;17.4;18;20&lt;/additional_attributes&gt;&lt;/element&gt;&lt;element&gt;&lt;id&gt;Relation&lt;/id&gt;&lt;coordinates&gt;&lt;x&gt;905&lt;/x&gt;&lt;y&gt;3023&lt;/y&gt;&lt;w&gt;60&lt;/w&gt;&lt;h&gt;60&lt;/h&gt;&lt;/coordinates&gt;&lt;panel_attributes&gt;lt=-</w:t>
+        <w:t>lw=3&lt;/panel_attributes&gt;&lt;additional_attributes&gt;47;28;17.424;17.739;21.046;45.504;47;28&lt;/additional_attributes&gt;&lt;/element&gt;&lt;element&gt;&lt;id&gt;Relation&lt;/id&gt;&lt;coordinates&gt;&lt;x&gt;1414&lt;/x&gt;&lt;y&gt;3023&lt;/y&gt;&lt;w&gt;60&lt;/w&gt;&lt;h&gt;60&lt;/h&gt;&lt;/coordinates&gt;&lt;panel_attributes&gt;lt=-</w:t>
       </w:r>
     </w:p>
     <w:p>
@@ -14769,21 +14695,6 @@
         <w:spacing w:before="160" w:after="200"/>
       </w:pPr>
       <w:r>
-        <w:t>lw=3&lt;/panel_attributes&gt;&lt;additional_attributes&gt;47;28;17.424;17.739;21.046;45.504;47;28&lt;/additional_attributes&gt;&lt;/element&gt;&lt;element&gt;&lt;id&gt;Relation&lt;/id&gt;&lt;coordinates&gt;&lt;x&gt;1414&lt;/x&gt;&lt;y&gt;3023&lt;/y&gt;&lt;w&gt;60&lt;/w&gt;&lt;h&gt;60&lt;/h&gt;&lt;/coordinates&gt;&lt;panel_attributes&gt;lt=-</w:t>
-      </w:r>
-    </w:p>
-    <w:p>
-      <w:pPr>
-        <w:pBdr>
-          <w:top w:val="single" w:sz="1" w:space="9" w:color="D1D5DB"/>
-          <w:left w:val="single" w:sz="1" w:space="9" w:color="D1D5DB"/>
-          <w:bottom w:val="single" w:sz="1" w:space="9" w:color="D1D5DB"/>
-          <w:right w:val="single" w:sz="1" w:space="9" w:color="D1D5DB"/>
-        </w:pBdr>
-        <w:shd w:val="clear" w:color="auto" w:fill="F8FAFC"/>
-        <w:spacing w:before="160" w:after="200"/>
-      </w:pPr>
-      <w:r>
         <w:t>lw=3&lt;/panel_attributes&gt;&lt;additional_attributes&gt;18;28;43.887;45.603;47.615;17.852;18;28&lt;/additional_attributes&gt;&lt;/element&gt;&lt;/diagram&gt;</w:t>
       </w:r>
     </w:p>
@@ -15107,7 +15018,6 @@
           <w:szCs w:val="20"/>
           <w:shd w:val="clear" w:color="auto" w:fill="F1F5F9"/>
         </w:rPr>
-        <w:lastRenderedPageBreak/>
         <w:t>ctrl checks the provider ID against stored records internally; lookup is not an additional sequence message.</w:t>
       </w:r>
     </w:p>
@@ -15474,6 +15384,7 @@
           <w:szCs w:val="20"/>
           <w:shd w:val="clear" w:color="auto" w:fill="F1F5F9"/>
         </w:rPr>
+        <w:lastRenderedPageBreak/>
         <w:t>ui</w:t>
       </w:r>
       <w:proofErr w:type="spellEnd"/>
@@ -15534,7 +15445,7 @@
           <w:szCs w:val="20"/>
           <w:shd w:val="clear" w:color="auto" w:fill="F1F5F9"/>
         </w:rPr>
-        <w:t>End interaction; persistent objects remain alive. Use X only when a temporary object is actually destroyed.</w:t>
+        <w:t>End interaction; persistent objects remain alive.</w:t>
       </w:r>
     </w:p>
     <w:p>
@@ -16273,7 +16184,6 @@
           <w:szCs w:val="20"/>
           <w:shd w:val="clear" w:color="auto" w:fill="F1F5F9"/>
         </w:rPr>
-        <w:lastRenderedPageBreak/>
         <w:t xml:space="preserve">[else]: </w:t>
       </w:r>
       <w:proofErr w:type="spellStart"/>
@@ -16454,7 +16364,7 @@
           <w:szCs w:val="20"/>
           <w:shd w:val="clear" w:color="auto" w:fill="F1F5F9"/>
         </w:rPr>
-        <w:t>End interaction; persistent objects remain alive. Use X only when a temporary object is actually destroyed.</w:t>
+        <w:t>End interaction; persistent objects remain alive.</w:t>
       </w:r>
     </w:p>
     <w:p>
@@ -16473,7 +16383,7 @@
           <w:szCs w:val="20"/>
           <w:shd w:val="clear" w:color="auto" w:fill="F1F5F9"/>
         </w:rPr>
-        <w:t>Draw found/absent lookup as one alt, then a separate success/failure alt for the returned Boolean. An absent lookup sets success=false; success permits the operator menu, while failure denies access.</w:t>
+        <w:t>The found/absent lookup and the returned Boolean success/failure are represented by separate alt fragments. An absent lookup sets success=false; success permits the operator menu, while failure denies access.</w:t>
       </w:r>
     </w:p>
     <w:p>
@@ -16485,6 +16395,7 @@
         <w:rPr>
           <w:noProof/>
         </w:rPr>
+        <w:lastRenderedPageBreak/>
         <w:drawing>
           <wp:inline distT="0" distB="0" distL="0" distR="0" wp14:anchorId="36F11C7F" wp14:editId="5ADF08E1">
             <wp:extent cx="3963670" cy="4418764"/>
@@ -17059,425 +16970,425 @@
           <w:szCs w:val="20"/>
           <w:shd w:val="clear" w:color="auto" w:fill="F1F5F9"/>
         </w:rPr>
+        <w:t>[else]: success = false (local result, not a message)</w:t>
+      </w:r>
+    </w:p>
+    <w:p>
+      <w:pPr>
+        <w:pStyle w:val="ListParagraph"/>
+        <w:numPr>
+          <w:ilvl w:val="0"/>
+          <w:numId w:val="22"/>
+        </w:numPr>
+        <w:spacing w:before="40" w:after="80"/>
+      </w:pPr>
+      <w:r>
+        <w:rPr>
+          <w:rFonts w:ascii="Courier New" w:eastAsia="Courier New" w:hAnsi="Courier New" w:cs="Courier New"/>
+          <w:sz w:val="20"/>
+          <w:szCs w:val="20"/>
+          <w:shd w:val="clear" w:color="auto" w:fill="F1F5F9"/>
+        </w:rPr>
+        <w:t xml:space="preserve">ctrl </w:t>
+      </w:r>
+      <w:r>
+        <w:rPr>
+          <w:rFonts w:ascii="Cambria Math" w:eastAsia="Courier New" w:hAnsi="Cambria Math" w:cs="Cambria Math"/>
+          <w:sz w:val="20"/>
+          <w:szCs w:val="20"/>
+          <w:shd w:val="clear" w:color="auto" w:fill="F1F5F9"/>
+        </w:rPr>
+        <w:t>⇢</w:t>
+      </w:r>
+      <w:r>
+        <w:rPr>
+          <w:rFonts w:ascii="Courier New" w:eastAsia="Courier New" w:hAnsi="Courier New" w:cs="Courier New"/>
+          <w:sz w:val="20"/>
+          <w:szCs w:val="20"/>
+          <w:shd w:val="clear" w:color="auto" w:fill="F1F5F9"/>
+        </w:rPr>
+        <w:t xml:space="preserve"> </w:t>
+      </w:r>
+      <w:proofErr w:type="spellStart"/>
+      <w:r>
+        <w:rPr>
+          <w:rFonts w:ascii="Courier New" w:eastAsia="Courier New" w:hAnsi="Courier New" w:cs="Courier New"/>
+          <w:sz w:val="20"/>
+          <w:szCs w:val="20"/>
+          <w:shd w:val="clear" w:color="auto" w:fill="F1F5F9"/>
+        </w:rPr>
+        <w:t>ui</w:t>
+      </w:r>
+      <w:proofErr w:type="spellEnd"/>
+      <w:r>
+        <w:rPr>
+          <w:rFonts w:ascii="Courier New" w:eastAsia="Courier New" w:hAnsi="Courier New" w:cs="Courier New"/>
+          <w:sz w:val="20"/>
+          <w:szCs w:val="20"/>
+          <w:shd w:val="clear" w:color="auto" w:fill="F1F5F9"/>
+        </w:rPr>
+        <w:t xml:space="preserve">: </w:t>
+      </w:r>
+      <w:proofErr w:type="spellStart"/>
+      <w:proofErr w:type="gramStart"/>
+      <w:r>
+        <w:rPr>
+          <w:rFonts w:ascii="Courier New" w:eastAsia="Courier New" w:hAnsi="Courier New" w:cs="Courier New"/>
+          <w:sz w:val="20"/>
+          <w:szCs w:val="20"/>
+          <w:shd w:val="clear" w:color="auto" w:fill="F1F5F9"/>
+        </w:rPr>
+        <w:t>success:boolean</w:t>
+      </w:r>
+      <w:proofErr w:type="spellEnd"/>
+      <w:proofErr w:type="gramEnd"/>
+      <w:r>
+        <w:rPr>
+          <w:rFonts w:ascii="Courier New" w:eastAsia="Courier New" w:hAnsi="Courier New" w:cs="Courier New"/>
+          <w:sz w:val="20"/>
+          <w:szCs w:val="20"/>
+          <w:shd w:val="clear" w:color="auto" w:fill="F1F5F9"/>
+        </w:rPr>
+        <w:t xml:space="preserve">; a separate alt uses [success]: </w:t>
+      </w:r>
+      <w:proofErr w:type="spellStart"/>
+      <w:r>
+        <w:rPr>
+          <w:rFonts w:ascii="Courier New" w:eastAsia="Courier New" w:hAnsi="Courier New" w:cs="Courier New"/>
+          <w:sz w:val="20"/>
+          <w:szCs w:val="20"/>
+          <w:shd w:val="clear" w:color="auto" w:fill="F1F5F9"/>
+        </w:rPr>
+        <w:t>ui</w:t>
+      </w:r>
+      <w:proofErr w:type="spellEnd"/>
+      <w:r>
+        <w:rPr>
+          <w:rFonts w:ascii="Courier New" w:eastAsia="Courier New" w:hAnsi="Courier New" w:cs="Courier New"/>
+          <w:sz w:val="20"/>
+          <w:szCs w:val="20"/>
+          <w:shd w:val="clear" w:color="auto" w:fill="F1F5F9"/>
+        </w:rPr>
+        <w:t xml:space="preserve"> → </w:t>
+      </w:r>
+      <w:proofErr w:type="spellStart"/>
+      <w:proofErr w:type="gramStart"/>
+      <w:r>
+        <w:rPr>
+          <w:rFonts w:ascii="Courier New" w:eastAsia="Courier New" w:hAnsi="Courier New" w:cs="Courier New"/>
+          <w:sz w:val="20"/>
+          <w:szCs w:val="20"/>
+          <w:shd w:val="clear" w:color="auto" w:fill="F1F5F9"/>
+        </w:rPr>
+        <w:t>ui.display</w:t>
+      </w:r>
+      <w:proofErr w:type="spellEnd"/>
+      <w:proofErr w:type="gramEnd"/>
+      <w:r>
+        <w:rPr>
+          <w:rFonts w:ascii="Courier New" w:eastAsia="Courier New" w:hAnsi="Courier New" w:cs="Courier New"/>
+          <w:sz w:val="20"/>
+          <w:szCs w:val="20"/>
+          <w:shd w:val="clear" w:color="auto" w:fill="F1F5F9"/>
+        </w:rPr>
+        <w:t xml:space="preserve">("Success"); </w:t>
+      </w:r>
+      <w:proofErr w:type="spellStart"/>
+      <w:r>
+        <w:rPr>
+          <w:rFonts w:ascii="Courier New" w:eastAsia="Courier New" w:hAnsi="Courier New" w:cs="Courier New"/>
+          <w:sz w:val="20"/>
+          <w:szCs w:val="20"/>
+          <w:shd w:val="clear" w:color="auto" w:fill="F1F5F9"/>
+        </w:rPr>
+        <w:t>ui</w:t>
+      </w:r>
+      <w:proofErr w:type="spellEnd"/>
+      <w:r>
+        <w:rPr>
+          <w:rFonts w:ascii="Courier New" w:eastAsia="Courier New" w:hAnsi="Courier New" w:cs="Courier New"/>
+          <w:sz w:val="20"/>
+          <w:szCs w:val="20"/>
+          <w:shd w:val="clear" w:color="auto" w:fill="F1F5F9"/>
+        </w:rPr>
+        <w:t xml:space="preserve"> </w:t>
+      </w:r>
+      <w:r>
+        <w:rPr>
+          <w:rFonts w:ascii="Cambria Math" w:eastAsia="Courier New" w:hAnsi="Cambria Math" w:cs="Cambria Math"/>
+          <w:sz w:val="20"/>
+          <w:szCs w:val="20"/>
+          <w:shd w:val="clear" w:color="auto" w:fill="F1F5F9"/>
+        </w:rPr>
+        <w:t>⇢</w:t>
+      </w:r>
+      <w:r>
+        <w:rPr>
+          <w:rFonts w:ascii="Courier New" w:eastAsia="Courier New" w:hAnsi="Courier New" w:cs="Courier New"/>
+          <w:sz w:val="20"/>
+          <w:szCs w:val="20"/>
+          <w:shd w:val="clear" w:color="auto" w:fill="F1F5F9"/>
+        </w:rPr>
+        <w:t xml:space="preserve"> </w:t>
+      </w:r>
+      <w:proofErr w:type="spellStart"/>
+      <w:r>
+        <w:rPr>
+          <w:rFonts w:ascii="Courier New" w:eastAsia="Courier New" w:hAnsi="Courier New" w:cs="Courier New"/>
+          <w:sz w:val="20"/>
+          <w:szCs w:val="20"/>
+          <w:shd w:val="clear" w:color="auto" w:fill="F1F5F9"/>
+        </w:rPr>
+        <w:t>ui</w:t>
+      </w:r>
+      <w:proofErr w:type="spellEnd"/>
+      <w:r>
+        <w:rPr>
+          <w:rFonts w:ascii="Courier New" w:eastAsia="Courier New" w:hAnsi="Courier New" w:cs="Courier New"/>
+          <w:sz w:val="20"/>
+          <w:szCs w:val="20"/>
+          <w:shd w:val="clear" w:color="auto" w:fill="F1F5F9"/>
+        </w:rPr>
+        <w:t>: completed</w:t>
+      </w:r>
+    </w:p>
+    <w:p>
+      <w:pPr>
+        <w:pStyle w:val="ListParagraph"/>
+        <w:numPr>
+          <w:ilvl w:val="0"/>
+          <w:numId w:val="22"/>
+        </w:numPr>
+        <w:spacing w:before="40" w:after="80"/>
+      </w:pPr>
+      <w:r>
+        <w:rPr>
+          <w:rFonts w:ascii="Courier New" w:eastAsia="Courier New" w:hAnsi="Courier New" w:cs="Courier New"/>
+          <w:sz w:val="20"/>
+          <w:szCs w:val="20"/>
+          <w:shd w:val="clear" w:color="auto" w:fill="F1F5F9"/>
+        </w:rPr>
+        <w:t xml:space="preserve">[else]: </w:t>
+      </w:r>
+      <w:proofErr w:type="spellStart"/>
+      <w:r>
+        <w:rPr>
+          <w:rFonts w:ascii="Courier New" w:eastAsia="Courier New" w:hAnsi="Courier New" w:cs="Courier New"/>
+          <w:sz w:val="20"/>
+          <w:szCs w:val="20"/>
+          <w:shd w:val="clear" w:color="auto" w:fill="F1F5F9"/>
+        </w:rPr>
+        <w:t>ui</w:t>
+      </w:r>
+      <w:proofErr w:type="spellEnd"/>
+      <w:r>
+        <w:rPr>
+          <w:rFonts w:ascii="Courier New" w:eastAsia="Courier New" w:hAnsi="Courier New" w:cs="Courier New"/>
+          <w:sz w:val="20"/>
+          <w:szCs w:val="20"/>
+          <w:shd w:val="clear" w:color="auto" w:fill="F1F5F9"/>
+        </w:rPr>
+        <w:t xml:space="preserve"> → </w:t>
+      </w:r>
+      <w:proofErr w:type="spellStart"/>
+      <w:proofErr w:type="gramStart"/>
+      <w:r>
+        <w:rPr>
+          <w:rFonts w:ascii="Courier New" w:eastAsia="Courier New" w:hAnsi="Courier New" w:cs="Courier New"/>
+          <w:sz w:val="20"/>
+          <w:szCs w:val="20"/>
+          <w:shd w:val="clear" w:color="auto" w:fill="F1F5F9"/>
+        </w:rPr>
+        <w:t>ui.display</w:t>
+      </w:r>
+      <w:proofErr w:type="spellEnd"/>
+      <w:proofErr w:type="gramEnd"/>
+      <w:r>
+        <w:rPr>
+          <w:rFonts w:ascii="Courier New" w:eastAsia="Courier New" w:hAnsi="Courier New" w:cs="Courier New"/>
+          <w:sz w:val="20"/>
+          <w:szCs w:val="20"/>
+          <w:shd w:val="clear" w:color="auto" w:fill="F1F5F9"/>
+        </w:rPr>
+        <w:t xml:space="preserve">("Failed"); </w:t>
+      </w:r>
+      <w:proofErr w:type="spellStart"/>
+      <w:r>
+        <w:rPr>
+          <w:rFonts w:ascii="Courier New" w:eastAsia="Courier New" w:hAnsi="Courier New" w:cs="Courier New"/>
+          <w:sz w:val="20"/>
+          <w:szCs w:val="20"/>
+          <w:shd w:val="clear" w:color="auto" w:fill="F1F5F9"/>
+        </w:rPr>
+        <w:t>ui</w:t>
+      </w:r>
+      <w:proofErr w:type="spellEnd"/>
+      <w:r>
+        <w:rPr>
+          <w:rFonts w:ascii="Courier New" w:eastAsia="Courier New" w:hAnsi="Courier New" w:cs="Courier New"/>
+          <w:sz w:val="20"/>
+          <w:szCs w:val="20"/>
+          <w:shd w:val="clear" w:color="auto" w:fill="F1F5F9"/>
+        </w:rPr>
+        <w:t xml:space="preserve"> </w:t>
+      </w:r>
+      <w:r>
+        <w:rPr>
+          <w:rFonts w:ascii="Cambria Math" w:eastAsia="Courier New" w:hAnsi="Cambria Math" w:cs="Cambria Math"/>
+          <w:sz w:val="20"/>
+          <w:szCs w:val="20"/>
+          <w:shd w:val="clear" w:color="auto" w:fill="F1F5F9"/>
+        </w:rPr>
+        <w:t>⇢</w:t>
+      </w:r>
+      <w:r>
+        <w:rPr>
+          <w:rFonts w:ascii="Courier New" w:eastAsia="Courier New" w:hAnsi="Courier New" w:cs="Courier New"/>
+          <w:sz w:val="20"/>
+          <w:szCs w:val="20"/>
+          <w:shd w:val="clear" w:color="auto" w:fill="F1F5F9"/>
+        </w:rPr>
+        <w:t xml:space="preserve"> </w:t>
+      </w:r>
+      <w:proofErr w:type="spellStart"/>
+      <w:r>
+        <w:rPr>
+          <w:rFonts w:ascii="Courier New" w:eastAsia="Courier New" w:hAnsi="Courier New" w:cs="Courier New"/>
+          <w:sz w:val="20"/>
+          <w:szCs w:val="20"/>
+          <w:shd w:val="clear" w:color="auto" w:fill="F1F5F9"/>
+        </w:rPr>
+        <w:t>ui</w:t>
+      </w:r>
+      <w:proofErr w:type="spellEnd"/>
+      <w:r>
+        <w:rPr>
+          <w:rFonts w:ascii="Courier New" w:eastAsia="Courier New" w:hAnsi="Courier New" w:cs="Courier New"/>
+          <w:sz w:val="20"/>
+          <w:szCs w:val="20"/>
+          <w:shd w:val="clear" w:color="auto" w:fill="F1F5F9"/>
+        </w:rPr>
+        <w:t>: completed</w:t>
+      </w:r>
+    </w:p>
+    <w:p>
+      <w:pPr>
+        <w:pStyle w:val="ListParagraph"/>
+        <w:numPr>
+          <w:ilvl w:val="0"/>
+          <w:numId w:val="22"/>
+        </w:numPr>
+        <w:spacing w:before="40" w:after="80"/>
+      </w:pPr>
+      <w:proofErr w:type="spellStart"/>
+      <w:r>
+        <w:rPr>
+          <w:rFonts w:ascii="Courier New" w:eastAsia="Courier New" w:hAnsi="Courier New" w:cs="Courier New"/>
+          <w:sz w:val="20"/>
+          <w:szCs w:val="20"/>
+          <w:shd w:val="clear" w:color="auto" w:fill="F1F5F9"/>
+        </w:rPr>
+        <w:t>ui</w:t>
+      </w:r>
+      <w:proofErr w:type="spellEnd"/>
+      <w:r>
+        <w:rPr>
+          <w:rFonts w:ascii="Courier New" w:eastAsia="Courier New" w:hAnsi="Courier New" w:cs="Courier New"/>
+          <w:sz w:val="20"/>
+          <w:szCs w:val="20"/>
+          <w:shd w:val="clear" w:color="auto" w:fill="F1F5F9"/>
+        </w:rPr>
+        <w:t xml:space="preserve"> </w:t>
+      </w:r>
+      <w:r>
+        <w:rPr>
+          <w:rFonts w:ascii="Cambria Math" w:eastAsia="Courier New" w:hAnsi="Cambria Math" w:cs="Cambria Math"/>
+          <w:sz w:val="20"/>
+          <w:szCs w:val="20"/>
+          <w:shd w:val="clear" w:color="auto" w:fill="F1F5F9"/>
+        </w:rPr>
+        <w:t>⇢</w:t>
+      </w:r>
+      <w:r>
+        <w:rPr>
+          <w:rFonts w:ascii="Courier New" w:eastAsia="Courier New" w:hAnsi="Courier New" w:cs="Courier New"/>
+          <w:sz w:val="20"/>
+          <w:szCs w:val="20"/>
+          <w:shd w:val="clear" w:color="auto" w:fill="F1F5F9"/>
+        </w:rPr>
+        <w:t xml:space="preserve"> </w:t>
+      </w:r>
+      <w:proofErr w:type="spellStart"/>
+      <w:r>
+        <w:rPr>
+          <w:rFonts w:ascii="Courier New" w:eastAsia="Courier New" w:hAnsi="Courier New" w:cs="Courier New"/>
+          <w:sz w:val="20"/>
+          <w:szCs w:val="20"/>
+          <w:shd w:val="clear" w:color="auto" w:fill="F1F5F9"/>
+        </w:rPr>
+        <w:t>mgr</w:t>
+      </w:r>
+      <w:proofErr w:type="spellEnd"/>
+      <w:r>
+        <w:rPr>
+          <w:rFonts w:ascii="Courier New" w:eastAsia="Courier New" w:hAnsi="Courier New" w:cs="Courier New"/>
+          <w:sz w:val="20"/>
+          <w:szCs w:val="20"/>
+          <w:shd w:val="clear" w:color="auto" w:fill="F1F5F9"/>
+        </w:rPr>
+        <w:t xml:space="preserve">: </w:t>
+      </w:r>
+      <w:proofErr w:type="spellStart"/>
+      <w:proofErr w:type="gramStart"/>
+      <w:r>
+        <w:rPr>
+          <w:rFonts w:ascii="Courier New" w:eastAsia="Courier New" w:hAnsi="Courier New" w:cs="Courier New"/>
+          <w:sz w:val="20"/>
+          <w:szCs w:val="20"/>
+          <w:shd w:val="clear" w:color="auto" w:fill="F1F5F9"/>
+        </w:rPr>
+        <w:t>success:boolean</w:t>
+      </w:r>
+      <w:proofErr w:type="spellEnd"/>
+      <w:proofErr w:type="gramEnd"/>
+    </w:p>
+    <w:p>
+      <w:pPr>
+        <w:pStyle w:val="ListParagraph"/>
+        <w:numPr>
+          <w:ilvl w:val="0"/>
+          <w:numId w:val="22"/>
+        </w:numPr>
+        <w:spacing w:before="40" w:after="80"/>
+      </w:pPr>
+      <w:r>
+        <w:rPr>
+          <w:rFonts w:ascii="Courier New" w:eastAsia="Courier New" w:hAnsi="Courier New" w:cs="Courier New"/>
+          <w:sz w:val="20"/>
+          <w:szCs w:val="20"/>
+          <w:shd w:val="clear" w:color="auto" w:fill="F1F5F9"/>
+        </w:rPr>
+        <w:t>End interaction; persistent objects remain alive.</w:t>
+      </w:r>
+    </w:p>
+    <w:p>
+      <w:pPr>
+        <w:pStyle w:val="ListParagraph"/>
+        <w:numPr>
+          <w:ilvl w:val="0"/>
+          <w:numId w:val="22"/>
+        </w:numPr>
+        <w:spacing w:before="40" w:after="80"/>
+      </w:pPr>
+      <w:r>
+        <w:rPr>
+          <w:rFonts w:ascii="Courier New" w:eastAsia="Courier New" w:hAnsi="Courier New" w:cs="Courier New"/>
+          <w:sz w:val="20"/>
+          <w:szCs w:val="20"/>
+          <w:shd w:val="clear" w:color="auto" w:fill="F1F5F9"/>
+        </w:rPr>
         <w:lastRenderedPageBreak/>
-        <w:t>[else]: success = false (local result, not a message)</w:t>
-      </w:r>
-    </w:p>
-    <w:p>
-      <w:pPr>
-        <w:pStyle w:val="ListParagraph"/>
-        <w:numPr>
-          <w:ilvl w:val="0"/>
-          <w:numId w:val="22"/>
-        </w:numPr>
-        <w:spacing w:before="40" w:after="80"/>
-      </w:pPr>
-      <w:r>
-        <w:rPr>
-          <w:rFonts w:ascii="Courier New" w:eastAsia="Courier New" w:hAnsi="Courier New" w:cs="Courier New"/>
-          <w:sz w:val="20"/>
-          <w:szCs w:val="20"/>
-          <w:shd w:val="clear" w:color="auto" w:fill="F1F5F9"/>
-        </w:rPr>
-        <w:t xml:space="preserve">ctrl </w:t>
-      </w:r>
-      <w:r>
-        <w:rPr>
-          <w:rFonts w:ascii="Cambria Math" w:eastAsia="Courier New" w:hAnsi="Cambria Math" w:cs="Cambria Math"/>
-          <w:sz w:val="20"/>
-          <w:szCs w:val="20"/>
-          <w:shd w:val="clear" w:color="auto" w:fill="F1F5F9"/>
-        </w:rPr>
-        <w:t>⇢</w:t>
-      </w:r>
-      <w:r>
-        <w:rPr>
-          <w:rFonts w:ascii="Courier New" w:eastAsia="Courier New" w:hAnsi="Courier New" w:cs="Courier New"/>
-          <w:sz w:val="20"/>
-          <w:szCs w:val="20"/>
-          <w:shd w:val="clear" w:color="auto" w:fill="F1F5F9"/>
-        </w:rPr>
-        <w:t xml:space="preserve"> </w:t>
-      </w:r>
-      <w:proofErr w:type="spellStart"/>
-      <w:r>
-        <w:rPr>
-          <w:rFonts w:ascii="Courier New" w:eastAsia="Courier New" w:hAnsi="Courier New" w:cs="Courier New"/>
-          <w:sz w:val="20"/>
-          <w:szCs w:val="20"/>
-          <w:shd w:val="clear" w:color="auto" w:fill="F1F5F9"/>
-        </w:rPr>
-        <w:t>ui</w:t>
-      </w:r>
-      <w:proofErr w:type="spellEnd"/>
-      <w:r>
-        <w:rPr>
-          <w:rFonts w:ascii="Courier New" w:eastAsia="Courier New" w:hAnsi="Courier New" w:cs="Courier New"/>
-          <w:sz w:val="20"/>
-          <w:szCs w:val="20"/>
-          <w:shd w:val="clear" w:color="auto" w:fill="F1F5F9"/>
-        </w:rPr>
-        <w:t xml:space="preserve">: </w:t>
-      </w:r>
-      <w:proofErr w:type="spellStart"/>
-      <w:proofErr w:type="gramStart"/>
-      <w:r>
-        <w:rPr>
-          <w:rFonts w:ascii="Courier New" w:eastAsia="Courier New" w:hAnsi="Courier New" w:cs="Courier New"/>
-          <w:sz w:val="20"/>
-          <w:szCs w:val="20"/>
-          <w:shd w:val="clear" w:color="auto" w:fill="F1F5F9"/>
-        </w:rPr>
-        <w:t>success:boolean</w:t>
-      </w:r>
-      <w:proofErr w:type="spellEnd"/>
-      <w:proofErr w:type="gramEnd"/>
-      <w:r>
-        <w:rPr>
-          <w:rFonts w:ascii="Courier New" w:eastAsia="Courier New" w:hAnsi="Courier New" w:cs="Courier New"/>
-          <w:sz w:val="20"/>
-          <w:szCs w:val="20"/>
-          <w:shd w:val="clear" w:color="auto" w:fill="F1F5F9"/>
-        </w:rPr>
-        <w:t xml:space="preserve">; a separate alt uses [success]: </w:t>
-      </w:r>
-      <w:proofErr w:type="spellStart"/>
-      <w:r>
-        <w:rPr>
-          <w:rFonts w:ascii="Courier New" w:eastAsia="Courier New" w:hAnsi="Courier New" w:cs="Courier New"/>
-          <w:sz w:val="20"/>
-          <w:szCs w:val="20"/>
-          <w:shd w:val="clear" w:color="auto" w:fill="F1F5F9"/>
-        </w:rPr>
-        <w:t>ui</w:t>
-      </w:r>
-      <w:proofErr w:type="spellEnd"/>
-      <w:r>
-        <w:rPr>
-          <w:rFonts w:ascii="Courier New" w:eastAsia="Courier New" w:hAnsi="Courier New" w:cs="Courier New"/>
-          <w:sz w:val="20"/>
-          <w:szCs w:val="20"/>
-          <w:shd w:val="clear" w:color="auto" w:fill="F1F5F9"/>
-        </w:rPr>
-        <w:t xml:space="preserve"> → </w:t>
-      </w:r>
-      <w:proofErr w:type="spellStart"/>
-      <w:proofErr w:type="gramStart"/>
-      <w:r>
-        <w:rPr>
-          <w:rFonts w:ascii="Courier New" w:eastAsia="Courier New" w:hAnsi="Courier New" w:cs="Courier New"/>
-          <w:sz w:val="20"/>
-          <w:szCs w:val="20"/>
-          <w:shd w:val="clear" w:color="auto" w:fill="F1F5F9"/>
-        </w:rPr>
-        <w:t>ui.display</w:t>
-      </w:r>
-      <w:proofErr w:type="spellEnd"/>
-      <w:proofErr w:type="gramEnd"/>
-      <w:r>
-        <w:rPr>
-          <w:rFonts w:ascii="Courier New" w:eastAsia="Courier New" w:hAnsi="Courier New" w:cs="Courier New"/>
-          <w:sz w:val="20"/>
-          <w:szCs w:val="20"/>
-          <w:shd w:val="clear" w:color="auto" w:fill="F1F5F9"/>
-        </w:rPr>
-        <w:t xml:space="preserve">("Success"); </w:t>
-      </w:r>
-      <w:proofErr w:type="spellStart"/>
-      <w:r>
-        <w:rPr>
-          <w:rFonts w:ascii="Courier New" w:eastAsia="Courier New" w:hAnsi="Courier New" w:cs="Courier New"/>
-          <w:sz w:val="20"/>
-          <w:szCs w:val="20"/>
-          <w:shd w:val="clear" w:color="auto" w:fill="F1F5F9"/>
-        </w:rPr>
-        <w:t>ui</w:t>
-      </w:r>
-      <w:proofErr w:type="spellEnd"/>
-      <w:r>
-        <w:rPr>
-          <w:rFonts w:ascii="Courier New" w:eastAsia="Courier New" w:hAnsi="Courier New" w:cs="Courier New"/>
-          <w:sz w:val="20"/>
-          <w:szCs w:val="20"/>
-          <w:shd w:val="clear" w:color="auto" w:fill="F1F5F9"/>
-        </w:rPr>
-        <w:t xml:space="preserve"> </w:t>
-      </w:r>
-      <w:r>
-        <w:rPr>
-          <w:rFonts w:ascii="Cambria Math" w:eastAsia="Courier New" w:hAnsi="Cambria Math" w:cs="Cambria Math"/>
-          <w:sz w:val="20"/>
-          <w:szCs w:val="20"/>
-          <w:shd w:val="clear" w:color="auto" w:fill="F1F5F9"/>
-        </w:rPr>
-        <w:t>⇢</w:t>
-      </w:r>
-      <w:r>
-        <w:rPr>
-          <w:rFonts w:ascii="Courier New" w:eastAsia="Courier New" w:hAnsi="Courier New" w:cs="Courier New"/>
-          <w:sz w:val="20"/>
-          <w:szCs w:val="20"/>
-          <w:shd w:val="clear" w:color="auto" w:fill="F1F5F9"/>
-        </w:rPr>
-        <w:t xml:space="preserve"> </w:t>
-      </w:r>
-      <w:proofErr w:type="spellStart"/>
-      <w:r>
-        <w:rPr>
-          <w:rFonts w:ascii="Courier New" w:eastAsia="Courier New" w:hAnsi="Courier New" w:cs="Courier New"/>
-          <w:sz w:val="20"/>
-          <w:szCs w:val="20"/>
-          <w:shd w:val="clear" w:color="auto" w:fill="F1F5F9"/>
-        </w:rPr>
-        <w:t>ui</w:t>
-      </w:r>
-      <w:proofErr w:type="spellEnd"/>
-      <w:r>
-        <w:rPr>
-          <w:rFonts w:ascii="Courier New" w:eastAsia="Courier New" w:hAnsi="Courier New" w:cs="Courier New"/>
-          <w:sz w:val="20"/>
-          <w:szCs w:val="20"/>
-          <w:shd w:val="clear" w:color="auto" w:fill="F1F5F9"/>
-        </w:rPr>
-        <w:t>: completed</w:t>
-      </w:r>
-    </w:p>
-    <w:p>
-      <w:pPr>
-        <w:pStyle w:val="ListParagraph"/>
-        <w:numPr>
-          <w:ilvl w:val="0"/>
-          <w:numId w:val="22"/>
-        </w:numPr>
-        <w:spacing w:before="40" w:after="80"/>
-      </w:pPr>
-      <w:r>
-        <w:rPr>
-          <w:rFonts w:ascii="Courier New" w:eastAsia="Courier New" w:hAnsi="Courier New" w:cs="Courier New"/>
-          <w:sz w:val="20"/>
-          <w:szCs w:val="20"/>
-          <w:shd w:val="clear" w:color="auto" w:fill="F1F5F9"/>
-        </w:rPr>
-        <w:t xml:space="preserve">[else]: </w:t>
-      </w:r>
-      <w:proofErr w:type="spellStart"/>
-      <w:r>
-        <w:rPr>
-          <w:rFonts w:ascii="Courier New" w:eastAsia="Courier New" w:hAnsi="Courier New" w:cs="Courier New"/>
-          <w:sz w:val="20"/>
-          <w:szCs w:val="20"/>
-          <w:shd w:val="clear" w:color="auto" w:fill="F1F5F9"/>
-        </w:rPr>
-        <w:t>ui</w:t>
-      </w:r>
-      <w:proofErr w:type="spellEnd"/>
-      <w:r>
-        <w:rPr>
-          <w:rFonts w:ascii="Courier New" w:eastAsia="Courier New" w:hAnsi="Courier New" w:cs="Courier New"/>
-          <w:sz w:val="20"/>
-          <w:szCs w:val="20"/>
-          <w:shd w:val="clear" w:color="auto" w:fill="F1F5F9"/>
-        </w:rPr>
-        <w:t xml:space="preserve"> → </w:t>
-      </w:r>
-      <w:proofErr w:type="spellStart"/>
-      <w:proofErr w:type="gramStart"/>
-      <w:r>
-        <w:rPr>
-          <w:rFonts w:ascii="Courier New" w:eastAsia="Courier New" w:hAnsi="Courier New" w:cs="Courier New"/>
-          <w:sz w:val="20"/>
-          <w:szCs w:val="20"/>
-          <w:shd w:val="clear" w:color="auto" w:fill="F1F5F9"/>
-        </w:rPr>
-        <w:t>ui.display</w:t>
-      </w:r>
-      <w:proofErr w:type="spellEnd"/>
-      <w:proofErr w:type="gramEnd"/>
-      <w:r>
-        <w:rPr>
-          <w:rFonts w:ascii="Courier New" w:eastAsia="Courier New" w:hAnsi="Courier New" w:cs="Courier New"/>
-          <w:sz w:val="20"/>
-          <w:szCs w:val="20"/>
-          <w:shd w:val="clear" w:color="auto" w:fill="F1F5F9"/>
-        </w:rPr>
-        <w:t xml:space="preserve">("Failed"); </w:t>
-      </w:r>
-      <w:proofErr w:type="spellStart"/>
-      <w:r>
-        <w:rPr>
-          <w:rFonts w:ascii="Courier New" w:eastAsia="Courier New" w:hAnsi="Courier New" w:cs="Courier New"/>
-          <w:sz w:val="20"/>
-          <w:szCs w:val="20"/>
-          <w:shd w:val="clear" w:color="auto" w:fill="F1F5F9"/>
-        </w:rPr>
-        <w:t>ui</w:t>
-      </w:r>
-      <w:proofErr w:type="spellEnd"/>
-      <w:r>
-        <w:rPr>
-          <w:rFonts w:ascii="Courier New" w:eastAsia="Courier New" w:hAnsi="Courier New" w:cs="Courier New"/>
-          <w:sz w:val="20"/>
-          <w:szCs w:val="20"/>
-          <w:shd w:val="clear" w:color="auto" w:fill="F1F5F9"/>
-        </w:rPr>
-        <w:t xml:space="preserve"> </w:t>
-      </w:r>
-      <w:r>
-        <w:rPr>
-          <w:rFonts w:ascii="Cambria Math" w:eastAsia="Courier New" w:hAnsi="Cambria Math" w:cs="Cambria Math"/>
-          <w:sz w:val="20"/>
-          <w:szCs w:val="20"/>
-          <w:shd w:val="clear" w:color="auto" w:fill="F1F5F9"/>
-        </w:rPr>
-        <w:t>⇢</w:t>
-      </w:r>
-      <w:r>
-        <w:rPr>
-          <w:rFonts w:ascii="Courier New" w:eastAsia="Courier New" w:hAnsi="Courier New" w:cs="Courier New"/>
-          <w:sz w:val="20"/>
-          <w:szCs w:val="20"/>
-          <w:shd w:val="clear" w:color="auto" w:fill="F1F5F9"/>
-        </w:rPr>
-        <w:t xml:space="preserve"> </w:t>
-      </w:r>
-      <w:proofErr w:type="spellStart"/>
-      <w:r>
-        <w:rPr>
-          <w:rFonts w:ascii="Courier New" w:eastAsia="Courier New" w:hAnsi="Courier New" w:cs="Courier New"/>
-          <w:sz w:val="20"/>
-          <w:szCs w:val="20"/>
-          <w:shd w:val="clear" w:color="auto" w:fill="F1F5F9"/>
-        </w:rPr>
-        <w:t>ui</w:t>
-      </w:r>
-      <w:proofErr w:type="spellEnd"/>
-      <w:r>
-        <w:rPr>
-          <w:rFonts w:ascii="Courier New" w:eastAsia="Courier New" w:hAnsi="Courier New" w:cs="Courier New"/>
-          <w:sz w:val="20"/>
-          <w:szCs w:val="20"/>
-          <w:shd w:val="clear" w:color="auto" w:fill="F1F5F9"/>
-        </w:rPr>
-        <w:t>: completed</w:t>
-      </w:r>
-    </w:p>
-    <w:p>
-      <w:pPr>
-        <w:pStyle w:val="ListParagraph"/>
-        <w:numPr>
-          <w:ilvl w:val="0"/>
-          <w:numId w:val="22"/>
-        </w:numPr>
-        <w:spacing w:before="40" w:after="80"/>
-      </w:pPr>
-      <w:proofErr w:type="spellStart"/>
-      <w:r>
-        <w:rPr>
-          <w:rFonts w:ascii="Courier New" w:eastAsia="Courier New" w:hAnsi="Courier New" w:cs="Courier New"/>
-          <w:sz w:val="20"/>
-          <w:szCs w:val="20"/>
-          <w:shd w:val="clear" w:color="auto" w:fill="F1F5F9"/>
-        </w:rPr>
-        <w:t>ui</w:t>
-      </w:r>
-      <w:proofErr w:type="spellEnd"/>
-      <w:r>
-        <w:rPr>
-          <w:rFonts w:ascii="Courier New" w:eastAsia="Courier New" w:hAnsi="Courier New" w:cs="Courier New"/>
-          <w:sz w:val="20"/>
-          <w:szCs w:val="20"/>
-          <w:shd w:val="clear" w:color="auto" w:fill="F1F5F9"/>
-        </w:rPr>
-        <w:t xml:space="preserve"> </w:t>
-      </w:r>
-      <w:r>
-        <w:rPr>
-          <w:rFonts w:ascii="Cambria Math" w:eastAsia="Courier New" w:hAnsi="Cambria Math" w:cs="Cambria Math"/>
-          <w:sz w:val="20"/>
-          <w:szCs w:val="20"/>
-          <w:shd w:val="clear" w:color="auto" w:fill="F1F5F9"/>
-        </w:rPr>
-        <w:t>⇢</w:t>
-      </w:r>
-      <w:r>
-        <w:rPr>
-          <w:rFonts w:ascii="Courier New" w:eastAsia="Courier New" w:hAnsi="Courier New" w:cs="Courier New"/>
-          <w:sz w:val="20"/>
-          <w:szCs w:val="20"/>
-          <w:shd w:val="clear" w:color="auto" w:fill="F1F5F9"/>
-        </w:rPr>
-        <w:t xml:space="preserve"> </w:t>
-      </w:r>
-      <w:proofErr w:type="spellStart"/>
-      <w:r>
-        <w:rPr>
-          <w:rFonts w:ascii="Courier New" w:eastAsia="Courier New" w:hAnsi="Courier New" w:cs="Courier New"/>
-          <w:sz w:val="20"/>
-          <w:szCs w:val="20"/>
-          <w:shd w:val="clear" w:color="auto" w:fill="F1F5F9"/>
-        </w:rPr>
-        <w:t>mgr</w:t>
-      </w:r>
-      <w:proofErr w:type="spellEnd"/>
-      <w:r>
-        <w:rPr>
-          <w:rFonts w:ascii="Courier New" w:eastAsia="Courier New" w:hAnsi="Courier New" w:cs="Courier New"/>
-          <w:sz w:val="20"/>
-          <w:szCs w:val="20"/>
-          <w:shd w:val="clear" w:color="auto" w:fill="F1F5F9"/>
-        </w:rPr>
-        <w:t xml:space="preserve">: </w:t>
-      </w:r>
-      <w:proofErr w:type="spellStart"/>
-      <w:proofErr w:type="gramStart"/>
-      <w:r>
-        <w:rPr>
-          <w:rFonts w:ascii="Courier New" w:eastAsia="Courier New" w:hAnsi="Courier New" w:cs="Courier New"/>
-          <w:sz w:val="20"/>
-          <w:szCs w:val="20"/>
-          <w:shd w:val="clear" w:color="auto" w:fill="F1F5F9"/>
-        </w:rPr>
-        <w:t>success:boolean</w:t>
-      </w:r>
-      <w:proofErr w:type="spellEnd"/>
-      <w:proofErr w:type="gramEnd"/>
-    </w:p>
-    <w:p>
-      <w:pPr>
-        <w:pStyle w:val="ListParagraph"/>
-        <w:numPr>
-          <w:ilvl w:val="0"/>
-          <w:numId w:val="22"/>
-        </w:numPr>
-        <w:spacing w:before="40" w:after="80"/>
-      </w:pPr>
-      <w:r>
-        <w:rPr>
-          <w:rFonts w:ascii="Courier New" w:eastAsia="Courier New" w:hAnsi="Courier New" w:cs="Courier New"/>
-          <w:sz w:val="20"/>
-          <w:szCs w:val="20"/>
-          <w:shd w:val="clear" w:color="auto" w:fill="F1F5F9"/>
-        </w:rPr>
-        <w:t>End interaction; persistent objects remain alive. Use X only when a temporary object is actually destroyed.</w:t>
-      </w:r>
-    </w:p>
-    <w:p>
-      <w:pPr>
-        <w:pStyle w:val="ListParagraph"/>
-        <w:numPr>
-          <w:ilvl w:val="0"/>
-          <w:numId w:val="22"/>
-        </w:numPr>
-        <w:spacing w:before="40" w:after="80"/>
-      </w:pPr>
-      <w:r>
-        <w:rPr>
-          <w:rFonts w:ascii="Courier New" w:eastAsia="Courier New" w:hAnsi="Courier New" w:cs="Courier New"/>
-          <w:sz w:val="20"/>
-          <w:szCs w:val="20"/>
-          <w:shd w:val="clear" w:color="auto" w:fill="F1F5F9"/>
-        </w:rPr>
-        <w:t>Draw found/absent lookup as one alt, then a separate success/failure alt for the returned Boolean. An absent lookup sets success=false; success permits the manager menu, while failure denies access.</w:t>
+        <w:t>The found/absent lookup and the returned Boolean success/failure are represented by separate alt fragments. An absent lookup sets success=false; success permits the manager menu, while failure denies access.</w:t>
       </w:r>
     </w:p>
     <w:p>
@@ -17810,7 +17721,270 @@
           <w:szCs w:val="20"/>
           <w:shd w:val="clear" w:color="auto" w:fill="F1F5F9"/>
         </w:rPr>
+        <w:t>ui</w:t>
+      </w:r>
+      <w:proofErr w:type="spellEnd"/>
+      <w:r>
+        <w:rPr>
+          <w:rFonts w:ascii="Courier New" w:eastAsia="Courier New" w:hAnsi="Courier New" w:cs="Courier New"/>
+          <w:sz w:val="20"/>
+          <w:szCs w:val="20"/>
+          <w:shd w:val="clear" w:color="auto" w:fill="F1F5F9"/>
+        </w:rPr>
+        <w:t xml:space="preserve"> → </w:t>
+      </w:r>
+      <w:proofErr w:type="spellStart"/>
+      <w:proofErr w:type="gramStart"/>
+      <w:r>
+        <w:rPr>
+          <w:rFonts w:ascii="Courier New" w:eastAsia="Courier New" w:hAnsi="Courier New" w:cs="Courier New"/>
+          <w:sz w:val="20"/>
+          <w:szCs w:val="20"/>
+          <w:shd w:val="clear" w:color="auto" w:fill="F1F5F9"/>
+        </w:rPr>
+        <w:t>ctrl.validateCard</w:t>
+      </w:r>
+      <w:proofErr w:type="spellEnd"/>
+      <w:proofErr w:type="gramEnd"/>
+      <w:r>
+        <w:rPr>
+          <w:rFonts w:ascii="Courier New" w:eastAsia="Courier New" w:hAnsi="Courier New" w:cs="Courier New"/>
+          <w:sz w:val="20"/>
+          <w:szCs w:val="20"/>
+          <w:shd w:val="clear" w:color="auto" w:fill="F1F5F9"/>
+        </w:rPr>
+        <w:t>("123456789")</w:t>
+      </w:r>
+    </w:p>
+    <w:p>
+      <w:pPr>
+        <w:pStyle w:val="ListParagraph"/>
+        <w:numPr>
+          <w:ilvl w:val="0"/>
+          <w:numId w:val="21"/>
+        </w:numPr>
+        <w:spacing w:before="40" w:after="80"/>
+      </w:pPr>
+      <w:r>
+        <w:rPr>
+          <w:rFonts w:ascii="Courier New" w:eastAsia="Courier New" w:hAnsi="Courier New" w:cs="Courier New"/>
+          <w:sz w:val="20"/>
+          <w:szCs w:val="20"/>
+          <w:shd w:val="clear" w:color="auto" w:fill="F1F5F9"/>
+        </w:rPr>
+        <w:t>ctrl locates the member record internally; absence maps to "Invalid number".</w:t>
+      </w:r>
+    </w:p>
+    <w:p>
+      <w:pPr>
+        <w:pStyle w:val="ListParagraph"/>
+        <w:numPr>
+          <w:ilvl w:val="0"/>
+          <w:numId w:val="21"/>
+        </w:numPr>
+        <w:spacing w:before="40" w:after="80"/>
+      </w:pPr>
+      <w:r>
+        <w:rPr>
+          <w:rFonts w:ascii="Courier New" w:eastAsia="Courier New" w:hAnsi="Courier New" w:cs="Courier New"/>
+          <w:sz w:val="20"/>
+          <w:szCs w:val="20"/>
+          <w:shd w:val="clear" w:color="auto" w:fill="F1F5F9"/>
+        </w:rPr>
+        <w:t xml:space="preserve">Combined Fragment alt governs </w:t>
+      </w:r>
+      <w:r>
+        <w:rPr>
+          <w:rFonts w:ascii="Cambria Math" w:eastAsia="Courier New" w:hAnsi="Cambria Math" w:cs="Cambria Math"/>
+          <w:sz w:val="20"/>
+          <w:szCs w:val="20"/>
+          <w:shd w:val="clear" w:color="auto" w:fill="F1F5F9"/>
+        </w:rPr>
+        <w:t>whether</w:t>
+      </w:r>
+      <w:r>
+        <w:rPr>
+          <w:rFonts w:ascii="Courier New" w:eastAsia="Courier New" w:hAnsi="Courier New" w:cs="Courier New"/>
+          <w:sz w:val="20"/>
+          <w:szCs w:val="20"/>
+          <w:shd w:val="clear" w:color="auto" w:fill="F1F5F9"/>
+        </w:rPr>
+        <w:t xml:space="preserve"> the member-status operation can be invoked.</w:t>
+      </w:r>
+    </w:p>
+    <w:p>
+      <w:pPr>
+        <w:pStyle w:val="ListParagraph"/>
+        <w:numPr>
+          <w:ilvl w:val="0"/>
+          <w:numId w:val="21"/>
+        </w:numPr>
+        <w:spacing w:before="40" w:after="80"/>
+      </w:pPr>
+      <w:r>
+        <w:rPr>
+          <w:rFonts w:ascii="Courier New" w:eastAsia="Courier New" w:hAnsi="Courier New" w:cs="Courier New"/>
+          <w:sz w:val="20"/>
+          <w:szCs w:val="20"/>
+          <w:shd w:val="clear" w:color="auto" w:fill="F1F5F9"/>
+        </w:rPr>
+        <w:t>Combined Fragment alt:</w:t>
+      </w:r>
+    </w:p>
+    <w:p>
+      <w:pPr>
+        <w:pStyle w:val="ListParagraph"/>
+        <w:numPr>
+          <w:ilvl w:val="0"/>
+          <w:numId w:val="21"/>
+        </w:numPr>
+        <w:spacing w:before="40" w:after="80"/>
+      </w:pPr>
+      <w:r>
+        <w:rPr>
+          <w:rFonts w:ascii="Courier New" w:eastAsia="Courier New" w:hAnsi="Courier New" w:cs="Courier New"/>
+          <w:sz w:val="20"/>
+          <w:szCs w:val="20"/>
+          <w:shd w:val="clear" w:color="auto" w:fill="F1F5F9"/>
+        </w:rPr>
+        <w:t xml:space="preserve">[member found]: ctrl </w:t>
+      </w:r>
+      <w:r>
+        <w:rPr>
+          <w:rFonts w:ascii="Cambria Math" w:eastAsia="Courier New" w:hAnsi="Cambria Math" w:cs="Cambria Math"/>
+          <w:sz w:val="20"/>
+          <w:szCs w:val="20"/>
+          <w:shd w:val="clear" w:color="auto" w:fill="F1F5F9"/>
+        </w:rPr>
+        <w:t>→</w:t>
+      </w:r>
+      <w:r>
+        <w:rPr>
+          <w:rFonts w:ascii="Courier New" w:eastAsia="Courier New" w:hAnsi="Courier New" w:cs="Courier New"/>
+          <w:sz w:val="20"/>
+          <w:szCs w:val="20"/>
+          <w:shd w:val="clear" w:color="auto" w:fill="F1F5F9"/>
+        </w:rPr>
+        <w:t xml:space="preserve"> </w:t>
+      </w:r>
+      <w:proofErr w:type="spellStart"/>
+      <w:proofErr w:type="gramStart"/>
+      <w:r>
+        <w:rPr>
+          <w:rFonts w:ascii="Courier New" w:eastAsia="Courier New" w:hAnsi="Courier New" w:cs="Courier New"/>
+          <w:sz w:val="20"/>
+          <w:szCs w:val="20"/>
+          <w:shd w:val="clear" w:color="auto" w:fill="F1F5F9"/>
+        </w:rPr>
+        <w:t>m.isValid</w:t>
+      </w:r>
+      <w:proofErr w:type="spellEnd"/>
+      <w:proofErr w:type="gramEnd"/>
+      <w:r>
+        <w:rPr>
+          <w:rFonts w:ascii="Courier New" w:eastAsia="Courier New" w:hAnsi="Courier New" w:cs="Courier New"/>
+          <w:sz w:val="20"/>
+          <w:szCs w:val="20"/>
+          <w:shd w:val="clear" w:color="auto" w:fill="F1F5F9"/>
+        </w:rPr>
+        <w:t xml:space="preserve">(); m </w:t>
+      </w:r>
+      <w:r>
+        <w:rPr>
+          <w:rFonts w:ascii="Cambria Math" w:eastAsia="Courier New" w:hAnsi="Cambria Math" w:cs="Cambria Math"/>
+          <w:sz w:val="20"/>
+          <w:szCs w:val="20"/>
+          <w:shd w:val="clear" w:color="auto" w:fill="F1F5F9"/>
+        </w:rPr>
+        <w:t>⇢</w:t>
+      </w:r>
+      <w:r>
+        <w:rPr>
+          <w:rFonts w:ascii="Courier New" w:eastAsia="Courier New" w:hAnsi="Courier New" w:cs="Courier New"/>
+          <w:sz w:val="20"/>
+          <w:szCs w:val="20"/>
+          <w:shd w:val="clear" w:color="auto" w:fill="F1F5F9"/>
+        </w:rPr>
+        <w:t xml:space="preserve"> ctrl: </w:t>
+      </w:r>
+      <w:proofErr w:type="spellStart"/>
+      <w:proofErr w:type="gramStart"/>
+      <w:r>
+        <w:rPr>
+          <w:rFonts w:ascii="Courier New" w:eastAsia="Courier New" w:hAnsi="Courier New" w:cs="Courier New"/>
+          <w:sz w:val="20"/>
+          <w:szCs w:val="20"/>
+          <w:shd w:val="clear" w:color="auto" w:fill="F1F5F9"/>
+        </w:rPr>
+        <w:t>active:boolean</w:t>
+      </w:r>
+      <w:proofErr w:type="spellEnd"/>
+      <w:proofErr w:type="gramEnd"/>
+    </w:p>
+    <w:p>
+      <w:pPr>
+        <w:pStyle w:val="ListParagraph"/>
+        <w:numPr>
+          <w:ilvl w:val="0"/>
+          <w:numId w:val="21"/>
+        </w:numPr>
+        <w:spacing w:before="40" w:after="80"/>
+      </w:pPr>
+      <w:r>
+        <w:rPr>
+          <w:rFonts w:ascii="Courier New" w:eastAsia="Courier New" w:hAnsi="Courier New" w:cs="Courier New"/>
+          <w:sz w:val="20"/>
+          <w:szCs w:val="20"/>
+          <w:shd w:val="clear" w:color="auto" w:fill="F1F5F9"/>
+        </w:rPr>
+        <w:t>[else]: result = "Invalid number" (local result, not a message)</w:t>
+      </w:r>
+    </w:p>
+    <w:p>
+      <w:pPr>
+        <w:pStyle w:val="ListParagraph"/>
+        <w:numPr>
+          <w:ilvl w:val="0"/>
+          <w:numId w:val="21"/>
+        </w:numPr>
+        <w:spacing w:before="40" w:after="80"/>
+      </w:pPr>
+      <w:r>
+        <w:rPr>
+          <w:rFonts w:ascii="Courier New" w:eastAsia="Courier New" w:hAnsi="Courier New" w:cs="Courier New"/>
+          <w:sz w:val="20"/>
+          <w:szCs w:val="20"/>
+          <w:shd w:val="clear" w:color="auto" w:fill="F1F5F9"/>
+        </w:rPr>
         <w:lastRenderedPageBreak/>
+        <w:t xml:space="preserve">ctrl </w:t>
+      </w:r>
+      <w:r>
+        <w:rPr>
+          <w:rFonts w:ascii="Cambria Math" w:eastAsia="Courier New" w:hAnsi="Cambria Math" w:cs="Cambria Math"/>
+          <w:sz w:val="20"/>
+          <w:szCs w:val="20"/>
+          <w:shd w:val="clear" w:color="auto" w:fill="F1F5F9"/>
+        </w:rPr>
+        <w:t>⇢</w:t>
+      </w:r>
+      <w:r>
+        <w:rPr>
+          <w:rFonts w:ascii="Courier New" w:eastAsia="Courier New" w:hAnsi="Courier New" w:cs="Courier New"/>
+          <w:sz w:val="20"/>
+          <w:szCs w:val="20"/>
+          <w:shd w:val="clear" w:color="auto" w:fill="F1F5F9"/>
+        </w:rPr>
+        <w:t xml:space="preserve"> </w:t>
+      </w:r>
+      <w:proofErr w:type="spellStart"/>
+      <w:r>
+        <w:rPr>
+          <w:rFonts w:ascii="Courier New" w:eastAsia="Courier New" w:hAnsi="Courier New" w:cs="Courier New"/>
+          <w:sz w:val="20"/>
+          <w:szCs w:val="20"/>
+          <w:shd w:val="clear" w:color="auto" w:fill="F1F5F9"/>
+        </w:rPr>
         <w:t>ui</w:t>
       </w:r>
       <w:proofErr w:type="spellEnd"/>
@@ -17821,6 +17995,48 @@
           <w:szCs w:val="20"/>
           <w:shd w:val="clear" w:color="auto" w:fill="F1F5F9"/>
         </w:rPr>
+        <w:t xml:space="preserve">: </w:t>
+      </w:r>
+      <w:proofErr w:type="spellStart"/>
+      <w:proofErr w:type="gramStart"/>
+      <w:r>
+        <w:rPr>
+          <w:rFonts w:ascii="Courier New" w:eastAsia="Courier New" w:hAnsi="Courier New" w:cs="Courier New"/>
+          <w:sz w:val="20"/>
+          <w:szCs w:val="20"/>
+          <w:shd w:val="clear" w:color="auto" w:fill="F1F5F9"/>
+        </w:rPr>
+        <w:t>result:String</w:t>
+      </w:r>
+      <w:proofErr w:type="spellEnd"/>
+      <w:proofErr w:type="gramEnd"/>
+      <w:r>
+        <w:rPr>
+          <w:rFonts w:ascii="Courier New" w:eastAsia="Courier New" w:hAnsi="Courier New" w:cs="Courier New"/>
+          <w:sz w:val="20"/>
+          <w:szCs w:val="20"/>
+          <w:shd w:val="clear" w:color="auto" w:fill="F1F5F9"/>
+        </w:rPr>
+        <w:t xml:space="preserve">; a separate alt uses [result == "Validated"]: </w:t>
+      </w:r>
+      <w:proofErr w:type="spellStart"/>
+      <w:r>
+        <w:rPr>
+          <w:rFonts w:ascii="Courier New" w:eastAsia="Courier New" w:hAnsi="Courier New" w:cs="Courier New"/>
+          <w:sz w:val="20"/>
+          <w:szCs w:val="20"/>
+          <w:shd w:val="clear" w:color="auto" w:fill="F1F5F9"/>
+        </w:rPr>
+        <w:t>ui</w:t>
+      </w:r>
+      <w:proofErr w:type="spellEnd"/>
+      <w:r>
+        <w:rPr>
+          <w:rFonts w:ascii="Courier New" w:eastAsia="Courier New" w:hAnsi="Courier New" w:cs="Courier New"/>
+          <w:sz w:val="20"/>
+          <w:szCs w:val="20"/>
+          <w:shd w:val="clear" w:color="auto" w:fill="F1F5F9"/>
+        </w:rPr>
         <w:t xml:space="preserve"> → </w:t>
       </w:r>
       <w:proofErr w:type="spellStart"/>
@@ -17832,18 +18048,76 @@
           <w:szCs w:val="20"/>
           <w:shd w:val="clear" w:color="auto" w:fill="F1F5F9"/>
         </w:rPr>
-        <w:t>ctrl.validateCard</w:t>
-      </w:r>
-      <w:proofErr w:type="spellEnd"/>
-      <w:proofErr w:type="gramEnd"/>
-      <w:r>
-        <w:rPr>
-          <w:rFonts w:ascii="Courier New" w:eastAsia="Courier New" w:hAnsi="Courier New" w:cs="Courier New"/>
-          <w:sz w:val="20"/>
-          <w:szCs w:val="20"/>
-          <w:shd w:val="clear" w:color="auto" w:fill="F1F5F9"/>
-        </w:rPr>
-        <w:t>("123456789")</w:t>
+        <w:t>ui.display</w:t>
+      </w:r>
+      <w:proofErr w:type="spellEnd"/>
+      <w:proofErr w:type="gramEnd"/>
+      <w:r>
+        <w:rPr>
+          <w:rFonts w:ascii="Courier New" w:eastAsia="Courier New" w:hAnsi="Courier New" w:cs="Courier New"/>
+          <w:sz w:val="20"/>
+          <w:szCs w:val="20"/>
+          <w:shd w:val="clear" w:color="auto" w:fill="F1F5F9"/>
+        </w:rPr>
+        <w:t xml:space="preserve">("Validated"); </w:t>
+      </w:r>
+      <w:proofErr w:type="spellStart"/>
+      <w:r>
+        <w:rPr>
+          <w:rFonts w:ascii="Courier New" w:eastAsia="Courier New" w:hAnsi="Courier New" w:cs="Courier New"/>
+          <w:sz w:val="20"/>
+          <w:szCs w:val="20"/>
+          <w:shd w:val="clear" w:color="auto" w:fill="F1F5F9"/>
+        </w:rPr>
+        <w:t>ui</w:t>
+      </w:r>
+      <w:proofErr w:type="spellEnd"/>
+      <w:r>
+        <w:rPr>
+          <w:rFonts w:ascii="Courier New" w:eastAsia="Courier New" w:hAnsi="Courier New" w:cs="Courier New"/>
+          <w:sz w:val="20"/>
+          <w:szCs w:val="20"/>
+          <w:shd w:val="clear" w:color="auto" w:fill="F1F5F9"/>
+        </w:rPr>
+        <w:t xml:space="preserve"> </w:t>
+      </w:r>
+      <w:r>
+        <w:rPr>
+          <w:rFonts w:ascii="Cambria Math" w:eastAsia="Courier New" w:hAnsi="Cambria Math" w:cs="Cambria Math"/>
+          <w:sz w:val="20"/>
+          <w:szCs w:val="20"/>
+          <w:shd w:val="clear" w:color="auto" w:fill="F1F5F9"/>
+        </w:rPr>
+        <w:t>⇢</w:t>
+      </w:r>
+      <w:r>
+        <w:rPr>
+          <w:rFonts w:ascii="Courier New" w:eastAsia="Courier New" w:hAnsi="Courier New" w:cs="Courier New"/>
+          <w:sz w:val="20"/>
+          <w:szCs w:val="20"/>
+          <w:shd w:val="clear" w:color="auto" w:fill="F1F5F9"/>
+        </w:rPr>
+        <w:t xml:space="preserve"> </w:t>
+      </w:r>
+      <w:proofErr w:type="spellStart"/>
+      <w:r>
+        <w:rPr>
+          <w:rFonts w:ascii="Courier New" w:eastAsia="Courier New" w:hAnsi="Courier New" w:cs="Courier New"/>
+          <w:sz w:val="20"/>
+          <w:szCs w:val="20"/>
+          <w:shd w:val="clear" w:color="auto" w:fill="F1F5F9"/>
+        </w:rPr>
+        <w:t>ui</w:t>
+      </w:r>
+      <w:proofErr w:type="spellEnd"/>
+      <w:r>
+        <w:rPr>
+          <w:rFonts w:ascii="Courier New" w:eastAsia="Courier New" w:hAnsi="Courier New" w:cs="Courier New"/>
+          <w:sz w:val="20"/>
+          <w:szCs w:val="20"/>
+          <w:shd w:val="clear" w:color="auto" w:fill="F1F5F9"/>
+        </w:rPr>
+        <w:t>: completed</w:t>
       </w:r>
     </w:p>
     <w:p>
@@ -17862,7 +18136,107 @@
           <w:szCs w:val="20"/>
           <w:shd w:val="clear" w:color="auto" w:fill="F1F5F9"/>
         </w:rPr>
-        <w:t>ctrl locates the member record internally; absence maps to "Invalid number".</w:t>
+        <w:t xml:space="preserve">[result == "Member suspended"]: </w:t>
+      </w:r>
+      <w:proofErr w:type="spellStart"/>
+      <w:r>
+        <w:rPr>
+          <w:rFonts w:ascii="Courier New" w:eastAsia="Courier New" w:hAnsi="Courier New" w:cs="Courier New"/>
+          <w:sz w:val="20"/>
+          <w:szCs w:val="20"/>
+          <w:shd w:val="clear" w:color="auto" w:fill="F1F5F9"/>
+        </w:rPr>
+        <w:t>ui</w:t>
+      </w:r>
+      <w:proofErr w:type="spellEnd"/>
+      <w:r>
+        <w:rPr>
+          <w:rFonts w:ascii="Courier New" w:eastAsia="Courier New" w:hAnsi="Courier New" w:cs="Courier New"/>
+          <w:sz w:val="20"/>
+          <w:szCs w:val="20"/>
+          <w:shd w:val="clear" w:color="auto" w:fill="F1F5F9"/>
+        </w:rPr>
+        <w:t xml:space="preserve"> → </w:t>
+      </w:r>
+      <w:proofErr w:type="spellStart"/>
+      <w:proofErr w:type="gramStart"/>
+      <w:r>
+        <w:rPr>
+          <w:rFonts w:ascii="Courier New" w:eastAsia="Courier New" w:hAnsi="Courier New" w:cs="Courier New"/>
+          <w:sz w:val="20"/>
+          <w:szCs w:val="20"/>
+          <w:shd w:val="clear" w:color="auto" w:fill="F1F5F9"/>
+        </w:rPr>
+        <w:t>ui.display</w:t>
+      </w:r>
+      <w:proofErr w:type="spellEnd"/>
+      <w:proofErr w:type="gramEnd"/>
+      <w:r>
+        <w:rPr>
+          <w:rFonts w:ascii="Courier New" w:eastAsia="Courier New" w:hAnsi="Courier New" w:cs="Courier New"/>
+          <w:sz w:val="20"/>
+          <w:szCs w:val="20"/>
+          <w:shd w:val="clear" w:color="auto" w:fill="F1F5F9"/>
+        </w:rPr>
+        <w:t xml:space="preserve">("Member suspended"); </w:t>
+      </w:r>
+      <w:proofErr w:type="spellStart"/>
+      <w:r>
+        <w:rPr>
+          <w:rFonts w:ascii="Courier New" w:eastAsia="Courier New" w:hAnsi="Courier New" w:cs="Courier New"/>
+          <w:sz w:val="20"/>
+          <w:szCs w:val="20"/>
+          <w:shd w:val="clear" w:color="auto" w:fill="F1F5F9"/>
+        </w:rPr>
+        <w:t>ui</w:t>
+      </w:r>
+      <w:proofErr w:type="spellEnd"/>
+      <w:r>
+        <w:rPr>
+          <w:rFonts w:ascii="Courier New" w:eastAsia="Courier New" w:hAnsi="Courier New" w:cs="Courier New"/>
+          <w:sz w:val="20"/>
+          <w:szCs w:val="20"/>
+          <w:shd w:val="clear" w:color="auto" w:fill="F1F5F9"/>
+        </w:rPr>
+        <w:t xml:space="preserve"> </w:t>
+      </w:r>
+      <w:r>
+        <w:rPr>
+          <w:rFonts w:ascii="Cambria Math" w:eastAsia="Courier New" w:hAnsi="Cambria Math" w:cs="Cambria Math"/>
+          <w:sz w:val="20"/>
+          <w:szCs w:val="20"/>
+          <w:shd w:val="clear" w:color="auto" w:fill="F1F5F9"/>
+        </w:rPr>
+        <w:t>⇢</w:t>
+      </w:r>
+      <w:r>
+        <w:rPr>
+          <w:rFonts w:ascii="Courier New" w:eastAsia="Courier New" w:hAnsi="Courier New" w:cs="Courier New"/>
+          <w:sz w:val="20"/>
+          <w:szCs w:val="20"/>
+          <w:shd w:val="clear" w:color="auto" w:fill="F1F5F9"/>
+        </w:rPr>
+        <w:t xml:space="preserve"> </w:t>
+      </w:r>
+      <w:proofErr w:type="spellStart"/>
+      <w:r>
+        <w:rPr>
+          <w:rFonts w:ascii="Courier New" w:eastAsia="Courier New" w:hAnsi="Courier New" w:cs="Courier New"/>
+          <w:sz w:val="20"/>
+          <w:szCs w:val="20"/>
+          <w:shd w:val="clear" w:color="auto" w:fill="F1F5F9"/>
+        </w:rPr>
+        <w:t>ui</w:t>
+      </w:r>
+      <w:proofErr w:type="spellEnd"/>
+      <w:r>
+        <w:rPr>
+          <w:rFonts w:ascii="Courier New" w:eastAsia="Courier New" w:hAnsi="Courier New" w:cs="Courier New"/>
+          <w:sz w:val="20"/>
+          <w:szCs w:val="20"/>
+          <w:shd w:val="clear" w:color="auto" w:fill="F1F5F9"/>
+        </w:rPr>
+        <w:t>: completed</w:t>
       </w:r>
     </w:p>
     <w:p>
@@ -17881,7 +18255,69 @@
           <w:szCs w:val="20"/>
           <w:shd w:val="clear" w:color="auto" w:fill="F1F5F9"/>
         </w:rPr>
-        <w:t xml:space="preserve">Combined Fragment alt governs </w:t>
+        <w:t xml:space="preserve">[else]: </w:t>
+      </w:r>
+      <w:proofErr w:type="spellStart"/>
+      <w:r>
+        <w:rPr>
+          <w:rFonts w:ascii="Courier New" w:eastAsia="Courier New" w:hAnsi="Courier New" w:cs="Courier New"/>
+          <w:sz w:val="20"/>
+          <w:szCs w:val="20"/>
+          <w:shd w:val="clear" w:color="auto" w:fill="F1F5F9"/>
+        </w:rPr>
+        <w:t>ui</w:t>
+      </w:r>
+      <w:proofErr w:type="spellEnd"/>
+      <w:r>
+        <w:rPr>
+          <w:rFonts w:ascii="Courier New" w:eastAsia="Courier New" w:hAnsi="Courier New" w:cs="Courier New"/>
+          <w:sz w:val="20"/>
+          <w:szCs w:val="20"/>
+          <w:shd w:val="clear" w:color="auto" w:fill="F1F5F9"/>
+        </w:rPr>
+        <w:t xml:space="preserve"> → </w:t>
+      </w:r>
+      <w:proofErr w:type="spellStart"/>
+      <w:proofErr w:type="gramStart"/>
+      <w:r>
+        <w:rPr>
+          <w:rFonts w:ascii="Courier New" w:eastAsia="Courier New" w:hAnsi="Courier New" w:cs="Courier New"/>
+          <w:sz w:val="20"/>
+          <w:szCs w:val="20"/>
+          <w:shd w:val="clear" w:color="auto" w:fill="F1F5F9"/>
+        </w:rPr>
+        <w:t>ui.display</w:t>
+      </w:r>
+      <w:proofErr w:type="spellEnd"/>
+      <w:proofErr w:type="gramEnd"/>
+      <w:r>
+        <w:rPr>
+          <w:rFonts w:ascii="Courier New" w:eastAsia="Courier New" w:hAnsi="Courier New" w:cs="Courier New"/>
+          <w:sz w:val="20"/>
+          <w:szCs w:val="20"/>
+          <w:shd w:val="clear" w:color="auto" w:fill="F1F5F9"/>
+        </w:rPr>
+        <w:t xml:space="preserve">("Invalid number"); </w:t>
+      </w:r>
+      <w:proofErr w:type="spellStart"/>
+      <w:r>
+        <w:rPr>
+          <w:rFonts w:ascii="Courier New" w:eastAsia="Courier New" w:hAnsi="Courier New" w:cs="Courier New"/>
+          <w:sz w:val="20"/>
+          <w:szCs w:val="20"/>
+          <w:shd w:val="clear" w:color="auto" w:fill="F1F5F9"/>
+        </w:rPr>
+        <w:t>ui</w:t>
+      </w:r>
+      <w:proofErr w:type="spellEnd"/>
+      <w:r>
+        <w:rPr>
+          <w:rFonts w:ascii="Courier New" w:eastAsia="Courier New" w:hAnsi="Courier New" w:cs="Courier New"/>
+          <w:sz w:val="20"/>
+          <w:szCs w:val="20"/>
+          <w:shd w:val="clear" w:color="auto" w:fill="F1F5F9"/>
+        </w:rPr>
+        <w:t xml:space="preserve"> </w:t>
       </w:r>
       <w:r>
         <w:rPr>
@@ -17890,16 +18326,36 @@
           <w:szCs w:val="20"/>
           <w:shd w:val="clear" w:color="auto" w:fill="F1F5F9"/>
         </w:rPr>
-        <w:t>whether</w:t>
-      </w:r>
-      <w:r>
-        <w:rPr>
-          <w:rFonts w:ascii="Courier New" w:eastAsia="Courier New" w:hAnsi="Courier New" w:cs="Courier New"/>
-          <w:sz w:val="20"/>
-          <w:szCs w:val="20"/>
-          <w:shd w:val="clear" w:color="auto" w:fill="F1F5F9"/>
-        </w:rPr>
-        <w:t xml:space="preserve"> the member-status operation can be invoked.</w:t>
+        <w:t>⇢</w:t>
+      </w:r>
+      <w:r>
+        <w:rPr>
+          <w:rFonts w:ascii="Courier New" w:eastAsia="Courier New" w:hAnsi="Courier New" w:cs="Courier New"/>
+          <w:sz w:val="20"/>
+          <w:szCs w:val="20"/>
+          <w:shd w:val="clear" w:color="auto" w:fill="F1F5F9"/>
+        </w:rPr>
+        <w:t xml:space="preserve"> </w:t>
+      </w:r>
+      <w:proofErr w:type="spellStart"/>
+      <w:r>
+        <w:rPr>
+          <w:rFonts w:ascii="Courier New" w:eastAsia="Courier New" w:hAnsi="Courier New" w:cs="Courier New"/>
+          <w:sz w:val="20"/>
+          <w:szCs w:val="20"/>
+          <w:shd w:val="clear" w:color="auto" w:fill="F1F5F9"/>
+        </w:rPr>
+        <w:t>ui</w:t>
+      </w:r>
+      <w:proofErr w:type="spellEnd"/>
+      <w:r>
+        <w:rPr>
+          <w:rFonts w:ascii="Courier New" w:eastAsia="Courier New" w:hAnsi="Courier New" w:cs="Courier New"/>
+          <w:sz w:val="20"/>
+          <w:szCs w:val="20"/>
+          <w:shd w:val="clear" w:color="auto" w:fill="F1F5F9"/>
+        </w:rPr>
+        <w:t>: completed</w:t>
       </w:r>
     </w:p>
     <w:p>
@@ -17911,15 +18367,57 @@
         </w:numPr>
         <w:spacing w:before="40" w:after="80"/>
       </w:pPr>
-      <w:r>
-        <w:rPr>
-          <w:rFonts w:ascii="Courier New" w:eastAsia="Courier New" w:hAnsi="Courier New" w:cs="Courier New"/>
-          <w:sz w:val="20"/>
-          <w:szCs w:val="20"/>
-          <w:shd w:val="clear" w:color="auto" w:fill="F1F5F9"/>
-        </w:rPr>
-        <w:t>Combined Fragment alt:</w:t>
-      </w:r>
+      <w:proofErr w:type="spellStart"/>
+      <w:r>
+        <w:rPr>
+          <w:rFonts w:ascii="Courier New" w:eastAsia="Courier New" w:hAnsi="Courier New" w:cs="Courier New"/>
+          <w:sz w:val="20"/>
+          <w:szCs w:val="20"/>
+          <w:shd w:val="clear" w:color="auto" w:fill="F1F5F9"/>
+        </w:rPr>
+        <w:t>ui</w:t>
+      </w:r>
+      <w:proofErr w:type="spellEnd"/>
+      <w:r>
+        <w:rPr>
+          <w:rFonts w:ascii="Courier New" w:eastAsia="Courier New" w:hAnsi="Courier New" w:cs="Courier New"/>
+          <w:sz w:val="20"/>
+          <w:szCs w:val="20"/>
+          <w:shd w:val="clear" w:color="auto" w:fill="F1F5F9"/>
+        </w:rPr>
+        <w:t xml:space="preserve"> </w:t>
+      </w:r>
+      <w:r>
+        <w:rPr>
+          <w:rFonts w:ascii="Cambria Math" w:eastAsia="Courier New" w:hAnsi="Cambria Math" w:cs="Cambria Math"/>
+          <w:sz w:val="20"/>
+          <w:szCs w:val="20"/>
+          <w:shd w:val="clear" w:color="auto" w:fill="F1F5F9"/>
+        </w:rPr>
+        <w:t>⇢</w:t>
+      </w:r>
+      <w:r>
+        <w:rPr>
+          <w:rFonts w:ascii="Courier New" w:eastAsia="Courier New" w:hAnsi="Courier New" w:cs="Courier New"/>
+          <w:sz w:val="20"/>
+          <w:szCs w:val="20"/>
+          <w:shd w:val="clear" w:color="auto" w:fill="F1F5F9"/>
+        </w:rPr>
+        <w:t xml:space="preserve"> p: </w:t>
+      </w:r>
+      <w:proofErr w:type="spellStart"/>
+      <w:proofErr w:type="gramStart"/>
+      <w:r>
+        <w:rPr>
+          <w:rFonts w:ascii="Courier New" w:eastAsia="Courier New" w:hAnsi="Courier New" w:cs="Courier New"/>
+          <w:sz w:val="20"/>
+          <w:szCs w:val="20"/>
+          <w:shd w:val="clear" w:color="auto" w:fill="F1F5F9"/>
+        </w:rPr>
+        <w:t>result:String</w:t>
+      </w:r>
+      <w:proofErr w:type="spellEnd"/>
+      <w:proofErr w:type="gramEnd"/>
     </w:p>
     <w:p>
       <w:pPr>
@@ -17937,79 +18435,8 @@
           <w:szCs w:val="20"/>
           <w:shd w:val="clear" w:color="auto" w:fill="F1F5F9"/>
         </w:rPr>
-        <w:t xml:space="preserve">[member found]: ctrl </w:t>
-      </w:r>
-      <w:r>
-        <w:rPr>
-          <w:rFonts w:ascii="Cambria Math" w:eastAsia="Courier New" w:hAnsi="Cambria Math" w:cs="Cambria Math"/>
-          <w:sz w:val="20"/>
-          <w:szCs w:val="20"/>
-          <w:shd w:val="clear" w:color="auto" w:fill="F1F5F9"/>
-        </w:rPr>
-        <w:t>→</w:t>
-      </w:r>
-      <w:r>
-        <w:rPr>
-          <w:rFonts w:ascii="Courier New" w:eastAsia="Courier New" w:hAnsi="Courier New" w:cs="Courier New"/>
-          <w:sz w:val="20"/>
-          <w:szCs w:val="20"/>
-          <w:shd w:val="clear" w:color="auto" w:fill="F1F5F9"/>
-        </w:rPr>
-        <w:t xml:space="preserve"> </w:t>
-      </w:r>
-      <w:proofErr w:type="spellStart"/>
-      <w:proofErr w:type="gramStart"/>
-      <w:r>
-        <w:rPr>
-          <w:rFonts w:ascii="Courier New" w:eastAsia="Courier New" w:hAnsi="Courier New" w:cs="Courier New"/>
-          <w:sz w:val="20"/>
-          <w:szCs w:val="20"/>
-          <w:shd w:val="clear" w:color="auto" w:fill="F1F5F9"/>
-        </w:rPr>
-        <w:t>m.isValid</w:t>
-      </w:r>
-      <w:proofErr w:type="spellEnd"/>
-      <w:proofErr w:type="gramEnd"/>
-      <w:r>
-        <w:rPr>
-          <w:rFonts w:ascii="Courier New" w:eastAsia="Courier New" w:hAnsi="Courier New" w:cs="Courier New"/>
-          <w:sz w:val="20"/>
-          <w:szCs w:val="20"/>
-          <w:shd w:val="clear" w:color="auto" w:fill="F1F5F9"/>
-        </w:rPr>
-        <w:t xml:space="preserve">(); m </w:t>
-      </w:r>
-      <w:r>
-        <w:rPr>
-          <w:rFonts w:ascii="Cambria Math" w:eastAsia="Courier New" w:hAnsi="Cambria Math" w:cs="Cambria Math"/>
-          <w:sz w:val="20"/>
-          <w:szCs w:val="20"/>
-          <w:shd w:val="clear" w:color="auto" w:fill="F1F5F9"/>
-        </w:rPr>
-        <w:t>⇢</w:t>
-      </w:r>
-      <w:r>
-        <w:rPr>
-          <w:rFonts w:ascii="Courier New" w:eastAsia="Courier New" w:hAnsi="Courier New" w:cs="Courier New"/>
-          <w:sz w:val="20"/>
-          <w:szCs w:val="20"/>
-          <w:shd w:val="clear" w:color="auto" w:fill="F1F5F9"/>
-        </w:rPr>
-        <w:t xml:space="preserve"> ctrl: </w:t>
-      </w:r>
-      <w:proofErr w:type="spellStart"/>
-      <w:proofErr w:type="gramStart"/>
-      <w:r>
-        <w:rPr>
-          <w:rFonts w:ascii="Courier New" w:eastAsia="Courier New" w:hAnsi="Courier New" w:cs="Courier New"/>
-          <w:sz w:val="20"/>
-          <w:szCs w:val="20"/>
-          <w:shd w:val="clear" w:color="auto" w:fill="F1F5F9"/>
-        </w:rPr>
-        <w:t>active:boolean</w:t>
-      </w:r>
-      <w:proofErr w:type="spellEnd"/>
-      <w:proofErr w:type="gramEnd"/>
+        <w:t>End interaction; persistent objects remain alive.</w:t>
+      </w:r>
     </w:p>
     <w:p>
       <w:pPr>
@@ -18027,523 +18454,7 @@
           <w:szCs w:val="20"/>
           <w:shd w:val="clear" w:color="auto" w:fill="F1F5F9"/>
         </w:rPr>
-        <w:t>[else]: result = "Invalid number" (local result, not a message)</w:t>
-      </w:r>
-    </w:p>
-    <w:p>
-      <w:pPr>
-        <w:pStyle w:val="ListParagraph"/>
-        <w:numPr>
-          <w:ilvl w:val="0"/>
-          <w:numId w:val="21"/>
-        </w:numPr>
-        <w:spacing w:before="40" w:after="80"/>
-      </w:pPr>
-      <w:r>
-        <w:rPr>
-          <w:rFonts w:ascii="Courier New" w:eastAsia="Courier New" w:hAnsi="Courier New" w:cs="Courier New"/>
-          <w:sz w:val="20"/>
-          <w:szCs w:val="20"/>
-          <w:shd w:val="clear" w:color="auto" w:fill="F1F5F9"/>
-        </w:rPr>
-        <w:t xml:space="preserve">ctrl </w:t>
-      </w:r>
-      <w:r>
-        <w:rPr>
-          <w:rFonts w:ascii="Cambria Math" w:eastAsia="Courier New" w:hAnsi="Cambria Math" w:cs="Cambria Math"/>
-          <w:sz w:val="20"/>
-          <w:szCs w:val="20"/>
-          <w:shd w:val="clear" w:color="auto" w:fill="F1F5F9"/>
-        </w:rPr>
-        <w:t>⇢</w:t>
-      </w:r>
-      <w:r>
-        <w:rPr>
-          <w:rFonts w:ascii="Courier New" w:eastAsia="Courier New" w:hAnsi="Courier New" w:cs="Courier New"/>
-          <w:sz w:val="20"/>
-          <w:szCs w:val="20"/>
-          <w:shd w:val="clear" w:color="auto" w:fill="F1F5F9"/>
-        </w:rPr>
-        <w:t xml:space="preserve"> </w:t>
-      </w:r>
-      <w:proofErr w:type="spellStart"/>
-      <w:r>
-        <w:rPr>
-          <w:rFonts w:ascii="Courier New" w:eastAsia="Courier New" w:hAnsi="Courier New" w:cs="Courier New"/>
-          <w:sz w:val="20"/>
-          <w:szCs w:val="20"/>
-          <w:shd w:val="clear" w:color="auto" w:fill="F1F5F9"/>
-        </w:rPr>
-        <w:t>ui</w:t>
-      </w:r>
-      <w:proofErr w:type="spellEnd"/>
-      <w:r>
-        <w:rPr>
-          <w:rFonts w:ascii="Courier New" w:eastAsia="Courier New" w:hAnsi="Courier New" w:cs="Courier New"/>
-          <w:sz w:val="20"/>
-          <w:szCs w:val="20"/>
-          <w:shd w:val="clear" w:color="auto" w:fill="F1F5F9"/>
-        </w:rPr>
-        <w:t xml:space="preserve">: </w:t>
-      </w:r>
-      <w:proofErr w:type="spellStart"/>
-      <w:proofErr w:type="gramStart"/>
-      <w:r>
-        <w:rPr>
-          <w:rFonts w:ascii="Courier New" w:eastAsia="Courier New" w:hAnsi="Courier New" w:cs="Courier New"/>
-          <w:sz w:val="20"/>
-          <w:szCs w:val="20"/>
-          <w:shd w:val="clear" w:color="auto" w:fill="F1F5F9"/>
-        </w:rPr>
-        <w:t>result:String</w:t>
-      </w:r>
-      <w:proofErr w:type="spellEnd"/>
-      <w:proofErr w:type="gramEnd"/>
-      <w:r>
-        <w:rPr>
-          <w:rFonts w:ascii="Courier New" w:eastAsia="Courier New" w:hAnsi="Courier New" w:cs="Courier New"/>
-          <w:sz w:val="20"/>
-          <w:szCs w:val="20"/>
-          <w:shd w:val="clear" w:color="auto" w:fill="F1F5F9"/>
-        </w:rPr>
-        <w:t xml:space="preserve">; a separate alt uses [result == "Validated"]: </w:t>
-      </w:r>
-      <w:proofErr w:type="spellStart"/>
-      <w:r>
-        <w:rPr>
-          <w:rFonts w:ascii="Courier New" w:eastAsia="Courier New" w:hAnsi="Courier New" w:cs="Courier New"/>
-          <w:sz w:val="20"/>
-          <w:szCs w:val="20"/>
-          <w:shd w:val="clear" w:color="auto" w:fill="F1F5F9"/>
-        </w:rPr>
-        <w:t>ui</w:t>
-      </w:r>
-      <w:proofErr w:type="spellEnd"/>
-      <w:r>
-        <w:rPr>
-          <w:rFonts w:ascii="Courier New" w:eastAsia="Courier New" w:hAnsi="Courier New" w:cs="Courier New"/>
-          <w:sz w:val="20"/>
-          <w:szCs w:val="20"/>
-          <w:shd w:val="clear" w:color="auto" w:fill="F1F5F9"/>
-        </w:rPr>
-        <w:t xml:space="preserve"> → </w:t>
-      </w:r>
-      <w:proofErr w:type="spellStart"/>
-      <w:proofErr w:type="gramStart"/>
-      <w:r>
-        <w:rPr>
-          <w:rFonts w:ascii="Courier New" w:eastAsia="Courier New" w:hAnsi="Courier New" w:cs="Courier New"/>
-          <w:sz w:val="20"/>
-          <w:szCs w:val="20"/>
-          <w:shd w:val="clear" w:color="auto" w:fill="F1F5F9"/>
-        </w:rPr>
-        <w:t>ui.display</w:t>
-      </w:r>
-      <w:proofErr w:type="spellEnd"/>
-      <w:proofErr w:type="gramEnd"/>
-      <w:r>
-        <w:rPr>
-          <w:rFonts w:ascii="Courier New" w:eastAsia="Courier New" w:hAnsi="Courier New" w:cs="Courier New"/>
-          <w:sz w:val="20"/>
-          <w:szCs w:val="20"/>
-          <w:shd w:val="clear" w:color="auto" w:fill="F1F5F9"/>
-        </w:rPr>
-        <w:t xml:space="preserve">("Validated"); </w:t>
-      </w:r>
-      <w:proofErr w:type="spellStart"/>
-      <w:r>
-        <w:rPr>
-          <w:rFonts w:ascii="Courier New" w:eastAsia="Courier New" w:hAnsi="Courier New" w:cs="Courier New"/>
-          <w:sz w:val="20"/>
-          <w:szCs w:val="20"/>
-          <w:shd w:val="clear" w:color="auto" w:fill="F1F5F9"/>
-        </w:rPr>
-        <w:t>ui</w:t>
-      </w:r>
-      <w:proofErr w:type="spellEnd"/>
-      <w:r>
-        <w:rPr>
-          <w:rFonts w:ascii="Courier New" w:eastAsia="Courier New" w:hAnsi="Courier New" w:cs="Courier New"/>
-          <w:sz w:val="20"/>
-          <w:szCs w:val="20"/>
-          <w:shd w:val="clear" w:color="auto" w:fill="F1F5F9"/>
-        </w:rPr>
-        <w:t xml:space="preserve"> </w:t>
-      </w:r>
-      <w:r>
-        <w:rPr>
-          <w:rFonts w:ascii="Cambria Math" w:eastAsia="Courier New" w:hAnsi="Cambria Math" w:cs="Cambria Math"/>
-          <w:sz w:val="20"/>
-          <w:szCs w:val="20"/>
-          <w:shd w:val="clear" w:color="auto" w:fill="F1F5F9"/>
-        </w:rPr>
-        <w:t>⇢</w:t>
-      </w:r>
-      <w:r>
-        <w:rPr>
-          <w:rFonts w:ascii="Courier New" w:eastAsia="Courier New" w:hAnsi="Courier New" w:cs="Courier New"/>
-          <w:sz w:val="20"/>
-          <w:szCs w:val="20"/>
-          <w:shd w:val="clear" w:color="auto" w:fill="F1F5F9"/>
-        </w:rPr>
-        <w:t xml:space="preserve"> </w:t>
-      </w:r>
-      <w:proofErr w:type="spellStart"/>
-      <w:r>
-        <w:rPr>
-          <w:rFonts w:ascii="Courier New" w:eastAsia="Courier New" w:hAnsi="Courier New" w:cs="Courier New"/>
-          <w:sz w:val="20"/>
-          <w:szCs w:val="20"/>
-          <w:shd w:val="clear" w:color="auto" w:fill="F1F5F9"/>
-        </w:rPr>
-        <w:t>ui</w:t>
-      </w:r>
-      <w:proofErr w:type="spellEnd"/>
-      <w:r>
-        <w:rPr>
-          <w:rFonts w:ascii="Courier New" w:eastAsia="Courier New" w:hAnsi="Courier New" w:cs="Courier New"/>
-          <w:sz w:val="20"/>
-          <w:szCs w:val="20"/>
-          <w:shd w:val="clear" w:color="auto" w:fill="F1F5F9"/>
-        </w:rPr>
-        <w:t>: completed</w:t>
-      </w:r>
-    </w:p>
-    <w:p>
-      <w:pPr>
-        <w:pStyle w:val="ListParagraph"/>
-        <w:numPr>
-          <w:ilvl w:val="0"/>
-          <w:numId w:val="21"/>
-        </w:numPr>
-        <w:spacing w:before="40" w:after="80"/>
-      </w:pPr>
-      <w:r>
-        <w:rPr>
-          <w:rFonts w:ascii="Courier New" w:eastAsia="Courier New" w:hAnsi="Courier New" w:cs="Courier New"/>
-          <w:sz w:val="20"/>
-          <w:szCs w:val="20"/>
-          <w:shd w:val="clear" w:color="auto" w:fill="F1F5F9"/>
-        </w:rPr>
-        <w:t xml:space="preserve">[result == "Member suspended"]: </w:t>
-      </w:r>
-      <w:proofErr w:type="spellStart"/>
-      <w:r>
-        <w:rPr>
-          <w:rFonts w:ascii="Courier New" w:eastAsia="Courier New" w:hAnsi="Courier New" w:cs="Courier New"/>
-          <w:sz w:val="20"/>
-          <w:szCs w:val="20"/>
-          <w:shd w:val="clear" w:color="auto" w:fill="F1F5F9"/>
-        </w:rPr>
-        <w:t>ui</w:t>
-      </w:r>
-      <w:proofErr w:type="spellEnd"/>
-      <w:r>
-        <w:rPr>
-          <w:rFonts w:ascii="Courier New" w:eastAsia="Courier New" w:hAnsi="Courier New" w:cs="Courier New"/>
-          <w:sz w:val="20"/>
-          <w:szCs w:val="20"/>
-          <w:shd w:val="clear" w:color="auto" w:fill="F1F5F9"/>
-        </w:rPr>
-        <w:t xml:space="preserve"> → </w:t>
-      </w:r>
-      <w:proofErr w:type="spellStart"/>
-      <w:proofErr w:type="gramStart"/>
-      <w:r>
-        <w:rPr>
-          <w:rFonts w:ascii="Courier New" w:eastAsia="Courier New" w:hAnsi="Courier New" w:cs="Courier New"/>
-          <w:sz w:val="20"/>
-          <w:szCs w:val="20"/>
-          <w:shd w:val="clear" w:color="auto" w:fill="F1F5F9"/>
-        </w:rPr>
-        <w:t>ui.display</w:t>
-      </w:r>
-      <w:proofErr w:type="spellEnd"/>
-      <w:proofErr w:type="gramEnd"/>
-      <w:r>
-        <w:rPr>
-          <w:rFonts w:ascii="Courier New" w:eastAsia="Courier New" w:hAnsi="Courier New" w:cs="Courier New"/>
-          <w:sz w:val="20"/>
-          <w:szCs w:val="20"/>
-          <w:shd w:val="clear" w:color="auto" w:fill="F1F5F9"/>
-        </w:rPr>
-        <w:t xml:space="preserve">("Member suspended"); </w:t>
-      </w:r>
-      <w:proofErr w:type="spellStart"/>
-      <w:r>
-        <w:rPr>
-          <w:rFonts w:ascii="Courier New" w:eastAsia="Courier New" w:hAnsi="Courier New" w:cs="Courier New"/>
-          <w:sz w:val="20"/>
-          <w:szCs w:val="20"/>
-          <w:shd w:val="clear" w:color="auto" w:fill="F1F5F9"/>
-        </w:rPr>
-        <w:t>ui</w:t>
-      </w:r>
-      <w:proofErr w:type="spellEnd"/>
-      <w:r>
-        <w:rPr>
-          <w:rFonts w:ascii="Courier New" w:eastAsia="Courier New" w:hAnsi="Courier New" w:cs="Courier New"/>
-          <w:sz w:val="20"/>
-          <w:szCs w:val="20"/>
-          <w:shd w:val="clear" w:color="auto" w:fill="F1F5F9"/>
-        </w:rPr>
-        <w:t xml:space="preserve"> </w:t>
-      </w:r>
-      <w:r>
-        <w:rPr>
-          <w:rFonts w:ascii="Cambria Math" w:eastAsia="Courier New" w:hAnsi="Cambria Math" w:cs="Cambria Math"/>
-          <w:sz w:val="20"/>
-          <w:szCs w:val="20"/>
-          <w:shd w:val="clear" w:color="auto" w:fill="F1F5F9"/>
-        </w:rPr>
-        <w:t>⇢</w:t>
-      </w:r>
-      <w:r>
-        <w:rPr>
-          <w:rFonts w:ascii="Courier New" w:eastAsia="Courier New" w:hAnsi="Courier New" w:cs="Courier New"/>
-          <w:sz w:val="20"/>
-          <w:szCs w:val="20"/>
-          <w:shd w:val="clear" w:color="auto" w:fill="F1F5F9"/>
-        </w:rPr>
-        <w:t xml:space="preserve"> </w:t>
-      </w:r>
-      <w:proofErr w:type="spellStart"/>
-      <w:r>
-        <w:rPr>
-          <w:rFonts w:ascii="Courier New" w:eastAsia="Courier New" w:hAnsi="Courier New" w:cs="Courier New"/>
-          <w:sz w:val="20"/>
-          <w:szCs w:val="20"/>
-          <w:shd w:val="clear" w:color="auto" w:fill="F1F5F9"/>
-        </w:rPr>
-        <w:t>ui</w:t>
-      </w:r>
-      <w:proofErr w:type="spellEnd"/>
-      <w:r>
-        <w:rPr>
-          <w:rFonts w:ascii="Courier New" w:eastAsia="Courier New" w:hAnsi="Courier New" w:cs="Courier New"/>
-          <w:sz w:val="20"/>
-          <w:szCs w:val="20"/>
-          <w:shd w:val="clear" w:color="auto" w:fill="F1F5F9"/>
-        </w:rPr>
-        <w:t>: completed</w:t>
-      </w:r>
-    </w:p>
-    <w:p>
-      <w:pPr>
-        <w:pStyle w:val="ListParagraph"/>
-        <w:numPr>
-          <w:ilvl w:val="0"/>
-          <w:numId w:val="21"/>
-        </w:numPr>
-        <w:spacing w:before="40" w:after="80"/>
-      </w:pPr>
-      <w:r>
-        <w:rPr>
-          <w:rFonts w:ascii="Courier New" w:eastAsia="Courier New" w:hAnsi="Courier New" w:cs="Courier New"/>
-          <w:sz w:val="20"/>
-          <w:szCs w:val="20"/>
-          <w:shd w:val="clear" w:color="auto" w:fill="F1F5F9"/>
-        </w:rPr>
-        <w:t xml:space="preserve">[else]: </w:t>
-      </w:r>
-      <w:proofErr w:type="spellStart"/>
-      <w:r>
-        <w:rPr>
-          <w:rFonts w:ascii="Courier New" w:eastAsia="Courier New" w:hAnsi="Courier New" w:cs="Courier New"/>
-          <w:sz w:val="20"/>
-          <w:szCs w:val="20"/>
-          <w:shd w:val="clear" w:color="auto" w:fill="F1F5F9"/>
-        </w:rPr>
-        <w:t>ui</w:t>
-      </w:r>
-      <w:proofErr w:type="spellEnd"/>
-      <w:r>
-        <w:rPr>
-          <w:rFonts w:ascii="Courier New" w:eastAsia="Courier New" w:hAnsi="Courier New" w:cs="Courier New"/>
-          <w:sz w:val="20"/>
-          <w:szCs w:val="20"/>
-          <w:shd w:val="clear" w:color="auto" w:fill="F1F5F9"/>
-        </w:rPr>
-        <w:t xml:space="preserve"> → </w:t>
-      </w:r>
-      <w:proofErr w:type="spellStart"/>
-      <w:proofErr w:type="gramStart"/>
-      <w:r>
-        <w:rPr>
-          <w:rFonts w:ascii="Courier New" w:eastAsia="Courier New" w:hAnsi="Courier New" w:cs="Courier New"/>
-          <w:sz w:val="20"/>
-          <w:szCs w:val="20"/>
-          <w:shd w:val="clear" w:color="auto" w:fill="F1F5F9"/>
-        </w:rPr>
-        <w:t>ui.display</w:t>
-      </w:r>
-      <w:proofErr w:type="spellEnd"/>
-      <w:proofErr w:type="gramEnd"/>
-      <w:r>
-        <w:rPr>
-          <w:rFonts w:ascii="Courier New" w:eastAsia="Courier New" w:hAnsi="Courier New" w:cs="Courier New"/>
-          <w:sz w:val="20"/>
-          <w:szCs w:val="20"/>
-          <w:shd w:val="clear" w:color="auto" w:fill="F1F5F9"/>
-        </w:rPr>
-        <w:t xml:space="preserve">("Invalid number"); </w:t>
-      </w:r>
-      <w:proofErr w:type="spellStart"/>
-      <w:r>
-        <w:rPr>
-          <w:rFonts w:ascii="Courier New" w:eastAsia="Courier New" w:hAnsi="Courier New" w:cs="Courier New"/>
-          <w:sz w:val="20"/>
-          <w:szCs w:val="20"/>
-          <w:shd w:val="clear" w:color="auto" w:fill="F1F5F9"/>
-        </w:rPr>
-        <w:t>ui</w:t>
-      </w:r>
-      <w:proofErr w:type="spellEnd"/>
-      <w:r>
-        <w:rPr>
-          <w:rFonts w:ascii="Courier New" w:eastAsia="Courier New" w:hAnsi="Courier New" w:cs="Courier New"/>
-          <w:sz w:val="20"/>
-          <w:szCs w:val="20"/>
-          <w:shd w:val="clear" w:color="auto" w:fill="F1F5F9"/>
-        </w:rPr>
-        <w:t xml:space="preserve"> </w:t>
-      </w:r>
-      <w:r>
-        <w:rPr>
-          <w:rFonts w:ascii="Cambria Math" w:eastAsia="Courier New" w:hAnsi="Cambria Math" w:cs="Cambria Math"/>
-          <w:sz w:val="20"/>
-          <w:szCs w:val="20"/>
-          <w:shd w:val="clear" w:color="auto" w:fill="F1F5F9"/>
-        </w:rPr>
-        <w:t>⇢</w:t>
-      </w:r>
-      <w:r>
-        <w:rPr>
-          <w:rFonts w:ascii="Courier New" w:eastAsia="Courier New" w:hAnsi="Courier New" w:cs="Courier New"/>
-          <w:sz w:val="20"/>
-          <w:szCs w:val="20"/>
-          <w:shd w:val="clear" w:color="auto" w:fill="F1F5F9"/>
-        </w:rPr>
-        <w:t xml:space="preserve"> </w:t>
-      </w:r>
-      <w:proofErr w:type="spellStart"/>
-      <w:r>
-        <w:rPr>
-          <w:rFonts w:ascii="Courier New" w:eastAsia="Courier New" w:hAnsi="Courier New" w:cs="Courier New"/>
-          <w:sz w:val="20"/>
-          <w:szCs w:val="20"/>
-          <w:shd w:val="clear" w:color="auto" w:fill="F1F5F9"/>
-        </w:rPr>
-        <w:t>ui</w:t>
-      </w:r>
-      <w:proofErr w:type="spellEnd"/>
-      <w:r>
-        <w:rPr>
-          <w:rFonts w:ascii="Courier New" w:eastAsia="Courier New" w:hAnsi="Courier New" w:cs="Courier New"/>
-          <w:sz w:val="20"/>
-          <w:szCs w:val="20"/>
-          <w:shd w:val="clear" w:color="auto" w:fill="F1F5F9"/>
-        </w:rPr>
-        <w:t>: completed</w:t>
-      </w:r>
-    </w:p>
-    <w:p>
-      <w:pPr>
-        <w:pStyle w:val="ListParagraph"/>
-        <w:numPr>
-          <w:ilvl w:val="0"/>
-          <w:numId w:val="21"/>
-        </w:numPr>
-        <w:spacing w:before="40" w:after="80"/>
-      </w:pPr>
-      <w:proofErr w:type="spellStart"/>
-      <w:r>
-        <w:rPr>
-          <w:rFonts w:ascii="Courier New" w:eastAsia="Courier New" w:hAnsi="Courier New" w:cs="Courier New"/>
-          <w:sz w:val="20"/>
-          <w:szCs w:val="20"/>
-          <w:shd w:val="clear" w:color="auto" w:fill="F1F5F9"/>
-        </w:rPr>
-        <w:t>ui</w:t>
-      </w:r>
-      <w:proofErr w:type="spellEnd"/>
-      <w:r>
-        <w:rPr>
-          <w:rFonts w:ascii="Courier New" w:eastAsia="Courier New" w:hAnsi="Courier New" w:cs="Courier New"/>
-          <w:sz w:val="20"/>
-          <w:szCs w:val="20"/>
-          <w:shd w:val="clear" w:color="auto" w:fill="F1F5F9"/>
-        </w:rPr>
-        <w:t xml:space="preserve"> </w:t>
-      </w:r>
-      <w:r>
-        <w:rPr>
-          <w:rFonts w:ascii="Cambria Math" w:eastAsia="Courier New" w:hAnsi="Cambria Math" w:cs="Cambria Math"/>
-          <w:sz w:val="20"/>
-          <w:szCs w:val="20"/>
-          <w:shd w:val="clear" w:color="auto" w:fill="F1F5F9"/>
-        </w:rPr>
-        <w:t>⇢</w:t>
-      </w:r>
-      <w:r>
-        <w:rPr>
-          <w:rFonts w:ascii="Courier New" w:eastAsia="Courier New" w:hAnsi="Courier New" w:cs="Courier New"/>
-          <w:sz w:val="20"/>
-          <w:szCs w:val="20"/>
-          <w:shd w:val="clear" w:color="auto" w:fill="F1F5F9"/>
-        </w:rPr>
-        <w:t xml:space="preserve"> p: </w:t>
-      </w:r>
-      <w:proofErr w:type="spellStart"/>
-      <w:proofErr w:type="gramStart"/>
-      <w:r>
-        <w:rPr>
-          <w:rFonts w:ascii="Courier New" w:eastAsia="Courier New" w:hAnsi="Courier New" w:cs="Courier New"/>
-          <w:sz w:val="20"/>
-          <w:szCs w:val="20"/>
-          <w:shd w:val="clear" w:color="auto" w:fill="F1F5F9"/>
-        </w:rPr>
-        <w:t>result:String</w:t>
-      </w:r>
-      <w:proofErr w:type="spellEnd"/>
-      <w:proofErr w:type="gramEnd"/>
-    </w:p>
-    <w:p>
-      <w:pPr>
-        <w:pStyle w:val="ListParagraph"/>
-        <w:numPr>
-          <w:ilvl w:val="0"/>
-          <w:numId w:val="21"/>
-        </w:numPr>
-        <w:spacing w:before="40" w:after="80"/>
-      </w:pPr>
-      <w:r>
-        <w:rPr>
-          <w:rFonts w:ascii="Courier New" w:eastAsia="Courier New" w:hAnsi="Courier New" w:cs="Courier New"/>
-          <w:sz w:val="20"/>
-          <w:szCs w:val="20"/>
-          <w:shd w:val="clear" w:color="auto" w:fill="F1F5F9"/>
-        </w:rPr>
-        <w:t>End interaction; persistent objects remain alive. Use X only when a temporary object is actually destroyed.</w:t>
-      </w:r>
-    </w:p>
-    <w:p>
-      <w:pPr>
-        <w:pStyle w:val="ListParagraph"/>
-        <w:numPr>
-          <w:ilvl w:val="0"/>
-          <w:numId w:val="21"/>
-        </w:numPr>
-        <w:spacing w:before="40" w:after="80"/>
-      </w:pPr>
-      <w:r>
-        <w:rPr>
-          <w:rFonts w:ascii="Courier New" w:eastAsia="Courier New" w:hAnsi="Courier New" w:cs="Courier New"/>
-          <w:sz w:val="20"/>
-          <w:szCs w:val="20"/>
-          <w:shd w:val="clear" w:color="auto" w:fill="F1F5F9"/>
-        </w:rPr>
-        <w:t>For a found member, active=true maps to "Validated" and active=false maps to "Member suspended". An absent member maps to "Invalid number". Keep the found/absent alt separate from the three-outcome display alt.</w:t>
+        <w:t>For a found member, active=true maps to "Validated" and active=false maps to "Member suspended". An absent member maps to "Invalid number". The found/absent alt is separate from the three-outcome display alt.</w:t>
       </w:r>
     </w:p>
     <w:p>
@@ -18625,7 +18536,6 @@
           <w:rFonts w:ascii="Calibri" w:eastAsia="Microsoft YaHei" w:hAnsi="Calibri" w:cs="Calibri"/>
           <w:color w:val="111827"/>
         </w:rPr>
-        <w:lastRenderedPageBreak/>
         <w:t xml:space="preserve">B. Use Case: Bill </w:t>
       </w:r>
       <w:proofErr w:type="spellStart"/>
@@ -18998,6 +18908,7 @@
           <w:szCs w:val="20"/>
           <w:shd w:val="clear" w:color="auto" w:fill="F1F5F9"/>
         </w:rPr>
+        <w:lastRenderedPageBreak/>
         <w:t>Combined Fragment alt: [result == "Validated"] encloses the billing steps; [else] skips them. The common final response returns false for invalid or suspended members.</w:t>
       </w:r>
     </w:p>
@@ -20121,7 +20032,6 @@
           <w:szCs w:val="20"/>
           <w:shd w:val="clear" w:color="auto" w:fill="F1F5F9"/>
         </w:rPr>
-        <w:lastRenderedPageBreak/>
         <w:t>ui</w:t>
       </w:r>
       <w:proofErr w:type="spellEnd"/>
@@ -20189,7 +20099,7 @@
           <w:szCs w:val="20"/>
           <w:shd w:val="clear" w:color="auto" w:fill="F1F5F9"/>
         </w:rPr>
-        <w:t>End interaction; persistent objects remain alive. Use X only when a temporary object is actually destroyed.</w:t>
+        <w:t>End interaction; persistent objects remain alive.</w:t>
       </w:r>
     </w:p>
     <w:p>
@@ -20206,6 +20116,7 @@
         <w:rPr>
           <w:noProof/>
         </w:rPr>
+        <w:lastRenderedPageBreak/>
         <w:drawing>
           <wp:inline distT="0" distB="0" distL="0" distR="0" wp14:anchorId="0AE1B7D1" wp14:editId="10557B4F">
             <wp:extent cx="4075981" cy="6164580"/>
@@ -20612,130 +20523,369 @@
           <w:szCs w:val="20"/>
           <w:shd w:val="clear" w:color="auto" w:fill="F1F5F9"/>
         </w:rPr>
+        <w:t>[</w:t>
+      </w:r>
+      <w:proofErr w:type="spellStart"/>
+      <w:proofErr w:type="gramStart"/>
+      <w:r>
+        <w:rPr>
+          <w:rFonts w:ascii="Courier New" w:eastAsia="Courier New" w:hAnsi="Courier New" w:cs="Courier New"/>
+          <w:sz w:val="20"/>
+          <w:szCs w:val="20"/>
+          <w:shd w:val="clear" w:color="auto" w:fill="F1F5F9"/>
+        </w:rPr>
+        <w:t>text.length</w:t>
+      </w:r>
+      <w:proofErr w:type="spellEnd"/>
+      <w:proofErr w:type="gramEnd"/>
+      <w:r>
+        <w:rPr>
+          <w:rFonts w:ascii="Courier New" w:eastAsia="Courier New" w:hAnsi="Courier New" w:cs="Courier New"/>
+          <w:sz w:val="20"/>
+          <w:szCs w:val="20"/>
+          <w:shd w:val="clear" w:color="auto" w:fill="F1F5F9"/>
+        </w:rPr>
+        <w:t xml:space="preserve"> &lt;= 100]: </w:t>
+      </w:r>
+      <w:proofErr w:type="spellStart"/>
+      <w:r>
+        <w:rPr>
+          <w:rFonts w:ascii="Courier New" w:eastAsia="Courier New" w:hAnsi="Courier New" w:cs="Courier New"/>
+          <w:sz w:val="20"/>
+          <w:szCs w:val="20"/>
+          <w:shd w:val="clear" w:color="auto" w:fill="F1F5F9"/>
+        </w:rPr>
+        <w:t>ui</w:t>
+      </w:r>
+      <w:proofErr w:type="spellEnd"/>
+      <w:r>
+        <w:rPr>
+          <w:rFonts w:ascii="Courier New" w:eastAsia="Courier New" w:hAnsi="Courier New" w:cs="Courier New"/>
+          <w:sz w:val="20"/>
+          <w:szCs w:val="20"/>
+          <w:shd w:val="clear" w:color="auto" w:fill="F1F5F9"/>
+        </w:rPr>
+        <w:t xml:space="preserve"> → </w:t>
+      </w:r>
+      <w:proofErr w:type="spellStart"/>
+      <w:proofErr w:type="gramStart"/>
+      <w:r>
+        <w:rPr>
+          <w:rFonts w:ascii="Courier New" w:eastAsia="Courier New" w:hAnsi="Courier New" w:cs="Courier New"/>
+          <w:sz w:val="20"/>
+          <w:szCs w:val="20"/>
+          <w:shd w:val="clear" w:color="auto" w:fill="F1F5F9"/>
+        </w:rPr>
+        <w:t>ui.display</w:t>
+      </w:r>
+      <w:proofErr w:type="spellEnd"/>
+      <w:proofErr w:type="gramEnd"/>
+      <w:r>
+        <w:rPr>
+          <w:rFonts w:ascii="Courier New" w:eastAsia="Courier New" w:hAnsi="Courier New" w:cs="Courier New"/>
+          <w:sz w:val="20"/>
+          <w:szCs w:val="20"/>
+          <w:shd w:val="clear" w:color="auto" w:fill="F1F5F9"/>
+        </w:rPr>
+        <w:t xml:space="preserve">("Comments accepted"); </w:t>
+      </w:r>
+      <w:proofErr w:type="spellStart"/>
+      <w:r>
+        <w:rPr>
+          <w:rFonts w:ascii="Courier New" w:eastAsia="Courier New" w:hAnsi="Courier New" w:cs="Courier New"/>
+          <w:sz w:val="20"/>
+          <w:szCs w:val="20"/>
+          <w:shd w:val="clear" w:color="auto" w:fill="F1F5F9"/>
+        </w:rPr>
+        <w:t>ui</w:t>
+      </w:r>
+      <w:proofErr w:type="spellEnd"/>
+      <w:r>
+        <w:rPr>
+          <w:rFonts w:ascii="Courier New" w:eastAsia="Courier New" w:hAnsi="Courier New" w:cs="Courier New"/>
+          <w:sz w:val="20"/>
+          <w:szCs w:val="20"/>
+          <w:shd w:val="clear" w:color="auto" w:fill="F1F5F9"/>
+        </w:rPr>
+        <w:t xml:space="preserve"> </w:t>
+      </w:r>
+      <w:r>
+        <w:rPr>
+          <w:rFonts w:ascii="Cambria Math" w:eastAsia="Courier New" w:hAnsi="Cambria Math" w:cs="Cambria Math"/>
+          <w:sz w:val="20"/>
+          <w:szCs w:val="20"/>
+          <w:shd w:val="clear" w:color="auto" w:fill="F1F5F9"/>
+        </w:rPr>
+        <w:t>⇢</w:t>
+      </w:r>
+      <w:r>
+        <w:rPr>
+          <w:rFonts w:ascii="Courier New" w:eastAsia="Courier New" w:hAnsi="Courier New" w:cs="Courier New"/>
+          <w:sz w:val="20"/>
+          <w:szCs w:val="20"/>
+          <w:shd w:val="clear" w:color="auto" w:fill="F1F5F9"/>
+        </w:rPr>
+        <w:t xml:space="preserve"> </w:t>
+      </w:r>
+      <w:proofErr w:type="spellStart"/>
+      <w:r>
+        <w:rPr>
+          <w:rFonts w:ascii="Courier New" w:eastAsia="Courier New" w:hAnsi="Courier New" w:cs="Courier New"/>
+          <w:sz w:val="20"/>
+          <w:szCs w:val="20"/>
+          <w:shd w:val="clear" w:color="auto" w:fill="F1F5F9"/>
+        </w:rPr>
+        <w:t>ui</w:t>
+      </w:r>
+      <w:proofErr w:type="spellEnd"/>
+      <w:r>
+        <w:rPr>
+          <w:rFonts w:ascii="Courier New" w:eastAsia="Courier New" w:hAnsi="Courier New" w:cs="Courier New"/>
+          <w:sz w:val="20"/>
+          <w:szCs w:val="20"/>
+          <w:shd w:val="clear" w:color="auto" w:fill="F1F5F9"/>
+        </w:rPr>
+        <w:t>: completed</w:t>
+      </w:r>
+    </w:p>
+    <w:p>
+      <w:pPr>
+        <w:pStyle w:val="ListParagraph"/>
+        <w:numPr>
+          <w:ilvl w:val="0"/>
+          <w:numId w:val="19"/>
+        </w:numPr>
+        <w:spacing w:before="40" w:after="80"/>
+      </w:pPr>
+      <w:r>
+        <w:rPr>
+          <w:rFonts w:ascii="Courier New" w:eastAsia="Courier New" w:hAnsi="Courier New" w:cs="Courier New"/>
+          <w:sz w:val="20"/>
+          <w:szCs w:val="20"/>
+          <w:shd w:val="clear" w:color="auto" w:fill="F1F5F9"/>
+        </w:rPr>
+        <w:t xml:space="preserve">[else]: </w:t>
+      </w:r>
+      <w:proofErr w:type="spellStart"/>
+      <w:r>
+        <w:rPr>
+          <w:rFonts w:ascii="Courier New" w:eastAsia="Courier New" w:hAnsi="Courier New" w:cs="Courier New"/>
+          <w:sz w:val="20"/>
+          <w:szCs w:val="20"/>
+          <w:shd w:val="clear" w:color="auto" w:fill="F1F5F9"/>
+        </w:rPr>
+        <w:t>ui</w:t>
+      </w:r>
+      <w:proofErr w:type="spellEnd"/>
+      <w:r>
+        <w:rPr>
+          <w:rFonts w:ascii="Courier New" w:eastAsia="Courier New" w:hAnsi="Courier New" w:cs="Courier New"/>
+          <w:sz w:val="20"/>
+          <w:szCs w:val="20"/>
+          <w:shd w:val="clear" w:color="auto" w:fill="F1F5F9"/>
+        </w:rPr>
+        <w:t xml:space="preserve"> → </w:t>
+      </w:r>
+      <w:proofErr w:type="spellStart"/>
+      <w:proofErr w:type="gramStart"/>
+      <w:r>
+        <w:rPr>
+          <w:rFonts w:ascii="Courier New" w:eastAsia="Courier New" w:hAnsi="Courier New" w:cs="Courier New"/>
+          <w:sz w:val="20"/>
+          <w:szCs w:val="20"/>
+          <w:shd w:val="clear" w:color="auto" w:fill="F1F5F9"/>
+        </w:rPr>
+        <w:t>ui.display</w:t>
+      </w:r>
+      <w:proofErr w:type="spellEnd"/>
+      <w:proofErr w:type="gramEnd"/>
+      <w:r>
+        <w:rPr>
+          <w:rFonts w:ascii="Courier New" w:eastAsia="Courier New" w:hAnsi="Courier New" w:cs="Courier New"/>
+          <w:sz w:val="20"/>
+          <w:szCs w:val="20"/>
+          <w:shd w:val="clear" w:color="auto" w:fill="F1F5F9"/>
+        </w:rPr>
+        <w:t xml:space="preserve">("Maximum 100 characters"); </w:t>
+      </w:r>
+      <w:proofErr w:type="spellStart"/>
+      <w:r>
+        <w:rPr>
+          <w:rFonts w:ascii="Courier New" w:eastAsia="Courier New" w:hAnsi="Courier New" w:cs="Courier New"/>
+          <w:sz w:val="20"/>
+          <w:szCs w:val="20"/>
+          <w:shd w:val="clear" w:color="auto" w:fill="F1F5F9"/>
+        </w:rPr>
+        <w:t>ui</w:t>
+      </w:r>
+      <w:proofErr w:type="spellEnd"/>
+      <w:r>
+        <w:rPr>
+          <w:rFonts w:ascii="Courier New" w:eastAsia="Courier New" w:hAnsi="Courier New" w:cs="Courier New"/>
+          <w:sz w:val="20"/>
+          <w:szCs w:val="20"/>
+          <w:shd w:val="clear" w:color="auto" w:fill="F1F5F9"/>
+        </w:rPr>
+        <w:t xml:space="preserve"> </w:t>
+      </w:r>
+      <w:r>
+        <w:rPr>
+          <w:rFonts w:ascii="Cambria Math" w:eastAsia="Courier New" w:hAnsi="Cambria Math" w:cs="Cambria Math"/>
+          <w:sz w:val="20"/>
+          <w:szCs w:val="20"/>
+          <w:shd w:val="clear" w:color="auto" w:fill="F1F5F9"/>
+        </w:rPr>
+        <w:t>⇢</w:t>
+      </w:r>
+      <w:r>
+        <w:rPr>
+          <w:rFonts w:ascii="Courier New" w:eastAsia="Courier New" w:hAnsi="Courier New" w:cs="Courier New"/>
+          <w:sz w:val="20"/>
+          <w:szCs w:val="20"/>
+          <w:shd w:val="clear" w:color="auto" w:fill="F1F5F9"/>
+        </w:rPr>
+        <w:t xml:space="preserve"> </w:t>
+      </w:r>
+      <w:proofErr w:type="spellStart"/>
+      <w:r>
+        <w:rPr>
+          <w:rFonts w:ascii="Courier New" w:eastAsia="Courier New" w:hAnsi="Courier New" w:cs="Courier New"/>
+          <w:sz w:val="20"/>
+          <w:szCs w:val="20"/>
+          <w:shd w:val="clear" w:color="auto" w:fill="F1F5F9"/>
+        </w:rPr>
+        <w:t>ui</w:t>
+      </w:r>
+      <w:proofErr w:type="spellEnd"/>
+      <w:r>
+        <w:rPr>
+          <w:rFonts w:ascii="Courier New" w:eastAsia="Courier New" w:hAnsi="Courier New" w:cs="Courier New"/>
+          <w:sz w:val="20"/>
+          <w:szCs w:val="20"/>
+          <w:shd w:val="clear" w:color="auto" w:fill="F1F5F9"/>
+        </w:rPr>
+        <w:t>: completed. Rejected text is not staged; the provider may retry.</w:t>
+      </w:r>
+    </w:p>
+    <w:p>
+      <w:pPr>
+        <w:pStyle w:val="ListParagraph"/>
+        <w:numPr>
+          <w:ilvl w:val="0"/>
+          <w:numId w:val="19"/>
+        </w:numPr>
+        <w:spacing w:before="40" w:after="80"/>
+      </w:pPr>
+      <w:proofErr w:type="spellStart"/>
+      <w:r>
+        <w:rPr>
+          <w:rFonts w:ascii="Courier New" w:eastAsia="Courier New" w:hAnsi="Courier New" w:cs="Courier New"/>
+          <w:sz w:val="20"/>
+          <w:szCs w:val="20"/>
+          <w:shd w:val="clear" w:color="auto" w:fill="F1F5F9"/>
+        </w:rPr>
+        <w:t>ui</w:t>
+      </w:r>
+      <w:proofErr w:type="spellEnd"/>
+      <w:r>
+        <w:rPr>
+          <w:rFonts w:ascii="Courier New" w:eastAsia="Courier New" w:hAnsi="Courier New" w:cs="Courier New"/>
+          <w:sz w:val="20"/>
+          <w:szCs w:val="20"/>
+          <w:shd w:val="clear" w:color="auto" w:fill="F1F5F9"/>
+        </w:rPr>
+        <w:t xml:space="preserve"> </w:t>
+      </w:r>
+      <w:r>
+        <w:rPr>
+          <w:rFonts w:ascii="Cambria Math" w:eastAsia="Courier New" w:hAnsi="Cambria Math" w:cs="Cambria Math"/>
+          <w:sz w:val="20"/>
+          <w:szCs w:val="20"/>
+          <w:shd w:val="clear" w:color="auto" w:fill="F1F5F9"/>
+        </w:rPr>
+        <w:t>⇢</w:t>
+      </w:r>
+      <w:r>
+        <w:rPr>
+          <w:rFonts w:ascii="Courier New" w:eastAsia="Courier New" w:hAnsi="Courier New" w:cs="Courier New"/>
+          <w:sz w:val="20"/>
+          <w:szCs w:val="20"/>
+          <w:shd w:val="clear" w:color="auto" w:fill="F1F5F9"/>
+        </w:rPr>
+        <w:t xml:space="preserve"> p: </w:t>
+      </w:r>
+      <w:proofErr w:type="spellStart"/>
+      <w:proofErr w:type="gramStart"/>
+      <w:r>
+        <w:rPr>
+          <w:rFonts w:ascii="Courier New" w:eastAsia="Courier New" w:hAnsi="Courier New" w:cs="Courier New"/>
+          <w:sz w:val="20"/>
+          <w:szCs w:val="20"/>
+          <w:shd w:val="clear" w:color="auto" w:fill="F1F5F9"/>
+        </w:rPr>
+        <w:t>success:boolean</w:t>
+      </w:r>
+      <w:proofErr w:type="spellEnd"/>
+      <w:proofErr w:type="gramEnd"/>
+    </w:p>
+    <w:p>
+      <w:pPr>
+        <w:pStyle w:val="ListParagraph"/>
+        <w:numPr>
+          <w:ilvl w:val="0"/>
+          <w:numId w:val="19"/>
+        </w:numPr>
+        <w:spacing w:before="40" w:after="80"/>
+      </w:pPr>
+      <w:r>
+        <w:rPr>
+          <w:rFonts w:ascii="Courier New" w:eastAsia="Courier New" w:hAnsi="Courier New" w:cs="Courier New"/>
+          <w:sz w:val="20"/>
+          <w:szCs w:val="20"/>
+          <w:shd w:val="clear" w:color="auto" w:fill="F1F5F9"/>
+        </w:rPr>
         <w:lastRenderedPageBreak/>
-        <w:t>[</w:t>
-      </w:r>
-      <w:proofErr w:type="spellStart"/>
-      <w:proofErr w:type="gramStart"/>
-      <w:r>
-        <w:rPr>
-          <w:rFonts w:ascii="Courier New" w:eastAsia="Courier New" w:hAnsi="Courier New" w:cs="Courier New"/>
-          <w:sz w:val="20"/>
-          <w:szCs w:val="20"/>
-          <w:shd w:val="clear" w:color="auto" w:fill="F1F5F9"/>
-        </w:rPr>
-        <w:t>text.length</w:t>
-      </w:r>
-      <w:proofErr w:type="spellEnd"/>
-      <w:proofErr w:type="gramEnd"/>
-      <w:r>
-        <w:rPr>
-          <w:rFonts w:ascii="Courier New" w:eastAsia="Courier New" w:hAnsi="Courier New" w:cs="Courier New"/>
-          <w:sz w:val="20"/>
-          <w:szCs w:val="20"/>
-          <w:shd w:val="clear" w:color="auto" w:fill="F1F5F9"/>
-        </w:rPr>
-        <w:t xml:space="preserve"> &lt;= 100]: </w:t>
-      </w:r>
-      <w:proofErr w:type="spellStart"/>
-      <w:r>
-        <w:rPr>
-          <w:rFonts w:ascii="Courier New" w:eastAsia="Courier New" w:hAnsi="Courier New" w:cs="Courier New"/>
-          <w:sz w:val="20"/>
-          <w:szCs w:val="20"/>
-          <w:shd w:val="clear" w:color="auto" w:fill="F1F5F9"/>
-        </w:rPr>
-        <w:t>ui</w:t>
-      </w:r>
-      <w:proofErr w:type="spellEnd"/>
-      <w:r>
-        <w:rPr>
-          <w:rFonts w:ascii="Courier New" w:eastAsia="Courier New" w:hAnsi="Courier New" w:cs="Courier New"/>
-          <w:sz w:val="20"/>
-          <w:szCs w:val="20"/>
-          <w:shd w:val="clear" w:color="auto" w:fill="F1F5F9"/>
-        </w:rPr>
-        <w:t xml:space="preserve"> → </w:t>
-      </w:r>
-      <w:proofErr w:type="spellStart"/>
-      <w:proofErr w:type="gramStart"/>
-      <w:r>
-        <w:rPr>
-          <w:rFonts w:ascii="Courier New" w:eastAsia="Courier New" w:hAnsi="Courier New" w:cs="Courier New"/>
-          <w:sz w:val="20"/>
-          <w:szCs w:val="20"/>
-          <w:shd w:val="clear" w:color="auto" w:fill="F1F5F9"/>
-        </w:rPr>
-        <w:t>ui.display</w:t>
-      </w:r>
-      <w:proofErr w:type="spellEnd"/>
-      <w:proofErr w:type="gramEnd"/>
-      <w:r>
-        <w:rPr>
-          <w:rFonts w:ascii="Courier New" w:eastAsia="Courier New" w:hAnsi="Courier New" w:cs="Courier New"/>
-          <w:sz w:val="20"/>
-          <w:szCs w:val="20"/>
-          <w:shd w:val="clear" w:color="auto" w:fill="F1F5F9"/>
-        </w:rPr>
-        <w:t xml:space="preserve">("Comments accepted"); </w:t>
-      </w:r>
-      <w:proofErr w:type="spellStart"/>
-      <w:r>
-        <w:rPr>
-          <w:rFonts w:ascii="Courier New" w:eastAsia="Courier New" w:hAnsi="Courier New" w:cs="Courier New"/>
-          <w:sz w:val="20"/>
-          <w:szCs w:val="20"/>
-          <w:shd w:val="clear" w:color="auto" w:fill="F1F5F9"/>
-        </w:rPr>
-        <w:t>ui</w:t>
-      </w:r>
-      <w:proofErr w:type="spellEnd"/>
-      <w:r>
-        <w:rPr>
-          <w:rFonts w:ascii="Courier New" w:eastAsia="Courier New" w:hAnsi="Courier New" w:cs="Courier New"/>
-          <w:sz w:val="20"/>
-          <w:szCs w:val="20"/>
-          <w:shd w:val="clear" w:color="auto" w:fill="F1F5F9"/>
-        </w:rPr>
-        <w:t xml:space="preserve"> </w:t>
-      </w:r>
-      <w:r>
-        <w:rPr>
-          <w:rFonts w:ascii="Cambria Math" w:eastAsia="Courier New" w:hAnsi="Cambria Math" w:cs="Cambria Math"/>
-          <w:sz w:val="20"/>
-          <w:szCs w:val="20"/>
-          <w:shd w:val="clear" w:color="auto" w:fill="F1F5F9"/>
-        </w:rPr>
-        <w:t>⇢</w:t>
-      </w:r>
-      <w:r>
-        <w:rPr>
-          <w:rFonts w:ascii="Courier New" w:eastAsia="Courier New" w:hAnsi="Courier New" w:cs="Courier New"/>
-          <w:sz w:val="20"/>
-          <w:szCs w:val="20"/>
-          <w:shd w:val="clear" w:color="auto" w:fill="F1F5F9"/>
-        </w:rPr>
-        <w:t xml:space="preserve"> </w:t>
-      </w:r>
-      <w:proofErr w:type="spellStart"/>
-      <w:r>
-        <w:rPr>
-          <w:rFonts w:ascii="Courier New" w:eastAsia="Courier New" w:hAnsi="Courier New" w:cs="Courier New"/>
-          <w:sz w:val="20"/>
-          <w:szCs w:val="20"/>
-          <w:shd w:val="clear" w:color="auto" w:fill="F1F5F9"/>
-        </w:rPr>
-        <w:t>ui</w:t>
-      </w:r>
-      <w:proofErr w:type="spellEnd"/>
-      <w:r>
-        <w:rPr>
-          <w:rFonts w:ascii="Courier New" w:eastAsia="Courier New" w:hAnsi="Courier New" w:cs="Courier New"/>
-          <w:sz w:val="20"/>
-          <w:szCs w:val="20"/>
-          <w:shd w:val="clear" w:color="auto" w:fill="F1F5F9"/>
-        </w:rPr>
-        <w:t>: completed</w:t>
+        <w:t xml:space="preserve">An empty String omits comments. On success, accepted text is stored in </w:t>
+      </w:r>
+      <w:proofErr w:type="spellStart"/>
+      <w:r>
+        <w:rPr>
+          <w:rFonts w:ascii="Courier New" w:eastAsia="Courier New" w:hAnsi="Courier New" w:cs="Courier New"/>
+          <w:sz w:val="20"/>
+          <w:szCs w:val="20"/>
+          <w:shd w:val="clear" w:color="auto" w:fill="F1F5F9"/>
+        </w:rPr>
+        <w:t>ProviderTerminal.pendingComments</w:t>
+      </w:r>
+      <w:proofErr w:type="spellEnd"/>
+      <w:r>
+        <w:rPr>
+          <w:rFonts w:ascii="Courier New" w:eastAsia="Courier New" w:hAnsi="Courier New" w:cs="Courier New"/>
+          <w:sz w:val="20"/>
+          <w:szCs w:val="20"/>
+          <w:shd w:val="clear" w:color="auto" w:fill="F1F5F9"/>
+        </w:rPr>
+        <w:t xml:space="preserve"> for the active bill; rejected input leaves prior accepted text unchanged. The boundary copies accepted comments into the draft before </w:t>
+      </w:r>
+      <w:proofErr w:type="spellStart"/>
+      <w:r>
+        <w:rPr>
+          <w:rFonts w:ascii="Courier New" w:eastAsia="Courier New" w:hAnsi="Courier New" w:cs="Courier New"/>
+          <w:sz w:val="20"/>
+          <w:szCs w:val="20"/>
+          <w:shd w:val="clear" w:color="auto" w:fill="F1F5F9"/>
+        </w:rPr>
+        <w:t>ProviderControl.bill</w:t>
+      </w:r>
+      <w:proofErr w:type="spellEnd"/>
+      <w:r>
+        <w:rPr>
+          <w:rFonts w:ascii="Courier New" w:eastAsia="Courier New" w:hAnsi="Courier New" w:cs="Courier New"/>
+          <w:sz w:val="20"/>
+          <w:szCs w:val="20"/>
+          <w:shd w:val="clear" w:color="auto" w:fill="F1F5F9"/>
+        </w:rPr>
+        <w:t>(record).</w:t>
       </w:r>
     </w:p>
     <w:p>
@@ -20754,246 +20904,7 @@
           <w:szCs w:val="20"/>
           <w:shd w:val="clear" w:color="auto" w:fill="F1F5F9"/>
         </w:rPr>
-        <w:t xml:space="preserve">[else]: </w:t>
-      </w:r>
-      <w:proofErr w:type="spellStart"/>
-      <w:r>
-        <w:rPr>
-          <w:rFonts w:ascii="Courier New" w:eastAsia="Courier New" w:hAnsi="Courier New" w:cs="Courier New"/>
-          <w:sz w:val="20"/>
-          <w:szCs w:val="20"/>
-          <w:shd w:val="clear" w:color="auto" w:fill="F1F5F9"/>
-        </w:rPr>
-        <w:t>ui</w:t>
-      </w:r>
-      <w:proofErr w:type="spellEnd"/>
-      <w:r>
-        <w:rPr>
-          <w:rFonts w:ascii="Courier New" w:eastAsia="Courier New" w:hAnsi="Courier New" w:cs="Courier New"/>
-          <w:sz w:val="20"/>
-          <w:szCs w:val="20"/>
-          <w:shd w:val="clear" w:color="auto" w:fill="F1F5F9"/>
-        </w:rPr>
-        <w:t xml:space="preserve"> → </w:t>
-      </w:r>
-      <w:proofErr w:type="spellStart"/>
-      <w:proofErr w:type="gramStart"/>
-      <w:r>
-        <w:rPr>
-          <w:rFonts w:ascii="Courier New" w:eastAsia="Courier New" w:hAnsi="Courier New" w:cs="Courier New"/>
-          <w:sz w:val="20"/>
-          <w:szCs w:val="20"/>
-          <w:shd w:val="clear" w:color="auto" w:fill="F1F5F9"/>
-        </w:rPr>
-        <w:t>ui.display</w:t>
-      </w:r>
-      <w:proofErr w:type="spellEnd"/>
-      <w:proofErr w:type="gramEnd"/>
-      <w:r>
-        <w:rPr>
-          <w:rFonts w:ascii="Courier New" w:eastAsia="Courier New" w:hAnsi="Courier New" w:cs="Courier New"/>
-          <w:sz w:val="20"/>
-          <w:szCs w:val="20"/>
-          <w:shd w:val="clear" w:color="auto" w:fill="F1F5F9"/>
-        </w:rPr>
-        <w:t xml:space="preserve">("Maximum 100 characters"); </w:t>
-      </w:r>
-      <w:proofErr w:type="spellStart"/>
-      <w:r>
-        <w:rPr>
-          <w:rFonts w:ascii="Courier New" w:eastAsia="Courier New" w:hAnsi="Courier New" w:cs="Courier New"/>
-          <w:sz w:val="20"/>
-          <w:szCs w:val="20"/>
-          <w:shd w:val="clear" w:color="auto" w:fill="F1F5F9"/>
-        </w:rPr>
-        <w:t>ui</w:t>
-      </w:r>
-      <w:proofErr w:type="spellEnd"/>
-      <w:r>
-        <w:rPr>
-          <w:rFonts w:ascii="Courier New" w:eastAsia="Courier New" w:hAnsi="Courier New" w:cs="Courier New"/>
-          <w:sz w:val="20"/>
-          <w:szCs w:val="20"/>
-          <w:shd w:val="clear" w:color="auto" w:fill="F1F5F9"/>
-        </w:rPr>
-        <w:t xml:space="preserve"> </w:t>
-      </w:r>
-      <w:r>
-        <w:rPr>
-          <w:rFonts w:ascii="Cambria Math" w:eastAsia="Courier New" w:hAnsi="Cambria Math" w:cs="Cambria Math"/>
-          <w:sz w:val="20"/>
-          <w:szCs w:val="20"/>
-          <w:shd w:val="clear" w:color="auto" w:fill="F1F5F9"/>
-        </w:rPr>
-        <w:t>⇢</w:t>
-      </w:r>
-      <w:r>
-        <w:rPr>
-          <w:rFonts w:ascii="Courier New" w:eastAsia="Courier New" w:hAnsi="Courier New" w:cs="Courier New"/>
-          <w:sz w:val="20"/>
-          <w:szCs w:val="20"/>
-          <w:shd w:val="clear" w:color="auto" w:fill="F1F5F9"/>
-        </w:rPr>
-        <w:t xml:space="preserve"> </w:t>
-      </w:r>
-      <w:proofErr w:type="spellStart"/>
-      <w:r>
-        <w:rPr>
-          <w:rFonts w:ascii="Courier New" w:eastAsia="Courier New" w:hAnsi="Courier New" w:cs="Courier New"/>
-          <w:sz w:val="20"/>
-          <w:szCs w:val="20"/>
-          <w:shd w:val="clear" w:color="auto" w:fill="F1F5F9"/>
-        </w:rPr>
-        <w:t>ui</w:t>
-      </w:r>
-      <w:proofErr w:type="spellEnd"/>
-      <w:r>
-        <w:rPr>
-          <w:rFonts w:ascii="Courier New" w:eastAsia="Courier New" w:hAnsi="Courier New" w:cs="Courier New"/>
-          <w:sz w:val="20"/>
-          <w:szCs w:val="20"/>
-          <w:shd w:val="clear" w:color="auto" w:fill="F1F5F9"/>
-        </w:rPr>
-        <w:t>: completed. Rejected text is not staged; the provider may retry.</w:t>
-      </w:r>
-    </w:p>
-    <w:p>
-      <w:pPr>
-        <w:pStyle w:val="ListParagraph"/>
-        <w:numPr>
-          <w:ilvl w:val="0"/>
-          <w:numId w:val="19"/>
-        </w:numPr>
-        <w:spacing w:before="40" w:after="80"/>
-      </w:pPr>
-      <w:proofErr w:type="spellStart"/>
-      <w:r>
-        <w:rPr>
-          <w:rFonts w:ascii="Courier New" w:eastAsia="Courier New" w:hAnsi="Courier New" w:cs="Courier New"/>
-          <w:sz w:val="20"/>
-          <w:szCs w:val="20"/>
-          <w:shd w:val="clear" w:color="auto" w:fill="F1F5F9"/>
-        </w:rPr>
-        <w:t>ui</w:t>
-      </w:r>
-      <w:proofErr w:type="spellEnd"/>
-      <w:r>
-        <w:rPr>
-          <w:rFonts w:ascii="Courier New" w:eastAsia="Courier New" w:hAnsi="Courier New" w:cs="Courier New"/>
-          <w:sz w:val="20"/>
-          <w:szCs w:val="20"/>
-          <w:shd w:val="clear" w:color="auto" w:fill="F1F5F9"/>
-        </w:rPr>
-        <w:t xml:space="preserve"> </w:t>
-      </w:r>
-      <w:r>
-        <w:rPr>
-          <w:rFonts w:ascii="Cambria Math" w:eastAsia="Courier New" w:hAnsi="Cambria Math" w:cs="Cambria Math"/>
-          <w:sz w:val="20"/>
-          <w:szCs w:val="20"/>
-          <w:shd w:val="clear" w:color="auto" w:fill="F1F5F9"/>
-        </w:rPr>
-        <w:t>⇢</w:t>
-      </w:r>
-      <w:r>
-        <w:rPr>
-          <w:rFonts w:ascii="Courier New" w:eastAsia="Courier New" w:hAnsi="Courier New" w:cs="Courier New"/>
-          <w:sz w:val="20"/>
-          <w:szCs w:val="20"/>
-          <w:shd w:val="clear" w:color="auto" w:fill="F1F5F9"/>
-        </w:rPr>
-        <w:t xml:space="preserve"> p: </w:t>
-      </w:r>
-      <w:proofErr w:type="spellStart"/>
-      <w:proofErr w:type="gramStart"/>
-      <w:r>
-        <w:rPr>
-          <w:rFonts w:ascii="Courier New" w:eastAsia="Courier New" w:hAnsi="Courier New" w:cs="Courier New"/>
-          <w:sz w:val="20"/>
-          <w:szCs w:val="20"/>
-          <w:shd w:val="clear" w:color="auto" w:fill="F1F5F9"/>
-        </w:rPr>
-        <w:t>success:boolean</w:t>
-      </w:r>
-      <w:proofErr w:type="spellEnd"/>
-      <w:proofErr w:type="gramEnd"/>
-    </w:p>
-    <w:p>
-      <w:pPr>
-        <w:pStyle w:val="ListParagraph"/>
-        <w:numPr>
-          <w:ilvl w:val="0"/>
-          <w:numId w:val="19"/>
-        </w:numPr>
-        <w:spacing w:before="40" w:after="80"/>
-      </w:pPr>
-      <w:r>
-        <w:rPr>
-          <w:rFonts w:ascii="Courier New" w:eastAsia="Courier New" w:hAnsi="Courier New" w:cs="Courier New"/>
-          <w:sz w:val="20"/>
-          <w:szCs w:val="20"/>
-          <w:shd w:val="clear" w:color="auto" w:fill="F1F5F9"/>
-        </w:rPr>
-        <w:t xml:space="preserve">An empty String omits comments. On success, accepted text is stored in </w:t>
-      </w:r>
-      <w:proofErr w:type="spellStart"/>
-      <w:r>
-        <w:rPr>
-          <w:rFonts w:ascii="Courier New" w:eastAsia="Courier New" w:hAnsi="Courier New" w:cs="Courier New"/>
-          <w:sz w:val="20"/>
-          <w:szCs w:val="20"/>
-          <w:shd w:val="clear" w:color="auto" w:fill="F1F5F9"/>
-        </w:rPr>
-        <w:t>ProviderTerminal.pendingComments</w:t>
-      </w:r>
-      <w:proofErr w:type="spellEnd"/>
-      <w:r>
-        <w:rPr>
-          <w:rFonts w:ascii="Courier New" w:eastAsia="Courier New" w:hAnsi="Courier New" w:cs="Courier New"/>
-          <w:sz w:val="20"/>
-          <w:szCs w:val="20"/>
-          <w:shd w:val="clear" w:color="auto" w:fill="F1F5F9"/>
-        </w:rPr>
-        <w:t xml:space="preserve"> for the active bill; rejected input leaves prior accepted text unchanged. The boundary copies accepted comments into the draft before </w:t>
-      </w:r>
-      <w:proofErr w:type="spellStart"/>
-      <w:r>
-        <w:rPr>
-          <w:rFonts w:ascii="Courier New" w:eastAsia="Courier New" w:hAnsi="Courier New" w:cs="Courier New"/>
-          <w:sz w:val="20"/>
-          <w:szCs w:val="20"/>
-          <w:shd w:val="clear" w:color="auto" w:fill="F1F5F9"/>
-        </w:rPr>
-        <w:t>ProviderControl.bill</w:t>
-      </w:r>
-      <w:proofErr w:type="spellEnd"/>
-      <w:r>
-        <w:rPr>
-          <w:rFonts w:ascii="Courier New" w:eastAsia="Courier New" w:hAnsi="Courier New" w:cs="Courier New"/>
-          <w:sz w:val="20"/>
-          <w:szCs w:val="20"/>
-          <w:shd w:val="clear" w:color="auto" w:fill="F1F5F9"/>
-        </w:rPr>
-        <w:t>(record).</w:t>
-      </w:r>
-    </w:p>
-    <w:p>
-      <w:pPr>
-        <w:pStyle w:val="ListParagraph"/>
-        <w:numPr>
-          <w:ilvl w:val="0"/>
-          <w:numId w:val="19"/>
-        </w:numPr>
-        <w:spacing w:before="40" w:after="80"/>
-      </w:pPr>
-      <w:r>
-        <w:rPr>
-          <w:rFonts w:ascii="Courier New" w:eastAsia="Courier New" w:hAnsi="Courier New" w:cs="Courier New"/>
-          <w:sz w:val="20"/>
-          <w:szCs w:val="20"/>
-          <w:shd w:val="clear" w:color="auto" w:fill="F1F5F9"/>
-        </w:rPr>
-        <w:t>End interaction; persistent objects remain alive. Use X only when a temporary object is actually destroyed.</w:t>
+        <w:t>End interaction; persistent objects remain alive.</w:t>
       </w:r>
     </w:p>
     <w:p>
@@ -21753,8 +21664,7 @@
           <w:szCs w:val="20"/>
           <w:shd w:val="clear" w:color="auto" w:fill="F1F5F9"/>
         </w:rPr>
-        <w:lastRenderedPageBreak/>
-        <w:t>End interaction; persistent objects remain alive. Use X only when a temporary object is actually destroyed.</w:t>
+        <w:t>End interaction; persistent objects remain alive.</w:t>
       </w:r>
     </w:p>
     <w:p>
@@ -21766,6 +21676,7 @@
         <w:rPr>
           <w:noProof/>
         </w:rPr>
+        <w:lastRenderedPageBreak/>
         <w:drawing>
           <wp:inline distT="0" distB="0" distL="0" distR="0" wp14:anchorId="3CC8E7D3" wp14:editId="02725EB3">
             <wp:extent cx="3742690" cy="3606746"/>
@@ -22568,28 +22479,37 @@
           <w:szCs w:val="20"/>
           <w:shd w:val="clear" w:color="auto" w:fill="F1F5F9"/>
         </w:rPr>
+        <w:t xml:space="preserve">Use simulated keyboard input and confirmation to collect action and required demographic fields. The controller handles add, update, and delete internally, rejects invalid identities/data or cancelled input, </w:t>
+      </w:r>
+      <w:r>
+        <w:rPr>
+          <w:rFonts w:ascii="Courier New" w:eastAsia="Courier New" w:hAnsi="Courier New" w:cs="Courier New"/>
+          <w:sz w:val="20"/>
+          <w:szCs w:val="20"/>
+          <w:shd w:val="clear" w:color="auto" w:fill="F1F5F9"/>
+        </w:rPr>
         <w:lastRenderedPageBreak/>
-        <w:t xml:space="preserve">Use simulated keyboard input and confirmation to collect action and required demographic fields. The controller handles add, update, and delete internally, rejects invalid identities/data or cancelled input, and persists accepted changes. Never send a </w:t>
-      </w:r>
-      <w:proofErr w:type="gramStart"/>
-      <w:r>
-        <w:rPr>
-          <w:rFonts w:ascii="Courier New" w:eastAsia="Courier New" w:hAnsi="Courier New" w:cs="Courier New"/>
-          <w:sz w:val="20"/>
-          <w:szCs w:val="20"/>
-          <w:shd w:val="clear" w:color="auto" w:fill="F1F5F9"/>
-        </w:rPr>
-        <w:t>destroy</w:t>
-      </w:r>
-      <w:proofErr w:type="gramEnd"/>
-      <w:r>
-        <w:rPr>
-          <w:rFonts w:ascii="Courier New" w:eastAsia="Courier New" w:hAnsi="Courier New" w:cs="Courier New"/>
-          <w:sz w:val="20"/>
-          <w:szCs w:val="20"/>
-          <w:shd w:val="clear" w:color="auto" w:fill="F1F5F9"/>
-        </w:rPr>
-        <w:t xml:space="preserve"> message to an undeclared method.</w:t>
+        <w:t xml:space="preserve">and persists accepted changes.</w:t>
+      </w:r>
+      <w:proofErr w:type="gramStart"/>
+      <w:r>
+        <w:rPr>
+          <w:rFonts w:ascii="Courier New" w:eastAsia="Courier New" w:hAnsi="Courier New" w:cs="Courier New"/>
+          <w:sz w:val="20"/>
+          <w:szCs w:val="20"/>
+          <w:shd w:val="clear" w:color="auto" w:fill="F1F5F9"/>
+        </w:rPr>
+        <w:t/>
+      </w:r>
+      <w:proofErr w:type="gramEnd"/>
+      <w:r>
+        <w:rPr>
+          <w:rFonts w:ascii="Courier New" w:eastAsia="Courier New" w:hAnsi="Courier New" w:cs="Courier New"/>
+          <w:sz w:val="20"/>
+          <w:szCs w:val="20"/>
+          <w:shd w:val="clear" w:color="auto" w:fill="F1F5F9"/>
+        </w:rPr>
+        <w:t xml:space="preserve"/>
       </w:r>
     </w:p>
     <w:p>
@@ -22608,7 +22528,7 @@
           <w:szCs w:val="20"/>
           <w:shd w:val="clear" w:color="auto" w:fill="F1F5F9"/>
         </w:rPr>
-        <w:t>End interaction; persistent objects remain alive. Use X only when a temporary object is actually destroyed.</w:t>
+        <w:t>End interaction; persistent objects remain alive.</w:t>
       </w:r>
     </w:p>
     <w:p>
@@ -22627,7 +22547,7 @@
           <w:szCs w:val="20"/>
           <w:shd w:val="clear" w:color="auto" w:fill="F1F5F9"/>
         </w:rPr>
-        <w:t>Draw one controller dispatch for add/update/delete, followed by a saved/failed alt for the displayed result. A rejected action or failed persistence returns false without a successful persistent change.</w:t>
+        <w:t>One controller dispatch handles add/update/delete, followed by a saved/failed alt for the displayed result. A rejected action or failed persistence returns false without a successful persistent change.</w:t>
       </w:r>
     </w:p>
     <w:p>
@@ -23348,8 +23268,95 @@
           <w:szCs w:val="20"/>
           <w:shd w:val="clear" w:color="auto" w:fill="F1F5F9"/>
         </w:rPr>
+        <w:t>End fragment.</w:t>
+      </w:r>
+    </w:p>
+    <w:p>
+      <w:pPr>
+        <w:pStyle w:val="ListParagraph"/>
+        <w:numPr>
+          <w:ilvl w:val="0"/>
+          <w:numId w:val="16"/>
+        </w:numPr>
+        <w:spacing w:before="40" w:after="80"/>
+      </w:pPr>
+      <w:proofErr w:type="spellStart"/>
+      <w:r>
+        <w:rPr>
+          <w:rFonts w:ascii="Courier New" w:eastAsia="Courier New" w:hAnsi="Courier New" w:cs="Courier New"/>
+          <w:sz w:val="20"/>
+          <w:szCs w:val="20"/>
+          <w:shd w:val="clear" w:color="auto" w:fill="F1F5F9"/>
+        </w:rPr>
+        <w:t>ui</w:t>
+      </w:r>
+      <w:proofErr w:type="spellEnd"/>
+      <w:r>
+        <w:rPr>
+          <w:rFonts w:ascii="Courier New" w:eastAsia="Courier New" w:hAnsi="Courier New" w:cs="Courier New"/>
+          <w:sz w:val="20"/>
+          <w:szCs w:val="20"/>
+          <w:shd w:val="clear" w:color="auto" w:fill="F1F5F9"/>
+        </w:rPr>
+        <w:t xml:space="preserve"> </w:t>
+      </w:r>
+      <w:r>
+        <w:rPr>
+          <w:rFonts w:ascii="Cambria Math" w:eastAsia="Courier New" w:hAnsi="Cambria Math" w:cs="Cambria Math"/>
+          <w:sz w:val="20"/>
+          <w:szCs w:val="20"/>
+          <w:shd w:val="clear" w:color="auto" w:fill="F1F5F9"/>
+        </w:rPr>
+        <w:t>⇢</w:t>
+      </w:r>
+      <w:r>
+        <w:rPr>
+          <w:rFonts w:ascii="Courier New" w:eastAsia="Courier New" w:hAnsi="Courier New" w:cs="Courier New"/>
+          <w:sz w:val="20"/>
+          <w:szCs w:val="20"/>
+          <w:shd w:val="clear" w:color="auto" w:fill="F1F5F9"/>
+        </w:rPr>
+        <w:t xml:space="preserve"> op: success</w:t>
+      </w:r>
+    </w:p>
+    <w:p>
+      <w:pPr>
+        <w:pStyle w:val="ListParagraph"/>
+        <w:numPr>
+          <w:ilvl w:val="0"/>
+          <w:numId w:val="16"/>
+        </w:numPr>
+        <w:spacing w:before="40" w:after="80"/>
+      </w:pPr>
+      <w:r>
+        <w:rPr>
+          <w:rFonts w:ascii="Courier New" w:eastAsia="Courier New" w:hAnsi="Courier New" w:cs="Courier New"/>
+          <w:sz w:val="20"/>
+          <w:szCs w:val="20"/>
+          <w:shd w:val="clear" w:color="auto" w:fill="F1F5F9"/>
+        </w:rPr>
         <w:lastRenderedPageBreak/>
-        <w:t>End fragment.</w:t>
+        <w:t xml:space="preserve">Use simulated keyboard input and confirmation to collect action and required demographic fields. The controller handles add, update, and delete internally, rejects invalid identities/data or cancelled input, and persists accepted changes.</w:t>
+      </w:r>
+      <w:proofErr w:type="gramStart"/>
+      <w:r>
+        <w:rPr>
+          <w:rFonts w:ascii="Courier New" w:eastAsia="Courier New" w:hAnsi="Courier New" w:cs="Courier New"/>
+          <w:sz w:val="20"/>
+          <w:szCs w:val="20"/>
+          <w:shd w:val="clear" w:color="auto" w:fill="F1F5F9"/>
+        </w:rPr>
+        <w:t/>
+      </w:r>
+      <w:proofErr w:type="gramEnd"/>
+      <w:r>
+        <w:rPr>
+          <w:rFonts w:ascii="Courier New" w:eastAsia="Courier New" w:hAnsi="Courier New" w:cs="Courier New"/>
+          <w:sz w:val="20"/>
+          <w:szCs w:val="20"/>
+          <w:shd w:val="clear" w:color="auto" w:fill="F1F5F9"/>
+        </w:rPr>
+        <w:t xml:space="preserve"/>
       </w:r>
     </w:p>
     <w:p>
@@ -23361,43 +23368,14 @@
         </w:numPr>
         <w:spacing w:before="40" w:after="80"/>
       </w:pPr>
-      <w:proofErr w:type="spellStart"/>
-      <w:r>
-        <w:rPr>
-          <w:rFonts w:ascii="Courier New" w:eastAsia="Courier New" w:hAnsi="Courier New" w:cs="Courier New"/>
-          <w:sz w:val="20"/>
-          <w:szCs w:val="20"/>
-          <w:shd w:val="clear" w:color="auto" w:fill="F1F5F9"/>
-        </w:rPr>
-        <w:t>ui</w:t>
-      </w:r>
-      <w:proofErr w:type="spellEnd"/>
-      <w:r>
-        <w:rPr>
-          <w:rFonts w:ascii="Courier New" w:eastAsia="Courier New" w:hAnsi="Courier New" w:cs="Courier New"/>
-          <w:sz w:val="20"/>
-          <w:szCs w:val="20"/>
-          <w:shd w:val="clear" w:color="auto" w:fill="F1F5F9"/>
-        </w:rPr>
-        <w:t xml:space="preserve"> </w:t>
-      </w:r>
-      <w:r>
-        <w:rPr>
-          <w:rFonts w:ascii="Cambria Math" w:eastAsia="Courier New" w:hAnsi="Cambria Math" w:cs="Cambria Math"/>
-          <w:sz w:val="20"/>
-          <w:szCs w:val="20"/>
-          <w:shd w:val="clear" w:color="auto" w:fill="F1F5F9"/>
-        </w:rPr>
-        <w:t>⇢</w:t>
-      </w:r>
-      <w:r>
-        <w:rPr>
-          <w:rFonts w:ascii="Courier New" w:eastAsia="Courier New" w:hAnsi="Courier New" w:cs="Courier New"/>
-          <w:sz w:val="20"/>
-          <w:szCs w:val="20"/>
-          <w:shd w:val="clear" w:color="auto" w:fill="F1F5F9"/>
-        </w:rPr>
-        <w:t xml:space="preserve"> op: success</w:t>
+      <w:r>
+        <w:rPr>
+          <w:rFonts w:ascii="Courier New" w:eastAsia="Courier New" w:hAnsi="Courier New" w:cs="Courier New"/>
+          <w:sz w:val="20"/>
+          <w:szCs w:val="20"/>
+          <w:shd w:val="clear" w:color="auto" w:fill="F1F5F9"/>
+        </w:rPr>
+        <w:t>End interaction; persistent objects remain alive.</w:t>
       </w:r>
     </w:p>
     <w:p>
@@ -23416,65 +23394,7 @@
           <w:szCs w:val="20"/>
           <w:shd w:val="clear" w:color="auto" w:fill="F1F5F9"/>
         </w:rPr>
-        <w:t xml:space="preserve">Use simulated keyboard input and confirmation to collect action and required demographic fields. The controller handles add, update, and delete internally, rejects invalid identities/data or cancelled input, and persists accepted changes. Never send a </w:t>
-      </w:r>
-      <w:proofErr w:type="gramStart"/>
-      <w:r>
-        <w:rPr>
-          <w:rFonts w:ascii="Courier New" w:eastAsia="Courier New" w:hAnsi="Courier New" w:cs="Courier New"/>
-          <w:sz w:val="20"/>
-          <w:szCs w:val="20"/>
-          <w:shd w:val="clear" w:color="auto" w:fill="F1F5F9"/>
-        </w:rPr>
-        <w:t>destroy</w:t>
-      </w:r>
-      <w:proofErr w:type="gramEnd"/>
-      <w:r>
-        <w:rPr>
-          <w:rFonts w:ascii="Courier New" w:eastAsia="Courier New" w:hAnsi="Courier New" w:cs="Courier New"/>
-          <w:sz w:val="20"/>
-          <w:szCs w:val="20"/>
-          <w:shd w:val="clear" w:color="auto" w:fill="F1F5F9"/>
-        </w:rPr>
-        <w:t xml:space="preserve"> message to an undeclared method.</w:t>
-      </w:r>
-    </w:p>
-    <w:p>
-      <w:pPr>
-        <w:pStyle w:val="ListParagraph"/>
-        <w:numPr>
-          <w:ilvl w:val="0"/>
-          <w:numId w:val="16"/>
-        </w:numPr>
-        <w:spacing w:before="40" w:after="80"/>
-      </w:pPr>
-      <w:r>
-        <w:rPr>
-          <w:rFonts w:ascii="Courier New" w:eastAsia="Courier New" w:hAnsi="Courier New" w:cs="Courier New"/>
-          <w:sz w:val="20"/>
-          <w:szCs w:val="20"/>
-          <w:shd w:val="clear" w:color="auto" w:fill="F1F5F9"/>
-        </w:rPr>
-        <w:t>End interaction; persistent objects remain alive. Use X only when a temporary object is actually destroyed.</w:t>
-      </w:r>
-    </w:p>
-    <w:p>
-      <w:pPr>
-        <w:pStyle w:val="ListParagraph"/>
-        <w:numPr>
-          <w:ilvl w:val="0"/>
-          <w:numId w:val="16"/>
-        </w:numPr>
-        <w:spacing w:before="40" w:after="80"/>
-      </w:pPr>
-      <w:r>
-        <w:rPr>
-          <w:rFonts w:ascii="Courier New" w:eastAsia="Courier New" w:hAnsi="Courier New" w:cs="Courier New"/>
-          <w:sz w:val="20"/>
-          <w:szCs w:val="20"/>
-          <w:shd w:val="clear" w:color="auto" w:fill="F1F5F9"/>
-        </w:rPr>
-        <w:t>Draw one controller dispatch for add/update/delete, followed by a saved/failed alt for the displayed result. A rejected action or failed persistence returns false without a successful persistent change.</w:t>
+        <w:t>One controller dispatch handles add/update/delete, followed by a saved/failed alt for the displayed result. A rejected action or failed persistence returns false without a successful persistent change.</w:t>
       </w:r>
     </w:p>
     <w:p>
@@ -23989,7 +23909,215 @@
           <w:szCs w:val="20"/>
           <w:shd w:val="clear" w:color="auto" w:fill="F1F5F9"/>
         </w:rPr>
+        <w:t>Alternative operand:</w:t>
+      </w:r>
+    </w:p>
+    <w:p>
+      <w:pPr>
+        <w:pStyle w:val="ListParagraph"/>
+        <w:numPr>
+          <w:ilvl w:val="0"/>
+          <w:numId w:val="15"/>
+        </w:numPr>
+        <w:spacing w:before="40" w:after="80"/>
+      </w:pPr>
+      <w:r>
+        <w:rPr>
+          <w:rFonts w:ascii="Courier New" w:eastAsia="Courier New" w:hAnsi="Courier New" w:cs="Courier New"/>
+          <w:sz w:val="20"/>
+          <w:szCs w:val="20"/>
+          <w:shd w:val="clear" w:color="auto" w:fill="F1F5F9"/>
+        </w:rPr>
+        <w:t>[else]</w:t>
+      </w:r>
+    </w:p>
+    <w:p>
+      <w:pPr>
+        <w:pStyle w:val="ListParagraph"/>
+        <w:numPr>
+          <w:ilvl w:val="0"/>
+          <w:numId w:val="15"/>
+        </w:numPr>
+        <w:spacing w:before="40" w:after="80"/>
+      </w:pPr>
+      <w:r>
+        <w:rPr>
+          <w:rFonts w:ascii="Courier New" w:eastAsia="Courier New" w:hAnsi="Courier New" w:cs="Courier New"/>
+          <w:sz w:val="20"/>
+          <w:szCs w:val="20"/>
+          <w:shd w:val="clear" w:color="auto" w:fill="F1F5F9"/>
+        </w:rPr>
         <w:lastRenderedPageBreak/>
+        <w:t>End fragment.</w:t>
+      </w:r>
+    </w:p>
+    <w:p>
+      <w:pPr>
+        <w:pStyle w:val="ListParagraph"/>
+        <w:numPr>
+          <w:ilvl w:val="0"/>
+          <w:numId w:val="15"/>
+        </w:numPr>
+        <w:spacing w:before="40" w:after="80"/>
+      </w:pPr>
+      <w:r>
+        <w:rPr>
+          <w:rFonts w:ascii="Courier New" w:eastAsia="Courier New" w:hAnsi="Courier New" w:cs="Courier New"/>
+          <w:sz w:val="20"/>
+          <w:szCs w:val="20"/>
+          <w:shd w:val="clear" w:color="auto" w:fill="F1F5F9"/>
+        </w:rPr>
+        <w:t>End fragment.</w:t>
+      </w:r>
+    </w:p>
+    <w:p>
+      <w:pPr>
+        <w:pStyle w:val="ListParagraph"/>
+        <w:numPr>
+          <w:ilvl w:val="0"/>
+          <w:numId w:val="15"/>
+        </w:numPr>
+        <w:spacing w:before="40" w:after="80"/>
+      </w:pPr>
+      <w:r>
+        <w:rPr>
+          <w:rFonts w:ascii="Courier New" w:eastAsia="Courier New" w:hAnsi="Courier New" w:cs="Courier New"/>
+          <w:sz w:val="20"/>
+          <w:szCs w:val="20"/>
+          <w:shd w:val="clear" w:color="auto" w:fill="F1F5F9"/>
+        </w:rPr>
+        <w:t xml:space="preserve">ctrl </w:t>
+      </w:r>
+      <w:r>
+        <w:rPr>
+          <w:rFonts w:ascii="Cambria Math" w:eastAsia="Courier New" w:hAnsi="Cambria Math" w:cs="Cambria Math"/>
+          <w:sz w:val="20"/>
+          <w:szCs w:val="20"/>
+          <w:shd w:val="clear" w:color="auto" w:fill="F1F5F9"/>
+        </w:rPr>
+        <w:t>⇢</w:t>
+      </w:r>
+      <w:r>
+        <w:rPr>
+          <w:rFonts w:ascii="Courier New" w:eastAsia="Courier New" w:hAnsi="Courier New" w:cs="Courier New"/>
+          <w:sz w:val="20"/>
+          <w:szCs w:val="20"/>
+          <w:shd w:val="clear" w:color="auto" w:fill="F1F5F9"/>
+        </w:rPr>
+        <w:t xml:space="preserve"> acme: success</w:t>
+      </w:r>
+    </w:p>
+    <w:p>
+      <w:pPr>
+        <w:pStyle w:val="ListParagraph"/>
+        <w:numPr>
+          <w:ilvl w:val="0"/>
+          <w:numId w:val="15"/>
+        </w:numPr>
+        <w:spacing w:before="40" w:after="80"/>
+      </w:pPr>
+      <w:r>
+        <w:rPr>
+          <w:rFonts w:ascii="Courier New" w:eastAsia="Courier New" w:hAnsi="Courier New" w:cs="Courier New"/>
+          <w:sz w:val="20"/>
+          <w:szCs w:val="20"/>
+          <w:shd w:val="clear" w:color="auto" w:fill="F1F5F9"/>
+        </w:rPr>
+        <w:t>Combined Fragment alt:</w:t>
+      </w:r>
+    </w:p>
+    <w:p>
+      <w:pPr>
+        <w:pStyle w:val="ListParagraph"/>
+        <w:numPr>
+          <w:ilvl w:val="0"/>
+          <w:numId w:val="15"/>
+        </w:numPr>
+        <w:spacing w:before="40" w:after="80"/>
+      </w:pPr>
+      <w:r>
+        <w:rPr>
+          <w:rFonts w:ascii="Courier New" w:eastAsia="Courier New" w:hAnsi="Courier New" w:cs="Courier New"/>
+          <w:sz w:val="20"/>
+          <w:szCs w:val="20"/>
+          <w:shd w:val="clear" w:color="auto" w:fill="F1F5F9"/>
+        </w:rPr>
+        <w:t>[success]</w:t>
+      </w:r>
+    </w:p>
+    <w:p>
+      <w:pPr>
+        <w:pStyle w:val="ListParagraph"/>
+        <w:numPr>
+          <w:ilvl w:val="0"/>
+          <w:numId w:val="15"/>
+        </w:numPr>
+        <w:spacing w:before="40" w:after="80"/>
+      </w:pPr>
+      <w:r>
+        <w:rPr>
+          <w:rFonts w:ascii="Courier New" w:eastAsia="Courier New" w:hAnsi="Courier New" w:cs="Courier New"/>
+          <w:sz w:val="20"/>
+          <w:szCs w:val="20"/>
+          <w:shd w:val="clear" w:color="auto" w:fill="F1F5F9"/>
+        </w:rPr>
+        <w:t xml:space="preserve">acme </w:t>
+      </w:r>
+      <w:r>
+        <w:rPr>
+          <w:rFonts w:ascii="Cambria Math" w:eastAsia="Courier New" w:hAnsi="Cambria Math" w:cs="Cambria Math"/>
+          <w:sz w:val="20"/>
+          <w:szCs w:val="20"/>
+          <w:shd w:val="clear" w:color="auto" w:fill="F1F5F9"/>
+        </w:rPr>
+        <w:t>⇢</w:t>
+      </w:r>
+      <w:r>
+        <w:rPr>
+          <w:rFonts w:ascii="Courier New" w:eastAsia="Courier New" w:hAnsi="Courier New" w:cs="Courier New"/>
+          <w:sz w:val="20"/>
+          <w:szCs w:val="20"/>
+          <w:shd w:val="clear" w:color="auto" w:fill="F1F5F9"/>
+        </w:rPr>
+        <w:t xml:space="preserve"> </w:t>
+      </w:r>
+      <w:proofErr w:type="spellStart"/>
+      <w:r>
+        <w:rPr>
+          <w:rFonts w:ascii="Courier New" w:eastAsia="Courier New" w:hAnsi="Courier New" w:cs="Courier New"/>
+          <w:sz w:val="20"/>
+          <w:szCs w:val="20"/>
+          <w:shd w:val="clear" w:color="auto" w:fill="F1F5F9"/>
+        </w:rPr>
+        <w:t>acmeActor</w:t>
+      </w:r>
+      <w:proofErr w:type="spellEnd"/>
+      <w:r>
+        <w:rPr>
+          <w:rFonts w:ascii="Courier New" w:eastAsia="Courier New" w:hAnsi="Courier New" w:cs="Courier New"/>
+          <w:sz w:val="20"/>
+          <w:szCs w:val="20"/>
+          <w:shd w:val="clear" w:color="auto" w:fill="F1F5F9"/>
+        </w:rPr>
+        <w:t>: true</w:t>
+      </w:r>
+    </w:p>
+    <w:p>
+      <w:pPr>
+        <w:pStyle w:val="ListParagraph"/>
+        <w:numPr>
+          <w:ilvl w:val="0"/>
+          <w:numId w:val="15"/>
+        </w:numPr>
+        <w:spacing w:before="40" w:after="80"/>
+      </w:pPr>
+      <w:r>
+        <w:rPr>
+          <w:rFonts w:ascii="Courier New" w:eastAsia="Courier New" w:hAnsi="Courier New" w:cs="Courier New"/>
+          <w:sz w:val="20"/>
+          <w:szCs w:val="20"/>
+          <w:shd w:val="clear" w:color="auto" w:fill="F1F5F9"/>
+        </w:rPr>
         <w:t>Alternative operand:</w:t>
       </w:r>
     </w:p>
@@ -24028,6 +24156,63 @@
           <w:szCs w:val="20"/>
           <w:shd w:val="clear" w:color="auto" w:fill="F1F5F9"/>
         </w:rPr>
+        <w:t xml:space="preserve">acme </w:t>
+      </w:r>
+      <w:r>
+        <w:rPr>
+          <w:rFonts w:ascii="Cambria Math" w:eastAsia="Courier New" w:hAnsi="Cambria Math" w:cs="Cambria Math"/>
+          <w:sz w:val="20"/>
+          <w:szCs w:val="20"/>
+          <w:shd w:val="clear" w:color="auto" w:fill="F1F5F9"/>
+        </w:rPr>
+        <w:t>⇢</w:t>
+      </w:r>
+      <w:r>
+        <w:rPr>
+          <w:rFonts w:ascii="Courier New" w:eastAsia="Courier New" w:hAnsi="Courier New" w:cs="Courier New"/>
+          <w:sz w:val="20"/>
+          <w:szCs w:val="20"/>
+          <w:shd w:val="clear" w:color="auto" w:fill="F1F5F9"/>
+        </w:rPr>
+        <w:t xml:space="preserve"> </w:t>
+      </w:r>
+      <w:proofErr w:type="spellStart"/>
+      <w:r>
+        <w:rPr>
+          <w:rFonts w:ascii="Courier New" w:eastAsia="Courier New" w:hAnsi="Courier New" w:cs="Courier New"/>
+          <w:sz w:val="20"/>
+          <w:szCs w:val="20"/>
+          <w:shd w:val="clear" w:color="auto" w:fill="F1F5F9"/>
+        </w:rPr>
+        <w:t>acmeActor</w:t>
+      </w:r>
+      <w:proofErr w:type="spellEnd"/>
+      <w:r>
+        <w:rPr>
+          <w:rFonts w:ascii="Courier New" w:eastAsia="Courier New" w:hAnsi="Courier New" w:cs="Courier New"/>
+          <w:sz w:val="20"/>
+          <w:szCs w:val="20"/>
+          <w:shd w:val="clear" w:color="auto" w:fill="F1F5F9"/>
+        </w:rPr>
+        <w:t>: false</w:t>
+      </w:r>
+    </w:p>
+    <w:p>
+      <w:pPr>
+        <w:pStyle w:val="ListParagraph"/>
+        <w:numPr>
+          <w:ilvl w:val="0"/>
+          <w:numId w:val="15"/>
+        </w:numPr>
+        <w:spacing w:before="40" w:after="80"/>
+      </w:pPr>
+      <w:r>
+        <w:rPr>
+          <w:rFonts w:ascii="Courier New" w:eastAsia="Courier New" w:hAnsi="Courier New" w:cs="Courier New"/>
+          <w:sz w:val="20"/>
+          <w:szCs w:val="20"/>
+          <w:shd w:val="clear" w:color="auto" w:fill="F1F5F9"/>
+        </w:rPr>
         <w:t>End fragment.</w:t>
       </w:r>
     </w:p>
@@ -24047,7 +24232,47 @@
           <w:szCs w:val="20"/>
           <w:shd w:val="clear" w:color="auto" w:fill="F1F5F9"/>
         </w:rPr>
-        <w:t>End fragment.</w:t>
+        <w:t xml:space="preserve">Acme owns payment and delinquency decisions; </w:t>
+      </w:r>
+      <w:proofErr w:type="spellStart"/>
+      <w:r>
+        <w:rPr>
+          <w:rFonts w:ascii="Courier New" w:eastAsia="Courier New" w:hAnsi="Courier New" w:cs="Courier New"/>
+          <w:sz w:val="20"/>
+          <w:szCs w:val="20"/>
+          <w:shd w:val="clear" w:color="auto" w:fill="F1F5F9"/>
+        </w:rPr>
+        <w:t>ChocAn</w:t>
+      </w:r>
+      <w:proofErr w:type="spellEnd"/>
+      <w:r>
+        <w:rPr>
+          <w:rFonts w:ascii="Courier New" w:eastAsia="Courier New" w:hAnsi="Courier New" w:cs="Courier New"/>
+          <w:sz w:val="20"/>
+          <w:szCs w:val="20"/>
+          <w:shd w:val="clear" w:color="auto" w:fill="F1F5F9"/>
+        </w:rPr>
+        <w:t xml:space="preserve"> applies supplied statuses through simulated input, not real network implementation. At 9 PM, valid supplied updates </w:t>
+      </w:r>
+      <w:proofErr w:type="gramStart"/>
+      <w:r>
+        <w:rPr>
+          <w:rFonts w:ascii="Courier New" w:eastAsia="Courier New" w:hAnsi="Courier New" w:cs="Courier New"/>
+          <w:sz w:val="20"/>
+          <w:szCs w:val="20"/>
+          <w:shd w:val="clear" w:color="auto" w:fill="F1F5F9"/>
+        </w:rPr>
+        <w:t>are persisted</w:t>
+      </w:r>
+      <w:proofErr w:type="gramEnd"/>
+      <w:r>
+        <w:rPr>
+          <w:rFonts w:ascii="Courier New" w:eastAsia="Courier New" w:hAnsi="Courier New" w:cs="Courier New"/>
+          <w:sz w:val="20"/>
+          <w:szCs w:val="20"/>
+          <w:shd w:val="clear" w:color="auto" w:fill="F1F5F9"/>
+        </w:rPr>
+        <w:t>; invalid updates are skipped and any invalid update or failed persistence makes aggregate success false.</w:t>
       </w:r>
     </w:p>
     <w:p>
@@ -24066,312 +24291,7 @@
           <w:szCs w:val="20"/>
           <w:shd w:val="clear" w:color="auto" w:fill="F1F5F9"/>
         </w:rPr>
-        <w:t xml:space="preserve">ctrl </w:t>
-      </w:r>
-      <w:r>
-        <w:rPr>
-          <w:rFonts w:ascii="Cambria Math" w:eastAsia="Courier New" w:hAnsi="Cambria Math" w:cs="Cambria Math"/>
-          <w:sz w:val="20"/>
-          <w:szCs w:val="20"/>
-          <w:shd w:val="clear" w:color="auto" w:fill="F1F5F9"/>
-        </w:rPr>
-        <w:t>⇢</w:t>
-      </w:r>
-      <w:r>
-        <w:rPr>
-          <w:rFonts w:ascii="Courier New" w:eastAsia="Courier New" w:hAnsi="Courier New" w:cs="Courier New"/>
-          <w:sz w:val="20"/>
-          <w:szCs w:val="20"/>
-          <w:shd w:val="clear" w:color="auto" w:fill="F1F5F9"/>
-        </w:rPr>
-        <w:t xml:space="preserve"> acme: success</w:t>
-      </w:r>
-    </w:p>
-    <w:p>
-      <w:pPr>
-        <w:pStyle w:val="ListParagraph"/>
-        <w:numPr>
-          <w:ilvl w:val="0"/>
-          <w:numId w:val="15"/>
-        </w:numPr>
-        <w:spacing w:before="40" w:after="80"/>
-      </w:pPr>
-      <w:r>
-        <w:rPr>
-          <w:rFonts w:ascii="Courier New" w:eastAsia="Courier New" w:hAnsi="Courier New" w:cs="Courier New"/>
-          <w:sz w:val="20"/>
-          <w:szCs w:val="20"/>
-          <w:shd w:val="clear" w:color="auto" w:fill="F1F5F9"/>
-        </w:rPr>
-        <w:t>Combined Fragment alt:</w:t>
-      </w:r>
-    </w:p>
-    <w:p>
-      <w:pPr>
-        <w:pStyle w:val="ListParagraph"/>
-        <w:numPr>
-          <w:ilvl w:val="0"/>
-          <w:numId w:val="15"/>
-        </w:numPr>
-        <w:spacing w:before="40" w:after="80"/>
-      </w:pPr>
-      <w:r>
-        <w:rPr>
-          <w:rFonts w:ascii="Courier New" w:eastAsia="Courier New" w:hAnsi="Courier New" w:cs="Courier New"/>
-          <w:sz w:val="20"/>
-          <w:szCs w:val="20"/>
-          <w:shd w:val="clear" w:color="auto" w:fill="F1F5F9"/>
-        </w:rPr>
-        <w:t>[success]</w:t>
-      </w:r>
-    </w:p>
-    <w:p>
-      <w:pPr>
-        <w:pStyle w:val="ListParagraph"/>
-        <w:numPr>
-          <w:ilvl w:val="0"/>
-          <w:numId w:val="15"/>
-        </w:numPr>
-        <w:spacing w:before="40" w:after="80"/>
-      </w:pPr>
-      <w:r>
-        <w:rPr>
-          <w:rFonts w:ascii="Courier New" w:eastAsia="Courier New" w:hAnsi="Courier New" w:cs="Courier New"/>
-          <w:sz w:val="20"/>
-          <w:szCs w:val="20"/>
-          <w:shd w:val="clear" w:color="auto" w:fill="F1F5F9"/>
-        </w:rPr>
-        <w:t xml:space="preserve">acme </w:t>
-      </w:r>
-      <w:r>
-        <w:rPr>
-          <w:rFonts w:ascii="Cambria Math" w:eastAsia="Courier New" w:hAnsi="Cambria Math" w:cs="Cambria Math"/>
-          <w:sz w:val="20"/>
-          <w:szCs w:val="20"/>
-          <w:shd w:val="clear" w:color="auto" w:fill="F1F5F9"/>
-        </w:rPr>
-        <w:t>⇢</w:t>
-      </w:r>
-      <w:r>
-        <w:rPr>
-          <w:rFonts w:ascii="Courier New" w:eastAsia="Courier New" w:hAnsi="Courier New" w:cs="Courier New"/>
-          <w:sz w:val="20"/>
-          <w:szCs w:val="20"/>
-          <w:shd w:val="clear" w:color="auto" w:fill="F1F5F9"/>
-        </w:rPr>
-        <w:t xml:space="preserve"> </w:t>
-      </w:r>
-      <w:proofErr w:type="spellStart"/>
-      <w:r>
-        <w:rPr>
-          <w:rFonts w:ascii="Courier New" w:eastAsia="Courier New" w:hAnsi="Courier New" w:cs="Courier New"/>
-          <w:sz w:val="20"/>
-          <w:szCs w:val="20"/>
-          <w:shd w:val="clear" w:color="auto" w:fill="F1F5F9"/>
-        </w:rPr>
-        <w:t>acmeActor</w:t>
-      </w:r>
-      <w:proofErr w:type="spellEnd"/>
-      <w:r>
-        <w:rPr>
-          <w:rFonts w:ascii="Courier New" w:eastAsia="Courier New" w:hAnsi="Courier New" w:cs="Courier New"/>
-          <w:sz w:val="20"/>
-          <w:szCs w:val="20"/>
-          <w:shd w:val="clear" w:color="auto" w:fill="F1F5F9"/>
-        </w:rPr>
-        <w:t>: true</w:t>
-      </w:r>
-    </w:p>
-    <w:p>
-      <w:pPr>
-        <w:pStyle w:val="ListParagraph"/>
-        <w:numPr>
-          <w:ilvl w:val="0"/>
-          <w:numId w:val="15"/>
-        </w:numPr>
-        <w:spacing w:before="40" w:after="80"/>
-      </w:pPr>
-      <w:r>
-        <w:rPr>
-          <w:rFonts w:ascii="Courier New" w:eastAsia="Courier New" w:hAnsi="Courier New" w:cs="Courier New"/>
-          <w:sz w:val="20"/>
-          <w:szCs w:val="20"/>
-          <w:shd w:val="clear" w:color="auto" w:fill="F1F5F9"/>
-        </w:rPr>
-        <w:t>Alternative operand:</w:t>
-      </w:r>
-    </w:p>
-    <w:p>
-      <w:pPr>
-        <w:pStyle w:val="ListParagraph"/>
-        <w:numPr>
-          <w:ilvl w:val="0"/>
-          <w:numId w:val="15"/>
-        </w:numPr>
-        <w:spacing w:before="40" w:after="80"/>
-      </w:pPr>
-      <w:r>
-        <w:rPr>
-          <w:rFonts w:ascii="Courier New" w:eastAsia="Courier New" w:hAnsi="Courier New" w:cs="Courier New"/>
-          <w:sz w:val="20"/>
-          <w:szCs w:val="20"/>
-          <w:shd w:val="clear" w:color="auto" w:fill="F1F5F9"/>
-        </w:rPr>
-        <w:t>[else]</w:t>
-      </w:r>
-    </w:p>
-    <w:p>
-      <w:pPr>
-        <w:pStyle w:val="ListParagraph"/>
-        <w:numPr>
-          <w:ilvl w:val="0"/>
-          <w:numId w:val="15"/>
-        </w:numPr>
-        <w:spacing w:before="40" w:after="80"/>
-      </w:pPr>
-      <w:r>
-        <w:rPr>
-          <w:rFonts w:ascii="Courier New" w:eastAsia="Courier New" w:hAnsi="Courier New" w:cs="Courier New"/>
-          <w:sz w:val="20"/>
-          <w:szCs w:val="20"/>
-          <w:shd w:val="clear" w:color="auto" w:fill="F1F5F9"/>
-        </w:rPr>
-        <w:t xml:space="preserve">acme </w:t>
-      </w:r>
-      <w:r>
-        <w:rPr>
-          <w:rFonts w:ascii="Cambria Math" w:eastAsia="Courier New" w:hAnsi="Cambria Math" w:cs="Cambria Math"/>
-          <w:sz w:val="20"/>
-          <w:szCs w:val="20"/>
-          <w:shd w:val="clear" w:color="auto" w:fill="F1F5F9"/>
-        </w:rPr>
-        <w:t>⇢</w:t>
-      </w:r>
-      <w:r>
-        <w:rPr>
-          <w:rFonts w:ascii="Courier New" w:eastAsia="Courier New" w:hAnsi="Courier New" w:cs="Courier New"/>
-          <w:sz w:val="20"/>
-          <w:szCs w:val="20"/>
-          <w:shd w:val="clear" w:color="auto" w:fill="F1F5F9"/>
-        </w:rPr>
-        <w:t xml:space="preserve"> </w:t>
-      </w:r>
-      <w:proofErr w:type="spellStart"/>
-      <w:r>
-        <w:rPr>
-          <w:rFonts w:ascii="Courier New" w:eastAsia="Courier New" w:hAnsi="Courier New" w:cs="Courier New"/>
-          <w:sz w:val="20"/>
-          <w:szCs w:val="20"/>
-          <w:shd w:val="clear" w:color="auto" w:fill="F1F5F9"/>
-        </w:rPr>
-        <w:t>acmeActor</w:t>
-      </w:r>
-      <w:proofErr w:type="spellEnd"/>
-      <w:r>
-        <w:rPr>
-          <w:rFonts w:ascii="Courier New" w:eastAsia="Courier New" w:hAnsi="Courier New" w:cs="Courier New"/>
-          <w:sz w:val="20"/>
-          <w:szCs w:val="20"/>
-          <w:shd w:val="clear" w:color="auto" w:fill="F1F5F9"/>
-        </w:rPr>
-        <w:t>: false</w:t>
-      </w:r>
-    </w:p>
-    <w:p>
-      <w:pPr>
-        <w:pStyle w:val="ListParagraph"/>
-        <w:numPr>
-          <w:ilvl w:val="0"/>
-          <w:numId w:val="15"/>
-        </w:numPr>
-        <w:spacing w:before="40" w:after="80"/>
-      </w:pPr>
-      <w:r>
-        <w:rPr>
-          <w:rFonts w:ascii="Courier New" w:eastAsia="Courier New" w:hAnsi="Courier New" w:cs="Courier New"/>
-          <w:sz w:val="20"/>
-          <w:szCs w:val="20"/>
-          <w:shd w:val="clear" w:color="auto" w:fill="F1F5F9"/>
-        </w:rPr>
-        <w:t>End fragment.</w:t>
-      </w:r>
-    </w:p>
-    <w:p>
-      <w:pPr>
-        <w:pStyle w:val="ListParagraph"/>
-        <w:numPr>
-          <w:ilvl w:val="0"/>
-          <w:numId w:val="15"/>
-        </w:numPr>
-        <w:spacing w:before="40" w:after="80"/>
-      </w:pPr>
-      <w:r>
-        <w:rPr>
-          <w:rFonts w:ascii="Courier New" w:eastAsia="Courier New" w:hAnsi="Courier New" w:cs="Courier New"/>
-          <w:sz w:val="20"/>
-          <w:szCs w:val="20"/>
-          <w:shd w:val="clear" w:color="auto" w:fill="F1F5F9"/>
-        </w:rPr>
-        <w:t xml:space="preserve">Acme owns payment and delinquency decisions; </w:t>
-      </w:r>
-      <w:proofErr w:type="spellStart"/>
-      <w:r>
-        <w:rPr>
-          <w:rFonts w:ascii="Courier New" w:eastAsia="Courier New" w:hAnsi="Courier New" w:cs="Courier New"/>
-          <w:sz w:val="20"/>
-          <w:szCs w:val="20"/>
-          <w:shd w:val="clear" w:color="auto" w:fill="F1F5F9"/>
-        </w:rPr>
-        <w:t>ChocAn</w:t>
-      </w:r>
-      <w:proofErr w:type="spellEnd"/>
-      <w:r>
-        <w:rPr>
-          <w:rFonts w:ascii="Courier New" w:eastAsia="Courier New" w:hAnsi="Courier New" w:cs="Courier New"/>
-          <w:sz w:val="20"/>
-          <w:szCs w:val="20"/>
-          <w:shd w:val="clear" w:color="auto" w:fill="F1F5F9"/>
-        </w:rPr>
-        <w:t xml:space="preserve"> applies supplied statuses through simulated input, not real network implementation. At 9 PM, valid supplied updates </w:t>
-      </w:r>
-      <w:proofErr w:type="gramStart"/>
-      <w:r>
-        <w:rPr>
-          <w:rFonts w:ascii="Courier New" w:eastAsia="Courier New" w:hAnsi="Courier New" w:cs="Courier New"/>
-          <w:sz w:val="20"/>
-          <w:szCs w:val="20"/>
-          <w:shd w:val="clear" w:color="auto" w:fill="F1F5F9"/>
-        </w:rPr>
-        <w:t>are persisted</w:t>
-      </w:r>
-      <w:proofErr w:type="gramEnd"/>
-      <w:r>
-        <w:rPr>
-          <w:rFonts w:ascii="Courier New" w:eastAsia="Courier New" w:hAnsi="Courier New" w:cs="Courier New"/>
-          <w:sz w:val="20"/>
-          <w:szCs w:val="20"/>
-          <w:shd w:val="clear" w:color="auto" w:fill="F1F5F9"/>
-        </w:rPr>
-        <w:t>; invalid updates are skipped and any invalid update or failed persistence makes aggregate success false.</w:t>
-      </w:r>
-    </w:p>
-    <w:p>
-      <w:pPr>
-        <w:pStyle w:val="ListParagraph"/>
-        <w:numPr>
-          <w:ilvl w:val="0"/>
-          <w:numId w:val="15"/>
-        </w:numPr>
-        <w:spacing w:before="40" w:after="80"/>
-      </w:pPr>
-      <w:r>
-        <w:rPr>
-          <w:rFonts w:ascii="Courier New" w:eastAsia="Courier New" w:hAnsi="Courier New" w:cs="Courier New"/>
-          <w:sz w:val="20"/>
-          <w:szCs w:val="20"/>
-          <w:shd w:val="clear" w:color="auto" w:fill="F1F5F9"/>
-        </w:rPr>
-        <w:t>End interaction; persistent objects remain alive. Use X only when a temporary object is actually destroyed.</w:t>
+        <w:t>End interaction; persistent objects remain alive.</w:t>
       </w:r>
     </w:p>
     <w:p>
@@ -24456,7 +24376,6 @@
           <w:rFonts w:ascii="Calibri" w:eastAsia="Microsoft YaHei" w:hAnsi="Calibri" w:cs="Calibri"/>
           <w:color w:val="111827"/>
         </w:rPr>
-        <w:lastRenderedPageBreak/>
         <w:t>2.4 Batch Accounting &amp; Reporting Sequence Diagrams</w:t>
       </w:r>
     </w:p>
@@ -24470,6 +24389,7 @@
           <w:rFonts w:ascii="Calibri" w:eastAsia="Microsoft YaHei" w:hAnsi="Calibri" w:cs="Calibri"/>
           <w:color w:val="111827"/>
         </w:rPr>
+        <w:lastRenderedPageBreak/>
         <w:t>A. Use Case: Run Weekly Accounting Procedure</w:t>
       </w:r>
     </w:p>
@@ -24483,7 +24403,7 @@
           <w:i/>
           <w:iCs/>
         </w:rPr>
-        <w:t>(Rubric Compliance: Triggered by Timer; invokes the existing public report generators directly.)</w:t>
+        <w:t>(Triggered by Timer; invokes the existing public report generators directly.)</w:t>
       </w:r>
     </w:p>
     <w:p>
@@ -25375,7 +25295,7 @@
           <w:szCs w:val="20"/>
           <w:shd w:val="clear" w:color="auto" w:fill="F1F5F9"/>
         </w:rPr>
-        <w:t>End interaction; persistent objects remain alive. Use X only when a temporary object is actually destroyed.</w:t>
+        <w:t>End interaction; persistent objects remain alive.</w:t>
       </w:r>
     </w:p>
     <w:p>
@@ -26451,7 +26371,7 @@
           <w:szCs w:val="20"/>
           <w:shd w:val="clear" w:color="auto" w:fill="F1F5F9"/>
         </w:rPr>
-        <w:t>End interaction; persistent objects remain alive. Use X only when a temporary object is actually destroyed.</w:t>
+        <w:t>End interaction; persistent objects remain alive.</w:t>
       </w:r>
     </w:p>
     <w:p>
@@ -27531,7 +27451,7 @@
           <w:szCs w:val="20"/>
           <w:shd w:val="clear" w:color="auto" w:fill="F1F5F9"/>
         </w:rPr>
-        <w:t>End interaction; persistent objects remain alive. Use X only when a temporary object is actually destroyed.</w:t>
+        <w:t>End interaction; persistent objects remain alive.</w:t>
       </w:r>
     </w:p>
     <w:p>
@@ -28460,7 +28380,7 @@
           <w:szCs w:val="20"/>
           <w:shd w:val="clear" w:color="auto" w:fill="F1F5F9"/>
         </w:rPr>
-        <w:t>End interaction; persistent objects remain alive. Use X only when a temporary object is actually destroyed.</w:t>
+        <w:t>End interaction; persistent objects remain alive.</w:t>
       </w:r>
     </w:p>
     <w:p>
@@ -29256,7 +29176,7 @@
           <w:szCs w:val="20"/>
           <w:shd w:val="clear" w:color="auto" w:fill="F1F5F9"/>
         </w:rPr>
-        <w:t>End interaction; persistent objects remain alive. Use X only when a temporary object is actually destroyed.</w:t>
+        <w:t>End interaction; persistent objects remain alive.</w:t>
       </w:r>
     </w:p>
     <w:p>
@@ -30370,7 +30290,7 @@
         <w:rPr>
           <w:rFonts w:ascii="Calibri" w:eastAsia="Microsoft YaHei" w:hAnsi="Calibri" w:cs="Calibri"/>
         </w:rPr>
-        <w:t xml:space="preserve"> follow this clarification and match the sequence diagrams.</w:t>
+        <w:t xml:space="preserve"> match the sequence diagrams.</w:t>
       </w:r>
     </w:p>
     <w:p>
@@ -33203,6 +33123,12 @@
   </w:num>
   <w:num w:numId="23" w16cid:durableId="618994260">
     <w:abstractNumId w:val="9"/>
+  </w:num>
+  <w:num w:numId="24" w16cid:durableId="1350719876">
+    <w:abstractNumId w:val="20"/>
+    <w:lvlOverride w:ilvl="0">
+      <w:startOverride w:val="1"/>
+    </w:lvlOverride>
   </w:num>
 </w:numbering>
 </file>
